--- a/MalwarePEDetection/TechnicalReports/NovelMethodsToDetectMalwares.draft11.docx
+++ b/MalwarePEDetection/TechnicalReports/NovelMethodsToDetectMalwares.draft11.docx
@@ -9549,7 +9549,9 @@
         </w:rPr>
         <w:t>Dataset Description</w:t>
       </w:r>
+      <w:bookmarkStart w:id="15" w:name="_GoBack"/>
       <w:bookmarkEnd w:id="14"/>
+      <w:bookmarkEnd w:id="15"/>
     </w:p>
     <w:p>
       <w:pPr>
@@ -9574,7 +9576,7 @@
         <w:rPr>
           <w:rFonts w:ascii="Times" w:hAnsi="Times" w:cs="MinionW08-Regular"/>
           <w:b/>
-          <w:color w:val="000000" w:themeColor="text1"/>
+          <w:color w:val="00B050"/>
           <w:sz w:val="22"/>
           <w:szCs w:val="22"/>
         </w:rPr>
@@ -9583,7 +9585,8 @@
       <w:r>
         <w:rPr>
           <w:rFonts w:ascii="Times" w:hAnsi="Times" w:cs="MinionW08-Regular"/>
-          <w:color w:val="000000" w:themeColor="text1"/>
+          <w:b/>
+          <w:color w:val="00B050"/>
           <w:sz w:val="22"/>
           <w:szCs w:val="22"/>
         </w:rPr>
@@ -9592,7 +9595,8 @@
       <w:r>
         <w:rPr>
           <w:rFonts w:ascii="Times" w:hAnsi="Times" w:cs="MinionW08-Regular"/>
-          <w:color w:val="000000" w:themeColor="text1"/>
+          <w:b/>
+          <w:color w:val="00B050"/>
           <w:sz w:val="22"/>
           <w:szCs w:val="22"/>
         </w:rPr>
@@ -9601,7 +9605,8 @@
       <w:r>
         <w:rPr>
           <w:rFonts w:ascii="Times" w:hAnsi="Times" w:cs="MinionW08-Regular"/>
-          <w:color w:val="000000" w:themeColor="text1"/>
+          <w:b/>
+          <w:color w:val="00B050"/>
           <w:sz w:val="22"/>
           <w:szCs w:val="22"/>
         </w:rPr>
@@ -9702,7 +9707,8 @@
       <w:r>
         <w:rPr>
           <w:rFonts w:ascii="Times" w:hAnsi="Times" w:cs="MinionW08-Regular"/>
-          <w:color w:val="000000" w:themeColor="text1"/>
+          <w:b/>
+          <w:color w:val="00B050"/>
           <w:sz w:val="22"/>
           <w:szCs w:val="22"/>
         </w:rPr>
@@ -9712,7 +9718,7 @@
         <w:rPr>
           <w:rFonts w:ascii="Times" w:hAnsi="Times" w:cs="MinionW08-Regular"/>
           <w:b/>
-          <w:color w:val="000000" w:themeColor="text1"/>
+          <w:color w:val="00B050"/>
           <w:sz w:val="22"/>
           <w:szCs w:val="22"/>
         </w:rPr>
@@ -9722,7 +9728,7 @@
         <w:rPr>
           <w:rFonts w:ascii="Times" w:hAnsi="Times" w:cs="MinionW08-Regular" w:hint="eastAsia"/>
           <w:b/>
-          <w:color w:val="000000" w:themeColor="text1"/>
+          <w:color w:val="00B050"/>
           <w:sz w:val="22"/>
           <w:szCs w:val="22"/>
         </w:rPr>
@@ -9731,11 +9737,21 @@
       <w:r>
         <w:rPr>
           <w:rFonts w:ascii="Times" w:hAnsi="Times" w:cs="MinionW08-Regular"/>
-          <w:color w:val="000000" w:themeColor="text1"/>
-          <w:sz w:val="22"/>
-          <w:szCs w:val="22"/>
-        </w:rPr>
-        <w:t>benign files from the W</w:t>
+          <w:b/>
+          <w:color w:val="00B050"/>
+          <w:sz w:val="22"/>
+          <w:szCs w:val="22"/>
+        </w:rPr>
+        <w:t>benign files</w:t>
+      </w:r>
+      <w:r>
+        <w:rPr>
+          <w:rFonts w:ascii="Times" w:hAnsi="Times" w:cs="MinionW08-Regular"/>
+          <w:color w:val="000000" w:themeColor="text1"/>
+          <w:sz w:val="22"/>
+          <w:szCs w:val="22"/>
+        </w:rPr>
+        <w:t xml:space="preserve"> from the W</w:t>
       </w:r>
       <w:r>
         <w:rPr>
@@ -9769,7 +9785,7 @@
           <w:szCs w:val="22"/>
         </w:rPr>
       </w:pPr>
-      <w:bookmarkStart w:id="15" w:name="_Toc491276030"/>
+      <w:bookmarkStart w:id="16" w:name="_Toc491276030"/>
       <w:r>
         <w:rPr>
           <w:rFonts w:ascii="Times" w:hAnsi="Times"/>
@@ -9827,7 +9843,7 @@
         </w:rPr>
         <w:t xml:space="preserve"> Diversity of Malware Dataset</w:t>
       </w:r>
-      <w:bookmarkEnd w:id="15"/>
+      <w:bookmarkEnd w:id="16"/>
     </w:p>
     <w:p>
       <w:pPr>
@@ -10043,7 +10059,7 @@
           <w:szCs w:val="22"/>
         </w:rPr>
       </w:pPr>
-      <w:bookmarkStart w:id="16" w:name="_Toc491281644"/>
+      <w:bookmarkStart w:id="17" w:name="_Toc491281644"/>
       <w:r>
         <w:rPr>
           <w:rFonts w:ascii="Times" w:hAnsi="Times"/>
@@ -10089,7 +10105,7 @@
         </w:rPr>
         <w:t>Extraction</w:t>
       </w:r>
-      <w:bookmarkEnd w:id="16"/>
+      <w:bookmarkEnd w:id="17"/>
     </w:p>
     <w:p>
       <w:pPr>
@@ -10221,7 +10237,7 @@
           <w:szCs w:val="22"/>
         </w:rPr>
       </w:pPr>
-      <w:bookmarkStart w:id="17" w:name="_Toc491276031"/>
+      <w:bookmarkStart w:id="18" w:name="_Toc491276031"/>
       <w:r>
         <w:rPr>
           <w:rFonts w:ascii="Times" w:hAnsi="Times"/>
@@ -10287,7 +10303,7 @@
         </w:rPr>
         <w:t>malware samples</w:t>
       </w:r>
-      <w:bookmarkEnd w:id="17"/>
+      <w:bookmarkEnd w:id="18"/>
     </w:p>
     <w:tbl>
       <w:tblPr>
@@ -11295,8 +11311,8 @@
                 <w:szCs w:val="22"/>
               </w:rPr>
             </w:pPr>
-            <w:bookmarkStart w:id="18" w:name="OLE_LINK1"/>
-            <w:bookmarkStart w:id="19" w:name="OLE_LINK2"/>
+            <w:bookmarkStart w:id="19" w:name="OLE_LINK1"/>
+            <w:bookmarkStart w:id="20" w:name="OLE_LINK2"/>
             <w:r>
               <w:rPr>
                 <w:rFonts w:ascii="Times" w:eastAsia="Times New Roman" w:hAnsi="Times" w:cs="Times New Roman"/>
@@ -11326,8 +11342,8 @@
               </w:rPr>
               <w:t xml:space="preserve"> Data</w:t>
             </w:r>
-            <w:bookmarkEnd w:id="18"/>
             <w:bookmarkEnd w:id="19"/>
+            <w:bookmarkEnd w:id="20"/>
           </w:p>
         </w:tc>
         <w:tc>
@@ -12943,7 +12959,7 @@
           <w:szCs w:val="22"/>
         </w:rPr>
       </w:pPr>
-      <w:bookmarkStart w:id="20" w:name="_Toc491276032"/>
+      <w:bookmarkStart w:id="21" w:name="_Toc491276032"/>
       <w:r>
         <w:rPr>
           <w:rFonts w:ascii="Times" w:hAnsi="Times"/>
@@ -13001,7 +13017,7 @@
         </w:rPr>
         <w:t xml:space="preserve"> Lists of API function calls into groups</w:t>
       </w:r>
-      <w:bookmarkEnd w:id="20"/>
+      <w:bookmarkEnd w:id="21"/>
     </w:p>
     <w:tbl>
       <w:tblPr>
@@ -14044,8 +14060,8 @@
           <w:szCs w:val="22"/>
         </w:rPr>
       </w:pPr>
-      <w:bookmarkStart w:id="21" w:name="OLE_LINK3"/>
-      <w:bookmarkStart w:id="22" w:name="OLE_LINK4"/>
+      <w:bookmarkStart w:id="22" w:name="OLE_LINK3"/>
+      <w:bookmarkStart w:id="23" w:name="OLE_LINK4"/>
       <w:proofErr w:type="spellStart"/>
       <w:r>
         <w:rPr>
@@ -14056,8 +14072,8 @@
         </w:rPr>
         <w:t>CreateRemoteThread</w:t>
       </w:r>
-      <w:bookmarkEnd w:id="21"/>
       <w:bookmarkEnd w:id="22"/>
+      <w:bookmarkEnd w:id="23"/>
       <w:proofErr w:type="spellEnd"/>
     </w:p>
     <w:p>
@@ -14596,8 +14612,8 @@
           <w:szCs w:val="22"/>
         </w:rPr>
       </w:pPr>
-      <w:bookmarkStart w:id="23" w:name="OLE_LINK14"/>
-      <w:bookmarkStart w:id="24" w:name="OLE_LINK15"/>
+      <w:bookmarkStart w:id="24" w:name="OLE_LINK14"/>
+      <w:bookmarkStart w:id="25" w:name="OLE_LINK15"/>
       <w:r>
         <w:rPr>
           <w:rFonts w:ascii="Times" w:hAnsi="Times" w:cs="MinionW08-Regular"/>
@@ -14897,8 +14913,8 @@
         </w:rPr>
         <w:t xml:space="preserve"> etc.</w:t>
       </w:r>
-      <w:bookmarkEnd w:id="23"/>
       <w:bookmarkEnd w:id="24"/>
+      <w:bookmarkEnd w:id="25"/>
     </w:p>
     <w:p>
       <w:pPr>
@@ -15513,7 +15529,7 @@
           <w:szCs w:val="22"/>
         </w:rPr>
       </w:pPr>
-      <w:bookmarkStart w:id="25" w:name="_Toc491276033"/>
+      <w:bookmarkStart w:id="26" w:name="_Toc491276033"/>
       <w:r>
         <w:rPr>
           <w:rFonts w:ascii="Times" w:hAnsi="Times"/>
@@ -15571,7 +15587,7 @@
         </w:rPr>
         <w:t xml:space="preserve"> Raw features extracted from PE header</w:t>
       </w:r>
-      <w:bookmarkEnd w:id="25"/>
+      <w:bookmarkEnd w:id="26"/>
     </w:p>
     <w:tbl>
       <w:tblPr>
@@ -16711,7 +16727,7 @@
           <w:szCs w:val="22"/>
         </w:rPr>
       </w:pPr>
-      <w:bookmarkStart w:id="26" w:name="_Toc491281645"/>
+      <w:bookmarkStart w:id="27" w:name="_Toc491281645"/>
       <w:r>
         <w:rPr>
           <w:rFonts w:ascii="Times" w:hAnsi="Times"/>
@@ -16721,7 +16737,7 @@
         </w:rPr>
         <w:t>Model Selection&amp; Parameter Tuning</w:t>
       </w:r>
-      <w:bookmarkEnd w:id="26"/>
+      <w:bookmarkEnd w:id="27"/>
     </w:p>
     <w:p>
       <w:pPr>
@@ -17499,7 +17515,7 @@
           <w:szCs w:val="22"/>
         </w:rPr>
       </w:pPr>
-      <w:bookmarkStart w:id="27" w:name="_Toc491276034"/>
+      <w:bookmarkStart w:id="28" w:name="_Toc491276034"/>
       <w:r>
         <w:rPr>
           <w:rFonts w:ascii="Times" w:hAnsi="Times"/>
@@ -17573,7 +17589,7 @@
         </w:rPr>
         <w:t>arameters</w:t>
       </w:r>
-      <w:bookmarkEnd w:id="27"/>
+      <w:bookmarkEnd w:id="28"/>
     </w:p>
     <w:p>
       <w:pPr>
@@ -17905,7 +17921,7 @@
           <w:szCs w:val="22"/>
         </w:rPr>
       </w:pPr>
-      <w:bookmarkStart w:id="28" w:name="_Toc491281646"/>
+      <w:bookmarkStart w:id="29" w:name="_Toc491281646"/>
       <w:r>
         <w:rPr>
           <w:rFonts w:ascii="Times" w:hAnsi="Times"/>
@@ -17953,7 +17969,7 @@
         </w:rPr>
         <w:t xml:space="preserve"> model fixed)</w:t>
       </w:r>
-      <w:bookmarkEnd w:id="28"/>
+      <w:bookmarkEnd w:id="29"/>
     </w:p>
     <w:p>
       <w:pPr>
@@ -18084,7 +18100,7 @@
           <w:szCs w:val="22"/>
         </w:rPr>
       </w:pPr>
-      <w:bookmarkStart w:id="29" w:name="_Toc491276035"/>
+      <w:bookmarkStart w:id="30" w:name="_Toc491276035"/>
       <w:r>
         <w:rPr>
           <w:rFonts w:ascii="Times" w:hAnsi="Times"/>
@@ -18142,7 +18158,7 @@
         </w:rPr>
         <w:t xml:space="preserve"> Important analysis of features</w:t>
       </w:r>
-      <w:bookmarkEnd w:id="29"/>
+      <w:bookmarkEnd w:id="30"/>
     </w:p>
     <w:p>
       <w:pPr>
@@ -18287,7 +18303,7 @@
           <w:szCs w:val="22"/>
         </w:rPr>
       </w:pPr>
-      <w:bookmarkStart w:id="30" w:name="_Toc491276036"/>
+      <w:bookmarkStart w:id="31" w:name="_Toc491276036"/>
       <w:r>
         <w:rPr>
           <w:rFonts w:ascii="Times" w:hAnsi="Times"/>
@@ -18345,7 +18361,7 @@
         </w:rPr>
         <w:t xml:space="preserve"> Descriptions of some important features</w:t>
       </w:r>
-      <w:bookmarkEnd w:id="30"/>
+      <w:bookmarkEnd w:id="31"/>
     </w:p>
     <w:tbl>
       <w:tblPr>
@@ -18476,8 +18492,8 @@
                 <w:szCs w:val="22"/>
               </w:rPr>
             </w:pPr>
-            <w:bookmarkStart w:id="31" w:name="OLE_LINK18"/>
-            <w:bookmarkStart w:id="32" w:name="OLE_LINK19"/>
+            <w:bookmarkStart w:id="32" w:name="OLE_LINK18"/>
+            <w:bookmarkStart w:id="33" w:name="OLE_LINK19"/>
             <w:r>
               <w:rPr>
                 <w:rFonts w:ascii="Times" w:hAnsi="Times" w:cs="MinionW08-Regular"/>
@@ -18487,8 +18503,8 @@
               </w:rPr>
               <w:t>Denotes the size of the debug-directory table</w:t>
             </w:r>
-            <w:bookmarkEnd w:id="31"/>
             <w:bookmarkEnd w:id="32"/>
+            <w:bookmarkEnd w:id="33"/>
             <w:r>
               <w:rPr>
                 <w:rFonts w:ascii="Times" w:hAnsi="Times" w:cs="MinionW08-Regular"/>
@@ -18562,8 +18578,8 @@
                 <w:szCs w:val="22"/>
               </w:rPr>
             </w:pPr>
-            <w:bookmarkStart w:id="33" w:name="OLE_LINK22"/>
-            <w:bookmarkStart w:id="34" w:name="OLE_LINK23"/>
+            <w:bookmarkStart w:id="34" w:name="OLE_LINK22"/>
+            <w:bookmarkStart w:id="35" w:name="OLE_LINK23"/>
             <w:r>
               <w:rPr>
                 <w:rFonts w:ascii="Times" w:hAnsi="Times" w:cs="MinionW08-Regular"/>
@@ -18613,8 +18629,8 @@
               </w:rPr>
               <w:t xml:space="preserve"> value than malware, which means benign file has more detail description about the file.</w:t>
             </w:r>
-            <w:bookmarkEnd w:id="33"/>
             <w:bookmarkEnd w:id="34"/>
+            <w:bookmarkEnd w:id="35"/>
           </w:p>
         </w:tc>
       </w:tr>
@@ -18742,9 +18758,9 @@
                 <w:szCs w:val="22"/>
               </w:rPr>
             </w:pPr>
-            <w:bookmarkStart w:id="35" w:name="OLE_LINK5"/>
-            <w:bookmarkStart w:id="36" w:name="OLE_LINK6"/>
-            <w:bookmarkStart w:id="37" w:name="OLE_LINK11"/>
+            <w:bookmarkStart w:id="36" w:name="OLE_LINK5"/>
+            <w:bookmarkStart w:id="37" w:name="OLE_LINK6"/>
+            <w:bookmarkStart w:id="38" w:name="OLE_LINK11"/>
             <w:proofErr w:type="spellStart"/>
             <w:r>
               <w:rPr>
@@ -18756,9 +18772,9 @@
               </w:rPr>
               <w:t>RT_maniFest</w:t>
             </w:r>
-            <w:bookmarkEnd w:id="35"/>
             <w:bookmarkEnd w:id="36"/>
             <w:bookmarkEnd w:id="37"/>
+            <w:bookmarkEnd w:id="38"/>
             <w:proofErr w:type="spellEnd"/>
           </w:p>
         </w:tc>
@@ -18946,8 +18962,8 @@
                 <w:szCs w:val="22"/>
               </w:rPr>
             </w:pPr>
-            <w:bookmarkStart w:id="38" w:name="OLE_LINK9"/>
-            <w:bookmarkStart w:id="39" w:name="OLE_LINK10"/>
+            <w:bookmarkStart w:id="39" w:name="OLE_LINK9"/>
+            <w:bookmarkStart w:id="40" w:name="OLE_LINK10"/>
             <w:proofErr w:type="spellStart"/>
             <w:r>
               <w:rPr>
@@ -18959,8 +18975,8 @@
               </w:rPr>
               <w:t>NumberOfSymbols</w:t>
             </w:r>
-            <w:bookmarkEnd w:id="38"/>
             <w:bookmarkEnd w:id="39"/>
+            <w:bookmarkEnd w:id="40"/>
             <w:proofErr w:type="spellEnd"/>
           </w:p>
         </w:tc>
@@ -19069,8 +19085,8 @@
               </w:rPr>
               <w:t>initterm&amp;</w:t>
             </w:r>
-            <w:bookmarkStart w:id="40" w:name="OLE_LINK7"/>
-            <w:bookmarkStart w:id="41" w:name="OLE_LINK8"/>
+            <w:bookmarkStart w:id="41" w:name="OLE_LINK7"/>
+            <w:bookmarkStart w:id="42" w:name="OLE_LINK8"/>
             <w:r>
               <w:rPr>
                 <w:rFonts w:ascii="Times" w:hAnsi="Times" w:cs="MinionW08-Regular"/>
@@ -19081,8 +19097,8 @@
               </w:rPr>
               <w:t>UnhandleExceptionFilter</w:t>
             </w:r>
-            <w:bookmarkEnd w:id="40"/>
             <w:bookmarkEnd w:id="41"/>
+            <w:bookmarkEnd w:id="42"/>
             <w:proofErr w:type="spellEnd"/>
           </w:p>
         </w:tc>
@@ -19142,7 +19158,7 @@
           <w:szCs w:val="22"/>
         </w:rPr>
       </w:pPr>
-      <w:bookmarkStart w:id="42" w:name="_Toc491281647"/>
+      <w:bookmarkStart w:id="43" w:name="_Toc491281647"/>
       <w:r>
         <w:rPr>
           <w:rFonts w:ascii="Times" w:hAnsi="Times"/>
@@ -19152,7 +19168,7 @@
         </w:rPr>
         <w:t>Results</w:t>
       </w:r>
-      <w:bookmarkEnd w:id="42"/>
+      <w:bookmarkEnd w:id="43"/>
     </w:p>
     <w:p>
       <w:pPr>
@@ -19511,7 +19527,7 @@
           <w:szCs w:val="22"/>
         </w:rPr>
       </w:pPr>
-      <w:bookmarkStart w:id="43" w:name="_Toc491276037"/>
+      <w:bookmarkStart w:id="44" w:name="_Toc491276037"/>
       <w:r>
         <w:rPr>
           <w:rFonts w:ascii="Times" w:hAnsi="Times"/>
@@ -19569,7 +19585,7 @@
         </w:rPr>
         <w:t xml:space="preserve"> Confusion Matrix &amp; Detection Rate</w:t>
       </w:r>
-      <w:bookmarkEnd w:id="43"/>
+      <w:bookmarkEnd w:id="44"/>
     </w:p>
     <w:tbl>
       <w:tblPr>
@@ -19895,7 +19911,8 @@
               <w:jc w:val="center"/>
               <w:rPr>
                 <w:rFonts w:ascii="Times" w:hAnsi="Times" w:cs="MinionW08-Regular"/>
-                <w:color w:val="000000" w:themeColor="text1"/>
+                <w:b/>
+                <w:color w:val="00B050"/>
                 <w:sz w:val="22"/>
                 <w:szCs w:val="22"/>
               </w:rPr>
@@ -19903,7 +19920,8 @@
             <w:r>
               <w:rPr>
                 <w:rFonts w:ascii="Times" w:hAnsi="Times" w:cs="MinionW08-Regular"/>
-                <w:color w:val="000000" w:themeColor="text1"/>
+                <w:b/>
+                <w:color w:val="00B050"/>
                 <w:sz w:val="22"/>
                 <w:szCs w:val="22"/>
               </w:rPr>
@@ -19912,7 +19930,8 @@
             <w:r>
               <w:rPr>
                 <w:rFonts w:ascii="Times" w:hAnsi="Times" w:cs="MinionW08-Regular"/>
-                <w:color w:val="000000" w:themeColor="text1"/>
+                <w:b/>
+                <w:color w:val="00B050"/>
                 <w:sz w:val="22"/>
                 <w:szCs w:val="22"/>
               </w:rPr>
@@ -19949,7 +19968,7 @@
           <w:u w:color="243778"/>
         </w:rPr>
       </w:pPr>
-      <w:bookmarkStart w:id="44" w:name="_Toc491276038"/>
+      <w:bookmarkStart w:id="45" w:name="_Toc491276038"/>
       <w:r>
         <w:rPr>
           <w:rFonts w:ascii="Times" w:hAnsi="Times"/>
@@ -20007,7 +20026,7 @@
         </w:rPr>
         <w:t xml:space="preserve"> The ROC curve</w:t>
       </w:r>
-      <w:bookmarkEnd w:id="44"/>
+      <w:bookmarkEnd w:id="45"/>
     </w:p>
     <w:p>
       <w:pPr>
@@ -20105,7 +20124,7 @@
           <w:szCs w:val="22"/>
         </w:rPr>
       </w:pPr>
-      <w:bookmarkStart w:id="45" w:name="_Toc491276039"/>
+      <w:bookmarkStart w:id="46" w:name="_Toc491276039"/>
       <w:r>
         <w:rPr>
           <w:rFonts w:ascii="Times" w:hAnsi="Times"/>
@@ -20181,7 +20200,7 @@
         </w:rPr>
         <w:t>. &amp; combination of features</w:t>
       </w:r>
-      <w:bookmarkEnd w:id="45"/>
+      <w:bookmarkEnd w:id="46"/>
     </w:p>
     <w:tbl>
       <w:tblPr>
@@ -21809,7 +21828,7 @@
           <w:szCs w:val="22"/>
         </w:rPr>
       </w:pPr>
-      <w:bookmarkStart w:id="46" w:name="_Toc491281648"/>
+      <w:bookmarkStart w:id="47" w:name="_Toc491281648"/>
       <w:r>
         <w:rPr>
           <w:rFonts w:ascii="Times" w:hAnsi="Times"/>
@@ -21837,7 +21856,7 @@
         </w:rPr>
         <w:t>related static methods</w:t>
       </w:r>
-      <w:bookmarkEnd w:id="46"/>
+      <w:bookmarkEnd w:id="47"/>
     </w:p>
     <w:p>
       <w:pPr>
@@ -22478,7 +22497,7 @@
           <w:szCs w:val="22"/>
         </w:rPr>
       </w:pPr>
-      <w:bookmarkStart w:id="47" w:name="_Toc491281649"/>
+      <w:bookmarkStart w:id="48" w:name="_Toc491281649"/>
       <w:r>
         <w:rPr>
           <w:rFonts w:ascii="Times" w:hAnsi="Times"/>
@@ -22495,7 +22514,7 @@
         </w:rPr>
         <w:t>s</w:t>
       </w:r>
-      <w:bookmarkEnd w:id="47"/>
+      <w:bookmarkEnd w:id="48"/>
     </w:p>
     <w:p>
       <w:pPr>
@@ -23103,7 +23122,7 @@
         </w:rPr>
       </w:pPr>
     </w:p>
-    <w:bookmarkStart w:id="48" w:name="_Toc491281650" w:displacedByCustomXml="next"/>
+    <w:bookmarkStart w:id="49" w:name="_Toc491281650" w:displacedByCustomXml="next"/>
     <w:sdt>
       <w:sdtPr>
         <w:rPr>
@@ -23137,7 +23156,7 @@
             </w:rPr>
             <w:t>Bibliography</w:t>
           </w:r>
-          <w:bookmarkEnd w:id="48"/>
+          <w:bookmarkEnd w:id="49"/>
         </w:p>
         <w:sdt>
           <w:sdtPr>
@@ -23262,8 +23281,6 @@
                         <w:noProof/>
                       </w:rPr>
                     </w:pPr>
-                    <w:bookmarkStart w:id="49" w:name="_GoBack"/>
-                    <w:bookmarkEnd w:id="49"/>
                     <w:r>
                       <w:rPr>
                         <w:noProof/>
@@ -29063,7 +29080,7 @@
 </file>
 
 <file path=customXml/itemProps1.xml><?xml version="1.0" encoding="utf-8"?>
-<ds:datastoreItem xmlns:ds="http://schemas.openxmlformats.org/officeDocument/2006/customXml" ds:itemID="{205380FD-EF24-D046-A744-3CBD92E1AB50}">
+<ds:datastoreItem xmlns:ds="http://schemas.openxmlformats.org/officeDocument/2006/customXml" ds:itemID="{1AE32C63-7A29-6440-A143-CBE0A7D338BF}">
   <ds:schemaRefs>
     <ds:schemaRef ds:uri="http://schemas.openxmlformats.org/officeDocument/2006/bibliography"/>
   </ds:schemaRefs>

--- a/MalwarePEDetection/TechnicalReports/NovelMethodsToDetectMalwares.draft11.docx
+++ b/MalwarePEDetection/TechnicalReports/NovelMethodsToDetectMalwares.draft11.docx
@@ -1,6 +1,6 @@
 
 <file path=word/document.xml><?xml version="1.0" encoding="utf-8"?>
-<w:document xmlns:wpc="http://schemas.microsoft.com/office/word/2010/wordprocessingCanvas" xmlns:mo="http://schemas.microsoft.com/office/mac/office/2008/main" xmlns:mc="http://schemas.openxmlformats.org/markup-compatibility/2006" xmlns:mv="urn:schemas-microsoft-com:mac:vml" xmlns:o="urn:schemas-microsoft-com:office:office" xmlns:r="http://schemas.openxmlformats.org/officeDocument/2006/relationships" xmlns:m="http://schemas.openxmlformats.org/officeDocument/2006/math" xmlns:v="urn:schemas-microsoft-com:vml" xmlns:wp14="http://schemas.microsoft.com/office/word/2010/wordprocessingDrawing" xmlns:wp="http://schemas.openxmlformats.org/drawingml/2006/wordprocessingDrawing" xmlns:w10="urn:schemas-microsoft-com:office:word" xmlns:w="http://schemas.openxmlformats.org/wordprocessingml/2006/main" xmlns:w14="http://schemas.microsoft.com/office/word/2010/wordml" xmlns:w15="http://schemas.microsoft.com/office/word/2012/wordml" xmlns:wpg="http://schemas.microsoft.com/office/word/2010/wordprocessingGroup" xmlns:wpi="http://schemas.microsoft.com/office/word/2010/wordprocessingInk" xmlns:wne="http://schemas.microsoft.com/office/word/2006/wordml" xmlns:wps="http://schemas.microsoft.com/office/word/2010/wordprocessingShape" mc:Ignorable="w14 w15 wp14">
+<w:document xmlns:ve="http://schemas.openxmlformats.org/markup-compatibility/2006" xmlns:o="urn:schemas-microsoft-com:office:office" xmlns:r="http://schemas.openxmlformats.org/officeDocument/2006/relationships" xmlns:m="http://schemas.openxmlformats.org/officeDocument/2006/math" xmlns:v="urn:schemas-microsoft-com:vml" xmlns:wp="http://schemas.openxmlformats.org/drawingml/2006/wordprocessingDrawing" xmlns:w10="urn:schemas-microsoft-com:office:word" xmlns:w="http://schemas.openxmlformats.org/wordprocessingml/2006/main" xmlns:wne="http://schemas.microsoft.com/office/word/2006/wordml">
   <w:body>
     <w:sdt>
       <w:sdtPr>
@@ -27,7 +27,7 @@
       <w:sdtContent>
         <w:p>
           <w:pPr>
-            <w:pStyle w:val="TOCHeading"/>
+            <w:pStyle w:val="TOC"/>
             <w:rPr>
               <w:rFonts w:ascii="Times" w:hAnsi="Times"/>
               <w:sz w:val="22"/>
@@ -45,7 +45,7 @@
         </w:p>
         <w:p>
           <w:pPr>
-            <w:pStyle w:val="TOC2"/>
+            <w:pStyle w:val="20"/>
             <w:tabs>
               <w:tab w:val="right" w:leader="dot" w:pos="9350"/>
             </w:tabs>
@@ -82,7 +82,7 @@
           <w:hyperlink w:anchor="_Toc491281632" w:history="1">
             <w:r>
               <w:rPr>
-                <w:rStyle w:val="Hyperlink"/>
+                <w:rStyle w:val="a3"/>
                 <w:rFonts w:ascii="Times" w:hAnsi="Times"/>
                 <w:noProof/>
               </w:rPr>
@@ -140,7 +140,7 @@
         </w:p>
         <w:p>
           <w:pPr>
-            <w:pStyle w:val="TOC2"/>
+            <w:pStyle w:val="20"/>
             <w:tabs>
               <w:tab w:val="right" w:leader="dot" w:pos="9350"/>
             </w:tabs>
@@ -155,7 +155,7 @@
           <w:hyperlink w:anchor="_Toc491281633" w:history="1">
             <w:r>
               <w:rPr>
-                <w:rStyle w:val="Hyperlink"/>
+                <w:rStyle w:val="a3"/>
                 <w:rFonts w:ascii="Times" w:hAnsi="Times"/>
                 <w:noProof/>
               </w:rPr>
@@ -213,7 +213,7 @@
         </w:p>
         <w:p>
           <w:pPr>
-            <w:pStyle w:val="TOC2"/>
+            <w:pStyle w:val="20"/>
             <w:tabs>
               <w:tab w:val="right" w:leader="dot" w:pos="9350"/>
             </w:tabs>
@@ -228,7 +228,7 @@
           <w:hyperlink w:anchor="_Toc491281634" w:history="1">
             <w:r>
               <w:rPr>
-                <w:rStyle w:val="Hyperlink"/>
+                <w:rStyle w:val="a3"/>
                 <w:rFonts w:ascii="Times" w:hAnsi="Times"/>
                 <w:noProof/>
               </w:rPr>
@@ -286,7 +286,7 @@
         </w:p>
         <w:p>
           <w:pPr>
-            <w:pStyle w:val="TOC2"/>
+            <w:pStyle w:val="20"/>
             <w:tabs>
               <w:tab w:val="left" w:pos="720"/>
               <w:tab w:val="right" w:leader="dot" w:pos="9350"/>
@@ -302,7 +302,7 @@
           <w:hyperlink w:anchor="_Toc491281635" w:history="1">
             <w:r>
               <w:rPr>
-                <w:rStyle w:val="Hyperlink"/>
+                <w:rStyle w:val="a3"/>
                 <w:rFonts w:ascii="Times" w:hAnsi="Times"/>
                 <w:noProof/>
               </w:rPr>
@@ -320,7 +320,7 @@
             </w:r>
             <w:r>
               <w:rPr>
-                <w:rStyle w:val="Hyperlink"/>
+                <w:rStyle w:val="a3"/>
                 <w:rFonts w:ascii="Times" w:hAnsi="Times"/>
                 <w:noProof/>
               </w:rPr>
@@ -378,7 +378,7 @@
         </w:p>
         <w:p>
           <w:pPr>
-            <w:pStyle w:val="TOC2"/>
+            <w:pStyle w:val="20"/>
             <w:tabs>
               <w:tab w:val="left" w:pos="720"/>
               <w:tab w:val="right" w:leader="dot" w:pos="9350"/>
@@ -394,7 +394,7 @@
           <w:hyperlink w:anchor="_Toc491281636" w:history="1">
             <w:r>
               <w:rPr>
-                <w:rStyle w:val="Hyperlink"/>
+                <w:rStyle w:val="a3"/>
                 <w:rFonts w:ascii="Times" w:hAnsi="Times"/>
                 <w:noProof/>
               </w:rPr>
@@ -412,7 +412,7 @@
             </w:r>
             <w:r>
               <w:rPr>
-                <w:rStyle w:val="Hyperlink"/>
+                <w:rStyle w:val="a3"/>
                 <w:rFonts w:ascii="Times" w:hAnsi="Times"/>
                 <w:noProof/>
               </w:rPr>
@@ -470,7 +470,7 @@
         </w:p>
         <w:p>
           <w:pPr>
-            <w:pStyle w:val="TOC3"/>
+            <w:pStyle w:val="30"/>
             <w:tabs>
               <w:tab w:val="left" w:pos="960"/>
               <w:tab w:val="right" w:leader="dot" w:pos="9350"/>
@@ -484,7 +484,7 @@
           <w:hyperlink w:anchor="_Toc491281637" w:history="1">
             <w:r>
               <w:rPr>
-                <w:rStyle w:val="Hyperlink"/>
+                <w:rStyle w:val="a3"/>
                 <w:rFonts w:ascii="Times" w:hAnsi="Times"/>
                 <w:noProof/>
               </w:rPr>
@@ -500,7 +500,7 @@
             </w:r>
             <w:r>
               <w:rPr>
-                <w:rStyle w:val="Hyperlink"/>
+                <w:rStyle w:val="a3"/>
                 <w:rFonts w:ascii="Times" w:hAnsi="Times"/>
                 <w:noProof/>
               </w:rPr>
@@ -558,7 +558,7 @@
         </w:p>
         <w:p>
           <w:pPr>
-            <w:pStyle w:val="TOC3"/>
+            <w:pStyle w:val="30"/>
             <w:tabs>
               <w:tab w:val="left" w:pos="960"/>
               <w:tab w:val="right" w:leader="dot" w:pos="9350"/>
@@ -572,7 +572,7 @@
           <w:hyperlink w:anchor="_Toc491281638" w:history="1">
             <w:r>
               <w:rPr>
-                <w:rStyle w:val="Hyperlink"/>
+                <w:rStyle w:val="a3"/>
                 <w:rFonts w:ascii="Times" w:hAnsi="Times"/>
                 <w:noProof/>
               </w:rPr>
@@ -588,7 +588,7 @@
             </w:r>
             <w:r>
               <w:rPr>
-                <w:rStyle w:val="Hyperlink"/>
+                <w:rStyle w:val="a3"/>
                 <w:rFonts w:ascii="Times" w:hAnsi="Times"/>
                 <w:noProof/>
               </w:rPr>
@@ -646,7 +646,7 @@
         </w:p>
         <w:p>
           <w:pPr>
-            <w:pStyle w:val="TOC3"/>
+            <w:pStyle w:val="30"/>
             <w:tabs>
               <w:tab w:val="left" w:pos="960"/>
               <w:tab w:val="right" w:leader="dot" w:pos="9350"/>
@@ -660,7 +660,7 @@
           <w:hyperlink w:anchor="_Toc491281639" w:history="1">
             <w:r>
               <w:rPr>
-                <w:rStyle w:val="Hyperlink"/>
+                <w:rStyle w:val="a3"/>
                 <w:rFonts w:ascii="Times" w:hAnsi="Times"/>
                 <w:noProof/>
               </w:rPr>
@@ -676,7 +676,7 @@
             </w:r>
             <w:r>
               <w:rPr>
-                <w:rStyle w:val="Hyperlink"/>
+                <w:rStyle w:val="a3"/>
                 <w:rFonts w:ascii="Times" w:hAnsi="Times"/>
                 <w:noProof/>
               </w:rPr>
@@ -734,7 +734,7 @@
         </w:p>
         <w:p>
           <w:pPr>
-            <w:pStyle w:val="TOC3"/>
+            <w:pStyle w:val="30"/>
             <w:tabs>
               <w:tab w:val="left" w:pos="960"/>
               <w:tab w:val="right" w:leader="dot" w:pos="9350"/>
@@ -748,7 +748,7 @@
           <w:hyperlink w:anchor="_Toc491281640" w:history="1">
             <w:r>
               <w:rPr>
-                <w:rStyle w:val="Hyperlink"/>
+                <w:rStyle w:val="a3"/>
                 <w:rFonts w:ascii="Times" w:hAnsi="Times"/>
                 <w:noProof/>
               </w:rPr>
@@ -764,7 +764,7 @@
             </w:r>
             <w:r>
               <w:rPr>
-                <w:rStyle w:val="Hyperlink"/>
+                <w:rStyle w:val="a3"/>
                 <w:rFonts w:ascii="Times" w:hAnsi="Times"/>
                 <w:noProof/>
               </w:rPr>
@@ -822,7 +822,7 @@
         </w:p>
         <w:p>
           <w:pPr>
-            <w:pStyle w:val="TOC3"/>
+            <w:pStyle w:val="30"/>
             <w:tabs>
               <w:tab w:val="left" w:pos="960"/>
               <w:tab w:val="right" w:leader="dot" w:pos="9350"/>
@@ -836,7 +836,7 @@
           <w:hyperlink w:anchor="_Toc491281641" w:history="1">
             <w:r>
               <w:rPr>
-                <w:rStyle w:val="Hyperlink"/>
+                <w:rStyle w:val="a3"/>
                 <w:rFonts w:ascii="Times" w:hAnsi="Times"/>
                 <w:noProof/>
               </w:rPr>
@@ -852,7 +852,7 @@
             </w:r>
             <w:r>
               <w:rPr>
-                <w:rStyle w:val="Hyperlink"/>
+                <w:rStyle w:val="a3"/>
                 <w:rFonts w:ascii="Times" w:hAnsi="Times"/>
                 <w:noProof/>
               </w:rPr>
@@ -910,7 +910,7 @@
         </w:p>
         <w:p>
           <w:pPr>
-            <w:pStyle w:val="TOC2"/>
+            <w:pStyle w:val="20"/>
             <w:tabs>
               <w:tab w:val="left" w:pos="960"/>
               <w:tab w:val="right" w:leader="dot" w:pos="9350"/>
@@ -926,7 +926,7 @@
           <w:hyperlink w:anchor="_Toc491281642" w:history="1">
             <w:r>
               <w:rPr>
-                <w:rStyle w:val="Hyperlink"/>
+                <w:rStyle w:val="a3"/>
                 <w:rFonts w:ascii="Times" w:hAnsi="Times"/>
                 <w:noProof/>
               </w:rPr>
@@ -944,7 +944,7 @@
             </w:r>
             <w:r>
               <w:rPr>
-                <w:rStyle w:val="Hyperlink"/>
+                <w:rStyle w:val="a3"/>
                 <w:rFonts w:ascii="Times" w:hAnsi="Times"/>
                 <w:noProof/>
               </w:rPr>
@@ -1002,7 +1002,7 @@
         </w:p>
         <w:p>
           <w:pPr>
-            <w:pStyle w:val="TOC3"/>
+            <w:pStyle w:val="30"/>
             <w:tabs>
               <w:tab w:val="left" w:pos="960"/>
               <w:tab w:val="right" w:leader="dot" w:pos="9350"/>
@@ -1016,7 +1016,7 @@
           <w:hyperlink w:anchor="_Toc491281643" w:history="1">
             <w:r>
               <w:rPr>
-                <w:rStyle w:val="Hyperlink"/>
+                <w:rStyle w:val="a3"/>
                 <w:rFonts w:ascii="Times" w:hAnsi="Times"/>
                 <w:noProof/>
               </w:rPr>
@@ -1032,7 +1032,7 @@
             </w:r>
             <w:r>
               <w:rPr>
-                <w:rStyle w:val="Hyperlink"/>
+                <w:rStyle w:val="a3"/>
                 <w:rFonts w:ascii="Times" w:hAnsi="Times"/>
                 <w:noProof/>
               </w:rPr>
@@ -1090,7 +1090,7 @@
         </w:p>
         <w:p>
           <w:pPr>
-            <w:pStyle w:val="TOC3"/>
+            <w:pStyle w:val="30"/>
             <w:tabs>
               <w:tab w:val="left" w:pos="960"/>
               <w:tab w:val="right" w:leader="dot" w:pos="9350"/>
@@ -1104,7 +1104,7 @@
           <w:hyperlink w:anchor="_Toc491281644" w:history="1">
             <w:r>
               <w:rPr>
-                <w:rStyle w:val="Hyperlink"/>
+                <w:rStyle w:val="a3"/>
                 <w:rFonts w:ascii="Times" w:hAnsi="Times"/>
                 <w:noProof/>
               </w:rPr>
@@ -1120,7 +1120,7 @@
             </w:r>
             <w:r>
               <w:rPr>
-                <w:rStyle w:val="Hyperlink"/>
+                <w:rStyle w:val="a3"/>
                 <w:rFonts w:ascii="Times" w:hAnsi="Times"/>
                 <w:noProof/>
               </w:rPr>
@@ -1178,7 +1178,7 @@
         </w:p>
         <w:p>
           <w:pPr>
-            <w:pStyle w:val="TOC3"/>
+            <w:pStyle w:val="30"/>
             <w:tabs>
               <w:tab w:val="left" w:pos="960"/>
               <w:tab w:val="right" w:leader="dot" w:pos="9350"/>
@@ -1192,7 +1192,7 @@
           <w:hyperlink w:anchor="_Toc491281645" w:history="1">
             <w:r>
               <w:rPr>
-                <w:rStyle w:val="Hyperlink"/>
+                <w:rStyle w:val="a3"/>
                 <w:rFonts w:ascii="Times" w:hAnsi="Times"/>
                 <w:noProof/>
               </w:rPr>
@@ -1208,7 +1208,7 @@
             </w:r>
             <w:r>
               <w:rPr>
-                <w:rStyle w:val="Hyperlink"/>
+                <w:rStyle w:val="a3"/>
                 <w:rFonts w:ascii="Times" w:hAnsi="Times"/>
                 <w:noProof/>
               </w:rPr>
@@ -1266,7 +1266,7 @@
         </w:p>
         <w:p>
           <w:pPr>
-            <w:pStyle w:val="TOC3"/>
+            <w:pStyle w:val="30"/>
             <w:tabs>
               <w:tab w:val="left" w:pos="960"/>
               <w:tab w:val="right" w:leader="dot" w:pos="9350"/>
@@ -1280,7 +1280,7 @@
           <w:hyperlink w:anchor="_Toc491281646" w:history="1">
             <w:r>
               <w:rPr>
-                <w:rStyle w:val="Hyperlink"/>
+                <w:rStyle w:val="a3"/>
                 <w:rFonts w:ascii="Times" w:hAnsi="Times"/>
                 <w:noProof/>
               </w:rPr>
@@ -1296,7 +1296,7 @@
             </w:r>
             <w:r>
               <w:rPr>
-                <w:rStyle w:val="Hyperlink"/>
+                <w:rStyle w:val="a3"/>
                 <w:rFonts w:ascii="Times" w:hAnsi="Times"/>
                 <w:noProof/>
               </w:rPr>
@@ -1354,7 +1354,7 @@
         </w:p>
         <w:p>
           <w:pPr>
-            <w:pStyle w:val="TOC3"/>
+            <w:pStyle w:val="30"/>
             <w:tabs>
               <w:tab w:val="left" w:pos="960"/>
               <w:tab w:val="right" w:leader="dot" w:pos="9350"/>
@@ -1368,7 +1368,7 @@
           <w:hyperlink w:anchor="_Toc491281647" w:history="1">
             <w:r>
               <w:rPr>
-                <w:rStyle w:val="Hyperlink"/>
+                <w:rStyle w:val="a3"/>
                 <w:rFonts w:ascii="Times" w:hAnsi="Times"/>
                 <w:noProof/>
               </w:rPr>
@@ -1384,7 +1384,7 @@
             </w:r>
             <w:r>
               <w:rPr>
-                <w:rStyle w:val="Hyperlink"/>
+                <w:rStyle w:val="a3"/>
                 <w:rFonts w:ascii="Times" w:hAnsi="Times"/>
                 <w:noProof/>
               </w:rPr>
@@ -1442,7 +1442,7 @@
         </w:p>
         <w:p>
           <w:pPr>
-            <w:pStyle w:val="TOC3"/>
+            <w:pStyle w:val="30"/>
             <w:tabs>
               <w:tab w:val="left" w:pos="960"/>
               <w:tab w:val="right" w:leader="dot" w:pos="9350"/>
@@ -1456,7 +1456,7 @@
           <w:hyperlink w:anchor="_Toc491281648" w:history="1">
             <w:r>
               <w:rPr>
-                <w:rStyle w:val="Hyperlink"/>
+                <w:rStyle w:val="a3"/>
                 <w:rFonts w:ascii="Times" w:hAnsi="Times"/>
                 <w:noProof/>
               </w:rPr>
@@ -1472,7 +1472,7 @@
             </w:r>
             <w:r>
               <w:rPr>
-                <w:rStyle w:val="Hyperlink"/>
+                <w:rStyle w:val="a3"/>
                 <w:rFonts w:ascii="Times" w:hAnsi="Times"/>
                 <w:noProof/>
               </w:rPr>
@@ -1530,7 +1530,7 @@
         </w:p>
         <w:p>
           <w:pPr>
-            <w:pStyle w:val="TOC2"/>
+            <w:pStyle w:val="20"/>
             <w:tabs>
               <w:tab w:val="left" w:pos="960"/>
               <w:tab w:val="right" w:leader="dot" w:pos="9350"/>
@@ -1546,7 +1546,7 @@
           <w:hyperlink w:anchor="_Toc491281649" w:history="1">
             <w:r>
               <w:rPr>
-                <w:rStyle w:val="Hyperlink"/>
+                <w:rStyle w:val="a3"/>
                 <w:rFonts w:ascii="Times" w:hAnsi="Times"/>
                 <w:noProof/>
               </w:rPr>
@@ -1564,7 +1564,7 @@
             </w:r>
             <w:r>
               <w:rPr>
-                <w:rStyle w:val="Hyperlink"/>
+                <w:rStyle w:val="a3"/>
                 <w:rFonts w:ascii="Times" w:hAnsi="Times"/>
                 <w:noProof/>
               </w:rPr>
@@ -1622,7 +1622,7 @@
         </w:p>
         <w:p>
           <w:pPr>
-            <w:pStyle w:val="TOC1"/>
+            <w:pStyle w:val="10"/>
             <w:tabs>
               <w:tab w:val="right" w:leader="dot" w:pos="9350"/>
             </w:tabs>
@@ -1635,7 +1635,7 @@
           <w:hyperlink w:anchor="_Toc491281650" w:history="1">
             <w:r>
               <w:rPr>
-                <w:rStyle w:val="Hyperlink"/>
+                <w:rStyle w:val="a3"/>
                 <w:rFonts w:ascii="Times" w:hAnsi="Times"/>
                 <w:noProof/>
               </w:rPr>
@@ -1715,7 +1715,7 @@
     </w:sdt>
     <w:p>
       <w:pPr>
-        <w:pStyle w:val="TableofFigures"/>
+        <w:pStyle w:val="af"/>
         <w:tabs>
           <w:tab w:val="right" w:leader="dot" w:pos="9350"/>
         </w:tabs>
@@ -1824,7 +1824,7 @@
     </w:p>
     <w:p>
       <w:pPr>
-        <w:pStyle w:val="TableofFigures"/>
+        <w:pStyle w:val="af"/>
         <w:tabs>
           <w:tab w:val="right" w:leader="dot" w:pos="9350"/>
         </w:tabs>
@@ -1909,7 +1909,7 @@
     </w:p>
     <w:p>
       <w:pPr>
-        <w:pStyle w:val="TableofFigures"/>
+        <w:pStyle w:val="af"/>
         <w:tabs>
           <w:tab w:val="right" w:leader="dot" w:pos="9350"/>
         </w:tabs>
@@ -1994,7 +1994,7 @@
     </w:p>
     <w:p>
       <w:pPr>
-        <w:pStyle w:val="TableofFigures"/>
+        <w:pStyle w:val="af"/>
         <w:tabs>
           <w:tab w:val="right" w:leader="dot" w:pos="9350"/>
         </w:tabs>
@@ -2079,7 +2079,7 @@
     </w:p>
     <w:p>
       <w:pPr>
-        <w:pStyle w:val="TableofFigures"/>
+        <w:pStyle w:val="af"/>
         <w:tabs>
           <w:tab w:val="right" w:leader="dot" w:pos="9350"/>
         </w:tabs>
@@ -2164,7 +2164,7 @@
     </w:p>
     <w:p>
       <w:pPr>
-        <w:pStyle w:val="TableofFigures"/>
+        <w:pStyle w:val="af"/>
         <w:tabs>
           <w:tab w:val="right" w:leader="dot" w:pos="9350"/>
         </w:tabs>
@@ -2249,7 +2249,7 @@
     </w:p>
     <w:p>
       <w:pPr>
-        <w:pStyle w:val="TableofFigures"/>
+        <w:pStyle w:val="af"/>
         <w:tabs>
           <w:tab w:val="right" w:leader="dot" w:pos="9350"/>
         </w:tabs>
@@ -2334,7 +2334,7 @@
     </w:p>
     <w:p>
       <w:pPr>
-        <w:pStyle w:val="TableofFigures"/>
+        <w:pStyle w:val="af"/>
         <w:tabs>
           <w:tab w:val="right" w:leader="dot" w:pos="9350"/>
         </w:tabs>
@@ -2419,7 +2419,7 @@
     </w:p>
     <w:p>
       <w:pPr>
-        <w:pStyle w:val="TableofFigures"/>
+        <w:pStyle w:val="af"/>
         <w:tabs>
           <w:tab w:val="right" w:leader="dot" w:pos="9350"/>
         </w:tabs>
@@ -2504,7 +2504,7 @@
     </w:p>
     <w:p>
       <w:pPr>
-        <w:pStyle w:val="TableofFigures"/>
+        <w:pStyle w:val="af"/>
         <w:tabs>
           <w:tab w:val="right" w:leader="dot" w:pos="9350"/>
         </w:tabs>
@@ -2589,7 +2589,7 @@
     </w:p>
     <w:p>
       <w:pPr>
-        <w:pStyle w:val="TableofFigures"/>
+        <w:pStyle w:val="af"/>
         <w:tabs>
           <w:tab w:val="right" w:leader="dot" w:pos="9350"/>
         </w:tabs>
@@ -2674,7 +2674,7 @@
     </w:p>
     <w:p>
       <w:pPr>
-        <w:pStyle w:val="TableofFigures"/>
+        <w:pStyle w:val="af"/>
         <w:tabs>
           <w:tab w:val="right" w:leader="dot" w:pos="9350"/>
         </w:tabs>
@@ -2759,7 +2759,7 @@
     </w:p>
     <w:p>
       <w:pPr>
-        <w:pStyle w:val="TableofFigures"/>
+        <w:pStyle w:val="af"/>
         <w:tabs>
           <w:tab w:val="right" w:leader="dot" w:pos="9350"/>
         </w:tabs>
@@ -2844,7 +2844,7 @@
     </w:p>
     <w:p>
       <w:pPr>
-        <w:pStyle w:val="Heading2"/>
+        <w:pStyle w:val="2"/>
         <w:rPr>
           <w:rFonts w:ascii="Times" w:hAnsi="Times"/>
           <w:sz w:val="22"/>
@@ -2862,7 +2862,7 @@
     </w:p>
     <w:p>
       <w:pPr>
-        <w:pStyle w:val="Heading2"/>
+        <w:pStyle w:val="2"/>
         <w:rPr>
           <w:rFonts w:ascii="Times" w:hAnsi="Times"/>
           <w:sz w:val="22"/>
@@ -2919,7 +2919,7 @@
     </w:p>
     <w:p>
       <w:pPr>
-        <w:pStyle w:val="Heading2"/>
+        <w:pStyle w:val="2"/>
         <w:rPr>
           <w:rFonts w:ascii="Times" w:hAnsi="Times"/>
           <w:sz w:val="22"/>
@@ -3238,7 +3238,7 @@
     </w:p>
     <w:p>
       <w:pPr>
-        <w:pStyle w:val="Heading2"/>
+        <w:pStyle w:val="2"/>
         <w:rPr>
           <w:rFonts w:ascii="Times" w:hAnsi="Times"/>
           <w:sz w:val="22"/>
@@ -3318,7 +3318,7 @@
     </w:p>
     <w:p>
       <w:pPr>
-        <w:pStyle w:val="Heading2"/>
+        <w:pStyle w:val="2"/>
         <w:numPr>
           <w:ilvl w:val="0"/>
           <w:numId w:val="15"/>
@@ -3369,7 +3369,6 @@
           <w:id w:val="-27110423"/>
           <w:citation/>
         </w:sdtPr>
-        <w:sdtEndPr/>
         <w:sdtContent>
           <w:r>
             <w:rPr>
@@ -3567,7 +3566,7 @@
     </w:p>
     <w:p>
       <w:pPr>
-        <w:pStyle w:val="ListParagraph"/>
+        <w:pStyle w:val="a5"/>
         <w:numPr>
           <w:ilvl w:val="0"/>
           <w:numId w:val="4"/>
@@ -3609,7 +3608,7 @@
     </w:p>
     <w:p>
       <w:pPr>
-        <w:pStyle w:val="ListParagraph"/>
+        <w:pStyle w:val="a5"/>
         <w:numPr>
           <w:ilvl w:val="0"/>
           <w:numId w:val="4"/>
@@ -3642,7 +3641,7 @@
     </w:p>
     <w:p>
       <w:pPr>
-        <w:pStyle w:val="ListParagraph"/>
+        <w:pStyle w:val="a5"/>
         <w:numPr>
           <w:ilvl w:val="0"/>
           <w:numId w:val="4"/>
@@ -3684,7 +3683,7 @@
     </w:p>
     <w:p>
       <w:pPr>
-        <w:pStyle w:val="ListParagraph"/>
+        <w:pStyle w:val="a5"/>
         <w:numPr>
           <w:ilvl w:val="0"/>
           <w:numId w:val="4"/>
@@ -3717,7 +3716,7 @@
     </w:p>
     <w:p>
       <w:pPr>
-        <w:pStyle w:val="ListParagraph"/>
+        <w:pStyle w:val="a5"/>
         <w:numPr>
           <w:ilvl w:val="0"/>
           <w:numId w:val="4"/>
@@ -3768,7 +3767,7 @@
     </w:p>
     <w:p>
       <w:pPr>
-        <w:pStyle w:val="ListParagraph"/>
+        <w:pStyle w:val="a5"/>
         <w:numPr>
           <w:ilvl w:val="0"/>
           <w:numId w:val="4"/>
@@ -3882,7 +3881,7 @@
     </w:p>
     <w:p>
       <w:pPr>
-        <w:pStyle w:val="ListParagraph"/>
+        <w:pStyle w:val="a5"/>
         <w:numPr>
           <w:ilvl w:val="0"/>
           <w:numId w:val="5"/>
@@ -3942,7 +3941,7 @@
     </w:p>
     <w:p>
       <w:pPr>
-        <w:pStyle w:val="ListParagraph"/>
+        <w:pStyle w:val="a5"/>
         <w:numPr>
           <w:ilvl w:val="0"/>
           <w:numId w:val="5"/>
@@ -3975,7 +3974,7 @@
     </w:p>
     <w:p>
       <w:pPr>
-        <w:pStyle w:val="ListParagraph"/>
+        <w:pStyle w:val="a5"/>
         <w:numPr>
           <w:ilvl w:val="0"/>
           <w:numId w:val="5"/>
@@ -4080,7 +4079,7 @@
     </w:p>
     <w:p>
       <w:pPr>
-        <w:pStyle w:val="ListParagraph"/>
+        <w:pStyle w:val="a5"/>
         <w:numPr>
           <w:ilvl w:val="0"/>
           <w:numId w:val="5"/>
@@ -4113,7 +4112,7 @@
     </w:p>
     <w:p>
       <w:pPr>
-        <w:pStyle w:val="ListParagraph"/>
+        <w:pStyle w:val="a5"/>
         <w:numPr>
           <w:ilvl w:val="0"/>
           <w:numId w:val="5"/>
@@ -4161,7 +4160,6 @@
           <w:szCs w:val="22"/>
         </w:rPr>
       </w:pPr>
-      <w:proofErr w:type="spellStart"/>
       <w:r>
         <w:rPr>
           <w:rFonts w:ascii="Times" w:hAnsi="Times" w:cs="Times New Roman"/>
@@ -4171,7 +4169,6 @@
         </w:rPr>
         <w:t>Spinellis</w:t>
       </w:r>
-      <w:proofErr w:type="spellEnd"/>
       <w:sdt>
         <w:sdtPr>
           <w:rPr>
@@ -4183,7 +4180,6 @@
           <w:id w:val="594830820"/>
           <w:citation/>
         </w:sdtPr>
-        <w:sdtEndPr/>
         <w:sdtContent>
           <w:r>
             <w:rPr>
@@ -4294,37 +4290,8 @@
           <w:sz w:val="22"/>
           <w:szCs w:val="22"/>
         </w:rPr>
-        <w:t>signature based malware detection techniques have been proposed recently. These techniques analyze several features of malware,</w:t>
-      </w:r>
-      <w:r>
-        <w:rPr>
-          <w:rFonts w:ascii="Times" w:hAnsi="Times" w:cs="MinionW08-Regular"/>
-          <w:color w:val="000000" w:themeColor="text1"/>
-          <w:sz w:val="22"/>
-          <w:szCs w:val="22"/>
-        </w:rPr>
-        <w:t xml:space="preserve"> </w:t>
-      </w:r>
-      <w:r>
-        <w:rPr>
-          <w:rFonts w:ascii="Times" w:hAnsi="Times" w:cs="MinionW08-Regular"/>
-          <w:color w:val="000000" w:themeColor="text1"/>
-          <w:sz w:val="22"/>
-          <w:szCs w:val="22"/>
-        </w:rPr>
-        <w:t xml:space="preserve">such as machine-level code, disassembled code, static calls from the disassembled code, and run-time </w:t>
-      </w:r>
-      <w:proofErr w:type="spellStart"/>
-      <w:r>
-        <w:rPr>
-          <w:rFonts w:ascii="Times" w:hAnsi="Times" w:cs="MinionW08-Regular"/>
-          <w:color w:val="000000" w:themeColor="text1"/>
-          <w:sz w:val="22"/>
-          <w:szCs w:val="22"/>
-        </w:rPr>
-        <w:t>APIcalls</w:t>
-      </w:r>
-      <w:proofErr w:type="spellEnd"/>
+        <w:t>signature based malware detection techniques have been proposed recently. These techniques analyze several features of malware,such as machine-level code, disassembled code, static calls from the disassembled code, and run-time APIcalls</w:t>
+      </w:r>
       <w:r>
         <w:rPr>
           <w:rFonts w:ascii="Times" w:hAnsi="Times" w:cs="MinionW08-Regular"/>
@@ -4479,25 +4446,7 @@
           <w:sz w:val="22"/>
           <w:szCs w:val="22"/>
         </w:rPr>
-        <w:t>.</w:t>
-      </w:r>
-      <w:r>
-        <w:rPr>
-          <w:rFonts w:ascii="Times" w:hAnsi="Times" w:cs="MinionW08-Regular"/>
-          <w:color w:val="000000" w:themeColor="text1"/>
-          <w:sz w:val="22"/>
-          <w:szCs w:val="22"/>
-        </w:rPr>
-        <w:t xml:space="preserve"> </w:t>
-      </w:r>
-      <w:r>
-        <w:rPr>
-          <w:rFonts w:ascii="Times" w:hAnsi="Times" w:cs="MinionW08-Regular"/>
-          <w:color w:val="000000" w:themeColor="text1"/>
-          <w:sz w:val="22"/>
-          <w:szCs w:val="22"/>
-        </w:rPr>
-        <w:t xml:space="preserve">Based on in-depth analysis of the static format information of PE files, we extracted </w:t>
+        <w:t xml:space="preserve">.Based on in-depth analysis of the static format information of PE files, we extracted </w:t>
       </w:r>
       <w:r>
         <w:rPr>
@@ -4635,43 +4584,7 @@
           <w:sz w:val="22"/>
           <w:szCs w:val="22"/>
         </w:rPr>
-        <w:t>Microsoft Windows operating systems</w:t>
-      </w:r>
-      <w:r>
-        <w:rPr>
-          <w:rFonts w:ascii="Times" w:hAnsi="Times" w:cs="MinionW08-Regular"/>
-          <w:color w:val="000000" w:themeColor="text1"/>
-          <w:sz w:val="22"/>
-          <w:szCs w:val="22"/>
-        </w:rPr>
-        <w:t xml:space="preserve"> </w:t>
-      </w:r>
-      <w:r>
-        <w:rPr>
-          <w:rFonts w:ascii="Times" w:hAnsi="Times" w:cs="MinionW08-Regular"/>
-          <w:color w:val="000000" w:themeColor="text1"/>
-          <w:sz w:val="22"/>
-          <w:szCs w:val="22"/>
-        </w:rPr>
-        <w:t>are the most widely used OSes in the world today. The prevalence of Windows makes it an attractive environment for virus writers to write malware for. The chief executable format for Windows is the Portable Executable (PE), a Microsoft standard. In this research, we focus on malware written in the PE format for</w:t>
-      </w:r>
-      <w:r>
-        <w:rPr>
-          <w:rFonts w:ascii="Times" w:hAnsi="Times" w:cs="MinionW08-Regular"/>
-          <w:color w:val="000000" w:themeColor="text1"/>
-          <w:sz w:val="22"/>
-          <w:szCs w:val="22"/>
-        </w:rPr>
-        <w:t xml:space="preserve"> </w:t>
-      </w:r>
-      <w:r>
-        <w:rPr>
-          <w:rFonts w:ascii="Times" w:hAnsi="Times" w:cs="MinionW08-Regular"/>
-          <w:color w:val="000000" w:themeColor="text1"/>
-          <w:sz w:val="22"/>
-          <w:szCs w:val="22"/>
-        </w:rPr>
-        <w:t xml:space="preserve">Windows operating systems. </w:t>
+        <w:t xml:space="preserve">Microsoft Windows operating systemsare the most widely used OSes in the world today. The prevalence of Windows makes it an attractive environment for virus writers to write malware for. The chief executable format for Windows is the Portable Executable (PE), a Microsoft standard. In this research, we focus on malware written in the PE format forWindows operating systems. </w:t>
       </w:r>
     </w:p>
     <w:p>
@@ -4704,7 +4617,7 @@
     </w:p>
     <w:p>
       <w:pPr>
-        <w:pStyle w:val="ListParagraph"/>
+        <w:pStyle w:val="a5"/>
         <w:numPr>
           <w:ilvl w:val="0"/>
           <w:numId w:val="3"/>
@@ -4764,7 +4677,7 @@
     </w:p>
     <w:p>
       <w:pPr>
-        <w:pStyle w:val="ListParagraph"/>
+        <w:pStyle w:val="a5"/>
         <w:numPr>
           <w:ilvl w:val="0"/>
           <w:numId w:val="3"/>
@@ -4797,7 +4710,7 @@
     </w:p>
     <w:p>
       <w:pPr>
-        <w:pStyle w:val="ListParagraph"/>
+        <w:pStyle w:val="a5"/>
         <w:numPr>
           <w:ilvl w:val="0"/>
           <w:numId w:val="3"/>
@@ -4868,7 +4781,7 @@
     </w:p>
     <w:p>
       <w:pPr>
-        <w:pStyle w:val="ListParagraph"/>
+        <w:pStyle w:val="a5"/>
         <w:numPr>
           <w:ilvl w:val="0"/>
           <w:numId w:val="14"/>
@@ -4905,15 +4818,6 @@
           <w:sz w:val="22"/>
           <w:szCs w:val="22"/>
         </w:rPr>
-        <w:t xml:space="preserve"> </w:t>
-      </w:r>
-      <w:r>
-        <w:rPr>
-          <w:rFonts w:ascii="Times" w:hAnsi="Times" w:cs="MinionW08-Regular"/>
-          <w:color w:val="000000" w:themeColor="text1"/>
-          <w:sz w:val="22"/>
-          <w:szCs w:val="22"/>
-        </w:rPr>
         <w:t xml:space="preserve">discuss </w:t>
       </w:r>
       <w:r>
@@ -4928,7 +4832,7 @@
     </w:p>
     <w:p>
       <w:pPr>
-        <w:pStyle w:val="ListParagraph"/>
+        <w:pStyle w:val="a5"/>
         <w:numPr>
           <w:ilvl w:val="0"/>
           <w:numId w:val="14"/>
@@ -4970,7 +4874,7 @@
     </w:p>
     <w:p>
       <w:pPr>
-        <w:pStyle w:val="ListParagraph"/>
+        <w:pStyle w:val="a5"/>
         <w:numPr>
           <w:ilvl w:val="0"/>
           <w:numId w:val="14"/>
@@ -5030,7 +4934,7 @@
     </w:p>
     <w:p>
       <w:pPr>
-        <w:pStyle w:val="Heading2"/>
+        <w:pStyle w:val="2"/>
         <w:numPr>
           <w:ilvl w:val="0"/>
           <w:numId w:val="15"/>
@@ -5062,7 +4966,7 @@
     </w:p>
     <w:p>
       <w:pPr>
-        <w:pStyle w:val="Heading3"/>
+        <w:pStyle w:val="3"/>
         <w:numPr>
           <w:ilvl w:val="0"/>
           <w:numId w:val="16"/>
@@ -5210,15 +5114,6 @@
           <w:sz w:val="22"/>
           <w:szCs w:val="22"/>
         </w:rPr>
-        <w:t xml:space="preserve"> </w:t>
-      </w:r>
-      <w:r>
-        <w:rPr>
-          <w:rFonts w:ascii="Times" w:hAnsi="Times" w:cs="MinionW08-Regular"/>
-          <w:color w:val="000000" w:themeColor="text1"/>
-          <w:sz w:val="22"/>
-          <w:szCs w:val="22"/>
-        </w:rPr>
         <w:t>After we create the model, we can deploy it to our customers and our agent can use i</w:t>
       </w:r>
       <w:r>
@@ -5229,15 +5124,6 @@
           <w:szCs w:val="22"/>
         </w:rPr>
         <w:t>t to scan any new files it sees.</w:t>
-      </w:r>
-      <w:r>
-        <w:rPr>
-          <w:rFonts w:ascii="Times" w:hAnsi="Times" w:cs="MinionW08-Regular"/>
-          <w:color w:val="000000" w:themeColor="text1"/>
-          <w:sz w:val="22"/>
-          <w:szCs w:val="22"/>
-        </w:rPr>
-        <w:t xml:space="preserve"> </w:t>
       </w:r>
       <w:r>
         <w:rPr>
@@ -5259,7 +5145,6 @@
           <w:id w:val="536941761"/>
           <w:citation/>
         </w:sdtPr>
-        <w:sdtEndPr/>
         <w:sdtContent>
           <w:r>
             <w:rPr>
@@ -5331,7 +5216,7 @@
     </w:p>
     <w:p>
       <w:pPr>
-        <w:pStyle w:val="Caption"/>
+        <w:pStyle w:val="ae"/>
         <w:jc w:val="center"/>
         <w:rPr>
           <w:rFonts w:ascii="Times" w:hAnsi="Times" w:cs="MinionW08-Regular"/>
@@ -5418,7 +5303,7 @@
           <w:szCs w:val="22"/>
         </w:rPr>
         <w:drawing>
-          <wp:inline distT="0" distB="0" distL="0" distR="0" wp14:anchorId="3F9F6B3B" wp14:editId="61E187CE">
+          <wp:inline distT="0" distB="0" distL="0" distR="0">
             <wp:extent cx="3709035" cy="1704536"/>
             <wp:effectExtent l="0" t="0" r="0" b="0"/>
             <wp:docPr id="13" name="Picture 13" descr="../../../屏幕截图/Screenshot%202017-04-05%2010.16.10.png"/>
@@ -5438,7 +5323,7 @@
                     <a:blip r:embed="rId8" cstate="print">
                       <a:extLst>
                         <a:ext uri="{28A0092B-C50C-407E-A947-70E740481C1C}">
-                          <a14:useLocalDpi xmlns:a14="http://schemas.microsoft.com/office/drawing/2010/main" val="0"/>
+                          <a14:useLocalDpi xmlns:a14="http://schemas.microsoft.com/office/drawing/2010/main" xmlns:wps="http://schemas.microsoft.com/office/word/2010/wordprocessingShape" xmlns:wpi="http://schemas.microsoft.com/office/word/2010/wordprocessingInk" xmlns:wpg="http://schemas.microsoft.com/office/word/2010/wordprocessingGroup" xmlns:w15="http://schemas.microsoft.com/office/word/2012/wordml" xmlns:w14="http://schemas.microsoft.com/office/word/2010/wordml" xmlns:w="http://schemas.openxmlformats.org/wordprocessingml/2006/main" xmlns:w10="urn:schemas-microsoft-com:office:word" xmlns:wp14="http://schemas.microsoft.com/office/word/2010/wordprocessingDrawing" xmlns:v="urn:schemas-microsoft-com:vml" xmlns:o="urn:schemas-microsoft-com:office:office" xmlns:mv="urn:schemas-microsoft-com:mac:vml" xmlns:mc="http://schemas.openxmlformats.org/markup-compatibility/2006" xmlns:mo="http://schemas.microsoft.com/office/mac/office/2008/main" xmlns:wpc="http://schemas.microsoft.com/office/word/2010/wordprocessingCanvas" xmlns="" val="0"/>
                         </a:ext>
                       </a:extLst>
                     </a:blip>
@@ -5469,7 +5354,7 @@
     </w:p>
     <w:p>
       <w:pPr>
-        <w:pStyle w:val="Caption"/>
+        <w:pStyle w:val="ae"/>
         <w:jc w:val="center"/>
         <w:rPr>
           <w:rFonts w:ascii="Times" w:hAnsi="Times"/>
@@ -5480,7 +5365,7 @@
     </w:p>
     <w:p>
       <w:pPr>
-        <w:pStyle w:val="Caption"/>
+        <w:pStyle w:val="ae"/>
         <w:jc w:val="center"/>
         <w:rPr>
           <w:rFonts w:ascii="Times" w:hAnsi="Times" w:cs="MinionW08-Regular"/>
@@ -5567,7 +5452,7 @@
         </w:rPr>
         <w:lastRenderedPageBreak/>
         <w:drawing>
-          <wp:inline distT="0" distB="0" distL="0" distR="0" wp14:anchorId="2423CDB8" wp14:editId="0C97C431">
+          <wp:inline distT="0" distB="0" distL="0" distR="0">
             <wp:extent cx="3594735" cy="879481"/>
             <wp:effectExtent l="0" t="0" r="12065" b="9525"/>
             <wp:docPr id="17" name="Picture 17" descr="../../../屏幕截图/Screenshot%202017-04-05%2010.16.28.png"/>
@@ -5587,7 +5472,7 @@
                     <a:blip r:embed="rId9" cstate="print">
                       <a:extLst>
                         <a:ext uri="{28A0092B-C50C-407E-A947-70E740481C1C}">
-                          <a14:useLocalDpi xmlns:a14="http://schemas.microsoft.com/office/drawing/2010/main" val="0"/>
+                          <a14:useLocalDpi xmlns:a14="http://schemas.microsoft.com/office/drawing/2010/main" xmlns:wps="http://schemas.microsoft.com/office/word/2010/wordprocessingShape" xmlns:wpi="http://schemas.microsoft.com/office/word/2010/wordprocessingInk" xmlns:wpg="http://schemas.microsoft.com/office/word/2010/wordprocessingGroup" xmlns:w15="http://schemas.microsoft.com/office/word/2012/wordml" xmlns:w14="http://schemas.microsoft.com/office/word/2010/wordml" xmlns:w="http://schemas.openxmlformats.org/wordprocessingml/2006/main" xmlns:w10="urn:schemas-microsoft-com:office:word" xmlns:wp14="http://schemas.microsoft.com/office/word/2010/wordprocessingDrawing" xmlns:v="urn:schemas-microsoft-com:vml" xmlns:o="urn:schemas-microsoft-com:office:office" xmlns:mv="urn:schemas-microsoft-com:mac:vml" xmlns:mc="http://schemas.openxmlformats.org/markup-compatibility/2006" xmlns:mo="http://schemas.microsoft.com/office/mac/office/2008/main" xmlns:wpc="http://schemas.microsoft.com/office/word/2010/wordprocessingCanvas" xmlns="" val="0"/>
                         </a:ext>
                       </a:extLst>
                     </a:blip>
@@ -5669,15 +5554,6 @@
           <w:sz w:val="22"/>
           <w:szCs w:val="22"/>
         </w:rPr>
-        <w:t xml:space="preserve"> </w:t>
-      </w:r>
-      <w:r>
-        <w:rPr>
-          <w:rFonts w:ascii="Times" w:hAnsi="Times" w:cs="MinionW08-Regular"/>
-          <w:color w:val="000000" w:themeColor="text1"/>
-          <w:sz w:val="22"/>
-          <w:szCs w:val="22"/>
-        </w:rPr>
         <w:t xml:space="preserve">A </w:t>
       </w:r>
       <w:r>
@@ -5723,39 +5599,21 @@
           <w:sz w:val="22"/>
           <w:szCs w:val="22"/>
         </w:rPr>
-        <w:t>dynamic</w:t>
-      </w:r>
-      <w:r>
-        <w:rPr>
-          <w:rFonts w:ascii="Times" w:hAnsi="Times" w:cs="MinionW08-Regular"/>
-          <w:color w:val="000000" w:themeColor="text1"/>
-          <w:sz w:val="22"/>
-          <w:szCs w:val="22"/>
-        </w:rPr>
-        <w:t xml:space="preserve"> </w:t>
-      </w:r>
-      <w:r>
-        <w:rPr>
-          <w:rFonts w:ascii="Times" w:hAnsi="Times" w:cs="MinionW08-Regular"/>
-          <w:color w:val="000000" w:themeColor="text1"/>
-          <w:sz w:val="22"/>
-          <w:szCs w:val="22"/>
-        </w:rPr>
-        <w:t>approach.</w:t>
-      </w:r>
-    </w:p>
-    <w:p>
-      <w:pPr>
-        <w:rPr>
-          <w:rFonts w:ascii="Times" w:hAnsi="Times" w:cs="MinionW08-Regular"/>
-          <w:sz w:val="22"/>
-          <w:szCs w:val="22"/>
-        </w:rPr>
-      </w:pPr>
-    </w:p>
-    <w:p>
-      <w:pPr>
-        <w:pStyle w:val="Heading3"/>
+        <w:t>dynamicapproach.</w:t>
+      </w:r>
+    </w:p>
+    <w:p>
+      <w:pPr>
+        <w:rPr>
+          <w:rFonts w:ascii="Times" w:hAnsi="Times" w:cs="MinionW08-Regular"/>
+          <w:sz w:val="22"/>
+          <w:szCs w:val="22"/>
+        </w:rPr>
+      </w:pPr>
+    </w:p>
+    <w:p>
+      <w:pPr>
+        <w:pStyle w:val="3"/>
         <w:numPr>
           <w:ilvl w:val="0"/>
           <w:numId w:val="16"/>
@@ -5842,25 +5700,7 @@
           <w:sz w:val="22"/>
           <w:szCs w:val="22"/>
         </w:rPr>
-        <w:t>actually executing any of the codes in question. A recent survey</w:t>
-      </w:r>
-      <w:r>
-        <w:rPr>
-          <w:rFonts w:ascii="Times" w:hAnsi="Times" w:cs="MinionW08-Regular"/>
-          <w:color w:val="000000" w:themeColor="text1"/>
-          <w:sz w:val="22"/>
-          <w:szCs w:val="22"/>
-        </w:rPr>
-        <w:t xml:space="preserve"> </w:t>
-      </w:r>
-      <w:r>
-        <w:rPr>
-          <w:rFonts w:ascii="Times" w:hAnsi="Times" w:cs="MinionW08-Regular"/>
-          <w:color w:val="000000" w:themeColor="text1"/>
-          <w:sz w:val="22"/>
-          <w:szCs w:val="22"/>
-        </w:rPr>
-        <w:t xml:space="preserve">on applying machine learning classifiers on static features to detect unknown malware suggests that static approach achieves </w:t>
+        <w:t xml:space="preserve">actually executing any of the codes in question. A recent surveyon applying machine learning classifiers on static features to detect unknown malware suggests that static approach achieves </w:t>
       </w:r>
       <w:r>
         <w:rPr>
@@ -5928,7 +5768,6 @@
           <w:id w:val="-350957568"/>
           <w:citation/>
         </w:sdtPr>
-        <w:sdtEndPr/>
         <w:sdtContent>
           <w:r>
             <w:rPr>
@@ -6026,7 +5865,7 @@
     </w:p>
     <w:p>
       <w:pPr>
-        <w:pStyle w:val="ListParagraph"/>
+        <w:pStyle w:val="a5"/>
         <w:widowControl w:val="0"/>
         <w:numPr>
           <w:ilvl w:val="0"/>
@@ -6072,7 +5911,7 @@
     </w:p>
     <w:p>
       <w:pPr>
-        <w:pStyle w:val="ListParagraph"/>
+        <w:pStyle w:val="a5"/>
         <w:widowControl w:val="0"/>
         <w:numPr>
           <w:ilvl w:val="0"/>
@@ -6104,30 +5943,12 @@
           <w:sz w:val="22"/>
           <w:szCs w:val="22"/>
         </w:rPr>
-        <w:t>he second technique</w:t>
-      </w:r>
-      <w:r>
-        <w:rPr>
-          <w:rFonts w:ascii="Times" w:hAnsi="Times" w:cs="MinionW08-Regular"/>
-          <w:color w:val="000000" w:themeColor="text1"/>
-          <w:sz w:val="22"/>
-          <w:szCs w:val="22"/>
-        </w:rPr>
-        <w:t xml:space="preserve"> </w:t>
-      </w:r>
-      <w:r>
-        <w:rPr>
-          <w:rFonts w:ascii="Times" w:hAnsi="Times" w:cs="MinionW08-Regular"/>
-          <w:color w:val="000000" w:themeColor="text1"/>
-          <w:sz w:val="22"/>
-          <w:szCs w:val="22"/>
-        </w:rPr>
-        <w:t>they used the string as a binary feature</w:t>
-      </w:r>
-    </w:p>
-    <w:p>
-      <w:pPr>
-        <w:pStyle w:val="ListParagraph"/>
+        <w:t>he second techniquethey used the string as a binary feature</w:t>
+      </w:r>
+    </w:p>
+    <w:p>
+      <w:pPr>
+        <w:pStyle w:val="a5"/>
         <w:widowControl w:val="0"/>
         <w:numPr>
           <w:ilvl w:val="0"/>
@@ -6234,36 +6055,16 @@
           <w:sz w:val="22"/>
           <w:szCs w:val="22"/>
         </w:rPr>
-        <w:t xml:space="preserve">Later, </w:t>
-      </w:r>
-      <w:proofErr w:type="spellStart"/>
-      <w:r>
-        <w:rPr>
-          <w:rFonts w:ascii="Times" w:hAnsi="Times" w:cs="MinionW08-Regular"/>
-          <w:color w:val="000000" w:themeColor="text1"/>
-          <w:sz w:val="22"/>
-          <w:szCs w:val="22"/>
-        </w:rPr>
-        <w:t>Kolter</w:t>
-      </w:r>
-      <w:r>
-        <w:rPr>
-          <w:rFonts w:ascii="Times" w:hAnsi="Times" w:cs="MinionW08-Regular"/>
-          <w:color w:val="000000" w:themeColor="text1"/>
-          <w:sz w:val="22"/>
-          <w:szCs w:val="22"/>
-        </w:rPr>
-        <w:t>and</w:t>
-      </w:r>
-      <w:proofErr w:type="spellEnd"/>
-      <w:r>
-        <w:rPr>
-          <w:rFonts w:ascii="Times" w:hAnsi="Times" w:cs="MinionW08-Regular"/>
-          <w:color w:val="000000" w:themeColor="text1"/>
-          <w:sz w:val="22"/>
-          <w:szCs w:val="22"/>
-        </w:rPr>
-        <w:t xml:space="preserve"> Maloof</w:t>
+        <w:t>Later, Kolter</w:t>
+      </w:r>
+      <w:r>
+        <w:rPr>
+          <w:rFonts w:ascii="Times" w:hAnsi="Times" w:cs="MinionW08-Regular"/>
+          <w:color w:val="000000" w:themeColor="text1"/>
+          <w:sz w:val="22"/>
+          <w:szCs w:val="22"/>
+        </w:rPr>
+        <w:t>and Maloof</w:t>
       </w:r>
       <w:sdt>
         <w:sdtPr>
@@ -6276,7 +6077,6 @@
           <w:id w:val="-1740699254"/>
           <w:citation/>
         </w:sdtPr>
-        <w:sdtEndPr/>
         <w:sdtContent>
           <w:r>
             <w:rPr>
@@ -6337,7 +6137,6 @@
           <w:id w:val="-1744401523"/>
           <w:citation/>
         </w:sdtPr>
-        <w:sdtEndPr/>
         <w:sdtContent>
           <w:r>
             <w:rPr>
@@ -6394,25 +6193,7 @@
           <w:sz w:val="22"/>
           <w:szCs w:val="22"/>
         </w:rPr>
-        <w:t>improved</w:t>
-      </w:r>
-      <w:r>
-        <w:rPr>
-          <w:rFonts w:ascii="Times" w:hAnsi="Times" w:cs="MinionW08-Regular"/>
-          <w:color w:val="000000" w:themeColor="text1"/>
-          <w:sz w:val="22"/>
-          <w:szCs w:val="22"/>
-        </w:rPr>
-        <w:t xml:space="preserve"> </w:t>
-      </w:r>
-      <w:r>
-        <w:rPr>
-          <w:rFonts w:ascii="Times" w:hAnsi="Times" w:cs="MinionW08-Regular"/>
-          <w:color w:val="000000" w:themeColor="text1"/>
-          <w:sz w:val="22"/>
-          <w:szCs w:val="22"/>
-        </w:rPr>
-        <w:t>Schulz’s third technique, by applying byte</w:t>
+        <w:t>improvedSchulz’s third technique, by applying byte</w:t>
       </w:r>
       <w:r>
         <w:rPr>
@@ -6545,25 +6326,14 @@
           <w:szCs w:val="22"/>
         </w:rPr>
       </w:pPr>
-      <w:proofErr w:type="spellStart"/>
-      <w:r>
-        <w:rPr>
-          <w:rFonts w:ascii="Times" w:hAnsi="Times" w:cs="MinionW08-Regular"/>
-          <w:color w:val="000000" w:themeColor="text1"/>
-          <w:sz w:val="22"/>
-          <w:szCs w:val="22"/>
-        </w:rPr>
-        <w:t>OpCode</w:t>
-      </w:r>
-      <w:proofErr w:type="spellEnd"/>
-      <w:r>
-        <w:rPr>
-          <w:rFonts w:ascii="Times" w:hAnsi="Times" w:cs="MinionW08-Regular"/>
-          <w:color w:val="000000" w:themeColor="text1"/>
-          <w:sz w:val="22"/>
-          <w:szCs w:val="22"/>
-        </w:rPr>
-        <w:t xml:space="preserve"> (operational code) sequence</w:t>
+      <w:r>
+        <w:rPr>
+          <w:rFonts w:ascii="Times" w:hAnsi="Times" w:cs="MinionW08-Regular"/>
+          <w:color w:val="000000" w:themeColor="text1"/>
+          <w:sz w:val="22"/>
+          <w:szCs w:val="22"/>
+        </w:rPr>
+        <w:t>OpCode (operational code) sequence</w:t>
       </w:r>
       <w:r>
         <w:rPr>
@@ -6601,19 +6371,8 @@
           <w:sz w:val="22"/>
           <w:szCs w:val="22"/>
         </w:rPr>
-        <w:t xml:space="preserve">TF and TFIDF of each </w:t>
-      </w:r>
-      <w:proofErr w:type="spellStart"/>
-      <w:r>
-        <w:rPr>
-          <w:rFonts w:ascii="Times" w:hAnsi="Times" w:cs="MinionW08-Regular"/>
-          <w:color w:val="000000" w:themeColor="text1"/>
-          <w:sz w:val="22"/>
-          <w:szCs w:val="22"/>
-        </w:rPr>
-        <w:t>OpCode</w:t>
-      </w:r>
-      <w:proofErr w:type="spellEnd"/>
+        <w:t>TF and TFIDF of each OpCode</w:t>
+      </w:r>
       <w:r>
         <w:rPr>
           <w:rFonts w:ascii="Times" w:hAnsi="Times" w:cs="MinionW08-Italic"/>
@@ -6632,19 +6391,8 @@
           <w:sz w:val="22"/>
           <w:szCs w:val="22"/>
         </w:rPr>
-        <w:t xml:space="preserve">-gram were calculated as the weight of features. The evaluation of many factors is conducted based on eight types of classifiers. The experimental results indicate that the use of </w:t>
-      </w:r>
-      <w:proofErr w:type="spellStart"/>
-      <w:r>
-        <w:rPr>
-          <w:rFonts w:ascii="Times" w:hAnsi="Times" w:cs="MinionW08-Regular"/>
-          <w:color w:val="000000" w:themeColor="text1"/>
-          <w:sz w:val="22"/>
-          <w:szCs w:val="22"/>
-        </w:rPr>
-        <w:t>OpCode</w:t>
-      </w:r>
-      <w:proofErr w:type="spellEnd"/>
+        <w:t>-gram were calculated as the weight of features. The evaluation of many factors is conducted based on eight types of classifiers. The experimental results indicate that the use of OpCode</w:t>
+      </w:r>
       <w:r>
         <w:rPr>
           <w:rFonts w:ascii="Times" w:hAnsi="Times" w:cs="MinionW08-Italic"/>
@@ -6701,7 +6449,7 @@
     </w:p>
     <w:p>
       <w:pPr>
-        <w:pStyle w:val="Heading3"/>
+        <w:pStyle w:val="3"/>
         <w:numPr>
           <w:ilvl w:val="0"/>
           <w:numId w:val="16"/>
@@ -6808,25 +6556,14 @@
           <w:szCs w:val="22"/>
         </w:rPr>
       </w:pPr>
-      <w:proofErr w:type="spellStart"/>
-      <w:r>
-        <w:rPr>
-          <w:rFonts w:ascii="Times" w:hAnsi="Times" w:cs="MinionW08-Regular"/>
-          <w:color w:val="000000" w:themeColor="text1"/>
-          <w:sz w:val="22"/>
-          <w:szCs w:val="22"/>
-        </w:rPr>
-        <w:t>Stopel</w:t>
-      </w:r>
-      <w:proofErr w:type="spellEnd"/>
-      <w:r>
-        <w:rPr>
-          <w:rFonts w:ascii="Times" w:hAnsi="Times" w:cs="MinionW08-Regular"/>
-          <w:color w:val="000000" w:themeColor="text1"/>
-          <w:sz w:val="22"/>
-          <w:szCs w:val="22"/>
-        </w:rPr>
-        <w:t xml:space="preserve"> et al</w:t>
+      <w:r>
+        <w:rPr>
+          <w:rFonts w:ascii="Times" w:hAnsi="Times" w:cs="MinionW08-Regular"/>
+          <w:color w:val="000000" w:themeColor="text1"/>
+          <w:sz w:val="22"/>
+          <w:szCs w:val="22"/>
+        </w:rPr>
+        <w:t>Stopel et al</w:t>
       </w:r>
       <w:r>
         <w:rPr>
@@ -6848,7 +6585,6 @@
           <w:id w:val="439113677"/>
           <w:citation/>
         </w:sdtPr>
-        <w:sdtEndPr/>
         <w:sdtContent>
           <w:r>
             <w:rPr>
@@ -6923,27 +6659,7 @@
           <w:sz w:val="22"/>
           <w:szCs w:val="22"/>
         </w:rPr>
-        <w:t xml:space="preserve">and sixty different parameters of the infected computers were measured. The results indicate that this method has computational advantages and can detect previously unknown worms. </w:t>
-      </w:r>
-      <w:proofErr w:type="spellStart"/>
-      <w:r>
-        <w:rPr>
-          <w:rFonts w:ascii="Times" w:hAnsi="Times" w:cs="MinionW08-Regular"/>
-          <w:color w:val="000000" w:themeColor="text1"/>
-          <w:sz w:val="22"/>
-          <w:szCs w:val="22"/>
-        </w:rPr>
-        <w:t>Stopel</w:t>
-      </w:r>
-      <w:proofErr w:type="spellEnd"/>
-      <w:r>
-        <w:rPr>
-          <w:rFonts w:ascii="Times" w:hAnsi="Times" w:cs="MinionW08-Regular"/>
-          <w:color w:val="000000" w:themeColor="text1"/>
-          <w:sz w:val="22"/>
-          <w:szCs w:val="22"/>
-        </w:rPr>
-        <w:t xml:space="preserve"> et al.</w:t>
+        <w:t>and sixty different parameters of the infected computers were measured. The results indicate that this method has computational advantages and can detect previously unknown worms. Stopel et al.</w:t>
       </w:r>
       <w:sdt>
         <w:sdtPr>
@@ -6956,7 +6672,6 @@
           <w:id w:val="142869400"/>
           <w:citation/>
         </w:sdtPr>
-        <w:sdtEndPr/>
         <w:sdtContent>
           <w:r>
             <w:rPr>
@@ -7013,7 +6728,7 @@
           <w:sz w:val="22"/>
           <w:szCs w:val="22"/>
         </w:rPr>
-        <w:t xml:space="preserve">improved worm detection with ANN through three temporal analysis preprocessing techniques and reduced the number of features significantly by using various feature selection techniques. The results show that preliminary temporal processing does not increase the </w:t>
+        <w:t xml:space="preserve">improved worm detection with ANN through three temporal analysis preprocessing techniques and reduced the number of features significantly by using various feature selection techniques. The results show that preliminary temporal processing does not increase the detection accuracy significantly, and the accuracy of worm detection may increase when only the most </w:t>
       </w:r>
       <w:r>
         <w:rPr>
@@ -7023,7 +6738,7 @@
           <w:szCs w:val="22"/>
         </w:rPr>
         <w:lastRenderedPageBreak/>
-        <w:t>detection accuracy significantly, and the accuracy of worm detection may increase when only the most important features are used.</w:t>
+        <w:t>important features are used.</w:t>
       </w:r>
     </w:p>
     <w:p>
@@ -7053,25 +6768,14 @@
           <w:szCs w:val="22"/>
         </w:rPr>
       </w:pPr>
-      <w:proofErr w:type="spellStart"/>
-      <w:r>
-        <w:rPr>
-          <w:rFonts w:ascii="Times" w:hAnsi="Times" w:cs="MinionW08-Regular"/>
-          <w:color w:val="000000" w:themeColor="text1"/>
-          <w:sz w:val="22"/>
-          <w:szCs w:val="22"/>
-        </w:rPr>
-        <w:t>Moskovitch</w:t>
-      </w:r>
-      <w:proofErr w:type="spellEnd"/>
-      <w:r>
-        <w:rPr>
-          <w:rFonts w:ascii="Times" w:hAnsi="Times" w:cs="MinionW08-Regular"/>
-          <w:color w:val="000000" w:themeColor="text1"/>
-          <w:sz w:val="22"/>
-          <w:szCs w:val="22"/>
-        </w:rPr>
-        <w:t xml:space="preserve"> et al.</w:t>
+      <w:r>
+        <w:rPr>
+          <w:rFonts w:ascii="Times" w:hAnsi="Times" w:cs="MinionW08-Regular"/>
+          <w:color w:val="000000" w:themeColor="text1"/>
+          <w:sz w:val="22"/>
+          <w:szCs w:val="22"/>
+        </w:rPr>
+        <w:t>Moskovitch et al.</w:t>
       </w:r>
       <w:sdt>
         <w:sdtPr>
@@ -7084,7 +6788,6 @@
           <w:id w:val="115186441"/>
           <w:citation/>
         </w:sdtPr>
-        <w:sdtEndPr/>
         <w:sdtContent>
           <w:r>
             <w:rPr>
@@ -7145,7 +6848,6 @@
           <w:id w:val="-810859304"/>
           <w:citation/>
         </w:sdtPr>
-        <w:sdtEndPr/>
         <w:sdtContent>
           <w:r>
             <w:rPr>
@@ -7206,7 +6908,6 @@
           <w:id w:val="1266423201"/>
           <w:citation/>
         </w:sdtPr>
-        <w:sdtEndPr/>
         <w:sdtContent>
           <w:r>
             <w:rPr>
@@ -7267,7 +6968,6 @@
           <w:id w:val="1848599916"/>
           <w:citation/>
         </w:sdtPr>
-        <w:sdtEndPr/>
         <w:sdtContent>
           <w:r>
             <w:rPr>
@@ -7328,7 +7028,6 @@
           <w:id w:val="1744380826"/>
           <w:citation/>
         </w:sdtPr>
-        <w:sdtEndPr/>
         <w:sdtContent>
           <w:r>
             <w:rPr>
@@ -7389,7 +7088,6 @@
           <w:id w:val="-416471874"/>
           <w:citation/>
         </w:sdtPr>
-        <w:sdtEndPr/>
         <w:sdtContent>
           <w:r>
             <w:rPr>
@@ -7494,74 +7192,23 @@
           <w:szCs w:val="22"/>
         </w:rPr>
       </w:pPr>
-      <w:proofErr w:type="spellStart"/>
-      <w:r>
-        <w:rPr>
-          <w:rFonts w:ascii="Times" w:hAnsi="Times" w:cs="MinionW08-Regular"/>
-          <w:color w:val="000000" w:themeColor="text1"/>
-          <w:sz w:val="22"/>
-          <w:szCs w:val="22"/>
-        </w:rPr>
-        <w:t>Shabtai</w:t>
-      </w:r>
-      <w:proofErr w:type="spellEnd"/>
-      <w:r>
-        <w:rPr>
-          <w:rFonts w:ascii="Times" w:hAnsi="Times" w:cs="MinionW08-Regular"/>
-          <w:color w:val="000000" w:themeColor="text1"/>
-          <w:sz w:val="22"/>
-          <w:szCs w:val="22"/>
-        </w:rPr>
-        <w:t xml:space="preserve"> et al. </w:t>
-      </w:r>
-      <w:r>
-        <w:rPr>
-          <w:rFonts w:ascii="Times" w:hAnsi="Times" w:cs="MinionW08-Regular"/>
-          <w:color w:val="000000" w:themeColor="text1"/>
-          <w:sz w:val="22"/>
-          <w:szCs w:val="22"/>
-        </w:rPr>
-        <w:t xml:space="preserve">presented </w:t>
-      </w:r>
-      <w:proofErr w:type="spellStart"/>
-      <w:r>
-        <w:rPr>
-          <w:rFonts w:ascii="Times" w:hAnsi="Times" w:cs="MinionW08-Regular"/>
-          <w:color w:val="000000" w:themeColor="text1"/>
-          <w:sz w:val="22"/>
-          <w:szCs w:val="22"/>
-        </w:rPr>
-        <w:t>eDare</w:t>
-      </w:r>
-      <w:proofErr w:type="spellEnd"/>
-      <w:r>
-        <w:rPr>
-          <w:rFonts w:ascii="Times" w:hAnsi="Times" w:cs="MinionW08-Regular"/>
-          <w:color w:val="000000" w:themeColor="text1"/>
-          <w:sz w:val="22"/>
-          <w:szCs w:val="22"/>
-        </w:rPr>
-        <w:t xml:space="preserve"> framework to address the risks stemming from malicious software propagating via networks. Network-based traffic was extracted and various types of algorithms were employed to detect unknown malware in </w:t>
-      </w:r>
-      <w:proofErr w:type="spellStart"/>
-      <w:r>
-        <w:rPr>
-          <w:rFonts w:ascii="Times" w:hAnsi="Times" w:cs="MinionW08-Regular"/>
-          <w:color w:val="000000" w:themeColor="text1"/>
-          <w:sz w:val="22"/>
-          <w:szCs w:val="22"/>
-        </w:rPr>
-        <w:t>eDare</w:t>
-      </w:r>
-      <w:proofErr w:type="spellEnd"/>
-      <w:r>
-        <w:rPr>
-          <w:rFonts w:ascii="Times" w:hAnsi="Times" w:cs="MinionW08-Regular"/>
-          <w:color w:val="000000" w:themeColor="text1"/>
-          <w:sz w:val="22"/>
-          <w:szCs w:val="22"/>
-        </w:rPr>
-        <w:t xml:space="preserve"> framework. Static and behavioral analyses of malware were incorporated in this system which also presented novel automatic signature generation algorithm.</w:t>
+      <w:r>
+        <w:rPr>
+          <w:rFonts w:ascii="Times" w:hAnsi="Times" w:cs="MinionW08-Regular"/>
+          <w:color w:val="000000" w:themeColor="text1"/>
+          <w:sz w:val="22"/>
+          <w:szCs w:val="22"/>
+        </w:rPr>
+        <w:t xml:space="preserve">Shabtai et al. </w:t>
+      </w:r>
+      <w:r>
+        <w:rPr>
+          <w:rFonts w:ascii="Times" w:hAnsi="Times" w:cs="MinionW08-Regular"/>
+          <w:color w:val="000000" w:themeColor="text1"/>
+          <w:sz w:val="22"/>
+          <w:szCs w:val="22"/>
+        </w:rPr>
+        <w:t>presented eDare framework to address the risks stemming from malicious software propagating via networks. Network-based traffic was extracted and various types of algorithms were employed to detect unknown malware in eDare framework. Static and behavioral analyses of malware were incorporated in this system which also presented novel automatic signature generation algorithm.</w:t>
       </w:r>
     </w:p>
     <w:p>
@@ -7620,7 +7267,6 @@
           <w:id w:val="-673956732"/>
           <w:citation/>
         </w:sdtPr>
-        <w:sdtEndPr/>
         <w:sdtContent>
           <w:r>
             <w:rPr>
@@ -7672,39 +7318,12 @@
       </w:sdt>
       <w:r>
         <w:rPr>
-          <w:rFonts w:ascii="Times" w:hAnsi="Times" w:cs="MinionW08-Regular" w:hint="eastAsia"/>
-          <w:color w:val="000000" w:themeColor="text1"/>
-          <w:sz w:val="22"/>
-          <w:szCs w:val="22"/>
-        </w:rPr>
-        <w:t xml:space="preserve"> </w:t>
-      </w:r>
-      <w:r>
-        <w:rPr>
-          <w:rFonts w:ascii="Times" w:hAnsi="Times" w:cs="MinionW08-Regular"/>
-          <w:color w:val="000000" w:themeColor="text1"/>
-          <w:sz w:val="22"/>
-          <w:szCs w:val="22"/>
-        </w:rPr>
-        <w:t>introduced a malware detection technique combining two different dynamic features (from spatial and temporal information) available in run-time API. Park et al.</w:t>
-      </w:r>
-      <w:r>
-        <w:rPr>
-          <w:rFonts w:ascii="Times" w:hAnsi="Times" w:cs="MinionW08-Regular"/>
-          <w:color w:val="000000" w:themeColor="text1"/>
-          <w:sz w:val="22"/>
-          <w:szCs w:val="22"/>
-        </w:rPr>
-        <w:t xml:space="preserve"> </w:t>
-      </w:r>
-      <w:r>
-        <w:rPr>
-          <w:rFonts w:ascii="Times" w:hAnsi="Times" w:cs="MinionW08-Regular"/>
-          <w:color w:val="000000" w:themeColor="text1"/>
-          <w:sz w:val="22"/>
-          <w:szCs w:val="22"/>
-        </w:rPr>
-        <w:t>used run-time execution of malware files to generate maximal common subgraph to detect malware. Tian et al</w:t>
+          <w:rFonts w:ascii="Times" w:hAnsi="Times" w:cs="MinionW08-Regular"/>
+          <w:color w:val="000000" w:themeColor="text1"/>
+          <w:sz w:val="22"/>
+          <w:szCs w:val="22"/>
+        </w:rPr>
+        <w:t>introduced a malware detection technique combining two different dynamic features (from spatial and temporal information) available in run-time API. Park et al.used run-time execution of malware files to generate maximal common subgraph to detect malware. Tian et al</w:t>
       </w:r>
       <w:r>
         <w:rPr>
@@ -7759,45 +7378,7 @@
           <w:sz w:val="22"/>
           <w:szCs w:val="22"/>
         </w:rPr>
-        <w:t xml:space="preserve">Apart from above, in order to label suspicious files to malware or benign software, information security experts need to analyze manually suspicious files and it is a time-consuming task. </w:t>
-      </w:r>
-      <w:proofErr w:type="spellStart"/>
-      <w:r>
-        <w:rPr>
-          <w:rFonts w:ascii="Times" w:hAnsi="Times" w:cs="MinionW08-Regular"/>
-          <w:color w:val="000000" w:themeColor="text1"/>
-          <w:sz w:val="22"/>
-          <w:szCs w:val="22"/>
-        </w:rPr>
-        <w:t>Nissim</w:t>
-      </w:r>
-      <w:proofErr w:type="spellEnd"/>
-      <w:r>
-        <w:rPr>
-          <w:rFonts w:ascii="Times" w:hAnsi="Times" w:cs="MinionW08-Regular"/>
-          <w:color w:val="000000" w:themeColor="text1"/>
-          <w:sz w:val="22"/>
-          <w:szCs w:val="22"/>
-        </w:rPr>
-        <w:t xml:space="preserve"> et al.</w:t>
-      </w:r>
-      <w:r>
-        <w:rPr>
-          <w:rFonts w:ascii="Times" w:hAnsi="Times" w:cs="MinionW08-Regular" w:hint="eastAsia"/>
-          <w:color w:val="000000" w:themeColor="text1"/>
-          <w:sz w:val="22"/>
-          <w:szCs w:val="22"/>
-        </w:rPr>
-        <w:t xml:space="preserve"> </w:t>
-      </w:r>
-      <w:r>
-        <w:rPr>
-          <w:rFonts w:ascii="Times" w:hAnsi="Times" w:cs="MinionW08-Regular"/>
-          <w:color w:val="000000" w:themeColor="text1"/>
-          <w:sz w:val="22"/>
-          <w:szCs w:val="22"/>
-        </w:rPr>
-        <w:t>presented an AL (active learning) framework and introduced two new AL methods to acquire new malwares. The results indicate that their method outperforms random selection for all performance measures and can assist antivirus vendors to improve efficiency.</w:t>
+        <w:t>Apart from above, in order to label suspicious files to malware or benign software, information security experts need to analyze manually suspicious files and it is a time-consuming task. Nissim et al.presented an AL (active learning) framework and introduced two new AL methods to acquire new malwares. The results indicate that their method outperforms random selection for all performance measures and can assist antivirus vendors to improve efficiency.</w:t>
       </w:r>
     </w:p>
     <w:p>
@@ -7812,7 +7393,7 @@
     </w:p>
     <w:p>
       <w:pPr>
-        <w:pStyle w:val="Heading3"/>
+        <w:pStyle w:val="3"/>
         <w:numPr>
           <w:ilvl w:val="0"/>
           <w:numId w:val="16"/>
@@ -7875,7 +7456,6 @@
           <w:id w:val="-2146504719"/>
           <w:citation/>
         </w:sdtPr>
-        <w:sdtEndPr/>
         <w:sdtContent>
           <w:r>
             <w:rPr>
@@ -7936,7 +7516,6 @@
           <w:id w:val="556676494"/>
           <w:citation/>
         </w:sdtPr>
-        <w:sdtEndPr/>
         <w:sdtContent>
           <w:r>
             <w:rPr>
@@ -8066,65 +7645,7 @@
           <w:sz w:val="22"/>
           <w:szCs w:val="22"/>
         </w:rPr>
-        <w:t xml:space="preserve">It is basically a data structure that encapsulates the information necessary for the Windows OS loader to manage the wrapped executable code. A PE file consists of a PE file header and a section table (section headers) followed by the sections’ data. The PE file header consists of a MS DOS header, the PE signature, the image file header, and an optional header. The file headers are followed immediately by section headers. Section header provides information about its associated section, including location, length, and characteristics. Section is the basic unit of code or data within a PE or COFF file. Different functional areas, such as code and data areas, are separated logically into sections. In addition, an image file can contain a number of sections, such </w:t>
-      </w:r>
-      <w:proofErr w:type="gramStart"/>
-      <w:r>
-        <w:rPr>
-          <w:rFonts w:ascii="Times" w:hAnsi="Times" w:cs="MinionW08-Regular"/>
-          <w:color w:val="000000" w:themeColor="text1"/>
-          <w:sz w:val="22"/>
-          <w:szCs w:val="22"/>
-        </w:rPr>
-        <w:t>as</w:t>
-      </w:r>
-      <w:r>
-        <w:rPr>
-          <w:rFonts w:ascii="Times" w:hAnsi="Times" w:cs="MinionW08-Regular"/>
-          <w:color w:val="000000" w:themeColor="text1"/>
-          <w:sz w:val="22"/>
-          <w:szCs w:val="22"/>
-        </w:rPr>
-        <w:t xml:space="preserve"> </w:t>
-      </w:r>
-      <w:r>
-        <w:rPr>
-          <w:rFonts w:ascii="Times" w:hAnsi="Times" w:cs="MinionW08-Regular"/>
-          <w:color w:val="000000" w:themeColor="text1"/>
-          <w:sz w:val="22"/>
-          <w:szCs w:val="22"/>
-        </w:rPr>
-        <w:t>.</w:t>
-      </w:r>
-      <w:proofErr w:type="spellStart"/>
-      <w:r>
-        <w:rPr>
-          <w:rFonts w:ascii="Times" w:hAnsi="Times" w:cs="MinionW08-Regular"/>
-          <w:color w:val="000000" w:themeColor="text1"/>
-          <w:sz w:val="22"/>
-          <w:szCs w:val="22"/>
-        </w:rPr>
-        <w:t>tlsand</w:t>
-      </w:r>
-      <w:proofErr w:type="gramEnd"/>
-      <w:r>
-        <w:rPr>
-          <w:rFonts w:ascii="Times" w:hAnsi="Times" w:cs="MinionW08-Regular"/>
-          <w:color w:val="000000" w:themeColor="text1"/>
-          <w:sz w:val="22"/>
-          <w:szCs w:val="22"/>
-        </w:rPr>
-        <w:t>.reloc</w:t>
-      </w:r>
-      <w:proofErr w:type="spellEnd"/>
-      <w:r>
-        <w:rPr>
-          <w:rFonts w:ascii="Times" w:hAnsi="Times" w:cs="MinionW08-Regular"/>
-          <w:color w:val="000000" w:themeColor="text1"/>
-          <w:sz w:val="22"/>
-          <w:szCs w:val="22"/>
-        </w:rPr>
-        <w:t>, which have special purposes.</w:t>
+        <w:t>It is basically a data structure that encapsulates the information necessary for the Windows OS loader to manage the wrapped executable code. A PE file consists of a PE file header and a section table (section headers) followed by the sections’ data. The PE file header consists of a MS DOS header, the PE signature, the image file header, and an optional header. The file headers are followed immediately by section headers. Section header provides information about its associated section, including location, length, and characteristics. Section is the basic unit of code or data within a PE or COFF file. Different functional areas, such as code and data areas, are separated logically into sections. In addition, an image file can contain a number of sections, such as.tlsand.reloc, which have special purposes.</w:t>
       </w:r>
     </w:p>
     <w:p>
@@ -8311,7 +7832,7 @@
     </w:p>
     <w:p>
       <w:pPr>
-        <w:pStyle w:val="Caption"/>
+        <w:pStyle w:val="ae"/>
         <w:jc w:val="center"/>
         <w:rPr>
           <w:rFonts w:ascii="Times" w:hAnsi="Times" w:cs="MinionW08-Regular"/>
@@ -8396,9 +7917,8 @@
           <w:sz w:val="22"/>
           <w:szCs w:val="22"/>
         </w:rPr>
-        <w:lastRenderedPageBreak/>
         <w:drawing>
-          <wp:inline distT="0" distB="0" distL="0" distR="0" wp14:anchorId="354E560E" wp14:editId="19483127">
+          <wp:inline distT="0" distB="0" distL="0" distR="0">
             <wp:extent cx="4660074" cy="7206615"/>
             <wp:effectExtent l="0" t="0" r="0" b="6985"/>
             <wp:docPr id="22" name="Picture 22"/>
@@ -8418,7 +7938,7 @@
                     <a:blip r:embed="rId10">
                       <a:extLst>
                         <a:ext uri="{28A0092B-C50C-407E-A947-70E740481C1C}">
-                          <a14:useLocalDpi xmlns:a14="http://schemas.microsoft.com/office/drawing/2010/main" val="0"/>
+                          <a14:useLocalDpi xmlns:a14="http://schemas.microsoft.com/office/drawing/2010/main" xmlns:wps="http://schemas.microsoft.com/office/word/2010/wordprocessingShape" xmlns:wpi="http://schemas.microsoft.com/office/word/2010/wordprocessingInk" xmlns:wpg="http://schemas.microsoft.com/office/word/2010/wordprocessingGroup" xmlns:w15="http://schemas.microsoft.com/office/word/2012/wordml" xmlns:w14="http://schemas.microsoft.com/office/word/2010/wordml" xmlns:w="http://schemas.openxmlformats.org/wordprocessingml/2006/main" xmlns:w10="urn:schemas-microsoft-com:office:word" xmlns:wp14="http://schemas.microsoft.com/office/word/2010/wordprocessingDrawing" xmlns:v="urn:schemas-microsoft-com:vml" xmlns:o="urn:schemas-microsoft-com:office:office" xmlns:mv="urn:schemas-microsoft-com:mac:vml" xmlns:mc="http://schemas.openxmlformats.org/markup-compatibility/2006" xmlns:mo="http://schemas.microsoft.com/office/mac/office/2008/main" xmlns:wpc="http://schemas.microsoft.com/office/word/2010/wordprocessingCanvas" xmlns="" val="0"/>
                         </a:ext>
                       </a:extLst>
                     </a:blip>
@@ -8484,7 +8004,7 @@
           <w:sz w:val="22"/>
           <w:szCs w:val="22"/>
         </w:rPr>
-        <w:t xml:space="preserve">Many fields of PE file have no mandatory constraint. There are a number of redundant fields and spaces in PE file, so that it has created opportunities for malware’s propagation and hide. It also makes the format information of malware and benign software show many differences. What is below describes </w:t>
+        <w:t>Many fields of PE file have no mandatory constraint. There are a number of redundant fields and spaces in PE file, so that it has created opportunities for malware’s propagation and hide. It also makes the format information of malware and benign software show many differences. What is below describes particular format problems unlikely to happen in PE programs compiled with a 32-bit compiler (such as Microsoft and Borland compiler</w:t>
       </w:r>
       <w:r>
         <w:rPr>
@@ -8493,8 +8013,7 @@
           <w:sz w:val="22"/>
           <w:szCs w:val="22"/>
         </w:rPr>
-        <w:lastRenderedPageBreak/>
-        <w:t>particular format problems unlikely to happen in PE programs compiled with a 32-bit compiler (such as Microsoft and Borland compiler</w:t>
+        <w:t>)</w:t>
       </w:r>
       <w:r>
         <w:rPr>
@@ -8503,21 +8022,12 @@
           <w:sz w:val="22"/>
           <w:szCs w:val="22"/>
         </w:rPr>
-        <w:t>)</w:t>
-      </w:r>
-      <w:r>
-        <w:rPr>
-          <w:rFonts w:ascii="Times" w:hAnsi="Times" w:cs="Helvetica"/>
-          <w:color w:val="000000" w:themeColor="text1"/>
-          <w:sz w:val="22"/>
-          <w:szCs w:val="22"/>
-        </w:rPr>
         <w:t>:</w:t>
       </w:r>
     </w:p>
     <w:p>
       <w:pPr>
-        <w:pStyle w:val="ListParagraph"/>
+        <w:pStyle w:val="a5"/>
         <w:numPr>
           <w:ilvl w:val="0"/>
           <w:numId w:val="6"/>
@@ -8541,7 +8051,7 @@
     </w:p>
     <w:p>
       <w:pPr>
-        <w:pStyle w:val="ListParagraph"/>
+        <w:pStyle w:val="a5"/>
         <w:numPr>
           <w:ilvl w:val="0"/>
           <w:numId w:val="6"/>
@@ -8565,7 +8075,7 @@
     </w:p>
     <w:p>
       <w:pPr>
-        <w:pStyle w:val="ListParagraph"/>
+        <w:pStyle w:val="a5"/>
         <w:numPr>
           <w:ilvl w:val="0"/>
           <w:numId w:val="6"/>
@@ -8589,7 +8099,7 @@
     </w:p>
     <w:p>
       <w:pPr>
-        <w:pStyle w:val="ListParagraph"/>
+        <w:pStyle w:val="a5"/>
         <w:numPr>
           <w:ilvl w:val="0"/>
           <w:numId w:val="6"/>
@@ -8613,7 +8123,7 @@
     </w:p>
     <w:p>
       <w:pPr>
-        <w:pStyle w:val="ListParagraph"/>
+        <w:pStyle w:val="a5"/>
         <w:numPr>
           <w:ilvl w:val="0"/>
           <w:numId w:val="6"/>
@@ -8655,7 +8165,7 @@
     </w:p>
     <w:p>
       <w:pPr>
-        <w:pStyle w:val="ListParagraph"/>
+        <w:pStyle w:val="a5"/>
         <w:numPr>
           <w:ilvl w:val="0"/>
           <w:numId w:val="6"/>
@@ -8679,7 +8189,7 @@
     </w:p>
     <w:p>
       <w:pPr>
-        <w:pStyle w:val="ListParagraph"/>
+        <w:pStyle w:val="a5"/>
         <w:numPr>
           <w:ilvl w:val="0"/>
           <w:numId w:val="6"/>
@@ -8703,7 +8213,7 @@
     </w:p>
     <w:p>
       <w:pPr>
-        <w:pStyle w:val="ListParagraph"/>
+        <w:pStyle w:val="a5"/>
         <w:numPr>
           <w:ilvl w:val="0"/>
           <w:numId w:val="6"/>
@@ -8736,7 +8246,7 @@
     </w:p>
     <w:p>
       <w:pPr>
-        <w:pStyle w:val="Heading3"/>
+        <w:pStyle w:val="3"/>
         <w:numPr>
           <w:ilvl w:val="0"/>
           <w:numId w:val="16"/>
@@ -8820,19 +8330,8 @@
           <w:sz w:val="22"/>
           <w:szCs w:val="22"/>
         </w:rPr>
-        <w:t xml:space="preserve"> </w:t>
-      </w:r>
-      <w:proofErr w:type="spellStart"/>
-      <w:r>
-        <w:rPr>
-          <w:rFonts w:ascii="Times" w:hAnsi="Times" w:cs="MinionW08-Regular"/>
-          <w:color w:val="000000" w:themeColor="text1"/>
-          <w:sz w:val="22"/>
-          <w:szCs w:val="22"/>
-        </w:rPr>
         <w:t>Szor</w:t>
       </w:r>
-      <w:proofErr w:type="spellEnd"/>
       <w:sdt>
         <w:sdtPr>
           <w:rPr>
@@ -8844,7 +8343,6 @@
           <w:id w:val="422151604"/>
           <w:citation/>
         </w:sdtPr>
-        <w:sdtEndPr/>
         <w:sdtContent>
           <w:r>
             <w:rPr>
@@ -8896,6 +8394,15 @@
       </w:sdt>
       <w:r>
         <w:rPr>
+          <w:rFonts w:ascii="Times" w:hAnsi="Times" w:cs="MinionW08-Regular" w:hint="eastAsia"/>
+          <w:color w:val="000000" w:themeColor="text1"/>
+          <w:sz w:val="22"/>
+          <w:szCs w:val="22"/>
+        </w:rPr>
+        <w:t xml:space="preserve"> </w:t>
+      </w:r>
+      <w:r>
+        <w:rPr>
           <w:rFonts w:ascii="Times" w:hAnsi="Times" w:cs="MinionW08-Regular"/>
           <w:color w:val="000000" w:themeColor="text1"/>
           <w:sz w:val="22"/>
@@ -8923,7 +8430,6 @@
           <w:id w:val="-561408088"/>
           <w:citation/>
         </w:sdtPr>
-        <w:sdtEndPr/>
         <w:sdtContent>
           <w:r>
             <w:rPr>
@@ -9002,7 +8508,6 @@
           <w:id w:val="-2018921258"/>
           <w:citation/>
         </w:sdtPr>
-        <w:sdtEndPr/>
         <w:sdtContent>
           <w:r>
             <w:rPr>
@@ -9054,6 +8559,15 @@
       </w:sdt>
       <w:r>
         <w:rPr>
+          <w:rFonts w:ascii="Times" w:hAnsi="Times" w:cs="MinionW08-Regular" w:hint="eastAsia"/>
+          <w:color w:val="000000" w:themeColor="text1"/>
+          <w:sz w:val="22"/>
+          <w:szCs w:val="22"/>
+        </w:rPr>
+        <w:t xml:space="preserve"> </w:t>
+      </w:r>
+      <w:r>
+        <w:rPr>
           <w:rFonts w:ascii="Times" w:hAnsi="Times" w:cs="MinionW08-Regular"/>
           <w:color w:val="000000" w:themeColor="text1"/>
           <w:sz w:val="22"/>
@@ -9068,56 +8582,16 @@
           <w:sz w:val="22"/>
           <w:szCs w:val="22"/>
         </w:rPr>
-        <w:t xml:space="preserve">roduced </w:t>
-      </w:r>
-      <w:proofErr w:type="spellStart"/>
-      <w:r>
-        <w:rPr>
-          <w:rFonts w:ascii="Times" w:hAnsi="Times" w:cs="MinionW08-Regular"/>
-          <w:color w:val="000000" w:themeColor="text1"/>
-          <w:sz w:val="22"/>
-          <w:szCs w:val="22"/>
-        </w:rPr>
-        <w:t>Kolter</w:t>
-      </w:r>
-      <w:proofErr w:type="spellEnd"/>
-      <w:r>
-        <w:rPr>
-          <w:rFonts w:ascii="Times" w:hAnsi="Times" w:cs="MinionW08-Regular"/>
-          <w:color w:val="000000" w:themeColor="text1"/>
-          <w:sz w:val="22"/>
-          <w:szCs w:val="22"/>
-        </w:rPr>
-        <w:t xml:space="preserve"> and Maloof’s </w:t>
-      </w:r>
-      <w:r>
-        <w:rPr>
-          <w:rFonts w:ascii="Times" w:hAnsi="Times" w:cs="MinionW08-Regular"/>
-          <w:color w:val="000000" w:themeColor="text1"/>
-          <w:sz w:val="22"/>
-          <w:szCs w:val="22"/>
-        </w:rPr>
-        <w:t xml:space="preserve">experiment, analyzed filtered features, and found that most of the features are the format features of PE. Those works used the static format abnormalities as heuristic malware detection rules, but none of these works employed data mining to address the problems. Data mining is used to detect unknown malware in recent years. </w:t>
-      </w:r>
-      <w:proofErr w:type="spellStart"/>
-      <w:r>
-        <w:rPr>
-          <w:rFonts w:ascii="Times" w:hAnsi="Times" w:cs="MinionW08-Regular"/>
-          <w:color w:val="000000" w:themeColor="text1"/>
-          <w:sz w:val="22"/>
-          <w:szCs w:val="22"/>
-        </w:rPr>
-        <w:t>Shafiq</w:t>
-      </w:r>
-      <w:proofErr w:type="spellEnd"/>
-      <w:r>
-        <w:rPr>
-          <w:rFonts w:ascii="Times" w:hAnsi="Times" w:cs="MinionW08-Regular"/>
-          <w:color w:val="000000" w:themeColor="text1"/>
-          <w:sz w:val="22"/>
-          <w:szCs w:val="22"/>
-        </w:rPr>
-        <w:t xml:space="preserve"> et al.</w:t>
+        <w:t xml:space="preserve">roduced Kolter and Maloof’s </w:t>
+      </w:r>
+      <w:r>
+        <w:rPr>
+          <w:rFonts w:ascii="Times" w:hAnsi="Times" w:cs="MinionW08-Regular"/>
+          <w:color w:val="000000" w:themeColor="text1"/>
+          <w:sz w:val="22"/>
+          <w:szCs w:val="22"/>
+        </w:rPr>
+        <w:t>experiment, analyzed filtered features, and found that most of the features are the format features of PE. Those works used the static format abnormalities as heuristic malware detection rules, but none of these works employed data mining to address the problems. Data mining is used to detect unknown malware in recent years. Shafiq et al.</w:t>
       </w:r>
       <w:sdt>
         <w:sdtPr>
@@ -9130,7 +8604,6 @@
           <w:id w:val="-1615819745"/>
           <w:citation/>
         </w:sdtPr>
-        <w:sdtEndPr/>
         <w:sdtContent>
           <w:r>
             <w:rPr>
@@ -9187,27 +8660,7 @@
           <w:sz w:val="22"/>
           <w:szCs w:val="22"/>
         </w:rPr>
-        <w:t xml:space="preserve">presented PE-miner framework which mined PE file header to identify unknown malware. Later, </w:t>
-      </w:r>
-      <w:proofErr w:type="spellStart"/>
-      <w:r>
-        <w:rPr>
-          <w:rFonts w:ascii="Times" w:hAnsi="Times" w:cs="MinionW08-Regular"/>
-          <w:color w:val="000000" w:themeColor="text1"/>
-          <w:sz w:val="22"/>
-          <w:szCs w:val="22"/>
-        </w:rPr>
-        <w:t>Shafiq</w:t>
-      </w:r>
-      <w:proofErr w:type="spellEnd"/>
-      <w:r>
-        <w:rPr>
-          <w:rFonts w:ascii="Times" w:hAnsi="Times" w:cs="MinionW08-Regular"/>
-          <w:color w:val="000000" w:themeColor="text1"/>
-          <w:sz w:val="22"/>
-          <w:szCs w:val="22"/>
-        </w:rPr>
-        <w:t xml:space="preserve"> et al</w:t>
+        <w:t>presented PE-miner framework which mined PE file header to identify unknown malware. Later, Shafiq et al</w:t>
       </w:r>
       <w:r>
         <w:rPr>
@@ -9229,7 +8682,6 @@
           <w:id w:val="1572624212"/>
           <w:citation/>
         </w:sdtPr>
-        <w:sdtEndPr/>
         <w:sdtContent>
           <w:r>
             <w:rPr>
@@ -9281,16 +8733,7 @@
       </w:sdt>
       <w:r>
         <w:rPr>
-          <w:rFonts w:ascii="Times" w:hAnsi="Times" w:cs="MinionW08-Regular"/>
-          <w:color w:val="000000" w:themeColor="text1"/>
-          <w:sz w:val="22"/>
-          <w:szCs w:val="22"/>
-        </w:rPr>
-        <w:t>leveraged packer detection to improve this method. Compared with previous studies, our approach extracted different features from PE file header, employed different feature selection methods, and designed different experiments to evaluate the ability of detecting unseen and seen malware.</w:t>
-      </w:r>
-      <w:r>
-        <w:rPr>
-          <w:rFonts w:ascii="Times" w:hAnsi="Times" w:cs="MinionW08-Regular"/>
+          <w:rFonts w:ascii="Times" w:hAnsi="Times" w:cs="MinionW08-Regular" w:hint="eastAsia"/>
           <w:color w:val="000000" w:themeColor="text1"/>
           <w:sz w:val="22"/>
           <w:szCs w:val="22"/>
@@ -9304,7 +8747,7 @@
           <w:sz w:val="22"/>
           <w:szCs w:val="22"/>
         </w:rPr>
-        <w:t>Although format information is not very advanced, it is an effective way to detect even polymorphic malware.</w:t>
+        <w:t>leveraged packer detection to improve this method. Compared with previous studies, our approach extracted different features from PE file header, employed different feature selection methods, and designed different experiments to evaluate the ability of detecting unseen and seen malware.Although format information is not very advanced, it is an effective way to detect even polymorphic malware.</w:t>
       </w:r>
     </w:p>
     <w:p>
@@ -9385,7 +8828,7 @@
     </w:p>
     <w:p>
       <w:pPr>
-        <w:pStyle w:val="ListParagraph"/>
+        <w:pStyle w:val="a5"/>
         <w:numPr>
           <w:ilvl w:val="0"/>
           <w:numId w:val="8"/>
@@ -9409,7 +8852,7 @@
     </w:p>
     <w:p>
       <w:pPr>
-        <w:pStyle w:val="ListParagraph"/>
+        <w:pStyle w:val="a5"/>
         <w:numPr>
           <w:ilvl w:val="0"/>
           <w:numId w:val="8"/>
@@ -9469,7 +8912,7 @@
     </w:p>
     <w:p>
       <w:pPr>
-        <w:pStyle w:val="ListParagraph"/>
+        <w:pStyle w:val="a5"/>
         <w:numPr>
           <w:ilvl w:val="0"/>
           <w:numId w:val="8"/>
@@ -9503,7 +8946,7 @@
     </w:p>
     <w:p>
       <w:pPr>
-        <w:pStyle w:val="Heading2"/>
+        <w:pStyle w:val="2"/>
         <w:numPr>
           <w:ilvl w:val="0"/>
           <w:numId w:val="15"/>
@@ -9527,7 +8970,7 @@
     </w:p>
     <w:p>
       <w:pPr>
-        <w:pStyle w:val="Heading3"/>
+        <w:pStyle w:val="3"/>
         <w:numPr>
           <w:ilvl w:val="0"/>
           <w:numId w:val="17"/>
@@ -9590,7 +9033,81 @@
           <w:sz w:val="22"/>
           <w:szCs w:val="22"/>
         </w:rPr>
-        <w:t xml:space="preserve"> recent</w:t>
+        <w:t xml:space="preserve"> recentmalicious PE files</w:t>
+      </w:r>
+      <w:r>
+        <w:rPr>
+          <w:rFonts w:ascii="Times" w:hAnsi="Times" w:cs="MinionW08-Regular"/>
+          <w:color w:val="000000" w:themeColor="text1"/>
+          <w:sz w:val="22"/>
+          <w:szCs w:val="22"/>
+        </w:rPr>
+        <w:t xml:space="preserve"> in a total of </w:t>
+      </w:r>
+      <w:r>
+        <w:rPr>
+          <w:rFonts w:ascii="Times" w:hAnsi="Times" w:cs="MinionW08-Regular"/>
+          <w:b/>
+          <w:color w:val="000000" w:themeColor="text1"/>
+          <w:sz w:val="22"/>
+          <w:szCs w:val="22"/>
+        </w:rPr>
+        <w:t>219</w:t>
+      </w:r>
+      <w:r>
+        <w:rPr>
+          <w:rFonts w:ascii="Times" w:hAnsi="Times" w:cs="MinionW08-Regular"/>
+          <w:color w:val="000000" w:themeColor="text1"/>
+          <w:sz w:val="22"/>
+          <w:szCs w:val="22"/>
+        </w:rPr>
+        <w:t xml:space="preserve"> classes, </w:t>
+      </w:r>
+      <w:r>
+        <w:rPr>
+          <w:rFonts w:ascii="Times" w:hAnsi="Times" w:cs="MinionW08-Regular"/>
+          <w:b/>
+          <w:color w:val="000000" w:themeColor="text1"/>
+          <w:sz w:val="22"/>
+          <w:szCs w:val="22"/>
+        </w:rPr>
+        <w:t>Figure 4</w:t>
+      </w:r>
+      <w:r>
+        <w:rPr>
+          <w:rFonts w:ascii="Times" w:hAnsi="Times" w:cs="MinionW08-Regular"/>
+          <w:color w:val="000000" w:themeColor="text1"/>
+          <w:sz w:val="22"/>
+          <w:szCs w:val="22"/>
+        </w:rPr>
+        <w:t xml:space="preserve">shows the diversity of our dataset.There were no duplicate </w:t>
+      </w:r>
+      <w:r>
+        <w:rPr>
+          <w:rFonts w:ascii="Times" w:hAnsi="Times" w:cs="MinionW08-Regular"/>
+          <w:color w:val="000000" w:themeColor="text1"/>
+          <w:sz w:val="22"/>
+          <w:szCs w:val="22"/>
+        </w:rPr>
+        <w:t xml:space="preserve">files </w:t>
+      </w:r>
+      <w:r>
+        <w:rPr>
+          <w:rFonts w:ascii="Times" w:hAnsi="Times" w:cs="MinionW08-Regular"/>
+          <w:color w:val="000000" w:themeColor="text1"/>
+          <w:sz w:val="22"/>
+          <w:szCs w:val="22"/>
+        </w:rPr>
+        <w:t xml:space="preserve">in our dataset and we only consider non-packed Windows binary files in PE format. We </w:t>
+      </w:r>
+      <w:r>
+        <w:rPr>
+          <w:rFonts w:ascii="Times" w:hAnsi="Times" w:cs="MinionW08-Regular"/>
+          <w:color w:val="000000" w:themeColor="text1"/>
+          <w:sz w:val="22"/>
+          <w:szCs w:val="22"/>
+        </w:rPr>
+        <w:t xml:space="preserve">then </w:t>
       </w:r>
       <w:r>
         <w:rPr>
@@ -9600,7 +9117,7 @@
           <w:sz w:val="22"/>
           <w:szCs w:val="22"/>
         </w:rPr>
-        <w:t xml:space="preserve"> </w:t>
+        <w:t xml:space="preserve">obtained </w:t>
       </w:r>
       <w:r>
         <w:rPr>
@@ -9610,99 +9127,7 @@
           <w:sz w:val="22"/>
           <w:szCs w:val="22"/>
         </w:rPr>
-        <w:t>malicious PE files</w:t>
-      </w:r>
-      <w:r>
-        <w:rPr>
-          <w:rFonts w:ascii="Times" w:hAnsi="Times" w:cs="MinionW08-Regular"/>
-          <w:color w:val="000000" w:themeColor="text1"/>
-          <w:sz w:val="22"/>
-          <w:szCs w:val="22"/>
-        </w:rPr>
-        <w:t xml:space="preserve"> in a total of </w:t>
-      </w:r>
-      <w:r>
-        <w:rPr>
-          <w:rFonts w:ascii="Times" w:hAnsi="Times" w:cs="MinionW08-Regular"/>
-          <w:b/>
-          <w:color w:val="000000" w:themeColor="text1"/>
-          <w:sz w:val="22"/>
-          <w:szCs w:val="22"/>
-        </w:rPr>
-        <w:t>219</w:t>
-      </w:r>
-      <w:r>
-        <w:rPr>
-          <w:rFonts w:ascii="Times" w:hAnsi="Times" w:cs="MinionW08-Regular"/>
-          <w:color w:val="000000" w:themeColor="text1"/>
-          <w:sz w:val="22"/>
-          <w:szCs w:val="22"/>
-        </w:rPr>
-        <w:t xml:space="preserve"> classes, </w:t>
-      </w:r>
-      <w:r>
-        <w:rPr>
-          <w:rFonts w:ascii="Times" w:hAnsi="Times" w:cs="MinionW08-Regular"/>
-          <w:b/>
-          <w:color w:val="000000" w:themeColor="text1"/>
-          <w:sz w:val="22"/>
-          <w:szCs w:val="22"/>
-        </w:rPr>
-        <w:t>Figure 4</w:t>
-      </w:r>
-      <w:r>
-        <w:rPr>
-          <w:rFonts w:ascii="Times" w:hAnsi="Times" w:cs="MinionW08-Regular"/>
-          <w:color w:val="000000" w:themeColor="text1"/>
-          <w:sz w:val="22"/>
-          <w:szCs w:val="22"/>
-        </w:rPr>
-        <w:t>shows the diversity of our dataset.</w:t>
-      </w:r>
-      <w:r>
-        <w:rPr>
-          <w:rFonts w:ascii="Times" w:hAnsi="Times" w:cs="MinionW08-Regular"/>
-          <w:color w:val="000000" w:themeColor="text1"/>
-          <w:sz w:val="22"/>
-          <w:szCs w:val="22"/>
-        </w:rPr>
-        <w:t xml:space="preserve"> </w:t>
-      </w:r>
-      <w:r>
-        <w:rPr>
-          <w:rFonts w:ascii="Times" w:hAnsi="Times" w:cs="MinionW08-Regular"/>
-          <w:color w:val="000000" w:themeColor="text1"/>
-          <w:sz w:val="22"/>
-          <w:szCs w:val="22"/>
-        </w:rPr>
-        <w:t xml:space="preserve">There were no duplicate </w:t>
-      </w:r>
-      <w:r>
-        <w:rPr>
-          <w:rFonts w:ascii="Times" w:hAnsi="Times" w:cs="MinionW08-Regular"/>
-          <w:color w:val="000000" w:themeColor="text1"/>
-          <w:sz w:val="22"/>
-          <w:szCs w:val="22"/>
-        </w:rPr>
-        <w:t xml:space="preserve">files </w:t>
-      </w:r>
-      <w:r>
-        <w:rPr>
-          <w:rFonts w:ascii="Times" w:hAnsi="Times" w:cs="MinionW08-Regular"/>
-          <w:color w:val="000000" w:themeColor="text1"/>
-          <w:sz w:val="22"/>
-          <w:szCs w:val="22"/>
-        </w:rPr>
-        <w:t xml:space="preserve">in our dataset and we only consider non-packed Windows binary files in PE format. We </w:t>
-      </w:r>
-      <w:r>
-        <w:rPr>
-          <w:rFonts w:ascii="Times" w:hAnsi="Times" w:cs="MinionW08-Regular"/>
-          <w:color w:val="000000" w:themeColor="text1"/>
-          <w:sz w:val="22"/>
-          <w:szCs w:val="22"/>
-        </w:rPr>
-        <w:t xml:space="preserve">then </w:t>
+        <w:t>3500</w:t>
       </w:r>
       <w:r>
         <w:rPr>
@@ -9712,36 +9137,6 @@
           <w:sz w:val="22"/>
           <w:szCs w:val="22"/>
         </w:rPr>
-        <w:t xml:space="preserve">obtained </w:t>
-      </w:r>
-      <w:r>
-        <w:rPr>
-          <w:rFonts w:ascii="Times" w:hAnsi="Times" w:cs="MinionW08-Regular"/>
-          <w:b/>
-          <w:color w:val="00B050"/>
-          <w:sz w:val="22"/>
-          <w:szCs w:val="22"/>
-        </w:rPr>
-        <w:t>3500</w:t>
-      </w:r>
-      <w:r>
-        <w:rPr>
-          <w:rFonts w:ascii="Times" w:hAnsi="Times" w:cs="MinionW08-Regular" w:hint="eastAsia"/>
-          <w:b/>
-          <w:color w:val="00B050"/>
-          <w:sz w:val="22"/>
-          <w:szCs w:val="22"/>
-        </w:rPr>
-        <w:t xml:space="preserve"> </w:t>
-      </w:r>
-      <w:r>
-        <w:rPr>
-          <w:rFonts w:ascii="Times" w:hAnsi="Times" w:cs="MinionW08-Regular"/>
-          <w:b/>
-          <w:color w:val="00B050"/>
-          <w:sz w:val="22"/>
-          <w:szCs w:val="22"/>
-        </w:rPr>
         <w:t>benign files</w:t>
       </w:r>
       <w:r>
@@ -9776,7 +9171,7 @@
     </w:p>
     <w:p>
       <w:pPr>
-        <w:pStyle w:val="Caption"/>
+        <w:pStyle w:val="ae"/>
         <w:jc w:val="center"/>
         <w:rPr>
           <w:rFonts w:ascii="Times" w:hAnsi="Times" w:cs="MinionW08-Regular"/>
@@ -9792,6 +9187,7 @@
           <w:sz w:val="22"/>
           <w:szCs w:val="22"/>
         </w:rPr>
+        <w:lastRenderedPageBreak/>
         <w:t xml:space="preserve">Figure </w:t>
       </w:r>
       <w:r>
@@ -9865,9 +9261,8 @@
           <w:sz w:val="22"/>
           <w:szCs w:val="22"/>
         </w:rPr>
-        <w:lastRenderedPageBreak/>
         <w:drawing>
-          <wp:inline distT="0" distB="0" distL="0" distR="0" wp14:anchorId="01926563" wp14:editId="68482DA0">
+          <wp:inline distT="0" distB="0" distL="0" distR="0">
             <wp:extent cx="2553593" cy="2998077"/>
             <wp:effectExtent l="19050" t="0" r="0" b="0"/>
             <wp:docPr id="2" name="图片 1"/>
@@ -9920,7 +9315,7 @@
           <w:szCs w:val="22"/>
         </w:rPr>
         <w:drawing>
-          <wp:inline distT="0" distB="0" distL="0" distR="0" wp14:anchorId="340B48D7" wp14:editId="2FF62CC2">
+          <wp:inline distT="0" distB="0" distL="0" distR="0">
             <wp:extent cx="2535593" cy="2999194"/>
             <wp:effectExtent l="19050" t="0" r="0" b="0"/>
             <wp:docPr id="3" name="图片 4"/>
@@ -9989,7 +9384,6 @@
         </w:rPr>
         <w:t xml:space="preserve">the malware PE file is named by </w:t>
       </w:r>
-      <w:proofErr w:type="gramStart"/>
       <w:r>
         <w:rPr>
           <w:rFonts w:ascii="Times" w:hAnsi="Times" w:cs="Helvetica"/>
@@ -10004,16 +9398,7 @@
           <w:sz w:val="22"/>
           <w:szCs w:val="22"/>
         </w:rPr>
-        <w:t xml:space="preserve"> ,</w:t>
-      </w:r>
-      <w:proofErr w:type="gramEnd"/>
-      <w:r>
-        <w:rPr>
-          <w:rFonts w:ascii="Times" w:hAnsi="Times" w:cs="Helvetica" w:hint="eastAsia"/>
-          <w:sz w:val="22"/>
-          <w:szCs w:val="22"/>
-        </w:rPr>
-        <w:t xml:space="preserve"> and the major species in our malware dataset are Trojan, Worm, Spyware etc., which is nearly fit the </w:t>
+        <w:t xml:space="preserve"> , and the major species in our malware dataset are Trojan, Worm, Spyware etc., which is nearly fit the </w:t>
       </w:r>
       <w:r>
         <w:rPr>
@@ -10047,7 +9432,7 @@
     </w:p>
     <w:p>
       <w:pPr>
-        <w:pStyle w:val="Heading3"/>
+        <w:pStyle w:val="3"/>
         <w:numPr>
           <w:ilvl w:val="0"/>
           <w:numId w:val="17"/>
@@ -10076,25 +9461,7 @@
           <w:sz w:val="22"/>
           <w:szCs w:val="22"/>
         </w:rPr>
-        <w:t xml:space="preserve"> </w:t>
-      </w:r>
-      <w:r>
-        <w:rPr>
-          <w:rFonts w:ascii="Times" w:hAnsi="Times"/>
-          <w:color w:val="878787"/>
-          <w:sz w:val="22"/>
-          <w:szCs w:val="22"/>
-        </w:rPr>
         <w:t>&amp;</w:t>
-      </w:r>
-      <w:r>
-        <w:rPr>
-          <w:rFonts w:ascii="Times" w:hAnsi="Times"/>
-          <w:color w:val="878787"/>
-          <w:sz w:val="22"/>
-          <w:szCs w:val="22"/>
-        </w:rPr>
-        <w:t xml:space="preserve"> </w:t>
       </w:r>
       <w:r>
         <w:rPr>
@@ -10168,15 +9535,6 @@
       </w:r>
       <w:r>
         <w:rPr>
-          <w:rFonts w:ascii="Times" w:hAnsi="Times" w:cs="Helvetica" w:hint="eastAsia"/>
-          <w:color w:val="000000" w:themeColor="text1"/>
-          <w:sz w:val="22"/>
-          <w:szCs w:val="22"/>
-        </w:rPr>
-        <w:t xml:space="preserve"> </w:t>
-      </w:r>
-      <w:r>
-        <w:rPr>
           <w:rFonts w:ascii="Times" w:hAnsi="Times" w:cs="Helvetica"/>
           <w:color w:val="000000" w:themeColor="text1"/>
           <w:sz w:val="22"/>
@@ -10229,7 +9587,7 @@
     </w:p>
     <w:p>
       <w:pPr>
-        <w:pStyle w:val="Caption"/>
+        <w:pStyle w:val="ae"/>
         <w:jc w:val="center"/>
         <w:rPr>
           <w:rFonts w:ascii="Times" w:hAnsi="Times"/>
@@ -10309,7 +9667,7 @@
       <w:tblPr>
         <w:tblW w:w="5440" w:type="dxa"/>
         <w:jc w:val="center"/>
-        <w:tblLook w:val="04A0" w:firstRow="1" w:lastRow="0" w:firstColumn="1" w:lastColumn="0" w:noHBand="0" w:noVBand="1"/>
+        <w:tblLook w:val="04A0"/>
       </w:tblPr>
       <w:tblGrid>
         <w:gridCol w:w="1760"/>
@@ -11193,27 +10551,7 @@
                 <w:sz w:val="22"/>
                 <w:szCs w:val="22"/>
               </w:rPr>
-              <w:t xml:space="preserve">Size of </w:t>
-            </w:r>
-            <w:proofErr w:type="spellStart"/>
-            <w:r>
-              <w:rPr>
-                <w:rFonts w:ascii="Times" w:eastAsia="Times New Roman" w:hAnsi="Times" w:cs="Times New Roman"/>
-                <w:color w:val="000000"/>
-                <w:sz w:val="22"/>
-                <w:szCs w:val="22"/>
-              </w:rPr>
-              <w:t>Init</w:t>
-            </w:r>
-            <w:proofErr w:type="spellEnd"/>
-            <w:r>
-              <w:rPr>
-                <w:rFonts w:ascii="Times" w:eastAsia="Times New Roman" w:hAnsi="Times" w:cs="Times New Roman"/>
-                <w:color w:val="000000"/>
-                <w:sz w:val="22"/>
-                <w:szCs w:val="22"/>
-              </w:rPr>
-              <w:t xml:space="preserve"> Data</w:t>
+              <w:t>Size of Init Data</w:t>
             </w:r>
           </w:p>
         </w:tc>
@@ -11320,27 +10658,7 @@
                 <w:sz w:val="22"/>
                 <w:szCs w:val="22"/>
               </w:rPr>
-              <w:t xml:space="preserve">Size of </w:t>
-            </w:r>
-            <w:proofErr w:type="spellStart"/>
-            <w:r>
-              <w:rPr>
-                <w:rFonts w:ascii="Times" w:eastAsia="Times New Roman" w:hAnsi="Times" w:cs="Times New Roman"/>
-                <w:color w:val="000000"/>
-                <w:sz w:val="22"/>
-                <w:szCs w:val="22"/>
-              </w:rPr>
-              <w:t>Uninit</w:t>
-            </w:r>
-            <w:proofErr w:type="spellEnd"/>
-            <w:r>
-              <w:rPr>
-                <w:rFonts w:ascii="Times" w:eastAsia="Times New Roman" w:hAnsi="Times" w:cs="Times New Roman"/>
-                <w:color w:val="000000"/>
-                <w:sz w:val="22"/>
-                <w:szCs w:val="22"/>
-              </w:rPr>
-              <w:t xml:space="preserve"> Data</w:t>
+              <w:t>Size of Uninit Data</w:t>
             </w:r>
             <w:bookmarkEnd w:id="19"/>
             <w:bookmarkEnd w:id="20"/>
@@ -11650,7 +10968,6 @@
                 <w:szCs w:val="22"/>
               </w:rPr>
             </w:pPr>
-            <w:proofErr w:type="spellStart"/>
             <w:r>
               <w:rPr>
                 <w:rFonts w:ascii="Times" w:eastAsia="Times New Roman" w:hAnsi="Times" w:cs="Times New Roman"/>
@@ -11658,17 +10975,7 @@
                 <w:sz w:val="22"/>
                 <w:szCs w:val="22"/>
               </w:rPr>
-              <w:t>Config</w:t>
-            </w:r>
-            <w:proofErr w:type="spellEnd"/>
-            <w:r>
-              <w:rPr>
-                <w:rFonts w:ascii="Times" w:eastAsia="Times New Roman" w:hAnsi="Times" w:cs="Times New Roman"/>
-                <w:color w:val="000000"/>
-                <w:sz w:val="22"/>
-                <w:szCs w:val="22"/>
-              </w:rPr>
-              <w:t xml:space="preserve"> Table size</w:t>
+              <w:t>Config Table size</w:t>
             </w:r>
           </w:p>
         </w:tc>
@@ -11773,6 +11080,7 @@
                 <w:sz w:val="22"/>
                 <w:szCs w:val="22"/>
               </w:rPr>
+              <w:lastRenderedPageBreak/>
               <w:t xml:space="preserve">Internet </w:t>
             </w:r>
             <w:r>
@@ -11782,20 +11090,8 @@
                 <w:sz w:val="22"/>
                 <w:szCs w:val="22"/>
               </w:rPr>
-              <w:t xml:space="preserve">Open </w:t>
-            </w:r>
-            <w:proofErr w:type="spellStart"/>
-            <w:r>
-              <w:rPr>
-                <w:rFonts w:ascii="Times" w:eastAsia="Times New Roman" w:hAnsi="Times" w:cs="Times New Roman"/>
-                <w:color w:val="000000"/>
-                <w:sz w:val="22"/>
-                <w:szCs w:val="22"/>
-              </w:rPr>
-              <w:lastRenderedPageBreak/>
-              <w:t>UrlA</w:t>
-            </w:r>
-            <w:proofErr w:type="spellEnd"/>
+              <w:t>Open UrlA</w:t>
+            </w:r>
           </w:p>
         </w:tc>
         <w:tc>
@@ -11827,7 +11123,6 @@
                 <w:sz w:val="22"/>
                 <w:szCs w:val="22"/>
               </w:rPr>
-              <w:lastRenderedPageBreak/>
               <w:t>0.00</w:t>
             </w:r>
           </w:p>
@@ -11900,7 +11195,6 @@
                 <w:sz w:val="22"/>
                 <w:szCs w:val="22"/>
               </w:rPr>
-              <w:lastRenderedPageBreak/>
               <w:t>Load Library</w:t>
             </w:r>
           </w:p>
@@ -11999,7 +11293,6 @@
                 <w:szCs w:val="22"/>
               </w:rPr>
             </w:pPr>
-            <w:proofErr w:type="spellStart"/>
             <w:r>
               <w:rPr>
                 <w:rFonts w:ascii="Times" w:eastAsia="Times New Roman" w:hAnsi="Times" w:cs="Times New Roman"/>
@@ -12018,7 +11311,6 @@
               </w:rPr>
               <w:t>FileA</w:t>
             </w:r>
-            <w:proofErr w:type="spellEnd"/>
           </w:p>
         </w:tc>
         <w:tc>
@@ -12122,19 +11414,8 @@
                 <w:sz w:val="22"/>
                 <w:szCs w:val="22"/>
               </w:rPr>
-              <w:t>_</w:t>
-            </w:r>
-            <w:proofErr w:type="spellStart"/>
-            <w:r>
-              <w:rPr>
-                <w:rFonts w:ascii="Times" w:eastAsia="Times New Roman" w:hAnsi="Times" w:cs="Times New Roman"/>
-                <w:color w:val="000000"/>
-                <w:sz w:val="22"/>
-                <w:szCs w:val="22"/>
-              </w:rPr>
-              <w:t>initterm</w:t>
-            </w:r>
-            <w:proofErr w:type="spellEnd"/>
+              <w:t>_initterm</w:t>
+            </w:r>
           </w:p>
         </w:tc>
         <w:tc>
@@ -12393,43 +11674,7 @@
           <w:sz w:val="22"/>
           <w:szCs w:val="22"/>
         </w:rPr>
-        <w:t xml:space="preserve"> a complex system work and it usually has a normal file </w:t>
-      </w:r>
-      <w:proofErr w:type="spellStart"/>
-      <w:r>
-        <w:rPr>
-          <w:rFonts w:ascii="Times" w:hAnsi="Times" w:cs="MinionW08-Regular" w:hint="eastAsia"/>
-          <w:sz w:val="22"/>
-          <w:szCs w:val="22"/>
-        </w:rPr>
-        <w:t>checkSum</w:t>
-      </w:r>
-      <w:proofErr w:type="spellEnd"/>
-      <w:r>
-        <w:rPr>
-          <w:rFonts w:ascii="Times" w:hAnsi="Times" w:cs="MinionW08-Regular" w:hint="eastAsia"/>
-          <w:sz w:val="22"/>
-          <w:szCs w:val="22"/>
-        </w:rPr>
-        <w:t xml:space="preserve">, meanwhile, it has more detail debug information and less </w:t>
-      </w:r>
-      <w:proofErr w:type="gramStart"/>
-      <w:r>
-        <w:rPr>
-          <w:rFonts w:ascii="Times" w:hAnsi="Times" w:cs="MinionW08-Regular" w:hint="eastAsia"/>
-          <w:sz w:val="22"/>
-          <w:szCs w:val="22"/>
-        </w:rPr>
-        <w:t>symbols(</w:t>
-      </w:r>
-      <w:proofErr w:type="gramEnd"/>
-      <w:r>
-        <w:rPr>
-          <w:rFonts w:ascii="Times" w:hAnsi="Times" w:cs="MinionW08-Regular" w:hint="eastAsia"/>
-          <w:sz w:val="22"/>
-          <w:szCs w:val="22"/>
-        </w:rPr>
-        <w:t>for debug).  The M</w:t>
+        <w:t xml:space="preserve"> a complex system work and it usually has a normal file checkSum, meanwhile, it has more detail debug information and less symbols(for debug).  The M</w:t>
       </w:r>
       <w:r>
         <w:rPr>
@@ -12445,36 +11690,8 @@
           <w:sz w:val="22"/>
           <w:szCs w:val="22"/>
         </w:rPr>
-        <w:t xml:space="preserve">types of malware load DLL explicitly using </w:t>
-      </w:r>
-      <w:proofErr w:type="spellStart"/>
-      <w:r>
-        <w:rPr>
-          <w:rFonts w:ascii="Times" w:hAnsi="Times" w:cs="MinionW08-Regular"/>
-          <w:sz w:val="22"/>
-          <w:szCs w:val="22"/>
-        </w:rPr>
-        <w:t>LoadLibrary</w:t>
-      </w:r>
-      <w:proofErr w:type="spellEnd"/>
-      <w:r>
-        <w:rPr>
-          <w:rFonts w:ascii="Times" w:hAnsi="Times" w:cs="MinionW08-Regular"/>
-          <w:sz w:val="22"/>
-          <w:szCs w:val="22"/>
-        </w:rPr>
-        <w:t xml:space="preserve"> in order to hide their malicious purpose. The mean values of API functions such as </w:t>
-      </w:r>
-      <w:proofErr w:type="spellStart"/>
-      <w:r>
-        <w:rPr>
-          <w:rFonts w:ascii="Times" w:hAnsi="Times" w:cs="MinionW08-Regular"/>
-          <w:sz w:val="22"/>
-          <w:szCs w:val="22"/>
-        </w:rPr>
-        <w:t>DeleteFileA</w:t>
-      </w:r>
-      <w:proofErr w:type="spellEnd"/>
+        <w:t>types of malware load DLL explicitly using LoadLibrary in order to hide their malicious purpose. The mean values of API functions such as DeleteFileA</w:t>
+      </w:r>
       <w:r>
         <w:rPr>
           <w:rFonts w:ascii="Times" w:hAnsi="Times" w:cs="MinionW08-Regular" w:hint="eastAsia"/>
@@ -12490,9 +11707,8 @@
           <w:sz w:val="22"/>
           <w:szCs w:val="22"/>
         </w:rPr>
-        <w:t xml:space="preserve"> </w:t>
-      </w:r>
-      <w:proofErr w:type="spellStart"/>
+        <w:t>InternetOpen</w:t>
+      </w:r>
       <w:r>
         <w:rPr>
           <w:rFonts w:ascii="Times" w:eastAsia="Times New Roman" w:hAnsi="Times" w:cs="Times New Roman"/>
@@ -12500,33 +11716,31 @@
           <w:sz w:val="22"/>
           <w:szCs w:val="22"/>
         </w:rPr>
-        <w:t>InternetOpen</w:t>
-      </w:r>
-      <w:r>
-        <w:rPr>
-          <w:rFonts w:ascii="Times" w:eastAsia="Times New Roman" w:hAnsi="Times" w:cs="Times New Roman"/>
-          <w:color w:val="000000"/>
-          <w:sz w:val="22"/>
-          <w:szCs w:val="22"/>
-        </w:rPr>
         <w:t>UrlA</w:t>
       </w:r>
-      <w:proofErr w:type="spellEnd"/>
+      <w:r>
+        <w:rPr>
+          <w:rFonts w:ascii="Times" w:hAnsi="Times" w:cs="MinionW08-Regular"/>
+          <w:sz w:val="22"/>
+          <w:szCs w:val="22"/>
+        </w:rPr>
+        <w:t xml:space="preserve">in malware software are greater than that in </w:t>
+      </w:r>
       <w:r>
         <w:rPr>
           <w:rFonts w:ascii="Times" w:hAnsi="Times" w:cs="MinionW08-Regular" w:hint="eastAsia"/>
           <w:sz w:val="22"/>
           <w:szCs w:val="22"/>
         </w:rPr>
-        <w:t xml:space="preserve"> </w:t>
-      </w:r>
-      <w:r>
-        <w:rPr>
-          <w:rFonts w:ascii="Times" w:hAnsi="Times" w:cs="MinionW08-Regular"/>
-          <w:sz w:val="22"/>
-          <w:szCs w:val="22"/>
-        </w:rPr>
-        <w:t xml:space="preserve">in malware software are greater than that in </w:t>
+        <w:t xml:space="preserve">benign for the reason that some Trojan would download some </w:t>
+      </w:r>
+      <w:r>
+        <w:rPr>
+          <w:rFonts w:ascii="Times" w:hAnsi="Times" w:cs="MinionW08-Regular"/>
+          <w:sz w:val="22"/>
+          <w:szCs w:val="22"/>
+        </w:rPr>
+        <w:t>malicious</w:t>
       </w:r>
       <w:r>
         <w:rPr>
@@ -12534,22 +11748,6 @@
           <w:sz w:val="22"/>
           <w:szCs w:val="22"/>
         </w:rPr>
-        <w:t xml:space="preserve">benign for the reason that some Trojan would download some </w:t>
-      </w:r>
-      <w:r>
-        <w:rPr>
-          <w:rFonts w:ascii="Times" w:hAnsi="Times" w:cs="MinionW08-Regular"/>
-          <w:sz w:val="22"/>
-          <w:szCs w:val="22"/>
-        </w:rPr>
-        <w:t>malicious</w:t>
-      </w:r>
-      <w:r>
-        <w:rPr>
-          <w:rFonts w:ascii="Times" w:hAnsi="Times" w:cs="MinionW08-Regular" w:hint="eastAsia"/>
-          <w:sz w:val="22"/>
-          <w:szCs w:val="22"/>
-        </w:rPr>
         <w:t xml:space="preserve"> file from network</w:t>
       </w:r>
       <w:r>
@@ -12574,25 +11772,7 @@
           <w:sz w:val="22"/>
           <w:szCs w:val="22"/>
         </w:rPr>
-        <w:t>such as  _</w:t>
-      </w:r>
-      <w:proofErr w:type="spellStart"/>
-      <w:r>
-        <w:rPr>
-          <w:rFonts w:ascii="Times" w:hAnsi="Times" w:cs="MinionW08-Regular"/>
-          <w:sz w:val="22"/>
-          <w:szCs w:val="22"/>
-        </w:rPr>
-        <w:t>initterm</w:t>
-      </w:r>
-      <w:proofErr w:type="spellEnd"/>
-      <w:r>
-        <w:rPr>
-          <w:rFonts w:ascii="Times" w:hAnsi="Times" w:cs="MinionW08-Regular"/>
-          <w:sz w:val="22"/>
-          <w:szCs w:val="22"/>
-        </w:rPr>
-        <w:t>. Mscoree.dll file is a part of Microsoft.Net and contains coded programs that are used by the framework for running programs. 11.2% of benign software imports mscoree.dll, but only 1% of malware imports this DLL. The reason is that malware which is developed using Microsoft.Net framework will greatly increase its size and depend heavily on this framework. So few types of malware are developed using Microsoft.Net framework.</w:t>
+        <w:t>such as  _initterm. Mscoree.dll file is a part of Microsoft.Net and contains coded programs that are used by the framework for running programs. 11.2% of benign software imports mscoree.dll, but only 1% of malware imports this DLL. The reason is that malware which is developed using Microsoft.Net framework will greatly increase its size and depend heavily on this framework. So few types of malware are developed using Microsoft.Net framework.</w:t>
       </w:r>
     </w:p>
     <w:p>
@@ -12713,7 +11893,7 @@
     </w:p>
     <w:p>
       <w:pPr>
-        <w:pStyle w:val="ListParagraph"/>
+        <w:pStyle w:val="a5"/>
         <w:widowControl w:val="0"/>
         <w:numPr>
           <w:ilvl w:val="0"/>
@@ -12772,7 +11952,7 @@
     </w:p>
     <w:p>
       <w:pPr>
-        <w:pStyle w:val="ListParagraph"/>
+        <w:pStyle w:val="a5"/>
         <w:widowControl w:val="0"/>
         <w:numPr>
           <w:ilvl w:val="0"/>
@@ -12876,16 +12056,15 @@
           <w:sz w:val="22"/>
           <w:szCs w:val="22"/>
         </w:rPr>
-        <w:t>(</w:t>
-      </w:r>
-      <w:proofErr w:type="gramStart"/>
+        <w:t>(1)</w:t>
+      </w:r>
       <w:r>
         <w:rPr>
           <w:rFonts w:ascii="Times" w:hAnsi="Times" w:cs="Helvetica"/>
           <w:sz w:val="22"/>
           <w:szCs w:val="22"/>
         </w:rPr>
-        <w:t>1)</w:t>
+        <w:t>API</w:t>
       </w:r>
       <w:r>
         <w:rPr>
@@ -12893,17 +12072,8 @@
           <w:sz w:val="22"/>
           <w:szCs w:val="22"/>
         </w:rPr>
-        <w:t>API</w:t>
-      </w:r>
-      <w:r>
-        <w:rPr>
-          <w:rFonts w:ascii="Times" w:hAnsi="Times" w:cs="Helvetica"/>
-          <w:sz w:val="22"/>
-          <w:szCs w:val="22"/>
-        </w:rPr>
         <w:t>s</w:t>
       </w:r>
-      <w:proofErr w:type="gramEnd"/>
       <w:r>
         <w:rPr>
           <w:rFonts w:ascii="Times" w:hAnsi="Times" w:cs="Helvetica"/>
@@ -12951,7 +12121,7 @@
     </w:p>
     <w:p>
       <w:pPr>
-        <w:pStyle w:val="Caption"/>
+        <w:pStyle w:val="ae"/>
         <w:jc w:val="center"/>
         <w:rPr>
           <w:rFonts w:ascii="Times" w:hAnsi="Times" w:cs="MinionW08-Regular"/>
@@ -13021,9 +12191,9 @@
     </w:p>
     <w:tbl>
       <w:tblPr>
-        <w:tblStyle w:val="TableGrid"/>
+        <w:tblStyle w:val="a6"/>
         <w:tblW w:w="0" w:type="auto"/>
-        <w:tblLook w:val="04A0" w:firstRow="1" w:lastRow="0" w:firstColumn="1" w:lastColumn="0" w:noHBand="0" w:noVBand="1"/>
+        <w:tblLook w:val="04A0"/>
       </w:tblPr>
       <w:tblGrid>
         <w:gridCol w:w="2785"/>
@@ -13065,7 +12235,7 @@
           </w:tcPr>
           <w:p>
             <w:pPr>
-              <w:pStyle w:val="ListParagraph"/>
+              <w:pStyle w:val="a5"/>
               <w:widowControl w:val="0"/>
               <w:numPr>
                 <w:ilvl w:val="0"/>
@@ -13093,7 +12263,7 @@
           </w:p>
           <w:p>
             <w:pPr>
-              <w:pStyle w:val="ListParagraph"/>
+              <w:pStyle w:val="a5"/>
               <w:widowControl w:val="0"/>
               <w:numPr>
                 <w:ilvl w:val="0"/>
@@ -13121,7 +12291,7 @@
           </w:p>
           <w:p>
             <w:pPr>
-              <w:pStyle w:val="ListParagraph"/>
+              <w:pStyle w:val="a5"/>
               <w:widowControl w:val="0"/>
               <w:numPr>
                 <w:ilvl w:val="0"/>
@@ -13149,7 +12319,7 @@
           </w:p>
           <w:p>
             <w:pPr>
-              <w:pStyle w:val="ListParagraph"/>
+              <w:pStyle w:val="a5"/>
               <w:widowControl w:val="0"/>
               <w:numPr>
                 <w:ilvl w:val="0"/>
@@ -13213,7 +12383,7 @@
           </w:tcPr>
           <w:p>
             <w:pPr>
-              <w:pStyle w:val="ListParagraph"/>
+              <w:pStyle w:val="a5"/>
               <w:widowControl w:val="0"/>
               <w:numPr>
                 <w:ilvl w:val="0"/>
@@ -13241,7 +12411,7 @@
           </w:p>
           <w:p>
             <w:pPr>
-              <w:pStyle w:val="ListParagraph"/>
+              <w:pStyle w:val="a5"/>
               <w:widowControl w:val="0"/>
               <w:numPr>
                 <w:ilvl w:val="0"/>
@@ -13269,7 +12439,7 @@
           </w:p>
           <w:p>
             <w:pPr>
-              <w:pStyle w:val="ListParagraph"/>
+              <w:pStyle w:val="a5"/>
               <w:widowControl w:val="0"/>
               <w:numPr>
                 <w:ilvl w:val="0"/>
@@ -13297,7 +12467,7 @@
           </w:p>
           <w:p>
             <w:pPr>
-              <w:pStyle w:val="ListParagraph"/>
+              <w:pStyle w:val="a5"/>
               <w:widowControl w:val="0"/>
               <w:numPr>
                 <w:ilvl w:val="0"/>
@@ -13361,7 +12531,7 @@
           </w:tcPr>
           <w:p>
             <w:pPr>
-              <w:pStyle w:val="ListParagraph"/>
+              <w:pStyle w:val="a5"/>
               <w:widowControl w:val="0"/>
               <w:numPr>
                 <w:ilvl w:val="0"/>
@@ -13389,7 +12559,7 @@
           </w:p>
           <w:p>
             <w:pPr>
-              <w:pStyle w:val="ListParagraph"/>
+              <w:pStyle w:val="a5"/>
               <w:widowControl w:val="0"/>
               <w:numPr>
                 <w:ilvl w:val="0"/>
@@ -13417,7 +12587,7 @@
           </w:p>
           <w:p>
             <w:pPr>
-              <w:pStyle w:val="ListParagraph"/>
+              <w:pStyle w:val="a5"/>
               <w:widowControl w:val="0"/>
               <w:numPr>
                 <w:ilvl w:val="0"/>
@@ -13445,7 +12615,7 @@
           </w:p>
           <w:p>
             <w:pPr>
-              <w:pStyle w:val="ListParagraph"/>
+              <w:pStyle w:val="a5"/>
               <w:widowControl w:val="0"/>
               <w:numPr>
                 <w:ilvl w:val="0"/>
@@ -13468,17 +12638,8 @@
                 <w:sz w:val="22"/>
                 <w:szCs w:val="22"/>
               </w:rPr>
-              <w:t xml:space="preserve">Point the interrupt vector address to the initial address of the </w:t>
-            </w:r>
-            <w:r>
-              <w:rPr>
-                <w:rFonts w:ascii="Times" w:hAnsi="Times" w:cs="MinionW08-Regular"/>
-                <w:color w:val="000000" w:themeColor="text1"/>
-                <w:sz w:val="22"/>
-                <w:szCs w:val="22"/>
-              </w:rPr>
               <w:lastRenderedPageBreak/>
-              <w:t>malicious code</w:t>
+              <w:t>Point the interrupt vector address to the initial address of the malicious code</w:t>
             </w:r>
           </w:p>
         </w:tc>
@@ -13520,7 +12681,7 @@
           </w:tcPr>
           <w:p>
             <w:pPr>
-              <w:pStyle w:val="ListParagraph"/>
+              <w:pStyle w:val="a5"/>
               <w:widowControl w:val="0"/>
               <w:numPr>
                 <w:ilvl w:val="0"/>
@@ -13548,7 +12709,7 @@
           </w:p>
           <w:p>
             <w:pPr>
-              <w:pStyle w:val="ListParagraph"/>
+              <w:pStyle w:val="a5"/>
               <w:widowControl w:val="0"/>
               <w:numPr>
                 <w:ilvl w:val="0"/>
@@ -13576,7 +12737,7 @@
           </w:p>
           <w:p>
             <w:pPr>
-              <w:pStyle w:val="ListParagraph"/>
+              <w:pStyle w:val="a5"/>
               <w:widowControl w:val="0"/>
               <w:numPr>
                 <w:ilvl w:val="0"/>
@@ -13604,7 +12765,7 @@
           </w:p>
           <w:p>
             <w:pPr>
-              <w:pStyle w:val="ListParagraph"/>
+              <w:pStyle w:val="a5"/>
               <w:widowControl w:val="0"/>
               <w:numPr>
                 <w:ilvl w:val="0"/>
@@ -13668,7 +12829,7 @@
           </w:tcPr>
           <w:p>
             <w:pPr>
-              <w:pStyle w:val="ListParagraph"/>
+              <w:pStyle w:val="a5"/>
               <w:widowControl w:val="0"/>
               <w:numPr>
                 <w:ilvl w:val="0"/>
@@ -13696,7 +12857,7 @@
           </w:p>
           <w:p>
             <w:pPr>
-              <w:pStyle w:val="ListParagraph"/>
+              <w:pStyle w:val="a5"/>
               <w:widowControl w:val="0"/>
               <w:numPr>
                 <w:ilvl w:val="0"/>
@@ -13974,7 +13135,7 @@
     </w:p>
     <w:p>
       <w:pPr>
-        <w:pStyle w:val="ListParagraph"/>
+        <w:pStyle w:val="a5"/>
         <w:widowControl w:val="0"/>
         <w:numPr>
           <w:ilvl w:val="0"/>
@@ -13991,7 +13152,6 @@
           <w:szCs w:val="22"/>
         </w:rPr>
       </w:pPr>
-      <w:proofErr w:type="spellStart"/>
       <w:r>
         <w:rPr>
           <w:rFonts w:ascii="Times" w:hAnsi="Times" w:cs="MinionW08-Regular"/>
@@ -14001,11 +13161,10 @@
         </w:rPr>
         <w:t>DeleteFile</w:t>
       </w:r>
-      <w:proofErr w:type="spellEnd"/>
-    </w:p>
-    <w:p>
-      <w:pPr>
-        <w:pStyle w:val="ListParagraph"/>
+    </w:p>
+    <w:p>
+      <w:pPr>
+        <w:pStyle w:val="a5"/>
         <w:widowControl w:val="0"/>
         <w:numPr>
           <w:ilvl w:val="1"/>
@@ -14043,7 +13202,7 @@
     </w:p>
     <w:p>
       <w:pPr>
-        <w:pStyle w:val="ListParagraph"/>
+        <w:pStyle w:val="a5"/>
         <w:widowControl w:val="0"/>
         <w:numPr>
           <w:ilvl w:val="0"/>
@@ -14062,7 +13221,6 @@
       </w:pPr>
       <w:bookmarkStart w:id="22" w:name="OLE_LINK3"/>
       <w:bookmarkStart w:id="23" w:name="OLE_LINK4"/>
-      <w:proofErr w:type="spellStart"/>
       <w:r>
         <w:rPr>
           <w:rFonts w:ascii="Times" w:hAnsi="Times" w:cs="MinionW08-Regular"/>
@@ -14074,11 +13232,10 @@
       </w:r>
       <w:bookmarkEnd w:id="22"/>
       <w:bookmarkEnd w:id="23"/>
-      <w:proofErr w:type="spellEnd"/>
-    </w:p>
-    <w:p>
-      <w:pPr>
-        <w:pStyle w:val="ListParagraph"/>
+    </w:p>
+    <w:p>
+      <w:pPr>
+        <w:pStyle w:val="a5"/>
         <w:widowControl w:val="0"/>
         <w:numPr>
           <w:ilvl w:val="1"/>
@@ -14107,7 +13264,7 @@
     </w:p>
     <w:p>
       <w:pPr>
-        <w:pStyle w:val="ListParagraph"/>
+        <w:pStyle w:val="a5"/>
         <w:widowControl w:val="0"/>
         <w:numPr>
           <w:ilvl w:val="0"/>
@@ -14124,7 +13281,6 @@
           <w:szCs w:val="22"/>
         </w:rPr>
       </w:pPr>
-      <w:proofErr w:type="spellStart"/>
       <w:r>
         <w:rPr>
           <w:rFonts w:ascii="Times" w:hAnsi="Times" w:cs="MinionW08-Regular"/>
@@ -14134,11 +13290,10 @@
         </w:rPr>
         <w:t>RegDeleteKey</w:t>
       </w:r>
-      <w:proofErr w:type="spellEnd"/>
-    </w:p>
-    <w:p>
-      <w:pPr>
-        <w:pStyle w:val="ListParagraph"/>
+    </w:p>
+    <w:p>
+      <w:pPr>
+        <w:pStyle w:val="a5"/>
         <w:widowControl w:val="0"/>
         <w:numPr>
           <w:ilvl w:val="1"/>
@@ -14185,7 +13340,7 @@
     </w:p>
     <w:p>
       <w:pPr>
-        <w:pStyle w:val="ListParagraph"/>
+        <w:pStyle w:val="a5"/>
         <w:widowControl w:val="0"/>
         <w:numPr>
           <w:ilvl w:val="0"/>
@@ -14202,7 +13357,6 @@
           <w:szCs w:val="22"/>
         </w:rPr>
       </w:pPr>
-      <w:proofErr w:type="spellStart"/>
       <w:r>
         <w:rPr>
           <w:rFonts w:ascii="Times" w:hAnsi="Times" w:cs="MinionW08-Regular"/>
@@ -14212,11 +13366,10 @@
         </w:rPr>
         <w:t>GetSystemTime</w:t>
       </w:r>
-      <w:proofErr w:type="spellEnd"/>
-    </w:p>
-    <w:p>
-      <w:pPr>
-        <w:pStyle w:val="ListParagraph"/>
+    </w:p>
+    <w:p>
+      <w:pPr>
+        <w:pStyle w:val="a5"/>
         <w:widowControl w:val="0"/>
         <w:numPr>
           <w:ilvl w:val="1"/>
@@ -14267,18 +13420,7 @@
           <w:sz w:val="22"/>
           <w:szCs w:val="22"/>
         </w:rPr>
-        <w:t xml:space="preserve"> time-</w:t>
-      </w:r>
-      <w:proofErr w:type="spellStart"/>
-      <w:proofErr w:type="gramStart"/>
-      <w:r>
-        <w:rPr>
-          <w:rFonts w:ascii="Times" w:hAnsi="Times" w:cs="MinionW08-Regular" w:hint="eastAsia"/>
-          <w:color w:val="000000" w:themeColor="text1"/>
-          <w:sz w:val="22"/>
-          <w:szCs w:val="22"/>
-        </w:rPr>
-        <w:t>triggered</w:t>
+        <w:t xml:space="preserve"> time-triggered</w:t>
       </w:r>
       <w:r>
         <w:rPr>
@@ -14296,23 +13438,12 @@
           <w:sz w:val="22"/>
           <w:szCs w:val="22"/>
         </w:rPr>
-        <w:t>they</w:t>
-      </w:r>
-      <w:proofErr w:type="spellEnd"/>
-      <w:proofErr w:type="gramEnd"/>
-      <w:r>
-        <w:rPr>
-          <w:rFonts w:ascii="Times" w:hAnsi="Times" w:cs="MinionW08-Regular"/>
-          <w:color w:val="000000" w:themeColor="text1"/>
-          <w:sz w:val="22"/>
-          <w:szCs w:val="22"/>
-        </w:rPr>
-        <w:t xml:space="preserve"> may get the local time by this API</w:t>
-      </w:r>
-    </w:p>
-    <w:p>
-      <w:pPr>
-        <w:pStyle w:val="ListParagraph"/>
+        <w:t>they may get the local time by this API</w:t>
+      </w:r>
+    </w:p>
+    <w:p>
+      <w:pPr>
+        <w:pStyle w:val="a5"/>
         <w:widowControl w:val="0"/>
         <w:numPr>
           <w:ilvl w:val="0"/>
@@ -14329,7 +13460,6 @@
           <w:szCs w:val="22"/>
         </w:rPr>
       </w:pPr>
-      <w:proofErr w:type="spellStart"/>
       <w:r>
         <w:rPr>
           <w:rFonts w:ascii="Times" w:hAnsi="Times" w:cs="MinionW08-Regular"/>
@@ -14339,11 +13469,10 @@
         </w:rPr>
         <w:t>URLDownload</w:t>
       </w:r>
-      <w:proofErr w:type="spellEnd"/>
-    </w:p>
-    <w:p>
-      <w:pPr>
-        <w:pStyle w:val="ListParagraph"/>
+    </w:p>
+    <w:p>
+      <w:pPr>
+        <w:pStyle w:val="a5"/>
         <w:widowControl w:val="0"/>
         <w:numPr>
           <w:ilvl w:val="1"/>
@@ -14408,7 +13537,7 @@
     </w:p>
     <w:p>
       <w:pPr>
-        <w:pStyle w:val="ListParagraph"/>
+        <w:pStyle w:val="a5"/>
         <w:widowControl w:val="0"/>
         <w:numPr>
           <w:ilvl w:val="0"/>
@@ -14425,7 +13554,6 @@
           <w:szCs w:val="22"/>
         </w:rPr>
       </w:pPr>
-      <w:proofErr w:type="spellStart"/>
       <w:r>
         <w:rPr>
           <w:rFonts w:ascii="Times" w:hAnsi="Times" w:cs="MinionW08-Regular"/>
@@ -14435,11 +13563,10 @@
         </w:rPr>
         <w:t>ReadProcessMemory</w:t>
       </w:r>
-      <w:proofErr w:type="spellEnd"/>
-    </w:p>
-    <w:p>
-      <w:pPr>
-        <w:pStyle w:val="ListParagraph"/>
+    </w:p>
+    <w:p>
+      <w:pPr>
+        <w:pStyle w:val="a5"/>
         <w:widowControl w:val="0"/>
         <w:numPr>
           <w:ilvl w:val="1"/>
@@ -14456,30 +13583,19 @@
           <w:szCs w:val="22"/>
         </w:rPr>
       </w:pPr>
-      <w:proofErr w:type="gramStart"/>
-      <w:r>
-        <w:rPr>
-          <w:rFonts w:ascii="Times" w:hAnsi="Times" w:cs="MinionW08-Regular"/>
-          <w:color w:val="000000" w:themeColor="text1"/>
-          <w:sz w:val="22"/>
-          <w:szCs w:val="22"/>
-        </w:rPr>
-        <w:t>Read  the</w:t>
-      </w:r>
-      <w:proofErr w:type="gramEnd"/>
-      <w:r>
-        <w:rPr>
-          <w:rFonts w:ascii="Times" w:hAnsi="Times" w:cs="MinionW08-Regular"/>
-          <w:color w:val="000000" w:themeColor="text1"/>
-          <w:sz w:val="22"/>
-          <w:szCs w:val="22"/>
-        </w:rPr>
-        <w:t xml:space="preserve"> memory space for a process</w:t>
-      </w:r>
-    </w:p>
-    <w:p>
-      <w:pPr>
-        <w:pStyle w:val="ListParagraph"/>
+      <w:r>
+        <w:rPr>
+          <w:rFonts w:ascii="Times" w:hAnsi="Times" w:cs="MinionW08-Regular"/>
+          <w:color w:val="000000" w:themeColor="text1"/>
+          <w:sz w:val="22"/>
+          <w:szCs w:val="22"/>
+        </w:rPr>
+        <w:t>Read  the memory space for a process</w:t>
+      </w:r>
+    </w:p>
+    <w:p>
+      <w:pPr>
+        <w:pStyle w:val="a5"/>
         <w:widowControl w:val="0"/>
         <w:numPr>
           <w:ilvl w:val="0"/>
@@ -14496,7 +13612,6 @@
           <w:szCs w:val="22"/>
         </w:rPr>
       </w:pPr>
-      <w:proofErr w:type="spellStart"/>
       <w:r>
         <w:rPr>
           <w:rFonts w:ascii="Times" w:hAnsi="Times" w:cs="MinionW08-Regular"/>
@@ -14506,11 +13621,10 @@
         </w:rPr>
         <w:t>ShellExecute</w:t>
       </w:r>
-      <w:proofErr w:type="spellEnd"/>
-    </w:p>
-    <w:p>
-      <w:pPr>
-        <w:pStyle w:val="ListParagraph"/>
+    </w:p>
+    <w:p>
+      <w:pPr>
+        <w:pStyle w:val="a5"/>
         <w:widowControl w:val="0"/>
         <w:numPr>
           <w:ilvl w:val="1"/>
@@ -14621,18 +13735,7 @@
           <w:sz w:val="22"/>
           <w:szCs w:val="22"/>
         </w:rPr>
-        <w:t xml:space="preserve">In our statistical results about calling APIs, both normal and malicious samples may use the same API function. As we all know, the malware complete a certain attack by using lots of sensitive API, for </w:t>
-      </w:r>
-      <w:proofErr w:type="spellStart"/>
-      <w:proofErr w:type="gramStart"/>
-      <w:r>
-        <w:rPr>
-          <w:rFonts w:ascii="Times" w:hAnsi="Times" w:cs="MinionW08-Regular"/>
-          <w:color w:val="000000" w:themeColor="text1"/>
-          <w:sz w:val="22"/>
-          <w:szCs w:val="22"/>
-        </w:rPr>
-        <w:t>examples,V</w:t>
+        <w:t>In our statistical results about calling APIs, both normal and malicious samples may use the same API function. As we all know, the malware complete a certain attack by using lots of sensitive API, for examples,V</w:t>
       </w:r>
       <w:r>
         <w:rPr>
@@ -14643,85 +13746,14 @@
         </w:rPr>
         <w:t>irus</w:t>
       </w:r>
-      <w:proofErr w:type="spellEnd"/>
-      <w:proofErr w:type="gramEnd"/>
-      <w:r>
-        <w:rPr>
-          <w:rFonts w:ascii="Times" w:hAnsi="Times" w:cs="MinionW08-Regular"/>
-          <w:color w:val="000000" w:themeColor="text1"/>
-          <w:sz w:val="22"/>
-          <w:szCs w:val="22"/>
-        </w:rPr>
-        <w:t xml:space="preserve"> </w:t>
-      </w:r>
-      <w:r>
-        <w:rPr>
-          <w:rFonts w:ascii="Times" w:hAnsi="Times" w:cs="MinionW08-Regular"/>
-          <w:color w:val="000000" w:themeColor="text1"/>
-          <w:sz w:val="22"/>
-          <w:szCs w:val="22"/>
-        </w:rPr>
-        <w:t xml:space="preserve">infects system file, it </w:t>
-      </w:r>
-      <w:proofErr w:type="spellStart"/>
-      <w:r>
-        <w:rPr>
-          <w:rFonts w:ascii="Times" w:hAnsi="Times" w:cs="MinionW08-Regular"/>
-          <w:color w:val="000000" w:themeColor="text1"/>
-          <w:sz w:val="22"/>
-          <w:szCs w:val="22"/>
-        </w:rPr>
-        <w:t>callsFindNextFile</w:t>
-      </w:r>
-      <w:proofErr w:type="spellEnd"/>
-      <w:r>
-        <w:rPr>
-          <w:rFonts w:ascii="Times" w:hAnsi="Times" w:cs="MinionW08-Regular"/>
-          <w:color w:val="000000" w:themeColor="text1"/>
-          <w:sz w:val="22"/>
-          <w:szCs w:val="22"/>
-        </w:rPr>
-        <w:t xml:space="preserve"> search target format file, and </w:t>
-      </w:r>
-      <w:proofErr w:type="spellStart"/>
-      <w:r>
-        <w:rPr>
-          <w:rFonts w:ascii="Times" w:hAnsi="Times" w:cs="MinionW08-Regular"/>
-          <w:color w:val="000000" w:themeColor="text1"/>
-          <w:sz w:val="22"/>
-          <w:szCs w:val="22"/>
-        </w:rPr>
-        <w:t>callsReadFileto</w:t>
-      </w:r>
-      <w:proofErr w:type="spellEnd"/>
-      <w:r>
-        <w:rPr>
-          <w:rFonts w:ascii="Times" w:hAnsi="Times" w:cs="MinionW08-Regular"/>
-          <w:color w:val="000000" w:themeColor="text1"/>
-          <w:sz w:val="22"/>
-          <w:szCs w:val="22"/>
-        </w:rPr>
-        <w:t xml:space="preserve">  read the file, while using </w:t>
-      </w:r>
-      <w:proofErr w:type="spellStart"/>
-      <w:r>
-        <w:rPr>
-          <w:rFonts w:ascii="Times" w:hAnsi="Times" w:cs="MinionW08-Regular"/>
-          <w:color w:val="000000" w:themeColor="text1"/>
-          <w:sz w:val="22"/>
-          <w:szCs w:val="22"/>
-        </w:rPr>
-        <w:t>SetFileAttributes</w:t>
-      </w:r>
-      <w:proofErr w:type="spellEnd"/>
-      <w:r>
-        <w:rPr>
-          <w:rFonts w:ascii="Times" w:hAnsi="Times" w:cs="MinionW08-Regular"/>
-          <w:color w:val="000000" w:themeColor="text1"/>
-          <w:sz w:val="22"/>
-          <w:szCs w:val="22"/>
-        </w:rPr>
-        <w:t xml:space="preserve"> modify the file's attributes. By combining API sequences, we further explore the hidden relevance in sensitive APIs.</w:t>
+      <w:r>
+        <w:rPr>
+          <w:rFonts w:ascii="Times" w:hAnsi="Times" w:cs="MinionW08-Regular"/>
+          <w:color w:val="000000" w:themeColor="text1"/>
+          <w:sz w:val="22"/>
+          <w:szCs w:val="22"/>
+        </w:rPr>
+        <w:t>infects system file, it callsFindNextFile search target format file, and callsReadFileto  read the file, while using SetFileAttributes modify the file's attributes. By combining API sequences, we further explore the hidden relevance in sensitive APIs.</w:t>
       </w:r>
     </w:p>
     <w:p>
@@ -14815,15 +13847,6 @@
           <w:sz w:val="22"/>
           <w:szCs w:val="22"/>
         </w:rPr>
-        <w:t xml:space="preserve"> </w:t>
-      </w:r>
-      <w:r>
-        <w:rPr>
-          <w:rFonts w:ascii="Times" w:hAnsi="Times" w:cs="MinionW08-Regular"/>
-          <w:color w:val="000000" w:themeColor="text1"/>
-          <w:sz w:val="22"/>
-          <w:szCs w:val="22"/>
-        </w:rPr>
         <w:t>(Formula 3.1)</w:t>
       </w:r>
       <w:r>
@@ -14851,67 +13874,7 @@
           <w:sz w:val="22"/>
           <w:szCs w:val="22"/>
         </w:rPr>
-        <w:t>select the most distinguished 300 API combinations, such as 'Sleep &amp; _</w:t>
-      </w:r>
-      <w:proofErr w:type="spellStart"/>
-      <w:r>
-        <w:rPr>
-          <w:rFonts w:ascii="Times" w:hAnsi="Times" w:cs="MinionW08-Regular"/>
-          <w:color w:val="000000" w:themeColor="text1"/>
-          <w:sz w:val="22"/>
-          <w:szCs w:val="22"/>
-        </w:rPr>
-        <w:t>initterm&amp;GettickCount</w:t>
-      </w:r>
-      <w:proofErr w:type="spellEnd"/>
-      <w:r>
-        <w:rPr>
-          <w:rFonts w:ascii="Times" w:hAnsi="Times" w:cs="MinionW08-Regular"/>
-          <w:color w:val="000000" w:themeColor="text1"/>
-          <w:sz w:val="22"/>
-          <w:szCs w:val="22"/>
-        </w:rPr>
-        <w:t xml:space="preserve">', </w:t>
-      </w:r>
-      <w:proofErr w:type="spellStart"/>
-      <w:r>
-        <w:rPr>
-          <w:rFonts w:ascii="Times" w:hAnsi="Times" w:cs="MinionW08-Regular"/>
-          <w:color w:val="000000" w:themeColor="text1"/>
-          <w:sz w:val="22"/>
-          <w:szCs w:val="22"/>
-        </w:rPr>
-        <w:t>GetCurrentAddress</w:t>
-      </w:r>
-      <w:proofErr w:type="spellEnd"/>
-      <w:r>
-        <w:rPr>
-          <w:rFonts w:ascii="Times" w:hAnsi="Times" w:cs="MinionW08-Regular"/>
-          <w:color w:val="000000" w:themeColor="text1"/>
-          <w:sz w:val="22"/>
-          <w:szCs w:val="22"/>
-        </w:rPr>
-        <w:t>&amp; _</w:t>
-      </w:r>
-      <w:proofErr w:type="spellStart"/>
-      <w:r>
-        <w:rPr>
-          <w:rFonts w:ascii="Times" w:hAnsi="Times" w:cs="MinionW08-Regular"/>
-          <w:color w:val="000000" w:themeColor="text1"/>
-          <w:sz w:val="22"/>
-          <w:szCs w:val="22"/>
-        </w:rPr>
-        <w:t>initterm&amp;UnhandleExceptionFilter</w:t>
-      </w:r>
-      <w:proofErr w:type="spellEnd"/>
-      <w:r>
-        <w:rPr>
-          <w:rFonts w:ascii="Times" w:hAnsi="Times" w:cs="MinionW08-Regular"/>
-          <w:color w:val="000000" w:themeColor="text1"/>
-          <w:sz w:val="22"/>
-          <w:szCs w:val="22"/>
-        </w:rPr>
-        <w:t xml:space="preserve"> etc.</w:t>
+        <w:t>select the most distinguished 300 API combinations, such as 'Sleep &amp; _initterm&amp;GettickCount', GetCurrentAddress&amp; _initterm&amp;UnhandleExceptionFilter etc.</w:t>
       </w:r>
       <w:bookmarkEnd w:id="24"/>
       <w:bookmarkEnd w:id="25"/>
@@ -14928,9 +13891,6 @@
       </w:pPr>
       <m:oMath>
         <m:r>
-          <m:rPr>
-            <m:sty m:val="p"/>
-          </m:rPr>
           <w:rPr>
             <w:rFonts w:ascii="Cambria Math" w:hAnsi="Cambria Math" w:cs="MinionW08-Regular"/>
             <w:color w:val="000000" w:themeColor="text1"/>
@@ -14944,6 +13904,7 @@
             <m:ctrlPr>
               <w:rPr>
                 <w:rFonts w:ascii="Cambria Math" w:hAnsi="Cambria Math" w:cs="MinionW08-Regular"/>
+                <w:i/>
                 <w:color w:val="000000" w:themeColor="text1"/>
                 <w:sz w:val="22"/>
                 <w:szCs w:val="22"/>
@@ -14952,9 +13913,6 @@
           </m:dPr>
           <m:e>
             <m:r>
-              <m:rPr>
-                <m:sty m:val="p"/>
-              </m:rPr>
               <w:rPr>
                 <w:rFonts w:ascii="Cambria Math" w:hAnsi="Cambria Math" w:cs="MinionW08-Regular"/>
                 <w:color w:val="000000" w:themeColor="text1"/>
@@ -14966,9 +13924,6 @@
           </m:e>
         </m:d>
         <m:r>
-          <m:rPr>
-            <m:sty m:val="p"/>
-          </m:rPr>
           <w:rPr>
             <w:rFonts w:ascii="Cambria Math" w:hAnsi="Cambria Math" w:cs="MinionW08-Regular"/>
             <w:color w:val="000000" w:themeColor="text1"/>
@@ -14982,6 +13937,7 @@
             <m:ctrlPr>
               <w:rPr>
                 <w:rFonts w:ascii="Cambria Math" w:hAnsi="Cambria Math" w:cs="MinionW08-Regular"/>
+                <w:i/>
                 <w:color w:val="000000" w:themeColor="text1"/>
                 <w:sz w:val="22"/>
                 <w:szCs w:val="22"/>
@@ -14990,9 +13946,6 @@
           </m:dPr>
           <m:e>
             <m:r>
-              <m:rPr>
-                <m:sty m:val="p"/>
-              </m:rPr>
               <w:rPr>
                 <w:rFonts w:ascii="Cambria Math" w:hAnsi="Cambria Math" w:cs="MinionW08-Regular"/>
                 <w:color w:val="000000" w:themeColor="text1"/>
@@ -15004,9 +13957,6 @@
           </m:e>
           <m:e>
             <m:r>
-              <m:rPr>
-                <m:sty m:val="p"/>
-              </m:rPr>
               <w:rPr>
                 <w:rFonts w:ascii="Cambria Math" w:hAnsi="Cambria Math" w:cs="MinionW08-Regular"/>
                 <w:color w:val="000000" w:themeColor="text1"/>
@@ -15020,12 +13970,12 @@
       </m:oMath>
       <w:r>
         <w:rPr>
-          <w:rFonts w:ascii="Times" w:hAnsi="Times" w:cs="MinionW08-Regular"/>
-          <w:color w:val="000000" w:themeColor="text1"/>
-          <w:sz w:val="22"/>
-          <w:szCs w:val="22"/>
-        </w:rPr>
-        <w:t>3.1</w:t>
+          <w:rFonts w:ascii="Times" w:hAnsi="Times" w:cs="MinionW08-Regular" w:hint="eastAsia"/>
+          <w:color w:val="000000" w:themeColor="text1"/>
+          <w:sz w:val="22"/>
+          <w:szCs w:val="22"/>
+        </w:rPr>
+        <w:t xml:space="preserve">                                                                 3.1</w:t>
       </w:r>
     </w:p>
     <w:p>
@@ -15060,9 +14010,6 @@
       </w:pPr>
       <m:oMath>
         <m:r>
-          <m:rPr>
-            <m:sty m:val="p"/>
-          </m:rPr>
           <w:rPr>
             <w:rFonts w:ascii="Cambria Math" w:hAnsi="Cambria Math" w:cs="MinionW08-Regular"/>
             <w:color w:val="000000" w:themeColor="text1"/>
@@ -15076,6 +14023,7 @@
             <m:ctrlPr>
               <w:rPr>
                 <w:rFonts w:ascii="Cambria Math" w:hAnsi="Cambria Math" w:cs="MinionW08-Regular"/>
+                <w:i/>
                 <w:color w:val="000000" w:themeColor="text1"/>
                 <w:sz w:val="22"/>
                 <w:szCs w:val="22"/>
@@ -15084,9 +14032,6 @@
           </m:dPr>
           <m:e>
             <m:r>
-              <m:rPr>
-                <m:sty m:val="p"/>
-              </m:rPr>
               <w:rPr>
                 <w:rFonts w:ascii="Cambria Math" w:hAnsi="Cambria Math" w:cs="MinionW08-Regular"/>
                 <w:color w:val="000000" w:themeColor="text1"/>
@@ -15098,9 +14043,6 @@
           </m:e>
         </m:d>
         <m:r>
-          <m:rPr>
-            <m:sty m:val="p"/>
-          </m:rPr>
           <w:rPr>
             <w:rFonts w:ascii="Cambria Math" w:hAnsi="Cambria Math" w:cs="MinionW08-Regular"/>
             <w:color w:val="000000" w:themeColor="text1"/>
@@ -15116,6 +14058,7 @@
             <m:ctrlPr>
               <w:rPr>
                 <w:rFonts w:ascii="Cambria Math" w:hAnsi="Cambria Math" w:cs="MinionW08-Regular"/>
+                <w:i/>
                 <w:color w:val="000000" w:themeColor="text1"/>
                 <w:sz w:val="22"/>
                 <w:szCs w:val="22"/>
@@ -15124,9 +14067,6 @@
           </m:naryPr>
           <m:sub>
             <m:r>
-              <m:rPr>
-                <m:sty m:val="p"/>
-              </m:rPr>
               <w:rPr>
                 <w:rFonts w:ascii="Cambria Math" w:hAnsi="Cambria Math" w:cs="MinionW08-Regular"/>
                 <w:color w:val="000000" w:themeColor="text1"/>
@@ -15138,9 +14078,6 @@
           </m:sub>
           <m:sup>
             <m:r>
-              <m:rPr>
-                <m:sty m:val="p"/>
-              </m:rPr>
               <w:rPr>
                 <w:rFonts w:ascii="Cambria Math" w:hAnsi="Cambria Math" w:cs="MinionW08-Regular"/>
                 <w:color w:val="000000" w:themeColor="text1"/>
@@ -15152,9 +14089,6 @@
           </m:sup>
           <m:e>
             <m:r>
-              <m:rPr>
-                <m:sty m:val="p"/>
-              </m:rPr>
               <w:rPr>
                 <w:rFonts w:ascii="Cambria Math" w:hAnsi="Cambria Math" w:cs="MinionW08-Regular"/>
                 <w:color w:val="000000" w:themeColor="text1"/>
@@ -15168,6 +14102,7 @@
                 <m:ctrlPr>
                   <w:rPr>
                     <w:rFonts w:ascii="Cambria Math" w:hAnsi="Cambria Math" w:cs="MinionW08-Regular"/>
+                    <w:i/>
                     <w:color w:val="000000" w:themeColor="text1"/>
                     <w:sz w:val="22"/>
                     <w:szCs w:val="22"/>
@@ -15180,6 +14115,7 @@
                     <m:ctrlPr>
                       <w:rPr>
                         <w:rFonts w:ascii="Cambria Math" w:hAnsi="Cambria Math" w:cs="MinionW08-Regular"/>
+                        <w:i/>
                         <w:color w:val="000000" w:themeColor="text1"/>
                         <w:sz w:val="22"/>
                         <w:szCs w:val="22"/>
@@ -15188,9 +14124,6 @@
                   </m:sSubPr>
                   <m:e>
                     <m:r>
-                      <m:rPr>
-                        <m:sty m:val="p"/>
-                      </m:rPr>
                       <w:rPr>
                         <w:rFonts w:ascii="Cambria Math" w:hAnsi="Cambria Math" w:cs="MinionW08-Regular"/>
                         <w:color w:val="000000" w:themeColor="text1"/>
@@ -15202,9 +14135,6 @@
                   </m:e>
                   <m:sub>
                     <m:r>
-                      <m:rPr>
-                        <m:sty m:val="p"/>
-                      </m:rPr>
                       <w:rPr>
                         <w:rFonts w:ascii="Cambria Math" w:hAnsi="Cambria Math" w:cs="MinionW08-Regular"/>
                         <w:color w:val="000000" w:themeColor="text1"/>
@@ -15218,9 +14148,6 @@
               </m:e>
             </m:d>
             <m:r>
-              <m:rPr>
-                <m:sty m:val="p"/>
-              </m:rPr>
               <w:rPr>
                 <w:rFonts w:ascii="Cambria Math" w:hAnsi="Cambria Math" w:cs="MinionW08-Regular"/>
                 <w:color w:val="000000" w:themeColor="text1"/>
@@ -15234,6 +14161,7 @@
                 <m:ctrlPr>
                   <w:rPr>
                     <w:rFonts w:ascii="Cambria Math" w:hAnsi="Cambria Math" w:cs="MinionW08-Regular"/>
+                    <w:i/>
                     <w:color w:val="000000" w:themeColor="text1"/>
                     <w:sz w:val="22"/>
                     <w:szCs w:val="22"/>
@@ -15242,9 +14170,6 @@
               </m:sSubPr>
               <m:e>
                 <m:r>
-                  <m:rPr>
-                    <m:sty m:val="p"/>
-                  </m:rPr>
                   <w:rPr>
                     <w:rFonts w:ascii="Cambria Math" w:hAnsi="Cambria Math" w:cs="MinionW08-Regular"/>
                     <w:color w:val="000000" w:themeColor="text1"/>
@@ -15256,9 +14181,6 @@
               </m:e>
               <m:sub>
                 <m:r>
-                  <m:rPr>
-                    <m:sty m:val="p"/>
-                  </m:rPr>
                   <w:rPr>
                     <w:rFonts w:ascii="Cambria Math" w:hAnsi="Cambria Math" w:cs="MinionW08-Regular"/>
                     <w:color w:val="000000" w:themeColor="text1"/>
@@ -15270,9 +14192,6 @@
               </m:sub>
             </m:sSub>
             <m:r>
-              <m:rPr>
-                <m:sty m:val="p"/>
-              </m:rPr>
               <w:rPr>
                 <w:rFonts w:ascii="Cambria Math" w:hAnsi="Cambria Math" w:cs="MinionW08-Regular"/>
                 <w:color w:val="000000" w:themeColor="text1"/>
@@ -15286,6 +14205,7 @@
                 <m:ctrlPr>
                   <w:rPr>
                     <w:rFonts w:ascii="Cambria Math" w:hAnsi="Cambria Math" w:cs="MinionW08-Regular"/>
+                    <w:i/>
                     <w:color w:val="000000" w:themeColor="text1"/>
                     <w:sz w:val="22"/>
                     <w:szCs w:val="22"/>
@@ -15294,9 +14214,6 @@
               </m:sSubPr>
               <m:e>
                 <m:r>
-                  <m:rPr>
-                    <m:sty m:val="p"/>
-                  </m:rPr>
                   <w:rPr>
                     <w:rFonts w:ascii="Cambria Math" w:hAnsi="Cambria Math" w:cs="MinionW08-Regular"/>
                     <w:color w:val="000000" w:themeColor="text1"/>
@@ -15308,9 +14225,6 @@
               </m:e>
               <m:sub>
                 <m:r>
-                  <m:rPr>
-                    <m:sty m:val="p"/>
-                  </m:rPr>
                   <w:rPr>
                     <w:rFonts w:ascii="Cambria Math" w:hAnsi="Cambria Math" w:cs="MinionW08-Regular"/>
                     <w:color w:val="000000" w:themeColor="text1"/>
@@ -15322,9 +14236,6 @@
               </m:sub>
             </m:sSub>
             <m:r>
-              <m:rPr>
-                <m:sty m:val="p"/>
-              </m:rPr>
               <w:rPr>
                 <w:rFonts w:ascii="Cambria Math" w:hAnsi="Cambria Math" w:cs="MinionW08-Regular"/>
                 <w:color w:val="000000" w:themeColor="text1"/>
@@ -15377,7 +14288,6 @@
           <w:sz w:val="22"/>
           <w:szCs w:val="22"/>
         </w:rPr>
-        <w:lastRenderedPageBreak/>
         <w:t>2</w:t>
       </w:r>
       <w:r>
@@ -15456,15 +14366,6 @@
           <w:sz w:val="22"/>
           <w:szCs w:val="22"/>
         </w:rPr>
-        <w:t xml:space="preserve"> </w:t>
-      </w:r>
-      <w:r>
-        <w:rPr>
-          <w:rFonts w:ascii="Times" w:hAnsi="Times" w:cs="MinionW08-Regular"/>
-          <w:color w:val="000000" w:themeColor="text1"/>
-          <w:sz w:val="22"/>
-          <w:szCs w:val="22"/>
-        </w:rPr>
         <w:t xml:space="preserve">no debugging information, the entry point of the program is in the last section. First of all, we extract all the structural </w:t>
       </w:r>
       <w:r>
@@ -15521,7 +14422,7 @@
     </w:p>
     <w:p>
       <w:pPr>
-        <w:pStyle w:val="Caption"/>
+        <w:pStyle w:val="ae"/>
         <w:jc w:val="center"/>
         <w:rPr>
           <w:rFonts w:ascii="Times" w:hAnsi="Times"/>
@@ -15593,7 +14494,7 @@
       <w:tblPr>
         <w:tblW w:w="8980" w:type="dxa"/>
         <w:tblInd w:w="108" w:type="dxa"/>
-        <w:tblLook w:val="04A0" w:firstRow="1" w:lastRow="0" w:firstColumn="1" w:lastColumn="0" w:noHBand="0" w:noVBand="1"/>
+        <w:tblLook w:val="04A0"/>
       </w:tblPr>
       <w:tblGrid>
         <w:gridCol w:w="1520"/>
@@ -15802,7 +14703,6 @@
                 <w:szCs w:val="22"/>
               </w:rPr>
             </w:pPr>
-            <w:proofErr w:type="spellStart"/>
             <w:r>
               <w:rPr>
                 <w:rFonts w:ascii="Times" w:eastAsia="Times New Roman" w:hAnsi="Times" w:cs="Times New Roman"/>
@@ -15810,29 +14710,8 @@
                 <w:sz w:val="22"/>
                 <w:szCs w:val="22"/>
               </w:rPr>
-              <w:t>NumberOfSections</w:t>
-            </w:r>
-            <w:proofErr w:type="spellEnd"/>
-            <w:r>
-              <w:rPr>
-                <w:rFonts w:ascii="Times" w:eastAsia="Times New Roman" w:hAnsi="Times" w:cs="Times New Roman"/>
-                <w:color w:val="000000"/>
-                <w:sz w:val="22"/>
-                <w:szCs w:val="22"/>
-              </w:rPr>
-              <w:t xml:space="preserve">, </w:t>
-            </w:r>
-            <w:proofErr w:type="spellStart"/>
-            <w:r>
-              <w:rPr>
-                <w:rFonts w:ascii="Times" w:eastAsia="Times New Roman" w:hAnsi="Times" w:cs="Times New Roman"/>
-                <w:color w:val="000000"/>
-                <w:sz w:val="22"/>
-                <w:szCs w:val="22"/>
-              </w:rPr>
-              <w:t>NumberOfSymbols</w:t>
-            </w:r>
-            <w:proofErr w:type="spellEnd"/>
+              <w:t>NumberOfSections, NumberOfSymbols</w:t>
+            </w:r>
           </w:p>
         </w:tc>
       </w:tr>
@@ -15931,7 +14810,6 @@
                 <w:szCs w:val="22"/>
               </w:rPr>
             </w:pPr>
-            <w:proofErr w:type="spellStart"/>
             <w:r>
               <w:rPr>
                 <w:rFonts w:ascii="Times" w:eastAsia="Times New Roman" w:hAnsi="Times" w:cs="Times New Roman"/>
@@ -15939,49 +14817,8 @@
                 <w:sz w:val="22"/>
                 <w:szCs w:val="22"/>
               </w:rPr>
-              <w:t>CheckSum</w:t>
-            </w:r>
-            <w:proofErr w:type="spellEnd"/>
-            <w:r>
-              <w:rPr>
-                <w:rFonts w:ascii="Times" w:eastAsia="Times New Roman" w:hAnsi="Times" w:cs="Times New Roman"/>
-                <w:color w:val="000000"/>
-                <w:sz w:val="22"/>
-                <w:szCs w:val="22"/>
-              </w:rPr>
-              <w:t xml:space="preserve">, </w:t>
-            </w:r>
-            <w:proofErr w:type="spellStart"/>
-            <w:r>
-              <w:rPr>
-                <w:rFonts w:ascii="Times" w:eastAsia="Times New Roman" w:hAnsi="Times" w:cs="Times New Roman"/>
-                <w:color w:val="000000"/>
-                <w:sz w:val="22"/>
-                <w:szCs w:val="22"/>
-              </w:rPr>
-              <w:t>DllCharacteristics</w:t>
-            </w:r>
-            <w:proofErr w:type="spellEnd"/>
-            <w:r>
-              <w:rPr>
-                <w:rFonts w:ascii="Times" w:eastAsia="Times New Roman" w:hAnsi="Times" w:cs="Times New Roman"/>
-                <w:color w:val="000000"/>
-                <w:sz w:val="22"/>
-                <w:szCs w:val="22"/>
-              </w:rPr>
-              <w:t xml:space="preserve">, </w:t>
-            </w:r>
-            <w:proofErr w:type="spellStart"/>
-            <w:r>
-              <w:rPr>
-                <w:rFonts w:ascii="Times" w:eastAsia="Times New Roman" w:hAnsi="Times" w:cs="Times New Roman"/>
-                <w:color w:val="000000"/>
-                <w:sz w:val="22"/>
-                <w:szCs w:val="22"/>
-              </w:rPr>
-              <w:t>SizeOfCode</w:t>
-            </w:r>
-            <w:proofErr w:type="spellEnd"/>
+              <w:t>CheckSum, DllCharacteristics, SizeOfCode</w:t>
+            </w:r>
           </w:p>
         </w:tc>
       </w:tr>
@@ -16087,27 +14924,7 @@
                 <w:sz w:val="22"/>
                 <w:szCs w:val="22"/>
               </w:rPr>
-              <w:t xml:space="preserve">Export Table Size, </w:t>
-            </w:r>
-            <w:proofErr w:type="spellStart"/>
-            <w:r>
-              <w:rPr>
-                <w:rFonts w:ascii="Times" w:eastAsia="Times New Roman" w:hAnsi="Times" w:cs="Times New Roman"/>
-                <w:color w:val="000000"/>
-                <w:sz w:val="22"/>
-                <w:szCs w:val="22"/>
-              </w:rPr>
-              <w:t>Load_config</w:t>
-            </w:r>
-            <w:proofErr w:type="spellEnd"/>
-            <w:r>
-              <w:rPr>
-                <w:rFonts w:ascii="Times" w:eastAsia="Times New Roman" w:hAnsi="Times" w:cs="Times New Roman"/>
-                <w:color w:val="000000"/>
-                <w:sz w:val="22"/>
-                <w:szCs w:val="22"/>
-              </w:rPr>
-              <w:t xml:space="preserve"> table size</w:t>
+              <w:t>Export Table Size, Load_config table size</w:t>
             </w:r>
           </w:p>
         </w:tc>
@@ -16205,21 +15022,12 @@
                 <w:color w:val="000000"/>
               </w:rPr>
             </w:pPr>
-            <w:proofErr w:type="spellStart"/>
             <w:r>
               <w:rPr>
                 <w:rFonts w:ascii="Calibri" w:eastAsia="Times New Roman" w:hAnsi="Calibri" w:cs="Times New Roman"/>
                 <w:color w:val="000000"/>
               </w:rPr>
-              <w:t>Charateristics</w:t>
-            </w:r>
-            <w:proofErr w:type="spellEnd"/>
-            <w:r>
-              <w:rPr>
-                <w:rFonts w:ascii="Calibri" w:eastAsia="Times New Roman" w:hAnsi="Calibri" w:cs="Times New Roman"/>
-                <w:color w:val="000000"/>
-              </w:rPr>
-              <w:t>, entropy, section names</w:t>
+              <w:t>Charateristics, entropy, section names</w:t>
             </w:r>
           </w:p>
         </w:tc>
@@ -16715,7 +15523,7 @@
     </w:p>
     <w:p>
       <w:pPr>
-        <w:pStyle w:val="Heading3"/>
+        <w:pStyle w:val="3"/>
         <w:numPr>
           <w:ilvl w:val="0"/>
           <w:numId w:val="17"/>
@@ -16783,7 +15591,7 @@
     </w:p>
     <w:p>
       <w:pPr>
-        <w:pStyle w:val="ListParagraph"/>
+        <w:pStyle w:val="a5"/>
         <w:widowControl w:val="0"/>
         <w:numPr>
           <w:ilvl w:val="0"/>
@@ -16812,7 +15620,7 @@
     </w:p>
     <w:p>
       <w:pPr>
-        <w:pStyle w:val="ListParagraph"/>
+        <w:pStyle w:val="a5"/>
         <w:widowControl w:val="0"/>
         <w:numPr>
           <w:ilvl w:val="0"/>
@@ -16841,7 +15649,7 @@
     </w:p>
     <w:p>
       <w:pPr>
-        <w:pStyle w:val="ListParagraph"/>
+        <w:pStyle w:val="a5"/>
         <w:widowControl w:val="0"/>
         <w:numPr>
           <w:ilvl w:val="0"/>
@@ -16870,7 +15678,7 @@
     </w:p>
     <w:p>
       <w:pPr>
-        <w:pStyle w:val="ListParagraph"/>
+        <w:pStyle w:val="a5"/>
         <w:widowControl w:val="0"/>
         <w:autoSpaceDE w:val="0"/>
         <w:autoSpaceDN w:val="0"/>
@@ -16886,7 +15694,7 @@
     </w:p>
     <w:p>
       <w:pPr>
-        <w:pStyle w:val="Heading4"/>
+        <w:pStyle w:val="4"/>
         <w:numPr>
           <w:ilvl w:val="0"/>
           <w:numId w:val="24"/>
@@ -16960,6 +15768,7 @@
           <w:sz w:val="22"/>
           <w:szCs w:val="22"/>
         </w:rPr>
+        <w:lastRenderedPageBreak/>
         <w:t>If the number of cases in the training set is N, sample N cases at random - but with replacement, from the original data. This sample will be the training set for grow</w:t>
       </w:r>
       <w:r>
@@ -17003,8 +15812,16 @@
           <w:sz w:val="22"/>
           <w:szCs w:val="22"/>
         </w:rPr>
-        <w:lastRenderedPageBreak/>
-        <w:t>If there are M input feature, a number m&lt;&lt;M is specified such that at each node, m variables are selected at random out of the M and the best split</w:t>
+        <w:t>If there are M input feature, a number m&lt;&lt;M is specified such that at each node, m variables are selected at random o</w:t>
+      </w:r>
+      <w:r>
+        <w:rPr>
+          <w:rFonts w:ascii="Times" w:hAnsi="Times" w:cs="MinionW08-Regular"/>
+          <w:color w:val="000000" w:themeColor="text1"/>
+          <w:sz w:val="22"/>
+          <w:szCs w:val="22"/>
+        </w:rPr>
+        <w:t>ut of the M and the best split(</w:t>
       </w:r>
       <w:r>
         <w:rPr>
@@ -17015,34 +15832,16 @@
         </w:rPr>
         <w:t xml:space="preserve"> </w:t>
       </w:r>
-      <w:r>
-        <w:rPr>
-          <w:rFonts w:ascii="Times" w:hAnsi="Times" w:cs="MinionW08-Regular"/>
-          <w:color w:val="000000" w:themeColor="text1"/>
-          <w:sz w:val="22"/>
-          <w:szCs w:val="22"/>
-        </w:rPr>
-        <w:t xml:space="preserve">(such as </w:t>
-      </w:r>
-      <w:proofErr w:type="spellStart"/>
-      <w:r>
-        <w:rPr>
-          <w:rFonts w:ascii="Times" w:hAnsi="Times" w:cs="MinionW08-Regular"/>
-          <w:color w:val="000000" w:themeColor="text1"/>
-          <w:sz w:val="22"/>
-          <w:szCs w:val="22"/>
-        </w:rPr>
-        <w:t>gini</w:t>
-      </w:r>
-      <w:proofErr w:type="spellEnd"/>
-      <w:r>
-        <w:rPr>
-          <w:rFonts w:ascii="Times" w:hAnsi="Times" w:cs="MinionW08-Regular"/>
-          <w:color w:val="000000" w:themeColor="text1"/>
-          <w:sz w:val="22"/>
-          <w:szCs w:val="22"/>
-        </w:rPr>
-        <w:t xml:space="preserve"> impurity</w:t>
+      <w:bookmarkStart w:id="28" w:name="OLE_LINK12"/>
+      <w:bookmarkStart w:id="29" w:name="OLE_LINK13"/>
+      <w:r>
+        <w:rPr>
+          <w:rFonts w:ascii="Times" w:hAnsi="Times" w:cs="MinionW08-Regular"/>
+          <w:color w:val="000000" w:themeColor="text1"/>
+          <w:sz w:val="22"/>
+          <w:szCs w:val="22"/>
+        </w:rPr>
+        <w:t>gini impurity</w:t>
       </w:r>
       <w:r>
         <w:rPr>
@@ -17052,6 +15851,26 @@
           <w:szCs w:val="22"/>
         </w:rPr>
         <w:t xml:space="preserve"> criterion</w:t>
+      </w:r>
+      <w:bookmarkEnd w:id="28"/>
+      <w:bookmarkEnd w:id="29"/>
+      <w:r>
+        <w:rPr>
+          <w:rFonts w:ascii="Times" w:hAnsi="Times" w:cs="MinionW08-Regular"/>
+          <w:color w:val="000000" w:themeColor="text1"/>
+          <w:sz w:val="22"/>
+          <w:szCs w:val="22"/>
+        </w:rPr>
+        <w:t>，</w:t>
+      </w:r>
+      <w:r>
+        <w:rPr>
+          <w:rFonts w:ascii="Times" w:hAnsi="Times" w:cs="MinionW08-Regular" w:hint="eastAsia"/>
+          <w:color w:val="000000" w:themeColor="text1"/>
+          <w:sz w:val="22"/>
+          <w:szCs w:val="22"/>
+        </w:rPr>
+        <w:t>shown in next section</w:t>
       </w:r>
       <w:r>
         <w:rPr>
@@ -17072,7 +15891,7 @@
         <w:shd w:val="clear" w:color="auto" w:fill="FFFFFF"/>
         <w:spacing w:before="100" w:beforeAutospacing="1" w:after="100" w:afterAutospacing="1" w:line="253" w:lineRule="atLeast"/>
         <w:rPr>
-          <w:rFonts w:ascii="Times" w:hAnsi="Times" w:cs="MinionW08-Regular"/>
+          <w:rFonts w:ascii="Times" w:hAnsi="Times" w:cs="MinionW08-Regular" w:hint="eastAsia"/>
           <w:color w:val="000000" w:themeColor="text1"/>
           <w:sz w:val="22"/>
           <w:szCs w:val="22"/>
@@ -17090,12 +15909,643 @@
     </w:p>
     <w:p>
       <w:pPr>
-        <w:pStyle w:val="ListParagraph"/>
+        <w:shd w:val="clear" w:color="auto" w:fill="FFFFFF"/>
+        <w:spacing w:before="100" w:beforeAutospacing="1" w:after="100" w:afterAutospacing="1" w:line="253" w:lineRule="atLeast"/>
+        <w:ind w:left="644"/>
+        <w:rPr>
+          <w:rFonts w:ascii="Times" w:hAnsi="Times" w:cs="MinionW08-Regular"/>
+          <w:color w:val="000000" w:themeColor="text1"/>
+          <w:sz w:val="22"/>
+          <w:szCs w:val="22"/>
+        </w:rPr>
+      </w:pPr>
+    </w:p>
+    <w:p>
+      <w:pPr>
+        <w:pStyle w:val="a5"/>
         <w:numPr>
           <w:ilvl w:val="0"/>
           <w:numId w:val="24"/>
         </w:numPr>
         <w:rPr>
+          <w:rStyle w:val="4Char"/>
+          <w:rFonts w:ascii="Times" w:eastAsiaTheme="minorEastAsia" w:hAnsi="Times" w:cstheme="minorBidi" w:hint="eastAsia"/>
+          <w:bCs w:val="0"/>
+          <w:sz w:val="22"/>
+          <w:szCs w:val="22"/>
+        </w:rPr>
+      </w:pPr>
+      <w:bookmarkStart w:id="30" w:name="OLE_LINK16"/>
+      <w:bookmarkStart w:id="31" w:name="OLE_LINK17"/>
+      <w:bookmarkStart w:id="32" w:name="OLE_LINK20"/>
+      <w:bookmarkStart w:id="33" w:name="OLE_LINK21"/>
+      <w:r>
+        <w:rPr>
+          <w:rStyle w:val="4Char"/>
+          <w:rFonts w:hint="eastAsia"/>
+        </w:rPr>
+        <w:t>Gini Impurity Criterion</w:t>
+      </w:r>
+      <w:bookmarkEnd w:id="30"/>
+      <w:bookmarkEnd w:id="31"/>
+    </w:p>
+    <w:bookmarkEnd w:id="32"/>
+    <w:bookmarkEnd w:id="33"/>
+    <w:p>
+      <w:pPr>
+        <w:pStyle w:val="a5"/>
+        <w:ind w:left="0"/>
+        <w:jc w:val="both"/>
+        <w:rPr>
+          <w:rFonts w:ascii="Times" w:hAnsi="Times" w:cs="MinionW08-Regular"/>
+          <w:color w:val="000000" w:themeColor="text1"/>
+          <w:sz w:val="22"/>
+          <w:szCs w:val="22"/>
+        </w:rPr>
+      </w:pPr>
+      <w:r>
+        <w:rPr>
+          <w:rFonts w:ascii="Times" w:hAnsi="Times" w:cs="MinionW08-Regular"/>
+          <w:color w:val="000000" w:themeColor="text1"/>
+          <w:sz w:val="22"/>
+          <w:szCs w:val="22"/>
+        </w:rPr>
+        <w:t>Gini impurity is a measure of how often a randomly chosen element from the set would be incorrectly labeled if it was randomly labeled according to the distribution of labels in the subset. It reaches its minimum (zero) when all cases in the node fall into a single target category.</w:t>
+      </w:r>
+    </w:p>
+    <w:p>
+      <w:pPr>
+        <w:pStyle w:val="a5"/>
+        <w:ind w:left="0"/>
+        <w:jc w:val="both"/>
+        <w:rPr>
+          <w:rFonts w:ascii="Times" w:hAnsi="Times" w:cs="MinionW08-Regular"/>
+          <w:color w:val="000000" w:themeColor="text1"/>
+          <w:sz w:val="22"/>
+          <w:szCs w:val="22"/>
+        </w:rPr>
+      </w:pPr>
+      <w:r>
+        <w:rPr>
+          <w:rFonts w:ascii="Times" w:hAnsi="Times" w:cs="MinionW08-Regular"/>
+          <w:color w:val="000000" w:themeColor="text1"/>
+          <w:sz w:val="22"/>
+          <w:szCs w:val="22"/>
+        </w:rPr>
+        <w:t xml:space="preserve">To compute Gini impurity for a set of items with </w:t>
+      </w:r>
+      <w:r>
+        <w:rPr>
+          <w:rFonts w:ascii="Times" w:hAnsi="Times" w:cs="MinionW08-Regular" w:hint="eastAsia"/>
+          <w:color w:val="000000" w:themeColor="text1"/>
+          <w:sz w:val="22"/>
+          <w:szCs w:val="22"/>
+        </w:rPr>
+        <w:t xml:space="preserve">n </w:t>
+      </w:r>
+      <w:r>
+        <w:rPr>
+          <w:rFonts w:ascii="Times" w:hAnsi="Times" w:cs="MinionW08-Regular"/>
+          <w:color w:val="000000" w:themeColor="text1"/>
+          <w:sz w:val="22"/>
+          <w:szCs w:val="22"/>
+        </w:rPr>
+        <w:t>classes, let</w:t>
+      </w:r>
+      <w:r>
+        <w:rPr>
+          <w:rFonts w:ascii="Times" w:hAnsi="Times" w:cs="MinionW08-Regular"/>
+          <w:i/>
+          <w:color w:val="000000" w:themeColor="text1"/>
+          <w:sz w:val="22"/>
+          <w:szCs w:val="22"/>
+        </w:rPr>
+        <w:t xml:space="preserve"> </w:t>
+      </w:r>
+      <m:oMath>
+        <m:sSub>
+          <m:sSubPr>
+            <m:ctrlPr>
+              <w:rPr>
+                <w:rFonts w:ascii="Cambria Math" w:eastAsia="宋体" w:hAnsi="宋体" w:cs="Times New Roman"/>
+                <w:i/>
+                <w:color w:val="000000" w:themeColor="text1"/>
+                <w:sz w:val="22"/>
+                <w:szCs w:val="22"/>
+              </w:rPr>
+            </m:ctrlPr>
+          </m:sSubPr>
+          <m:e>
+            <m:r>
+              <w:rPr>
+                <w:rFonts w:ascii="Cambria Math" w:eastAsia="宋体" w:hAnsi="宋体" w:cs="Times New Roman"/>
+                <w:color w:val="000000" w:themeColor="text1"/>
+                <w:sz w:val="22"/>
+                <w:szCs w:val="22"/>
+              </w:rPr>
+              <m:t>f</m:t>
+            </m:r>
+          </m:e>
+          <m:sub>
+            <m:r>
+              <w:rPr>
+                <w:rFonts w:ascii="Cambria Math" w:eastAsia="宋体" w:hAnsi="宋体" w:cs="Times New Roman"/>
+                <w:color w:val="000000" w:themeColor="text1"/>
+                <w:sz w:val="22"/>
+                <w:szCs w:val="22"/>
+              </w:rPr>
+              <m:t>i</m:t>
+            </m:r>
+          </m:sub>
+        </m:sSub>
+      </m:oMath>
+      <w:r>
+        <w:rPr>
+          <w:rFonts w:ascii="Times" w:hAnsi="Times" w:cs="MinionW08-Regular"/>
+          <w:color w:val="000000" w:themeColor="text1"/>
+          <w:sz w:val="22"/>
+          <w:szCs w:val="22"/>
+        </w:rPr>
+        <w:t xml:space="preserve"> be the fracti</w:t>
+      </w:r>
+      <w:r>
+        <w:rPr>
+          <w:rFonts w:ascii="Times" w:hAnsi="Times" w:cs="MinionW08-Regular"/>
+          <w:color w:val="000000" w:themeColor="text1"/>
+          <w:sz w:val="22"/>
+          <w:szCs w:val="22"/>
+        </w:rPr>
+        <w:t xml:space="preserve">on of items labeled with class </w:t>
+      </w:r>
+      <w:r>
+        <w:rPr>
+          <w:rFonts w:ascii="Times" w:hAnsi="Times" w:cs="MinionW08-Regular"/>
+          <w:color w:val="000000" w:themeColor="text1"/>
+          <w:sz w:val="22"/>
+          <w:szCs w:val="22"/>
+        </w:rPr>
+        <w:t xml:space="preserve"> i in the set.</w:t>
+      </w:r>
+    </w:p>
+    <w:p>
+      <w:pPr>
+        <w:jc w:val="right"/>
+        <w:rPr>
+          <w:rFonts w:ascii="Malgun Gothic" w:hAnsi="Malgun Gothic" w:cs="Times New Roman" w:hint="eastAsia"/>
+          <w:color w:val="000000" w:themeColor="text1"/>
+          <w:sz w:val="22"/>
+          <w:szCs w:val="22"/>
+        </w:rPr>
+      </w:pPr>
+      <m:oMath>
+        <m:sSub>
+          <m:sSubPr>
+            <m:ctrlPr>
+              <w:rPr>
+                <w:rFonts w:ascii="Cambria Math" w:eastAsia="Malgun Gothic" w:hAnsi="Malgun Gothic" w:cs="Times New Roman"/>
+                <w:i/>
+                <w:color w:val="000000" w:themeColor="text1"/>
+                <w:sz w:val="22"/>
+                <w:szCs w:val="22"/>
+              </w:rPr>
+            </m:ctrlPr>
+          </m:sSubPr>
+          <m:e>
+            <m:r>
+              <w:rPr>
+                <w:rFonts w:ascii="Cambria Math" w:eastAsia="Malgun Gothic" w:hAnsi="Malgun Gothic" w:cs="Times New Roman"/>
+                <w:color w:val="000000" w:themeColor="text1"/>
+                <w:sz w:val="22"/>
+                <w:szCs w:val="22"/>
+              </w:rPr>
+              <m:t>I</m:t>
+            </m:r>
+          </m:e>
+          <m:sub>
+            <m:r>
+              <w:rPr>
+                <w:rFonts w:ascii="Cambria Math" w:eastAsia="Malgun Gothic" w:hAnsi="Malgun Gothic" w:cs="Times New Roman"/>
+                <w:color w:val="000000" w:themeColor="text1"/>
+                <w:sz w:val="22"/>
+                <w:szCs w:val="22"/>
+              </w:rPr>
+              <m:t>G</m:t>
+            </m:r>
+          </m:sub>
+        </m:sSub>
+        <m:d>
+          <m:dPr>
+            <m:ctrlPr>
+              <w:rPr>
+                <w:rFonts w:ascii="Cambria Math" w:eastAsia="Malgun Gothic" w:hAnsi="Malgun Gothic" w:cs="Times New Roman"/>
+                <w:i/>
+                <w:color w:val="000000" w:themeColor="text1"/>
+                <w:sz w:val="22"/>
+                <w:szCs w:val="22"/>
+              </w:rPr>
+            </m:ctrlPr>
+          </m:dPr>
+          <m:e>
+            <m:r>
+              <w:rPr>
+                <w:rFonts w:ascii="Cambria Math" w:eastAsia="Malgun Gothic" w:hAnsi="Malgun Gothic" w:cs="Times New Roman"/>
+                <w:color w:val="000000" w:themeColor="text1"/>
+                <w:sz w:val="22"/>
+                <w:szCs w:val="22"/>
+              </w:rPr>
+              <m:t>f</m:t>
+            </m:r>
+          </m:e>
+        </m:d>
+        <m:r>
+          <w:rPr>
+            <w:rFonts w:ascii="Cambria Math" w:eastAsia="Malgun Gothic" w:hAnsi="Malgun Gothic" w:cs="Times New Roman"/>
+            <w:color w:val="000000" w:themeColor="text1"/>
+            <w:sz w:val="22"/>
+            <w:szCs w:val="22"/>
+          </w:rPr>
+          <m:t xml:space="preserve">= </m:t>
+        </m:r>
+        <m:nary>
+          <m:naryPr>
+            <m:chr m:val="∑"/>
+            <m:limLoc m:val="undOvr"/>
+            <m:ctrlPr>
+              <w:rPr>
+                <w:rFonts w:ascii="Cambria Math" w:eastAsia="Malgun Gothic" w:hAnsi="Malgun Gothic" w:cs="Times New Roman"/>
+                <w:i/>
+                <w:color w:val="000000" w:themeColor="text1"/>
+                <w:sz w:val="22"/>
+                <w:szCs w:val="22"/>
+              </w:rPr>
+            </m:ctrlPr>
+          </m:naryPr>
+          <m:sub>
+            <m:r>
+              <w:rPr>
+                <w:rFonts w:ascii="Cambria Math" w:eastAsia="Malgun Gothic" w:hAnsi="Malgun Gothic" w:cs="Times New Roman"/>
+                <w:color w:val="000000" w:themeColor="text1"/>
+                <w:sz w:val="22"/>
+                <w:szCs w:val="22"/>
+              </w:rPr>
+              <m:t>i=1</m:t>
+            </m:r>
+          </m:sub>
+          <m:sup>
+            <m:r>
+              <w:rPr>
+                <w:rFonts w:ascii="Cambria Math" w:eastAsia="Malgun Gothic" w:hAnsi="Malgun Gothic" w:cs="Times New Roman"/>
+                <w:color w:val="000000" w:themeColor="text1"/>
+                <w:sz w:val="22"/>
+                <w:szCs w:val="22"/>
+              </w:rPr>
+              <m:t>n</m:t>
+            </m:r>
+          </m:sup>
+          <m:e>
+            <m:sSub>
+              <m:sSubPr>
+                <m:ctrlPr>
+                  <w:rPr>
+                    <w:rFonts w:ascii="Cambria Math" w:eastAsia="Malgun Gothic" w:hAnsi="Malgun Gothic" w:cs="Times New Roman"/>
+                    <w:i/>
+                    <w:color w:val="000000" w:themeColor="text1"/>
+                    <w:sz w:val="22"/>
+                    <w:szCs w:val="22"/>
+                  </w:rPr>
+                </m:ctrlPr>
+              </m:sSubPr>
+              <m:e>
+                <m:r>
+                  <w:rPr>
+                    <w:rFonts w:ascii="Cambria Math" w:eastAsia="Malgun Gothic" w:hAnsi="Malgun Gothic" w:cs="Times New Roman"/>
+                    <w:color w:val="000000" w:themeColor="text1"/>
+                    <w:sz w:val="22"/>
+                    <w:szCs w:val="22"/>
+                  </w:rPr>
+                  <m:t>f</m:t>
+                </m:r>
+              </m:e>
+              <m:sub>
+                <m:r>
+                  <w:rPr>
+                    <w:rFonts w:ascii="Cambria Math" w:eastAsia="Malgun Gothic" w:hAnsi="Malgun Gothic" w:cs="Times New Roman"/>
+                    <w:color w:val="000000" w:themeColor="text1"/>
+                    <w:sz w:val="22"/>
+                    <w:szCs w:val="22"/>
+                  </w:rPr>
+                  <m:t>i</m:t>
+                </m:r>
+              </m:sub>
+            </m:sSub>
+            <m:r>
+              <w:rPr>
+                <w:rFonts w:ascii="Cambria Math" w:eastAsia="Malgun Gothic" w:hAnsi="Malgun Gothic" w:cs="Times New Roman"/>
+                <w:color w:val="000000" w:themeColor="text1"/>
+                <w:sz w:val="22"/>
+                <w:szCs w:val="22"/>
+              </w:rPr>
+              <m:t>(1</m:t>
+            </m:r>
+            <m:r>
+              <w:rPr>
+                <w:rFonts w:ascii="Cambria Math" w:eastAsia="Malgun Gothic" w:hAnsi="Cambria Math" w:cs="Times New Roman"/>
+                <w:color w:val="000000" w:themeColor="text1"/>
+                <w:sz w:val="22"/>
+                <w:szCs w:val="22"/>
+              </w:rPr>
+              <m:t>-</m:t>
+            </m:r>
+            <m:sSub>
+              <m:sSubPr>
+                <m:ctrlPr>
+                  <w:rPr>
+                    <w:rFonts w:ascii="Cambria Math" w:eastAsia="Malgun Gothic" w:hAnsi="Malgun Gothic" w:cs="Times New Roman"/>
+                    <w:i/>
+                    <w:color w:val="000000" w:themeColor="text1"/>
+                    <w:sz w:val="22"/>
+                    <w:szCs w:val="22"/>
+                  </w:rPr>
+                </m:ctrlPr>
+              </m:sSubPr>
+              <m:e>
+                <m:r>
+                  <w:rPr>
+                    <w:rFonts w:ascii="Cambria Math" w:eastAsia="Malgun Gothic" w:hAnsi="Malgun Gothic" w:cs="Times New Roman"/>
+                    <w:color w:val="000000" w:themeColor="text1"/>
+                    <w:sz w:val="22"/>
+                    <w:szCs w:val="22"/>
+                  </w:rPr>
+                  <m:t>f</m:t>
+                </m:r>
+              </m:e>
+              <m:sub>
+                <m:r>
+                  <w:rPr>
+                    <w:rFonts w:ascii="Cambria Math" w:eastAsia="Malgun Gothic" w:hAnsi="Malgun Gothic" w:cs="Times New Roman"/>
+                    <w:color w:val="000000" w:themeColor="text1"/>
+                    <w:sz w:val="22"/>
+                    <w:szCs w:val="22"/>
+                  </w:rPr>
+                  <m:t>i</m:t>
+                </m:r>
+              </m:sub>
+            </m:sSub>
+            <m:r>
+              <w:rPr>
+                <w:rFonts w:ascii="Cambria Math" w:eastAsia="Malgun Gothic" w:hAnsi="Malgun Gothic" w:cs="Times New Roman"/>
+                <w:color w:val="000000" w:themeColor="text1"/>
+                <w:sz w:val="22"/>
+                <w:szCs w:val="22"/>
+              </w:rPr>
+              <m:t>)</m:t>
+            </m:r>
+          </m:e>
+        </m:nary>
+        <m:r>
+          <w:rPr>
+            <w:rFonts w:ascii="Cambria Math" w:eastAsia="Malgun Gothic" w:hAnsi="Malgun Gothic" w:cs="Times New Roman"/>
+            <w:color w:val="000000" w:themeColor="text1"/>
+            <w:sz w:val="22"/>
+            <w:szCs w:val="22"/>
+          </w:rPr>
+          <m:t>=1</m:t>
+        </m:r>
+        <m:r>
+          <w:rPr>
+            <w:rFonts w:ascii="Cambria Math" w:eastAsia="Malgun Gothic" w:hAnsi="Cambria Math" w:cs="Times New Roman"/>
+            <w:color w:val="000000" w:themeColor="text1"/>
+            <w:sz w:val="22"/>
+            <w:szCs w:val="22"/>
+          </w:rPr>
+          <m:t>-</m:t>
+        </m:r>
+        <m:nary>
+          <m:naryPr>
+            <m:chr m:val="∑"/>
+            <m:limLoc m:val="undOvr"/>
+            <m:ctrlPr>
+              <w:rPr>
+                <w:rFonts w:ascii="Cambria Math" w:eastAsia="Malgun Gothic" w:hAnsi="Malgun Gothic" w:cs="Times New Roman"/>
+                <w:i/>
+                <w:color w:val="000000" w:themeColor="text1"/>
+                <w:sz w:val="22"/>
+                <w:szCs w:val="22"/>
+              </w:rPr>
+            </m:ctrlPr>
+          </m:naryPr>
+          <m:sub>
+            <m:r>
+              <w:rPr>
+                <w:rFonts w:ascii="Cambria Math" w:eastAsia="Malgun Gothic" w:hAnsi="Malgun Gothic" w:cs="Times New Roman"/>
+                <w:color w:val="000000" w:themeColor="text1"/>
+                <w:sz w:val="22"/>
+                <w:szCs w:val="22"/>
+              </w:rPr>
+              <m:t>i=1</m:t>
+            </m:r>
+          </m:sub>
+          <m:sup>
+            <m:r>
+              <w:rPr>
+                <w:rFonts w:ascii="Cambria Math" w:eastAsia="Malgun Gothic" w:hAnsi="Malgun Gothic" w:cs="Times New Roman"/>
+                <w:color w:val="000000" w:themeColor="text1"/>
+                <w:sz w:val="22"/>
+                <w:szCs w:val="22"/>
+              </w:rPr>
+              <m:t>n</m:t>
+            </m:r>
+          </m:sup>
+          <m:e>
+            <m:sSubSup>
+              <m:sSubSupPr>
+                <m:ctrlPr>
+                  <w:rPr>
+                    <w:rFonts w:ascii="Cambria Math" w:eastAsia="Malgun Gothic" w:hAnsi="Malgun Gothic" w:cs="Times New Roman"/>
+                    <w:i/>
+                    <w:color w:val="000000" w:themeColor="text1"/>
+                    <w:sz w:val="22"/>
+                    <w:szCs w:val="22"/>
+                  </w:rPr>
+                </m:ctrlPr>
+              </m:sSubSupPr>
+              <m:e>
+                <m:r>
+                  <w:rPr>
+                    <w:rFonts w:ascii="Cambria Math" w:eastAsia="Malgun Gothic" w:hAnsi="Malgun Gothic" w:cs="Times New Roman"/>
+                    <w:color w:val="000000" w:themeColor="text1"/>
+                    <w:sz w:val="22"/>
+                    <w:szCs w:val="22"/>
+                  </w:rPr>
+                  <m:t>f</m:t>
+                </m:r>
+              </m:e>
+              <m:sub>
+                <m:r>
+                  <w:rPr>
+                    <w:rFonts w:ascii="Cambria Math" w:eastAsia="Malgun Gothic" w:hAnsi="Malgun Gothic" w:cs="Times New Roman"/>
+                    <w:color w:val="000000" w:themeColor="text1"/>
+                    <w:sz w:val="22"/>
+                    <w:szCs w:val="22"/>
+                  </w:rPr>
+                  <m:t>i</m:t>
+                </m:r>
+              </m:sub>
+              <m:sup>
+                <m:r>
+                  <w:rPr>
+                    <w:rFonts w:ascii="Cambria Math" w:eastAsia="Malgun Gothic" w:hAnsi="Malgun Gothic" w:cs="Times New Roman"/>
+                    <w:color w:val="000000" w:themeColor="text1"/>
+                    <w:sz w:val="22"/>
+                    <w:szCs w:val="22"/>
+                  </w:rPr>
+                  <m:t>2</m:t>
+                </m:r>
+              </m:sup>
+            </m:sSubSup>
+          </m:e>
+        </m:nary>
+      </m:oMath>
+      <w:r>
+        <w:rPr>
+          <w:rFonts w:ascii="Malgun Gothic" w:hAnsi="Malgun Gothic" w:cs="Times New Roman" w:hint="eastAsia"/>
+          <w:color w:val="000000" w:themeColor="text1"/>
+          <w:sz w:val="22"/>
+          <w:szCs w:val="22"/>
+        </w:rPr>
+        <w:t xml:space="preserve">                                     (3.3)</w:t>
+      </w:r>
+    </w:p>
+    <w:p>
+      <w:pPr>
+        <w:pStyle w:val="ab"/>
+        <w:shd w:val="clear" w:color="auto" w:fill="FFFFFF"/>
+        <w:spacing w:before="88" w:beforeAutospacing="0" w:after="88" w:afterAutospacing="0" w:line="184" w:lineRule="atLeast"/>
+        <w:jc w:val="both"/>
+        <w:rPr>
+          <w:rFonts w:ascii="Times" w:eastAsiaTheme="minorEastAsia" w:hAnsi="Times" w:cs="MinionW08-Regular" w:hint="eastAsia"/>
+          <w:color w:val="000000" w:themeColor="text1"/>
+          <w:sz w:val="22"/>
+          <w:szCs w:val="22"/>
+        </w:rPr>
+      </w:pPr>
+      <w:r>
+        <w:rPr>
+          <w:rFonts w:ascii="Times" w:eastAsiaTheme="minorEastAsia" w:hAnsi="Times" w:cs="MinionW08-Regular" w:hint="eastAsia"/>
+          <w:color w:val="000000" w:themeColor="text1"/>
+          <w:sz w:val="22"/>
+          <w:szCs w:val="22"/>
+        </w:rPr>
+        <w:t xml:space="preserve">In order to make a tree, </w:t>
+      </w:r>
+      <w:r>
+        <w:rPr>
+          <w:rFonts w:ascii="Times" w:eastAsiaTheme="minorEastAsia" w:hAnsi="Times" w:cs="MinionW08-Regular" w:hint="eastAsia"/>
+          <w:color w:val="000000" w:themeColor="text1"/>
+          <w:sz w:val="22"/>
+          <w:szCs w:val="22"/>
+        </w:rPr>
+        <w:t xml:space="preserve">Every time a split of a node is made on variable m </w:t>
+      </w:r>
+      <w:r>
+        <w:rPr>
+          <w:rFonts w:ascii="Times" w:eastAsiaTheme="minorEastAsia" w:hAnsi="Times" w:cs="MinionW08-Regular"/>
+          <w:color w:val="000000" w:themeColor="text1"/>
+          <w:sz w:val="22"/>
+          <w:szCs w:val="22"/>
+        </w:rPr>
+        <w:t>that maximizes this function.</w:t>
+      </w:r>
+      <w:r>
+        <w:rPr>
+          <w:rFonts w:ascii="Times" w:eastAsiaTheme="minorEastAsia" w:hAnsi="Times" w:cs="MinionW08-Regular" w:hint="eastAsia"/>
+          <w:color w:val="000000" w:themeColor="text1"/>
+          <w:sz w:val="22"/>
+          <w:szCs w:val="22"/>
+        </w:rPr>
+        <w:t xml:space="preserve"> We </w:t>
+      </w:r>
+      <w:r>
+        <w:rPr>
+          <w:rFonts w:ascii="Times" w:eastAsiaTheme="minorEastAsia" w:hAnsi="Times" w:cs="MinionW08-Regular"/>
+          <w:color w:val="000000" w:themeColor="text1"/>
+          <w:sz w:val="22"/>
+          <w:szCs w:val="22"/>
+        </w:rPr>
+        <w:t>choose</w:t>
+      </w:r>
+      <w:r>
+        <w:rPr>
+          <w:rFonts w:ascii="Times" w:eastAsiaTheme="minorEastAsia" w:hAnsi="Times" w:cs="MinionW08-Regular" w:hint="eastAsia"/>
+          <w:color w:val="000000" w:themeColor="text1"/>
+          <w:sz w:val="22"/>
+          <w:szCs w:val="22"/>
+        </w:rPr>
+        <w:t xml:space="preserve">  the Gini Impurity Criterion instead of </w:t>
+      </w:r>
+      <w:r>
+        <w:rPr>
+          <w:rFonts w:ascii="Times" w:eastAsiaTheme="minorEastAsia" w:hAnsi="Times" w:cs="MinionW08-Regular"/>
+          <w:color w:val="000000" w:themeColor="text1"/>
+          <w:sz w:val="22"/>
+          <w:szCs w:val="22"/>
+        </w:rPr>
+        <w:t> </w:t>
+      </w:r>
+      <w:r>
+        <w:rPr>
+          <w:rFonts w:ascii="Times" w:eastAsiaTheme="minorEastAsia" w:hAnsi="Times" w:cs="MinionW08-Regular" w:hint="eastAsia"/>
+          <w:color w:val="000000" w:themeColor="text1"/>
+          <w:sz w:val="22"/>
+          <w:szCs w:val="22"/>
+        </w:rPr>
+        <w:t xml:space="preserve">the </w:t>
+      </w:r>
+      <w:r>
+        <w:rPr>
+          <w:rFonts w:ascii="Times" w:eastAsiaTheme="minorEastAsia" w:hAnsi="Times" w:cs="MinionW08-Regular"/>
+          <w:color w:val="000000" w:themeColor="text1"/>
+          <w:sz w:val="22"/>
+          <w:szCs w:val="22"/>
+        </w:rPr>
+        <w:t>Information Gain</w:t>
+      </w:r>
+      <w:r>
+        <w:rPr>
+          <w:rFonts w:ascii="Times" w:eastAsiaTheme="minorEastAsia" w:hAnsi="Times" w:cs="MinionW08-Regular" w:hint="eastAsia"/>
+          <w:color w:val="000000" w:themeColor="text1"/>
+          <w:sz w:val="22"/>
+          <w:szCs w:val="22"/>
+        </w:rPr>
+        <w:t xml:space="preserve"> for the reason </w:t>
+      </w:r>
+      <w:r>
+        <w:rPr>
+          <w:rFonts w:ascii="Times" w:eastAsiaTheme="minorEastAsia" w:hAnsi="Times" w:cs="MinionW08-Regular"/>
+          <w:color w:val="000000" w:themeColor="text1"/>
+          <w:sz w:val="22"/>
+          <w:szCs w:val="22"/>
+        </w:rPr>
+        <w:t> to minimize misclassification</w:t>
+      </w:r>
+      <w:r>
+        <w:rPr>
+          <w:rFonts w:ascii="Times" w:eastAsiaTheme="minorEastAsia" w:hAnsi="Times" w:cs="MinionW08-Regular" w:hint="eastAsia"/>
+          <w:color w:val="000000" w:themeColor="text1"/>
+          <w:sz w:val="22"/>
+          <w:szCs w:val="22"/>
+        </w:rPr>
+        <w:t>.</w:t>
+      </w:r>
+    </w:p>
+    <w:p>
+      <w:pPr>
+        <w:pStyle w:val="a5"/>
+        <w:numPr>
+          <w:ilvl w:val="0"/>
+          <w:numId w:val="24"/>
+        </w:numPr>
+        <w:rPr>
           <w:rFonts w:ascii="Times" w:hAnsi="Times"/>
           <w:b/>
           <w:sz w:val="22"/>
@@ -17104,7 +16554,8 @@
       </w:pPr>
       <w:r>
         <w:rPr>
-          <w:rStyle w:val="Heading4Char"/>
+          <w:rStyle w:val="4Char"/>
+          <w:rFonts w:hint="eastAsia"/>
         </w:rPr>
         <w:t>Parameter Tuning</w:t>
       </w:r>
@@ -17152,7 +16603,7 @@
       </w:r>
       <w:r>
         <w:rPr>
-          <w:rFonts w:ascii="Times" w:hAnsi="Times" w:cs="MinionW08-Regular"/>
+          <w:rFonts w:ascii="Times" w:hAnsi="Times" w:cs="MinionW08-Regular" w:hint="eastAsia"/>
           <w:color w:val="000000" w:themeColor="text1"/>
           <w:sz w:val="22"/>
           <w:szCs w:val="22"/>
@@ -17288,7 +16739,6 @@
           <w:szCs w:val="22"/>
         </w:rPr>
       </w:pPr>
-      <w:proofErr w:type="spellStart"/>
       <w:r>
         <w:rPr>
           <w:rFonts w:ascii="Times" w:hAnsi="Times" w:cs="MinionW08-Regular"/>
@@ -17316,7 +16766,6 @@
         </w:rPr>
         <w:t>features</w:t>
       </w:r>
-      <w:proofErr w:type="spellEnd"/>
     </w:p>
     <w:p>
       <w:pPr>
@@ -17341,7 +16790,6 @@
           <w:szCs w:val="22"/>
         </w:rPr>
       </w:pPr>
-      <w:proofErr w:type="spellStart"/>
       <w:r>
         <w:rPr>
           <w:rFonts w:ascii="Times" w:hAnsi="Times" w:cs="MinionW08-Regular"/>
@@ -17351,7 +16799,6 @@
         </w:rPr>
         <w:t>min_sample_split</w:t>
       </w:r>
-      <w:proofErr w:type="spellEnd"/>
     </w:p>
     <w:p>
       <w:pPr>
@@ -17376,7 +16823,6 @@
           <w:szCs w:val="22"/>
         </w:rPr>
       </w:pPr>
-      <w:proofErr w:type="spellStart"/>
       <w:r>
         <w:rPr>
           <w:rFonts w:ascii="Times" w:hAnsi="Times" w:cs="MinionW08-Regular"/>
@@ -17386,7 +16832,6 @@
         </w:rPr>
         <w:t>oob_score</w:t>
       </w:r>
-      <w:proofErr w:type="spellEnd"/>
     </w:p>
     <w:p>
       <w:pPr>
@@ -17428,29 +16873,7 @@
           <w:sz w:val="22"/>
           <w:szCs w:val="22"/>
         </w:rPr>
-        <w:t xml:space="preserve">We tune the learning model using grid search by trying every permutation of certain </w:t>
-      </w:r>
-      <w:proofErr w:type="spellStart"/>
-      <w:proofErr w:type="gramStart"/>
-      <w:r>
-        <w:rPr>
-          <w:rFonts w:ascii="Times" w:hAnsi="Times" w:cs="MinionW08-Regular"/>
-          <w:color w:val="000000" w:themeColor="text1"/>
-          <w:sz w:val="22"/>
-          <w:szCs w:val="22"/>
-        </w:rPr>
-        <w:t>parameters.In</w:t>
-      </w:r>
-      <w:proofErr w:type="spellEnd"/>
-      <w:proofErr w:type="gramEnd"/>
-      <w:r>
-        <w:rPr>
-          <w:rFonts w:ascii="Times" w:hAnsi="Times" w:cs="MinionW08-Regular"/>
-          <w:color w:val="000000" w:themeColor="text1"/>
-          <w:sz w:val="22"/>
-          <w:szCs w:val="22"/>
-        </w:rPr>
-        <w:t xml:space="preserve"> our case, we simply gave a range for each of the above parameters for building a random forest and ran a grid search. Each iteration of the grid search trained a random forest using all of the input data from our sam</w:t>
+        <w:t>We tune the learning model using grid search by trying every permutation of certain parameters.In our case, we simply gave a range for each of the above parameters for building a random forest and ran a grid search. Each iteration of the grid search trained a random forest using all of the input data from our sam</w:t>
       </w:r>
       <w:r>
         <w:rPr>
@@ -17506,7 +16929,7 @@
     </w:p>
     <w:p>
       <w:pPr>
-        <w:pStyle w:val="Caption"/>
+        <w:pStyle w:val="ae"/>
         <w:jc w:val="center"/>
         <w:rPr>
           <w:rFonts w:ascii="Times" w:hAnsi="Times" w:cs="MinionW08-Regular"/>
@@ -17515,7 +16938,7 @@
           <w:szCs w:val="22"/>
         </w:rPr>
       </w:pPr>
-      <w:bookmarkStart w:id="28" w:name="_Toc491276034"/>
+      <w:bookmarkStart w:id="34" w:name="_Toc491276034"/>
       <w:r>
         <w:rPr>
           <w:rFonts w:ascii="Times" w:hAnsi="Times"/>
@@ -17589,7 +17012,7 @@
         </w:rPr>
         <w:t>arameters</w:t>
       </w:r>
-      <w:bookmarkEnd w:id="28"/>
+      <w:bookmarkEnd w:id="34"/>
     </w:p>
     <w:p>
       <w:pPr>
@@ -17613,8 +17036,9 @@
           <w:sz w:val="22"/>
           <w:szCs w:val="22"/>
         </w:rPr>
+        <w:lastRenderedPageBreak/>
         <w:drawing>
-          <wp:inline distT="0" distB="0" distL="0" distR="0" wp14:anchorId="121FE15A" wp14:editId="6C14E91F">
+          <wp:inline distT="0" distB="0" distL="0" distR="0">
             <wp:extent cx="3722701" cy="3085693"/>
             <wp:effectExtent l="19050" t="0" r="0" b="0"/>
             <wp:docPr id="8" name="图片 1"/>
@@ -17686,17 +17110,7 @@
           <w:sz w:val="22"/>
           <w:szCs w:val="22"/>
         </w:rPr>
-        <w:t xml:space="preserve">tors. The optimal set of </w:t>
-      </w:r>
-      <w:proofErr w:type="gramStart"/>
-      <w:r>
-        <w:rPr>
-          <w:rFonts w:ascii="Times" w:hAnsi="Times" w:cs="MinionW08-Regular"/>
-          <w:color w:val="000000" w:themeColor="text1"/>
-          <w:sz w:val="22"/>
-          <w:szCs w:val="22"/>
-        </w:rPr>
-        <w:t xml:space="preserve">parameters </w:t>
+        <w:t xml:space="preserve">tors. The optimal set of parameters </w:t>
       </w:r>
       <w:r>
         <w:rPr>
@@ -17705,17 +17119,7 @@
           <w:sz w:val="22"/>
           <w:szCs w:val="22"/>
         </w:rPr>
-        <w:t xml:space="preserve"> we</w:t>
-      </w:r>
-      <w:proofErr w:type="gramEnd"/>
-      <w:r>
-        <w:rPr>
-          <w:rFonts w:ascii="Times" w:hAnsi="Times" w:cs="MinionW08-Regular" w:hint="eastAsia"/>
-          <w:color w:val="000000" w:themeColor="text1"/>
-          <w:sz w:val="22"/>
-          <w:szCs w:val="22"/>
-        </w:rPr>
-        <w:t xml:space="preserve"> fix </w:t>
+        <w:t xml:space="preserve"> we fix </w:t>
       </w:r>
       <w:r>
         <w:rPr>
@@ -17729,7 +17133,7 @@
     </w:p>
     <w:p>
       <w:pPr>
-        <w:pStyle w:val="ListParagraph"/>
+        <w:pStyle w:val="a5"/>
         <w:numPr>
           <w:ilvl w:val="0"/>
           <w:numId w:val="25"/>
@@ -17772,7 +17176,7 @@
     </w:p>
     <w:p>
       <w:pPr>
-        <w:pStyle w:val="ListParagraph"/>
+        <w:pStyle w:val="a5"/>
         <w:numPr>
           <w:ilvl w:val="0"/>
           <w:numId w:val="25"/>
@@ -17785,7 +17189,6 @@
           <w:szCs w:val="22"/>
         </w:rPr>
       </w:pPr>
-      <w:proofErr w:type="spellStart"/>
       <w:r>
         <w:rPr>
           <w:rFonts w:ascii="Times" w:hAnsi="Times" w:cs="MinionW08-Regular"/>
@@ -17795,7 +17198,6 @@
         </w:rPr>
         <w:t>max_features</w:t>
       </w:r>
-      <w:proofErr w:type="spellEnd"/>
       <w:r>
         <w:rPr>
           <w:rFonts w:ascii="Times" w:hAnsi="Times" w:cs="MinionW08-Regular" w:hint="eastAsia"/>
@@ -17817,7 +17219,7 @@
     </w:p>
     <w:p>
       <w:pPr>
-        <w:pStyle w:val="ListParagraph"/>
+        <w:pStyle w:val="a5"/>
         <w:numPr>
           <w:ilvl w:val="0"/>
           <w:numId w:val="25"/>
@@ -17830,25 +17232,14 @@
           <w:szCs w:val="22"/>
         </w:rPr>
       </w:pPr>
-      <w:proofErr w:type="spellStart"/>
-      <w:r>
-        <w:rPr>
-          <w:rFonts w:ascii="Times" w:hAnsi="Times" w:cs="MinionW08-Regular"/>
-          <w:color w:val="000000" w:themeColor="text1"/>
-          <w:sz w:val="22"/>
-          <w:szCs w:val="22"/>
-        </w:rPr>
-        <w:t>min_sample_split</w:t>
-      </w:r>
-      <w:proofErr w:type="spellEnd"/>
-      <w:r>
-        <w:rPr>
-          <w:rFonts w:ascii="Times" w:hAnsi="Times" w:cs="MinionW08-Regular"/>
-          <w:color w:val="000000" w:themeColor="text1"/>
-          <w:sz w:val="22"/>
-          <w:szCs w:val="22"/>
-        </w:rPr>
-        <w:t xml:space="preserve"> = </w:t>
+      <w:r>
+        <w:rPr>
+          <w:rFonts w:ascii="Times" w:hAnsi="Times" w:cs="MinionW08-Regular"/>
+          <w:color w:val="000000" w:themeColor="text1"/>
+          <w:sz w:val="22"/>
+          <w:szCs w:val="22"/>
+        </w:rPr>
+        <w:t xml:space="preserve">min_sample_split = </w:t>
       </w:r>
       <w:r>
         <w:rPr>
@@ -17862,7 +17253,7 @@
     </w:p>
     <w:p>
       <w:pPr>
-        <w:pStyle w:val="ListParagraph"/>
+        <w:pStyle w:val="a5"/>
         <w:numPr>
           <w:ilvl w:val="0"/>
           <w:numId w:val="25"/>
@@ -17875,25 +17266,14 @@
           <w:szCs w:val="22"/>
         </w:rPr>
       </w:pPr>
-      <w:proofErr w:type="spellStart"/>
-      <w:r>
-        <w:rPr>
-          <w:rFonts w:ascii="Times" w:hAnsi="Times" w:cs="MinionW08-Regular"/>
-          <w:color w:val="000000" w:themeColor="text1"/>
-          <w:sz w:val="22"/>
-          <w:szCs w:val="22"/>
-        </w:rPr>
-        <w:t>oob_score</w:t>
-      </w:r>
-      <w:proofErr w:type="spellEnd"/>
-      <w:r>
-        <w:rPr>
-          <w:rFonts w:ascii="Times" w:hAnsi="Times" w:cs="MinionW08-Regular"/>
-          <w:color w:val="000000" w:themeColor="text1"/>
-          <w:sz w:val="22"/>
-          <w:szCs w:val="22"/>
-        </w:rPr>
-        <w:t xml:space="preserve"> = True</w:t>
+      <w:r>
+        <w:rPr>
+          <w:rFonts w:ascii="Times" w:hAnsi="Times" w:cs="MinionW08-Regular"/>
+          <w:color w:val="000000" w:themeColor="text1"/>
+          <w:sz w:val="22"/>
+          <w:szCs w:val="22"/>
+        </w:rPr>
+        <w:t>oob_score = True</w:t>
       </w:r>
     </w:p>
     <w:p>
@@ -17909,7 +17289,7 @@
     </w:p>
     <w:p>
       <w:pPr>
-        <w:pStyle w:val="Heading3"/>
+        <w:pStyle w:val="3"/>
         <w:numPr>
           <w:ilvl w:val="0"/>
           <w:numId w:val="17"/>
@@ -17921,7 +17301,7 @@
           <w:szCs w:val="22"/>
         </w:rPr>
       </w:pPr>
-      <w:bookmarkStart w:id="29" w:name="_Toc491281646"/>
+      <w:bookmarkStart w:id="35" w:name="_Toc491281646"/>
       <w:r>
         <w:rPr>
           <w:rFonts w:ascii="Times" w:hAnsi="Times"/>
@@ -17947,29 +17327,9 @@
           <w:sz w:val="22"/>
           <w:szCs w:val="22"/>
         </w:rPr>
-        <w:t xml:space="preserve"> analysis </w:t>
-      </w:r>
-      <w:proofErr w:type="gramStart"/>
-      <w:r>
-        <w:rPr>
-          <w:rFonts w:ascii="Times" w:hAnsi="Times" w:hint="eastAsia"/>
-          <w:color w:val="878787"/>
-          <w:sz w:val="22"/>
-          <w:szCs w:val="22"/>
-        </w:rPr>
-        <w:t>( ML</w:t>
-      </w:r>
-      <w:proofErr w:type="gramEnd"/>
-      <w:r>
-        <w:rPr>
-          <w:rFonts w:ascii="Times" w:hAnsi="Times" w:hint="eastAsia"/>
-          <w:color w:val="878787"/>
-          <w:sz w:val="22"/>
-          <w:szCs w:val="22"/>
-        </w:rPr>
-        <w:t xml:space="preserve"> model fixed)</w:t>
-      </w:r>
-      <w:bookmarkEnd w:id="29"/>
+        <w:t xml:space="preserve"> analysis ( ML model fixed)</w:t>
+      </w:r>
+      <w:bookmarkEnd w:id="35"/>
     </w:p>
     <w:p>
       <w:pPr>
@@ -18092,7 +17452,7 @@
     </w:p>
     <w:p>
       <w:pPr>
-        <w:pStyle w:val="Caption"/>
+        <w:pStyle w:val="ae"/>
         <w:jc w:val="center"/>
         <w:rPr>
           <w:rFonts w:ascii="Times" w:hAnsi="Times" w:cs="MinionW08-Regular"/>
@@ -18100,7 +17460,7 @@
           <w:szCs w:val="22"/>
         </w:rPr>
       </w:pPr>
-      <w:bookmarkStart w:id="30" w:name="_Toc491276035"/>
+      <w:bookmarkStart w:id="36" w:name="_Toc491276035"/>
       <w:r>
         <w:rPr>
           <w:rFonts w:ascii="Times" w:hAnsi="Times"/>
@@ -18158,7 +17518,7 @@
         </w:rPr>
         <w:t xml:space="preserve"> Important analysis of features</w:t>
       </w:r>
-      <w:bookmarkEnd w:id="30"/>
+      <w:bookmarkEnd w:id="36"/>
     </w:p>
     <w:p>
       <w:pPr>
@@ -18177,7 +17537,7 @@
           <w:szCs w:val="22"/>
         </w:rPr>
         <w:drawing>
-          <wp:inline distT="0" distB="0" distL="0" distR="0" wp14:anchorId="794049A3" wp14:editId="3255EA53">
+          <wp:inline distT="0" distB="0" distL="0" distR="0">
             <wp:extent cx="3079087" cy="2402840"/>
             <wp:effectExtent l="0" t="0" r="0" b="0"/>
             <wp:docPr id="15" name="图片 25"/>
@@ -18294,7 +17654,7 @@
     </w:p>
     <w:p>
       <w:pPr>
-        <w:pStyle w:val="Caption"/>
+        <w:pStyle w:val="ae"/>
         <w:jc w:val="center"/>
         <w:rPr>
           <w:rFonts w:ascii="Times" w:hAnsi="Times" w:cs="MinionW08-Regular"/>
@@ -18303,13 +17663,14 @@
           <w:szCs w:val="22"/>
         </w:rPr>
       </w:pPr>
-      <w:bookmarkStart w:id="31" w:name="_Toc491276036"/>
-      <w:r>
-        <w:rPr>
-          <w:rFonts w:ascii="Times" w:hAnsi="Times"/>
-          <w:sz w:val="22"/>
-          <w:szCs w:val="22"/>
-        </w:rPr>
+      <w:bookmarkStart w:id="37" w:name="_Toc491276036"/>
+      <w:r>
+        <w:rPr>
+          <w:rFonts w:ascii="Times" w:hAnsi="Times"/>
+          <w:sz w:val="22"/>
+          <w:szCs w:val="22"/>
+        </w:rPr>
+        <w:lastRenderedPageBreak/>
         <w:t xml:space="preserve">Figure </w:t>
       </w:r>
       <w:r>
@@ -18361,18 +17722,18 @@
         </w:rPr>
         <w:t xml:space="preserve"> Descriptions of some important features</w:t>
       </w:r>
-      <w:bookmarkEnd w:id="31"/>
+      <w:bookmarkEnd w:id="37"/>
     </w:p>
     <w:tbl>
       <w:tblPr>
-        <w:tblStyle w:val="TableGrid"/>
+        <w:tblStyle w:val="a6"/>
         <w:tblW w:w="0" w:type="auto"/>
         <w:tblBorders>
           <w:left w:val="none" w:sz="0" w:space="0" w:color="auto"/>
           <w:right w:val="none" w:sz="0" w:space="0" w:color="auto"/>
         </w:tblBorders>
         <w:tblLayout w:type="fixed"/>
-        <w:tblLook w:val="04A0" w:firstRow="1" w:lastRow="0" w:firstColumn="1" w:lastColumn="0" w:noHBand="0" w:noVBand="1"/>
+        <w:tblLook w:val="04A0"/>
       </w:tblPr>
       <w:tblGrid>
         <w:gridCol w:w="3369"/>
@@ -18460,7 +17821,6 @@
                 <w:szCs w:val="22"/>
               </w:rPr>
             </w:pPr>
-            <w:proofErr w:type="spellStart"/>
             <w:r>
               <w:rPr>
                 <w:rFonts w:ascii="Times" w:hAnsi="Times" w:cs="MinionW08-Regular"/>
@@ -18471,7 +17831,6 @@
               </w:rPr>
               <w:t>DebugInfoSize</w:t>
             </w:r>
-            <w:proofErr w:type="spellEnd"/>
           </w:p>
         </w:tc>
         <w:tc>
@@ -18492,8 +17851,8 @@
                 <w:szCs w:val="22"/>
               </w:rPr>
             </w:pPr>
-            <w:bookmarkStart w:id="32" w:name="OLE_LINK18"/>
-            <w:bookmarkStart w:id="33" w:name="OLE_LINK19"/>
+            <w:bookmarkStart w:id="38" w:name="OLE_LINK18"/>
+            <w:bookmarkStart w:id="39" w:name="OLE_LINK19"/>
             <w:r>
               <w:rPr>
                 <w:rFonts w:ascii="Times" w:hAnsi="Times" w:cs="MinionW08-Regular"/>
@@ -18503,8 +17862,8 @@
               </w:rPr>
               <w:t>Denotes the size of the debug-directory table</w:t>
             </w:r>
-            <w:bookmarkEnd w:id="32"/>
-            <w:bookmarkEnd w:id="33"/>
+            <w:bookmarkEnd w:id="38"/>
+            <w:bookmarkEnd w:id="39"/>
             <w:r>
               <w:rPr>
                 <w:rFonts w:ascii="Times" w:hAnsi="Times" w:cs="MinionW08-Regular"/>
@@ -18512,19 +17871,8 @@
                 <w:sz w:val="22"/>
                 <w:szCs w:val="22"/>
               </w:rPr>
-              <w:t xml:space="preserve">. Usually, Microsoft-related executable files have a debug directory. Hence many clean programs may have a non-zero value for </w:t>
-            </w:r>
-            <w:proofErr w:type="spellStart"/>
-            <w:r>
-              <w:rPr>
-                <w:rFonts w:ascii="Times" w:hAnsi="Times" w:cs="MinionW08-Regular"/>
-                <w:color w:val="000000" w:themeColor="text1"/>
-                <w:sz w:val="22"/>
-                <w:szCs w:val="22"/>
-              </w:rPr>
-              <w:t>DebugSize</w:t>
-            </w:r>
-            <w:proofErr w:type="spellEnd"/>
+              <w:t>. Usually, Microsoft-related executable files have a debug directory. Hence many clean programs may have a non-zero value for DebugSize</w:t>
+            </w:r>
           </w:p>
         </w:tc>
       </w:tr>
@@ -18578,8 +17926,8 @@
                 <w:szCs w:val="22"/>
               </w:rPr>
             </w:pPr>
-            <w:bookmarkStart w:id="34" w:name="OLE_LINK22"/>
-            <w:bookmarkStart w:id="35" w:name="OLE_LINK23"/>
+            <w:bookmarkStart w:id="40" w:name="OLE_LINK22"/>
+            <w:bookmarkStart w:id="41" w:name="OLE_LINK23"/>
             <w:r>
               <w:rPr>
                 <w:rFonts w:ascii="Times" w:hAnsi="Times" w:cs="MinionW08-Regular"/>
@@ -18587,50 +17935,10 @@
                 <w:sz w:val="22"/>
                 <w:szCs w:val="22"/>
               </w:rPr>
-              <w:t xml:space="preserve">Denotes the file </w:t>
-            </w:r>
-            <w:proofErr w:type="spellStart"/>
-            <w:r>
-              <w:rPr>
-                <w:rFonts w:ascii="Times" w:hAnsi="Times" w:cs="MinionW08-Regular"/>
-                <w:color w:val="000000" w:themeColor="text1"/>
-                <w:sz w:val="22"/>
-                <w:szCs w:val="22"/>
-              </w:rPr>
-              <w:t>attributesin</w:t>
-            </w:r>
-            <w:proofErr w:type="spellEnd"/>
-            <w:r>
-              <w:rPr>
-                <w:rFonts w:ascii="Times" w:hAnsi="Times" w:cs="MinionW08-Regular"/>
-                <w:color w:val="000000" w:themeColor="text1"/>
-                <w:sz w:val="22"/>
-                <w:szCs w:val="22"/>
-              </w:rPr>
-              <w:t xml:space="preserve"> the DLL Characteristics. Usually, benign file has a big </w:t>
-            </w:r>
-            <w:proofErr w:type="spellStart"/>
-            <w:r>
-              <w:rPr>
-                <w:rFonts w:ascii="Times" w:hAnsi="Times" w:cs="MinionW08-Regular"/>
-                <w:color w:val="000000" w:themeColor="text1"/>
-                <w:sz w:val="22"/>
-                <w:szCs w:val="22"/>
-              </w:rPr>
-              <w:t>Dllcharacteristic</w:t>
-            </w:r>
-            <w:proofErr w:type="spellEnd"/>
-            <w:r>
-              <w:rPr>
-                <w:rFonts w:ascii="Times" w:hAnsi="Times" w:cs="MinionW08-Regular"/>
-                <w:color w:val="000000" w:themeColor="text1"/>
-                <w:sz w:val="22"/>
-                <w:szCs w:val="22"/>
-              </w:rPr>
-              <w:t xml:space="preserve"> value than malware, which means benign file has more detail description about the file.</w:t>
-            </w:r>
-            <w:bookmarkEnd w:id="34"/>
-            <w:bookmarkEnd w:id="35"/>
+              <w:t>Denotes the file attributesin the DLL Characteristics. Usually, benign file has a big Dllcharacteristic value than malware, which means benign file has more detail description about the file.</w:t>
+            </w:r>
+            <w:bookmarkEnd w:id="40"/>
+            <w:bookmarkEnd w:id="41"/>
           </w:p>
         </w:tc>
       </w:tr>
@@ -18654,7 +17962,6 @@
                 <w:szCs w:val="22"/>
               </w:rPr>
             </w:pPr>
-            <w:proofErr w:type="spellStart"/>
             <w:r>
               <w:rPr>
                 <w:rFonts w:ascii="Times" w:hAnsi="Times" w:cs="MinionW08-Regular"/>
@@ -18665,7 +17972,6 @@
               </w:rPr>
               <w:t>CertificateTableSize</w:t>
             </w:r>
-            <w:proofErr w:type="spellEnd"/>
           </w:p>
         </w:tc>
         <w:tc>
@@ -18693,9 +17999,8 @@
                 <w:sz w:val="22"/>
                 <w:szCs w:val="22"/>
               </w:rPr>
-              <w:t xml:space="preserve">Denotes the size of the </w:t>
-            </w:r>
-            <w:proofErr w:type="spellStart"/>
+              <w:t>Denotes the size of the CertificateTable</w:t>
+            </w:r>
             <w:r>
               <w:rPr>
                 <w:rFonts w:ascii="Times" w:hAnsi="Times" w:cs="MinionW08-Regular"/>
@@ -18703,9 +18008,8 @@
                 <w:sz w:val="22"/>
                 <w:szCs w:val="22"/>
               </w:rPr>
-              <w:t>CertificateTable</w:t>
-            </w:r>
-            <w:proofErr w:type="spellEnd"/>
+              <w:t>，</w:t>
+            </w:r>
             <w:r>
               <w:rPr>
                 <w:rFonts w:ascii="Times" w:hAnsi="Times" w:cs="MinionW08-Regular"/>
@@ -18713,28 +18017,8 @@
                 <w:sz w:val="22"/>
                 <w:szCs w:val="22"/>
               </w:rPr>
-              <w:t>，</w:t>
-            </w:r>
-            <w:r>
-              <w:rPr>
-                <w:rFonts w:ascii="Times" w:hAnsi="Times" w:cs="MinionW08-Regular"/>
-                <w:color w:val="000000" w:themeColor="text1"/>
-                <w:sz w:val="22"/>
-                <w:szCs w:val="22"/>
-              </w:rPr>
-              <w:t xml:space="preserve">Usually, Microsoft-related executable files have a Microsoft certificate information. Hence many clean programs may have a non-zero value for </w:t>
-            </w:r>
-            <w:proofErr w:type="spellStart"/>
-            <w:r>
-              <w:rPr>
-                <w:rFonts w:ascii="Times" w:hAnsi="Times" w:cs="MinionW08-Regular"/>
-                <w:color w:val="000000" w:themeColor="text1"/>
-                <w:sz w:val="22"/>
-                <w:szCs w:val="22"/>
-              </w:rPr>
-              <w:t>CertificateTableSize</w:t>
-            </w:r>
-            <w:proofErr w:type="spellEnd"/>
+              <w:t>Usually, Microsoft-related executable files have a Microsoft certificate information. Hence many clean programs may have a non-zero value for CertificateTableSize</w:t>
+            </w:r>
           </w:p>
         </w:tc>
       </w:tr>
@@ -18758,10 +18042,9 @@
                 <w:szCs w:val="22"/>
               </w:rPr>
             </w:pPr>
-            <w:bookmarkStart w:id="36" w:name="OLE_LINK5"/>
-            <w:bookmarkStart w:id="37" w:name="OLE_LINK6"/>
-            <w:bookmarkStart w:id="38" w:name="OLE_LINK11"/>
-            <w:proofErr w:type="spellStart"/>
+            <w:bookmarkStart w:id="42" w:name="OLE_LINK5"/>
+            <w:bookmarkStart w:id="43" w:name="OLE_LINK6"/>
+            <w:bookmarkStart w:id="44" w:name="OLE_LINK11"/>
             <w:r>
               <w:rPr>
                 <w:rFonts w:ascii="Times" w:hAnsi="Times" w:cs="MinionW08-Regular"/>
@@ -18772,10 +18055,9 @@
               </w:rPr>
               <w:t>RT_maniFest</w:t>
             </w:r>
-            <w:bookmarkEnd w:id="36"/>
-            <w:bookmarkEnd w:id="37"/>
-            <w:bookmarkEnd w:id="38"/>
-            <w:proofErr w:type="spellEnd"/>
+            <w:bookmarkEnd w:id="42"/>
+            <w:bookmarkEnd w:id="43"/>
+            <w:bookmarkEnd w:id="44"/>
           </w:p>
         </w:tc>
         <w:tc>
@@ -18803,47 +18085,7 @@
                 <w:sz w:val="22"/>
                 <w:szCs w:val="22"/>
               </w:rPr>
-              <w:t xml:space="preserve">Denotes the size of </w:t>
-            </w:r>
-            <w:proofErr w:type="spellStart"/>
-            <w:r>
-              <w:rPr>
-                <w:rFonts w:ascii="Times" w:hAnsi="Times" w:cs="MinionW08-Regular"/>
-                <w:color w:val="000000" w:themeColor="text1"/>
-                <w:sz w:val="22"/>
-                <w:szCs w:val="22"/>
-              </w:rPr>
-              <w:t>themaniFest</w:t>
-            </w:r>
-            <w:proofErr w:type="spellEnd"/>
-            <w:r>
-              <w:rPr>
-                <w:rFonts w:ascii="Times" w:hAnsi="Times" w:cs="MinionW08-Regular"/>
-                <w:color w:val="000000" w:themeColor="text1"/>
-                <w:sz w:val="22"/>
-                <w:szCs w:val="22"/>
-              </w:rPr>
-              <w:t xml:space="preserve"> resource which is </w:t>
-            </w:r>
-            <w:proofErr w:type="gramStart"/>
-            <w:r>
-              <w:rPr>
-                <w:rFonts w:ascii="Times" w:hAnsi="Times" w:cs="MinionW08-Regular"/>
-                <w:color w:val="000000" w:themeColor="text1"/>
-                <w:sz w:val="22"/>
-                <w:szCs w:val="22"/>
-              </w:rPr>
-              <w:t>the  description</w:t>
-            </w:r>
-            <w:proofErr w:type="gramEnd"/>
-            <w:r>
-              <w:rPr>
-                <w:rFonts w:ascii="Times" w:hAnsi="Times" w:cs="MinionW08-Regular"/>
-                <w:color w:val="000000" w:themeColor="text1"/>
-                <w:sz w:val="22"/>
-                <w:szCs w:val="22"/>
-              </w:rPr>
-              <w:t xml:space="preserve"> file about  the DLL related the program. Usually, a clean program need more DLL to complete a system work.</w:t>
+              <w:t>Denotes the size of themaniFest resource which is the  description file about  the DLL related the program. Usually, a clean program need more DLL to complete a system work.</w:t>
             </w:r>
           </w:p>
         </w:tc>
@@ -18868,7 +18110,6 @@
                 <w:szCs w:val="22"/>
               </w:rPr>
             </w:pPr>
-            <w:proofErr w:type="spellStart"/>
             <w:r>
               <w:rPr>
                 <w:rFonts w:ascii="Times" w:hAnsi="Times" w:cs="MinionW08-Regular"/>
@@ -18889,7 +18130,6 @@
               </w:rPr>
               <w:t>Version</w:t>
             </w:r>
-            <w:proofErr w:type="spellEnd"/>
           </w:p>
         </w:tc>
         <w:tc>
@@ -18917,27 +18157,7 @@
                 <w:sz w:val="22"/>
                 <w:szCs w:val="22"/>
               </w:rPr>
-              <w:t xml:space="preserve">Denotes the version of the program </w:t>
-            </w:r>
-            <w:proofErr w:type="spellStart"/>
-            <w:r>
-              <w:rPr>
-                <w:rFonts w:ascii="Times" w:hAnsi="Times" w:cs="MinionW08-Regular"/>
-                <w:color w:val="000000" w:themeColor="text1"/>
-                <w:sz w:val="22"/>
-                <w:szCs w:val="22"/>
-              </w:rPr>
-              <w:t>Linker.Usually</w:t>
-            </w:r>
-            <w:proofErr w:type="spellEnd"/>
-            <w:r>
-              <w:rPr>
-                <w:rFonts w:ascii="Times" w:hAnsi="Times" w:cs="MinionW08-Regular"/>
-                <w:color w:val="000000" w:themeColor="text1"/>
-                <w:sz w:val="22"/>
-                <w:szCs w:val="22"/>
-              </w:rPr>
-              <w:t>, Microsoft-related executable files have a different Linker with malware</w:t>
+              <w:t>Denotes the version of the program Linker.Usually, Microsoft-related executable files have a different Linker with malware</w:t>
             </w:r>
           </w:p>
         </w:tc>
@@ -18962,9 +18182,8 @@
                 <w:szCs w:val="22"/>
               </w:rPr>
             </w:pPr>
-            <w:bookmarkStart w:id="39" w:name="OLE_LINK9"/>
-            <w:bookmarkStart w:id="40" w:name="OLE_LINK10"/>
-            <w:proofErr w:type="spellStart"/>
+            <w:bookmarkStart w:id="45" w:name="OLE_LINK9"/>
+            <w:bookmarkStart w:id="46" w:name="OLE_LINK10"/>
             <w:r>
               <w:rPr>
                 <w:rFonts w:ascii="Times" w:hAnsi="Times" w:cs="MinionW08-Regular"/>
@@ -18975,9 +18194,8 @@
               </w:rPr>
               <w:t>NumberOfSymbols</w:t>
             </w:r>
-            <w:bookmarkEnd w:id="39"/>
-            <w:bookmarkEnd w:id="40"/>
-            <w:proofErr w:type="spellEnd"/>
+            <w:bookmarkEnd w:id="45"/>
+            <w:bookmarkEnd w:id="46"/>
           </w:p>
         </w:tc>
         <w:tc>
@@ -19005,29 +18223,7 @@
                 <w:sz w:val="22"/>
                 <w:szCs w:val="22"/>
               </w:rPr>
-              <w:t xml:space="preserve">Denotes the number of the program </w:t>
-            </w:r>
-            <w:proofErr w:type="spellStart"/>
-            <w:proofErr w:type="gramStart"/>
-            <w:r>
-              <w:rPr>
-                <w:rFonts w:ascii="Times" w:hAnsi="Times" w:cs="MinionW08-Regular"/>
-                <w:color w:val="000000" w:themeColor="text1"/>
-                <w:sz w:val="22"/>
-                <w:szCs w:val="22"/>
-              </w:rPr>
-              <w:t>symbols.Usually</w:t>
-            </w:r>
-            <w:proofErr w:type="spellEnd"/>
-            <w:proofErr w:type="gramEnd"/>
-            <w:r>
-              <w:rPr>
-                <w:rFonts w:ascii="Times" w:hAnsi="Times" w:cs="MinionW08-Regular"/>
-                <w:color w:val="000000" w:themeColor="text1"/>
-                <w:sz w:val="22"/>
-                <w:szCs w:val="22"/>
-              </w:rPr>
-              <w:t>, the clean files have less symbols than the malware</w:t>
+              <w:t>Denotes the number of the program symbols.Usually, the clean files have less symbols than the malware</w:t>
             </w:r>
           </w:p>
         </w:tc>
@@ -19052,7 +18248,6 @@
                 <w:szCs w:val="22"/>
               </w:rPr>
             </w:pPr>
-            <w:proofErr w:type="spellStart"/>
             <w:r>
               <w:rPr>
                 <w:rFonts w:ascii="Times" w:hAnsi="Times" w:cs="MinionW08-Regular"/>
@@ -19061,9 +18256,10 @@
                 <w:sz w:val="22"/>
                 <w:szCs w:val="22"/>
               </w:rPr>
-              <w:t>GetCurrentAddress</w:t>
-            </w:r>
-            <w:proofErr w:type="spellEnd"/>
+              <w:t>GetCurrentAddress&amp;_initterm&amp;</w:t>
+            </w:r>
+            <w:bookmarkStart w:id="47" w:name="OLE_LINK7"/>
+            <w:bookmarkStart w:id="48" w:name="OLE_LINK8"/>
             <w:r>
               <w:rPr>
                 <w:rFonts w:ascii="Times" w:hAnsi="Times" w:cs="MinionW08-Regular"/>
@@ -19072,34 +18268,10 @@
                 <w:sz w:val="22"/>
                 <w:szCs w:val="22"/>
               </w:rPr>
-              <w:t>&amp;_</w:t>
-            </w:r>
-            <w:proofErr w:type="spellStart"/>
-            <w:r>
-              <w:rPr>
-                <w:rFonts w:ascii="Times" w:hAnsi="Times" w:cs="MinionW08-Regular"/>
-                <w:b/>
-                <w:color w:val="000000" w:themeColor="text1"/>
-                <w:sz w:val="22"/>
-                <w:szCs w:val="22"/>
-              </w:rPr>
-              <w:t>initterm&amp;</w:t>
-            </w:r>
-            <w:bookmarkStart w:id="41" w:name="OLE_LINK7"/>
-            <w:bookmarkStart w:id="42" w:name="OLE_LINK8"/>
-            <w:r>
-              <w:rPr>
-                <w:rFonts w:ascii="Times" w:hAnsi="Times" w:cs="MinionW08-Regular"/>
-                <w:b/>
-                <w:color w:val="000000" w:themeColor="text1"/>
-                <w:sz w:val="22"/>
-                <w:szCs w:val="22"/>
-              </w:rPr>
               <w:t>UnhandleExceptionFilter</w:t>
             </w:r>
-            <w:bookmarkEnd w:id="41"/>
-            <w:bookmarkEnd w:id="42"/>
-            <w:proofErr w:type="spellEnd"/>
+            <w:bookmarkEnd w:id="47"/>
+            <w:bookmarkEnd w:id="48"/>
           </w:p>
         </w:tc>
         <w:tc>
@@ -19135,7 +18307,7 @@
     </w:tbl>
     <w:p>
       <w:pPr>
-        <w:pStyle w:val="Heading3"/>
+        <w:pStyle w:val="3"/>
         <w:rPr>
           <w:rFonts w:ascii="Times" w:hAnsi="Times"/>
           <w:color w:val="878787"/>
@@ -19146,7 +18318,7 @@
     </w:p>
     <w:p>
       <w:pPr>
-        <w:pStyle w:val="Heading3"/>
+        <w:pStyle w:val="3"/>
         <w:numPr>
           <w:ilvl w:val="0"/>
           <w:numId w:val="17"/>
@@ -19158,7 +18330,7 @@
           <w:szCs w:val="22"/>
         </w:rPr>
       </w:pPr>
-      <w:bookmarkStart w:id="43" w:name="_Toc491281647"/>
+      <w:bookmarkStart w:id="49" w:name="_Toc491281647"/>
       <w:r>
         <w:rPr>
           <w:rFonts w:ascii="Times" w:hAnsi="Times"/>
@@ -19168,7 +18340,7 @@
         </w:rPr>
         <w:t>Results</w:t>
       </w:r>
-      <w:bookmarkEnd w:id="43"/>
+      <w:bookmarkEnd w:id="49"/>
     </w:p>
     <w:p>
       <w:pPr>
@@ -19196,25 +18368,7 @@
           <w:sz w:val="22"/>
           <w:szCs w:val="22"/>
         </w:rPr>
-        <w:t>ur prediction time maintains at milliseconds level</w:t>
-      </w:r>
-      <w:r>
-        <w:rPr>
-          <w:rFonts w:ascii="Times" w:hAnsi="Times" w:cs="MinionW08-Regular"/>
-          <w:color w:val="000000" w:themeColor="text1"/>
-          <w:sz w:val="22"/>
-          <w:szCs w:val="22"/>
-        </w:rPr>
-        <w:t xml:space="preserve"> </w:t>
-      </w:r>
-      <w:r>
-        <w:rPr>
-          <w:rFonts w:ascii="Times" w:hAnsi="Times" w:cs="MinionW08-Regular"/>
-          <w:color w:val="000000" w:themeColor="text1"/>
-          <w:sz w:val="22"/>
-          <w:szCs w:val="22"/>
-        </w:rPr>
-        <w:t>for each new incoming f</w:t>
+        <w:t>ur prediction time maintains at milliseconds levelfor each new incoming f</w:t>
       </w:r>
       <w:r>
         <w:rPr>
@@ -19259,45 +18413,7 @@
           <w:sz w:val="22"/>
           <w:szCs w:val="22"/>
         </w:rPr>
-        <w:t>training</w:t>
-      </w:r>
-      <w:r>
-        <w:rPr>
-          <w:rFonts w:ascii="Times" w:hAnsi="Times" w:cs="MinionW08-Regular"/>
-          <w:color w:val="000000" w:themeColor="text1"/>
-          <w:sz w:val="22"/>
-          <w:szCs w:val="22"/>
-        </w:rPr>
-        <w:t xml:space="preserve"> </w:t>
-      </w:r>
-      <w:r>
-        <w:rPr>
-          <w:rFonts w:ascii="Times" w:hAnsi="Times" w:cs="MinionW08-Regular"/>
-          <w:color w:val="000000" w:themeColor="text1"/>
-          <w:sz w:val="22"/>
-          <w:szCs w:val="22"/>
-        </w:rPr>
-        <w:t xml:space="preserve">(90%) and the </w:t>
-      </w:r>
-      <w:proofErr w:type="gramStart"/>
-      <w:r>
-        <w:rPr>
-          <w:rFonts w:ascii="Times" w:hAnsi="Times" w:cs="MinionW08-Regular"/>
-          <w:color w:val="000000" w:themeColor="text1"/>
-          <w:sz w:val="22"/>
-          <w:szCs w:val="22"/>
-        </w:rPr>
-        <w:t>testing(</w:t>
-      </w:r>
-      <w:proofErr w:type="gramEnd"/>
-      <w:r>
-        <w:rPr>
-          <w:rFonts w:ascii="Times" w:hAnsi="Times" w:cs="MinionW08-Regular"/>
-          <w:color w:val="000000" w:themeColor="text1"/>
-          <w:sz w:val="22"/>
-          <w:szCs w:val="22"/>
-        </w:rPr>
-        <w:t xml:space="preserve">10%), 10-fold cross validation </w:t>
+        <w:t xml:space="preserve">training(90%) and the testing(10%), 10-fold cross validation </w:t>
       </w:r>
       <w:r>
         <w:rPr>
@@ -19356,7 +18472,7 @@
     </w:p>
     <w:p>
       <w:pPr>
-        <w:pStyle w:val="ListParagraph"/>
+        <w:pStyle w:val="a5"/>
         <w:numPr>
           <w:ilvl w:val="0"/>
           <w:numId w:val="23"/>
@@ -19376,7 +18492,6 @@
           <w:sz w:val="22"/>
           <w:szCs w:val="22"/>
         </w:rPr>
-        <w:lastRenderedPageBreak/>
         <w:t xml:space="preserve">The </w:t>
       </w:r>
       <w:r>
@@ -19400,7 +18515,7 @@
     </w:p>
     <w:p>
       <w:pPr>
-        <w:pStyle w:val="ListParagraph"/>
+        <w:pStyle w:val="a5"/>
         <w:numPr>
           <w:ilvl w:val="0"/>
           <w:numId w:val="23"/>
@@ -19443,7 +18558,7 @@
     </w:p>
     <w:p>
       <w:pPr>
-        <w:pStyle w:val="ListParagraph"/>
+        <w:pStyle w:val="a5"/>
         <w:numPr>
           <w:ilvl w:val="0"/>
           <w:numId w:val="23"/>
@@ -19463,27 +18578,7 @@
           <w:sz w:val="22"/>
           <w:szCs w:val="22"/>
         </w:rPr>
-        <w:t xml:space="preserve">The comparison of different ML </w:t>
-      </w:r>
-      <w:proofErr w:type="spellStart"/>
-      <w:r>
-        <w:rPr>
-          <w:rFonts w:ascii="Times" w:hAnsi="Times" w:cs="MinionW08-Regular"/>
-          <w:color w:val="000000" w:themeColor="text1"/>
-          <w:sz w:val="22"/>
-          <w:szCs w:val="22"/>
-        </w:rPr>
-        <w:t>algs</w:t>
-      </w:r>
-      <w:proofErr w:type="spellEnd"/>
-      <w:r>
-        <w:rPr>
-          <w:rFonts w:ascii="Times" w:hAnsi="Times" w:cs="MinionW08-Regular"/>
-          <w:color w:val="000000" w:themeColor="text1"/>
-          <w:sz w:val="22"/>
-          <w:szCs w:val="22"/>
-        </w:rPr>
-        <w:t xml:space="preserve">. and feature set combinations </w:t>
+        <w:t xml:space="preserve">The comparison of different ML algs. and feature set combinations </w:t>
       </w:r>
     </w:p>
     <w:p>
@@ -19518,7 +18613,7 @@
     </w:p>
     <w:p>
       <w:pPr>
-        <w:pStyle w:val="Caption"/>
+        <w:pStyle w:val="ae"/>
         <w:jc w:val="center"/>
         <w:rPr>
           <w:rFonts w:ascii="Times" w:hAnsi="Times" w:cs="MinionW08-Regular"/>
@@ -19527,7 +18622,7 @@
           <w:szCs w:val="22"/>
         </w:rPr>
       </w:pPr>
-      <w:bookmarkStart w:id="44" w:name="_Toc491276037"/>
+      <w:bookmarkStart w:id="50" w:name="_Toc491276037"/>
       <w:r>
         <w:rPr>
           <w:rFonts w:ascii="Times" w:hAnsi="Times"/>
@@ -19585,14 +18680,14 @@
         </w:rPr>
         <w:t xml:space="preserve"> Confusion Matrix &amp; Detection Rate</w:t>
       </w:r>
-      <w:bookmarkEnd w:id="44"/>
+      <w:bookmarkEnd w:id="50"/>
     </w:p>
     <w:tbl>
       <w:tblPr>
-        <w:tblStyle w:val="TableGrid"/>
+        <w:tblStyle w:val="a6"/>
         <w:tblW w:w="0" w:type="auto"/>
         <w:jc w:val="center"/>
-        <w:tblLook w:val="04A0" w:firstRow="1" w:lastRow="0" w:firstColumn="1" w:lastColumn="0" w:noHBand="0" w:noVBand="1"/>
+        <w:tblLook w:val="04A0"/>
       </w:tblPr>
       <w:tblGrid>
         <w:gridCol w:w="1016"/>
@@ -19957,7 +19052,7 @@
     </w:p>
     <w:p>
       <w:pPr>
-        <w:pStyle w:val="Caption"/>
+        <w:pStyle w:val="ae"/>
         <w:jc w:val="center"/>
         <w:rPr>
           <w:rFonts w:ascii="Times" w:hAnsi="Times" w:cs="Times New Roman"/>
@@ -19968,7 +19063,7 @@
           <w:u w:color="243778"/>
         </w:rPr>
       </w:pPr>
-      <w:bookmarkStart w:id="45" w:name="_Toc491276038"/>
+      <w:bookmarkStart w:id="51" w:name="_Toc491276038"/>
       <w:r>
         <w:rPr>
           <w:rFonts w:ascii="Times" w:hAnsi="Times"/>
@@ -20026,7 +19121,7 @@
         </w:rPr>
         <w:t xml:space="preserve"> The ROC curve</w:t>
       </w:r>
-      <w:bookmarkEnd w:id="45"/>
+      <w:bookmarkEnd w:id="51"/>
     </w:p>
     <w:p>
       <w:pPr>
@@ -20052,8 +19147,9 @@
           <w:szCs w:val="22"/>
           <w:u w:color="243778"/>
         </w:rPr>
+        <w:lastRenderedPageBreak/>
         <w:drawing>
-          <wp:inline distT="0" distB="0" distL="0" distR="0" wp14:anchorId="250B5296" wp14:editId="3E6C1591">
+          <wp:inline distT="0" distB="0" distL="0" distR="0">
             <wp:extent cx="3284867" cy="2524859"/>
             <wp:effectExtent l="19050" t="0" r="0" b="0"/>
             <wp:docPr id="12" name="图片 22"/>
@@ -20115,7 +19211,7 @@
     </w:p>
     <w:p>
       <w:pPr>
-        <w:pStyle w:val="Caption"/>
+        <w:pStyle w:val="ae"/>
         <w:jc w:val="center"/>
         <w:rPr>
           <w:rFonts w:ascii="Times" w:hAnsi="Times" w:cs="MinionW08-Regular"/>
@@ -20124,7 +19220,7 @@
           <w:szCs w:val="22"/>
         </w:rPr>
       </w:pPr>
-      <w:bookmarkStart w:id="46" w:name="_Toc491276039"/>
+      <w:bookmarkStart w:id="52" w:name="_Toc491276039"/>
       <w:r>
         <w:rPr>
           <w:rFonts w:ascii="Times" w:hAnsi="Times"/>
@@ -20180,33 +19276,15 @@
           <w:sz w:val="22"/>
           <w:szCs w:val="22"/>
         </w:rPr>
-        <w:t xml:space="preserve"> Comparison of different ML </w:t>
-      </w:r>
-      <w:proofErr w:type="spellStart"/>
-      <w:r>
-        <w:rPr>
-          <w:rFonts w:ascii="Times" w:hAnsi="Times"/>
-          <w:sz w:val="22"/>
-          <w:szCs w:val="22"/>
-        </w:rPr>
-        <w:t>algs</w:t>
-      </w:r>
-      <w:proofErr w:type="spellEnd"/>
-      <w:r>
-        <w:rPr>
-          <w:rFonts w:ascii="Times" w:hAnsi="Times"/>
-          <w:sz w:val="22"/>
-          <w:szCs w:val="22"/>
-        </w:rPr>
-        <w:t>. &amp; combination of features</w:t>
-      </w:r>
-      <w:bookmarkEnd w:id="46"/>
+        <w:t xml:space="preserve"> Comparison of different ML algs. &amp; combination of features</w:t>
+      </w:r>
+      <w:bookmarkEnd w:id="52"/>
     </w:p>
     <w:tbl>
       <w:tblPr>
-        <w:tblStyle w:val="TableGrid"/>
+        <w:tblStyle w:val="a6"/>
         <w:tblW w:w="0" w:type="auto"/>
-        <w:tblLook w:val="04A0" w:firstRow="1" w:lastRow="0" w:firstColumn="1" w:lastColumn="0" w:noHBand="0" w:noVBand="1"/>
+        <w:tblLook w:val="04A0"/>
       </w:tblPr>
       <w:tblGrid>
         <w:gridCol w:w="3192"/>
@@ -21543,7 +20621,6 @@
           <w:id w:val="918762197"/>
           <w:citation/>
         </w:sdtPr>
-        <w:sdtEndPr/>
         <w:sdtContent>
           <w:r>
             <w:rPr>
@@ -21668,17 +20745,7 @@
           <w:sz w:val="22"/>
           <w:szCs w:val="22"/>
         </w:rPr>
-        <w:t>As shown in Figure</w:t>
-      </w:r>
-      <w:proofErr w:type="gramStart"/>
-      <w:r>
-        <w:rPr>
-          <w:rFonts w:ascii="Times" w:hAnsi="Times" w:cs="MinionW08-Regular"/>
-          <w:color w:val="000000" w:themeColor="text1"/>
-          <w:sz w:val="22"/>
-          <w:szCs w:val="22"/>
-        </w:rPr>
-        <w:t xml:space="preserve">13, </w:t>
+        <w:t xml:space="preserve">As shown in Figure13, </w:t>
       </w:r>
       <w:r>
         <w:rPr>
@@ -21687,9 +20754,17 @@
           <w:sz w:val="22"/>
           <w:szCs w:val="22"/>
         </w:rPr>
-        <w:t xml:space="preserve"> the</w:t>
-      </w:r>
-      <w:proofErr w:type="gramEnd"/>
+        <w:t xml:space="preserve"> the best classifier would be the RF model with all of our selected feature. Meanwhile,  the PE format is best single feature to identify the malware from benign file , for the reason that the two class has big difference as shown in fig.5.  However , it is uncomfortable to see the Hacker can easily evade detection if the justify the PE header more formally, which is a big risk in our recent work. </w:t>
+      </w:r>
+      <w:r>
+        <w:rPr>
+          <w:rFonts w:ascii="Times" w:hAnsi="Times" w:cs="MinionW08-Regular"/>
+          <w:color w:val="000000" w:themeColor="text1"/>
+          <w:sz w:val="22"/>
+          <w:szCs w:val="22"/>
+        </w:rPr>
+        <w:t>Therefore</w:t>
+      </w:r>
       <w:r>
         <w:rPr>
           <w:rFonts w:ascii="Times" w:hAnsi="Times" w:cs="MinionW08-Regular" w:hint="eastAsia"/>
@@ -21697,9 +20772,17 @@
           <w:sz w:val="22"/>
           <w:szCs w:val="22"/>
         </w:rPr>
-        <w:t xml:space="preserve"> best classifier would be the RF model with all of our selected feature. </w:t>
-      </w:r>
-      <w:proofErr w:type="gramStart"/>
+        <w:t xml:space="preserve">, we will check the most </w:t>
+      </w:r>
+      <w:r>
+        <w:rPr>
+          <w:rFonts w:ascii="Times" w:hAnsi="Times" w:cs="MinionW08-Regular"/>
+          <w:color w:val="000000" w:themeColor="text1"/>
+          <w:sz w:val="22"/>
+          <w:szCs w:val="22"/>
+        </w:rPr>
+        <w:t>distinguish</w:t>
+      </w:r>
       <w:r>
         <w:rPr>
           <w:rFonts w:ascii="Times" w:hAnsi="Times" w:cs="MinionW08-Regular" w:hint="eastAsia"/>
@@ -21707,83 +20790,7 @@
           <w:sz w:val="22"/>
           <w:szCs w:val="22"/>
         </w:rPr>
-        <w:t>Meanwhile,  the</w:t>
-      </w:r>
-      <w:proofErr w:type="gramEnd"/>
-      <w:r>
-        <w:rPr>
-          <w:rFonts w:ascii="Times" w:hAnsi="Times" w:cs="MinionW08-Regular" w:hint="eastAsia"/>
-          <w:color w:val="000000" w:themeColor="text1"/>
-          <w:sz w:val="22"/>
-          <w:szCs w:val="22"/>
-        </w:rPr>
-        <w:t xml:space="preserve"> PE format is best single feature to identify the malware from benign file , for the reason that the two class has big difference as shown in fig.5.  </w:t>
-      </w:r>
-      <w:proofErr w:type="gramStart"/>
-      <w:r>
-        <w:rPr>
-          <w:rFonts w:ascii="Times" w:hAnsi="Times" w:cs="MinionW08-Regular" w:hint="eastAsia"/>
-          <w:color w:val="000000" w:themeColor="text1"/>
-          <w:sz w:val="22"/>
-          <w:szCs w:val="22"/>
-        </w:rPr>
-        <w:t>However ,</w:t>
-      </w:r>
-      <w:proofErr w:type="gramEnd"/>
-      <w:r>
-        <w:rPr>
-          <w:rFonts w:ascii="Times" w:hAnsi="Times" w:cs="MinionW08-Regular" w:hint="eastAsia"/>
-          <w:color w:val="000000" w:themeColor="text1"/>
-          <w:sz w:val="22"/>
-          <w:szCs w:val="22"/>
-        </w:rPr>
-        <w:t xml:space="preserve"> it is uncomfortable to see the Hacker can easily evade detection if the justify the PE header more formally, which is a big risk in our recent work. </w:t>
-      </w:r>
-      <w:r>
-        <w:rPr>
-          <w:rFonts w:ascii="Times" w:hAnsi="Times" w:cs="MinionW08-Regular"/>
-          <w:color w:val="000000" w:themeColor="text1"/>
-          <w:sz w:val="22"/>
-          <w:szCs w:val="22"/>
-        </w:rPr>
-        <w:t>Therefore</w:t>
-      </w:r>
-      <w:r>
-        <w:rPr>
-          <w:rFonts w:ascii="Times" w:hAnsi="Times" w:cs="MinionW08-Regular" w:hint="eastAsia"/>
-          <w:color w:val="000000" w:themeColor="text1"/>
-          <w:sz w:val="22"/>
-          <w:szCs w:val="22"/>
-        </w:rPr>
-        <w:t xml:space="preserve">, we will check the most </w:t>
-      </w:r>
-      <w:r>
-        <w:rPr>
-          <w:rFonts w:ascii="Times" w:hAnsi="Times" w:cs="MinionW08-Regular"/>
-          <w:color w:val="000000" w:themeColor="text1"/>
-          <w:sz w:val="22"/>
-          <w:szCs w:val="22"/>
-        </w:rPr>
-        <w:t>distinguish</w:t>
-      </w:r>
-      <w:r>
-        <w:rPr>
-          <w:rFonts w:ascii="Times" w:hAnsi="Times" w:cs="MinionW08-Regular" w:hint="eastAsia"/>
-          <w:color w:val="000000" w:themeColor="text1"/>
-          <w:sz w:val="22"/>
-          <w:szCs w:val="22"/>
-        </w:rPr>
-        <w:t xml:space="preserve"> and stable feature in a large scale data in our future </w:t>
-      </w:r>
-      <w:r>
-        <w:rPr>
-          <w:rFonts w:ascii="Times" w:hAnsi="Times" w:cs="MinionW08-Regular" w:hint="eastAsia"/>
-          <w:color w:val="000000" w:themeColor="text1"/>
-          <w:sz w:val="22"/>
-          <w:szCs w:val="22"/>
-        </w:rPr>
-        <w:lastRenderedPageBreak/>
-        <w:t>work.</w:t>
+        <w:t xml:space="preserve"> and stable feature in a large scale data in our future work.</w:t>
       </w:r>
     </w:p>
     <w:p>
@@ -21816,7 +20823,7 @@
     </w:p>
     <w:p>
       <w:pPr>
-        <w:pStyle w:val="Heading3"/>
+        <w:pStyle w:val="3"/>
         <w:numPr>
           <w:ilvl w:val="0"/>
           <w:numId w:val="17"/>
@@ -21828,7 +20835,7 @@
           <w:szCs w:val="22"/>
         </w:rPr>
       </w:pPr>
-      <w:bookmarkStart w:id="47" w:name="_Toc491281648"/>
+      <w:bookmarkStart w:id="53" w:name="_Toc491281648"/>
       <w:r>
         <w:rPr>
           <w:rFonts w:ascii="Times" w:hAnsi="Times"/>
@@ -21856,7 +20863,7 @@
         </w:rPr>
         <w:t>related static methods</w:t>
       </w:r>
-      <w:bookmarkEnd w:id="47"/>
+      <w:bookmarkEnd w:id="53"/>
     </w:p>
     <w:p>
       <w:pPr>
@@ -21938,27 +20945,7 @@
           <w:szCs w:val="22"/>
           <w:u w:color="243778"/>
         </w:rPr>
-        <w:t>detection time,</w:t>
-      </w:r>
-      <w:r>
-        <w:rPr>
-          <w:rFonts w:ascii="Times" w:hAnsi="Times" w:cs="Times New Roman"/>
-          <w:color w:val="000000" w:themeColor="text1"/>
-          <w:sz w:val="22"/>
-          <w:szCs w:val="22"/>
-          <w:u w:color="243778"/>
-        </w:rPr>
-        <w:t xml:space="preserve"> </w:t>
-      </w:r>
-      <w:r>
-        <w:rPr>
-          <w:rFonts w:ascii="Times" w:hAnsi="Times" w:cs="Times New Roman"/>
-          <w:color w:val="000000" w:themeColor="text1"/>
-          <w:sz w:val="22"/>
-          <w:szCs w:val="22"/>
-          <w:u w:color="243778"/>
-        </w:rPr>
-        <w:t xml:space="preserve">signature-based method needs to traverse the suspicious executable file and match content with huge signature database. Our method does not </w:t>
+        <w:t xml:space="preserve">detection time,signature-based method needs to traverse the suspicious executable file and match content with huge signature database. Our method does not </w:t>
       </w:r>
       <w:r>
         <w:rPr>
@@ -22044,6 +21031,7 @@
           <w:szCs w:val="22"/>
           <w:u w:color="243778"/>
         </w:rPr>
+        <w:lastRenderedPageBreak/>
         <w:t>For accuracy</w:t>
       </w:r>
       <w:r>
@@ -22221,7 +21209,7 @@
     </w:p>
     <w:p>
       <w:pPr>
-        <w:pStyle w:val="ListParagraph"/>
+        <w:pStyle w:val="a5"/>
         <w:numPr>
           <w:ilvl w:val="0"/>
           <w:numId w:val="7"/>
@@ -22257,7 +21245,7 @@
     </w:p>
     <w:p>
       <w:pPr>
-        <w:pStyle w:val="ListParagraph"/>
+        <w:pStyle w:val="a5"/>
         <w:numPr>
           <w:ilvl w:val="0"/>
           <w:numId w:val="7"/>
@@ -22288,34 +21276,12 @@
           <w:szCs w:val="22"/>
           <w:u w:color="243778"/>
         </w:rPr>
-        <w:t>explanation (</w:t>
-      </w:r>
-      <w:proofErr w:type="spellStart"/>
-      <w:r>
-        <w:rPr>
-          <w:rFonts w:ascii="Times" w:hAnsi="Times" w:cs="Times New Roman"/>
-          <w:color w:val="000000" w:themeColor="text1"/>
-          <w:sz w:val="22"/>
-          <w:szCs w:val="22"/>
-          <w:u w:color="243778"/>
-        </w:rPr>
-        <w:t>IoCs</w:t>
-      </w:r>
-      <w:proofErr w:type="spellEnd"/>
-      <w:r>
-        <w:rPr>
-          <w:rFonts w:ascii="Times" w:hAnsi="Times" w:cs="Times New Roman"/>
-          <w:color w:val="000000" w:themeColor="text1"/>
-          <w:sz w:val="22"/>
-          <w:szCs w:val="22"/>
-          <w:u w:color="243778"/>
-        </w:rPr>
-        <w:t>) of why the file has been predicted as malicious or benign</w:t>
-      </w:r>
-    </w:p>
-    <w:p>
-      <w:pPr>
-        <w:pStyle w:val="ListParagraph"/>
+        <w:t>explanation (IoCs) of why the file has been predicted as malicious or benign</w:t>
+      </w:r>
+    </w:p>
+    <w:p>
+      <w:pPr>
+        <w:pStyle w:val="a5"/>
         <w:numPr>
           <w:ilvl w:val="0"/>
           <w:numId w:val="7"/>
@@ -22351,7 +21317,7 @@
     </w:p>
     <w:p>
       <w:pPr>
-        <w:pStyle w:val="ListParagraph"/>
+        <w:pStyle w:val="a5"/>
         <w:numPr>
           <w:ilvl w:val="0"/>
           <w:numId w:val="7"/>
@@ -22397,7 +21363,7 @@
     </w:p>
     <w:p>
       <w:pPr>
-        <w:pStyle w:val="ListParagraph"/>
+        <w:pStyle w:val="a5"/>
         <w:numPr>
           <w:ilvl w:val="0"/>
           <w:numId w:val="7"/>
@@ -22423,7 +21389,7 @@
     </w:p>
     <w:p>
       <w:pPr>
-        <w:pStyle w:val="ListParagraph"/>
+        <w:pStyle w:val="a5"/>
         <w:numPr>
           <w:ilvl w:val="0"/>
           <w:numId w:val="7"/>
@@ -22449,7 +21415,7 @@
     </w:p>
     <w:p>
       <w:pPr>
-        <w:pStyle w:val="ListParagraph"/>
+        <w:pStyle w:val="a5"/>
         <w:numPr>
           <w:ilvl w:val="0"/>
           <w:numId w:val="7"/>
@@ -22486,7 +21452,7 @@
     </w:p>
     <w:p>
       <w:pPr>
-        <w:pStyle w:val="Heading2"/>
+        <w:pStyle w:val="2"/>
         <w:numPr>
           <w:ilvl w:val="0"/>
           <w:numId w:val="15"/>
@@ -22497,7 +21463,7 @@
           <w:szCs w:val="22"/>
         </w:rPr>
       </w:pPr>
-      <w:bookmarkStart w:id="48" w:name="_Toc491281649"/>
+      <w:bookmarkStart w:id="54" w:name="_Toc491281649"/>
       <w:r>
         <w:rPr>
           <w:rFonts w:ascii="Times" w:hAnsi="Times"/>
@@ -22514,7 +21480,7 @@
         </w:rPr>
         <w:t>s</w:t>
       </w:r>
-      <w:bookmarkEnd w:id="48"/>
+      <w:bookmarkEnd w:id="54"/>
     </w:p>
     <w:p>
       <w:pPr>
@@ -22532,25 +21498,7 @@
           <w:sz w:val="22"/>
           <w:szCs w:val="22"/>
         </w:rPr>
-        <w:t>The concept of employing machine learning</w:t>
-      </w:r>
-      <w:r>
-        <w:rPr>
-          <w:rFonts w:ascii="Times" w:hAnsi="Times" w:cs="Times New Roman"/>
-          <w:color w:val="000000" w:themeColor="text1"/>
-          <w:sz w:val="22"/>
-          <w:szCs w:val="22"/>
-        </w:rPr>
-        <w:t xml:space="preserve"> </w:t>
-      </w:r>
-      <w:r>
-        <w:rPr>
-          <w:rFonts w:ascii="Times" w:hAnsi="Times" w:cs="Times New Roman"/>
-          <w:color w:val="000000" w:themeColor="text1"/>
-          <w:sz w:val="22"/>
-          <w:szCs w:val="22"/>
-        </w:rPr>
-        <w:t>to malware detection isn't really new, but it's been only over the</w:t>
+        <w:t>The concept of employing machine learningto malware detection isn't really new, but it's been only over the</w:t>
       </w:r>
       <w:r>
         <w:rPr>
@@ -22803,34 +21751,31 @@
           <w:sz w:val="22"/>
           <w:szCs w:val="22"/>
         </w:rPr>
-        <w:t xml:space="preserve"> maintaining</w:t>
+        <w:t xml:space="preserve"> maintaininglow levels of false positive rate.</w:t>
       </w:r>
       <w:r>
         <w:rPr>
           <w:rFonts w:ascii="Times" w:hAnsi="Times" w:cs="Times New Roman"/>
-          <w:color w:val="000000" w:themeColor="text1"/>
-          <w:sz w:val="22"/>
-          <w:szCs w:val="22"/>
-        </w:rPr>
-        <w:t xml:space="preserve"> </w:t>
+          <w:sz w:val="22"/>
+          <w:szCs w:val="22"/>
+        </w:rPr>
+        <w:t>We have been successfully deployed ou</w:t>
       </w:r>
       <w:r>
         <w:rPr>
           <w:rFonts w:ascii="Times" w:hAnsi="Times" w:cs="Times New Roman"/>
-          <w:color w:val="000000" w:themeColor="text1"/>
-          <w:sz w:val="22"/>
-          <w:szCs w:val="22"/>
-        </w:rPr>
-        <w:t>low levels of false positive rate.</w:t>
+          <w:sz w:val="22"/>
+          <w:szCs w:val="22"/>
+        </w:rPr>
+        <w:t xml:space="preserve">r malware detection engine into </w:t>
       </w:r>
       <w:r>
         <w:rPr>
           <w:rFonts w:ascii="Times" w:hAnsi="Times" w:cs="Times New Roman"/>
-          <w:color w:val="000000" w:themeColor="text1"/>
-          <w:sz w:val="22"/>
-          <w:szCs w:val="22"/>
-        </w:rPr>
-        <w:t xml:space="preserve"> </w:t>
+          <w:sz w:val="22"/>
+          <w:szCs w:val="22"/>
+        </w:rPr>
+        <w:t>production.By first using the coarse-grained malware predictor based on machi</w:t>
       </w:r>
       <w:r>
         <w:rPr>
@@ -22838,7 +21783,7 @@
           <w:sz w:val="22"/>
           <w:szCs w:val="22"/>
         </w:rPr>
-        <w:t>We have been successfully deployed ou</w:t>
+        <w:t>ne learning for fast filtering, t</w:t>
       </w:r>
       <w:r>
         <w:rPr>
@@ -22846,7 +21791,7 @@
           <w:sz w:val="22"/>
           <w:szCs w:val="22"/>
         </w:rPr>
-        <w:t xml:space="preserve">r malware detection engine into </w:t>
+        <w:t>hen conditionally applying fine-grained static and dynam</w:t>
       </w:r>
       <w:r>
         <w:rPr>
@@ -22854,7 +21799,7 @@
           <w:sz w:val="22"/>
           <w:szCs w:val="22"/>
         </w:rPr>
-        <w:t>production.</w:t>
+        <w:t>ic malware detection technique</w:t>
       </w:r>
       <w:r>
         <w:rPr>
@@ -22862,31 +21807,33 @@
           <w:sz w:val="22"/>
           <w:szCs w:val="22"/>
         </w:rPr>
-        <w:t xml:space="preserve"> </w:t>
-      </w:r>
-      <w:r>
+        <w:t>.</w:t>
+      </w:r>
+    </w:p>
+    <w:p>
+      <w:pPr>
         <w:rPr>
           <w:rFonts w:ascii="Times" w:hAnsi="Times" w:cs="Times New Roman"/>
           <w:sz w:val="22"/>
           <w:szCs w:val="22"/>
         </w:rPr>
-        <w:t>By first using the coarse-grained malware predictor based on machi</w:t>
-      </w:r>
-      <w:r>
+      </w:pPr>
+    </w:p>
+    <w:p>
+      <w:pPr>
         <w:rPr>
           <w:rFonts w:ascii="Times" w:hAnsi="Times" w:cs="Times New Roman"/>
           <w:sz w:val="22"/>
           <w:szCs w:val="22"/>
         </w:rPr>
-        <w:t>ne learning for fast filtering, t</w:t>
-      </w:r>
+      </w:pPr>
       <w:r>
         <w:rPr>
           <w:rFonts w:ascii="Times" w:hAnsi="Times" w:cs="Times New Roman"/>
           <w:sz w:val="22"/>
           <w:szCs w:val="22"/>
         </w:rPr>
-        <w:t>hen conditionally applying fine-grained static and dynam</w:t>
+        <w:t xml:space="preserve">Further </w:t>
       </w:r>
       <w:r>
         <w:rPr>
@@ -22894,7 +21841,7 @@
           <w:sz w:val="22"/>
           <w:szCs w:val="22"/>
         </w:rPr>
-        <w:t>ic malware detection technique</w:t>
+        <w:t xml:space="preserve">research </w:t>
       </w:r>
       <w:r>
         <w:rPr>
@@ -22902,78 +21849,36 @@
           <w:sz w:val="22"/>
           <w:szCs w:val="22"/>
         </w:rPr>
-        <w:t>.</w:t>
-      </w:r>
-    </w:p>
-    <w:p>
-      <w:pPr>
+        <w:t xml:space="preserve">direction </w:t>
+      </w:r>
+      <w:r>
         <w:rPr>
           <w:rFonts w:ascii="Times" w:hAnsi="Times" w:cs="Times New Roman"/>
           <w:sz w:val="22"/>
           <w:szCs w:val="22"/>
         </w:rPr>
-      </w:pPr>
-    </w:p>
-    <w:p>
-      <w:pPr>
+        <w:t xml:space="preserve">may </w:t>
+      </w:r>
+      <w:r>
         <w:rPr>
           <w:rFonts w:ascii="Times" w:hAnsi="Times" w:cs="Times New Roman"/>
           <w:sz w:val="22"/>
           <w:szCs w:val="22"/>
         </w:rPr>
-      </w:pPr>
+        <w:t>incl</w:t>
+      </w:r>
       <w:r>
         <w:rPr>
           <w:rFonts w:ascii="Times" w:hAnsi="Times" w:cs="Times New Roman"/>
           <w:sz w:val="22"/>
           <w:szCs w:val="22"/>
         </w:rPr>
-        <w:t xml:space="preserve">Further </w:t>
-      </w:r>
-      <w:r>
-        <w:rPr>
-          <w:rFonts w:ascii="Times" w:hAnsi="Times" w:cs="Times New Roman"/>
-          <w:sz w:val="22"/>
-          <w:szCs w:val="22"/>
-        </w:rPr>
-        <w:t xml:space="preserve">research </w:t>
-      </w:r>
-      <w:r>
-        <w:rPr>
-          <w:rFonts w:ascii="Times" w:hAnsi="Times" w:cs="Times New Roman"/>
-          <w:sz w:val="22"/>
-          <w:szCs w:val="22"/>
-        </w:rPr>
-        <w:t xml:space="preserve">direction </w:t>
-      </w:r>
-      <w:r>
-        <w:rPr>
-          <w:rFonts w:ascii="Times" w:hAnsi="Times" w:cs="Times New Roman"/>
-          <w:sz w:val="22"/>
-          <w:szCs w:val="22"/>
-        </w:rPr>
-        <w:t xml:space="preserve">may </w:t>
-      </w:r>
-      <w:r>
-        <w:rPr>
-          <w:rFonts w:ascii="Times" w:hAnsi="Times" w:cs="Times New Roman"/>
-          <w:sz w:val="22"/>
-          <w:szCs w:val="22"/>
-        </w:rPr>
-        <w:t>incl</w:t>
-      </w:r>
-      <w:r>
-        <w:rPr>
-          <w:rFonts w:ascii="Times" w:hAnsi="Times" w:cs="Times New Roman"/>
-          <w:sz w:val="22"/>
-          <w:szCs w:val="22"/>
-        </w:rPr>
         <w:t>ude the following:</w:t>
       </w:r>
     </w:p>
     <w:p>
       <w:pPr>
-        <w:pStyle w:val="ListParagraph"/>
+        <w:pStyle w:val="a5"/>
         <w:numPr>
           <w:ilvl w:val="0"/>
           <w:numId w:val="19"/>
@@ -22995,7 +21900,7 @@
     </w:p>
     <w:p>
       <w:pPr>
-        <w:pStyle w:val="ListParagraph"/>
+        <w:pStyle w:val="a5"/>
         <w:numPr>
           <w:ilvl w:val="0"/>
           <w:numId w:val="19"/>
@@ -23033,7 +21938,7 @@
     </w:p>
     <w:p>
       <w:pPr>
-        <w:pStyle w:val="ListParagraph"/>
+        <w:pStyle w:val="a5"/>
         <w:numPr>
           <w:ilvl w:val="0"/>
           <w:numId w:val="19"/>
@@ -23055,7 +21960,7 @@
     </w:p>
     <w:p>
       <w:pPr>
-        <w:pStyle w:val="ListParagraph"/>
+        <w:pStyle w:val="a5"/>
         <w:numPr>
           <w:ilvl w:val="0"/>
           <w:numId w:val="19"/>
@@ -23077,7 +21982,7 @@
     </w:p>
     <w:p>
       <w:pPr>
-        <w:pStyle w:val="ListParagraph"/>
+        <w:pStyle w:val="a5"/>
         <w:numPr>
           <w:ilvl w:val="0"/>
           <w:numId w:val="19"/>
@@ -23122,7 +22027,7 @@
         </w:rPr>
       </w:pPr>
     </w:p>
-    <w:bookmarkStart w:id="49" w:name="_Toc491281650" w:displacedByCustomXml="next"/>
+    <w:bookmarkStart w:id="55" w:name="_Toc491281650" w:displacedByCustomXml="next"/>
     <w:sdt>
       <w:sdtPr>
         <w:rPr>
@@ -23137,11 +22042,10 @@
           <w:docPartUnique/>
         </w:docPartObj>
       </w:sdtPr>
-      <w:sdtEndPr/>
       <w:sdtContent>
         <w:p>
           <w:pPr>
-            <w:pStyle w:val="Heading1"/>
+            <w:pStyle w:val="1"/>
             <w:rPr>
               <w:rFonts w:ascii="Times" w:hAnsi="Times"/>
               <w:sz w:val="22"/>
@@ -23156,7 +22060,7 @@
             </w:rPr>
             <w:t>Bibliography</w:t>
           </w:r>
-          <w:bookmarkEnd w:id="49"/>
+          <w:bookmarkEnd w:id="55"/>
         </w:p>
         <w:sdt>
           <w:sdtPr>
@@ -23168,7 +22072,6 @@
             <w:id w:val="111145805"/>
             <w:bibliography/>
           </w:sdtPr>
-          <w:sdtEndPr/>
           <w:sdtContent>
             <w:p>
               <w:pPr>
@@ -23211,7 +22114,7 @@
                   <w:bottom w:w="15" w:type="dxa"/>
                   <w:right w:w="15" w:type="dxa"/>
                 </w:tblCellMar>
-                <w:tblLook w:val="04A0" w:firstRow="1" w:lastRow="0" w:firstColumn="1" w:lastColumn="0" w:noHBand="0" w:noVBand="1"/>
+                <w:tblLook w:val="04A0"/>
               </w:tblPr>
               <w:tblGrid>
                 <w:gridCol w:w="466"/>
@@ -23229,7 +22132,7 @@
                   </w:tcPr>
                   <w:p>
                     <w:pPr>
-                      <w:pStyle w:val="Bibliography"/>
+                      <w:pStyle w:val="ad"/>
                       <w:rPr>
                         <w:noProof/>
                       </w:rPr>
@@ -23238,7 +22141,6 @@
                       <w:rPr>
                         <w:noProof/>
                       </w:rPr>
-                      <w:lastRenderedPageBreak/>
                       <w:t xml:space="preserve">[1] </w:t>
                     </w:r>
                   </w:p>
@@ -23250,7 +22152,7 @@
                   </w:tcPr>
                   <w:p>
                     <w:pPr>
-                      <w:pStyle w:val="Bibliography"/>
+                      <w:pStyle w:val="ad"/>
                       <w:rPr>
                         <w:noProof/>
                       </w:rPr>
@@ -23276,7 +22178,7 @@
                   </w:tcPr>
                   <w:p>
                     <w:pPr>
-                      <w:pStyle w:val="Bibliography"/>
+                      <w:pStyle w:val="ad"/>
                       <w:rPr>
                         <w:noProof/>
                       </w:rPr>
@@ -23296,7 +22198,7 @@
                   </w:tcPr>
                   <w:p>
                     <w:pPr>
-                      <w:pStyle w:val="Bibliography"/>
+                      <w:pStyle w:val="ad"/>
                       <w:rPr>
                         <w:noProof/>
                       </w:rPr>
@@ -23336,7 +22238,7 @@
                   </w:tcPr>
                   <w:p>
                     <w:pPr>
-                      <w:pStyle w:val="Bibliography"/>
+                      <w:pStyle w:val="ad"/>
                       <w:rPr>
                         <w:noProof/>
                       </w:rPr>
@@ -23356,7 +22258,7 @@
                   </w:tcPr>
                   <w:p>
                     <w:pPr>
-                      <w:pStyle w:val="Bibliography"/>
+                      <w:pStyle w:val="ad"/>
                       <w:rPr>
                         <w:noProof/>
                       </w:rPr>
@@ -23382,7 +22284,7 @@
                   </w:tcPr>
                   <w:p>
                     <w:pPr>
-                      <w:pStyle w:val="Bibliography"/>
+                      <w:pStyle w:val="ad"/>
                       <w:rPr>
                         <w:noProof/>
                       </w:rPr>
@@ -23402,7 +22304,7 @@
                   </w:tcPr>
                   <w:p>
                     <w:pPr>
-                      <w:pStyle w:val="Bibliography"/>
+                      <w:pStyle w:val="ad"/>
                       <w:rPr>
                         <w:noProof/>
                       </w:rPr>
@@ -23442,7 +22344,7 @@
                   </w:tcPr>
                   <w:p>
                     <w:pPr>
-                      <w:pStyle w:val="Bibliography"/>
+                      <w:pStyle w:val="ad"/>
                       <w:rPr>
                         <w:noProof/>
                       </w:rPr>
@@ -23462,7 +22364,7 @@
                   </w:tcPr>
                   <w:p>
                     <w:pPr>
-                      <w:pStyle w:val="Bibliography"/>
+                      <w:pStyle w:val="ad"/>
                       <w:rPr>
                         <w:noProof/>
                       </w:rPr>
@@ -23502,7 +22404,7 @@
                   </w:tcPr>
                   <w:p>
                     <w:pPr>
-                      <w:pStyle w:val="Bibliography"/>
+                      <w:pStyle w:val="ad"/>
                       <w:rPr>
                         <w:noProof/>
                       </w:rPr>
@@ -23511,6 +22413,7 @@
                       <w:rPr>
                         <w:noProof/>
                       </w:rPr>
+                      <w:lastRenderedPageBreak/>
                       <w:t xml:space="preserve">[6] </w:t>
                     </w:r>
                   </w:p>
@@ -23522,7 +22425,7 @@
                   </w:tcPr>
                   <w:p>
                     <w:pPr>
-                      <w:pStyle w:val="Bibliography"/>
+                      <w:pStyle w:val="ad"/>
                       <w:rPr>
                         <w:noProof/>
                       </w:rPr>
@@ -23562,7 +22465,7 @@
                   </w:tcPr>
                   <w:p>
                     <w:pPr>
-                      <w:pStyle w:val="Bibliography"/>
+                      <w:pStyle w:val="ad"/>
                       <w:rPr>
                         <w:noProof/>
                       </w:rPr>
@@ -23582,7 +22485,7 @@
                   </w:tcPr>
                   <w:p>
                     <w:pPr>
-                      <w:pStyle w:val="Bibliography"/>
+                      <w:pStyle w:val="ad"/>
                       <w:rPr>
                         <w:noProof/>
                       </w:rPr>
@@ -23608,7 +22511,7 @@
                   </w:tcPr>
                   <w:p>
                     <w:pPr>
-                      <w:pStyle w:val="Bibliography"/>
+                      <w:pStyle w:val="ad"/>
                       <w:rPr>
                         <w:noProof/>
                       </w:rPr>
@@ -23628,7 +22531,7 @@
                   </w:tcPr>
                   <w:p>
                     <w:pPr>
-                      <w:pStyle w:val="Bibliography"/>
+                      <w:pStyle w:val="ad"/>
                       <w:rPr>
                         <w:noProof/>
                       </w:rPr>
@@ -23668,7 +22571,7 @@
                   </w:tcPr>
                   <w:p>
                     <w:pPr>
-                      <w:pStyle w:val="Bibliography"/>
+                      <w:pStyle w:val="ad"/>
                       <w:rPr>
                         <w:noProof/>
                       </w:rPr>
@@ -23688,7 +22591,7 @@
                   </w:tcPr>
                   <w:p>
                     <w:pPr>
-                      <w:pStyle w:val="Bibliography"/>
+                      <w:pStyle w:val="ad"/>
                       <w:rPr>
                         <w:noProof/>
                       </w:rPr>
@@ -23728,7 +22631,7 @@
                   </w:tcPr>
                   <w:p>
                     <w:pPr>
-                      <w:pStyle w:val="Bibliography"/>
+                      <w:pStyle w:val="ad"/>
                       <w:rPr>
                         <w:noProof/>
                       </w:rPr>
@@ -23748,7 +22651,7 @@
                   </w:tcPr>
                   <w:p>
                     <w:pPr>
-                      <w:pStyle w:val="Bibliography"/>
+                      <w:pStyle w:val="ad"/>
                       <w:rPr>
                         <w:noProof/>
                       </w:rPr>
@@ -23788,7 +22691,7 @@
                   </w:tcPr>
                   <w:p>
                     <w:pPr>
-                      <w:pStyle w:val="Bibliography"/>
+                      <w:pStyle w:val="ad"/>
                       <w:rPr>
                         <w:noProof/>
                       </w:rPr>
@@ -23808,7 +22711,7 @@
                   </w:tcPr>
                   <w:p>
                     <w:pPr>
-                      <w:pStyle w:val="Bibliography"/>
+                      <w:pStyle w:val="ad"/>
                       <w:rPr>
                         <w:noProof/>
                       </w:rPr>
@@ -23848,7 +22751,7 @@
                   </w:tcPr>
                   <w:p>
                     <w:pPr>
-                      <w:pStyle w:val="Bibliography"/>
+                      <w:pStyle w:val="ad"/>
                       <w:rPr>
                         <w:noProof/>
                       </w:rPr>
@@ -23868,7 +22771,7 @@
                   </w:tcPr>
                   <w:p>
                     <w:pPr>
-                      <w:pStyle w:val="Bibliography"/>
+                      <w:pStyle w:val="ad"/>
                       <w:rPr>
                         <w:noProof/>
                       </w:rPr>
@@ -23908,7 +22811,7 @@
                   </w:tcPr>
                   <w:p>
                     <w:pPr>
-                      <w:pStyle w:val="Bibliography"/>
+                      <w:pStyle w:val="ad"/>
                       <w:rPr>
                         <w:noProof/>
                       </w:rPr>
@@ -23928,7 +22831,7 @@
                   </w:tcPr>
                   <w:p>
                     <w:pPr>
-                      <w:pStyle w:val="Bibliography"/>
+                      <w:pStyle w:val="ad"/>
                       <w:rPr>
                         <w:noProof/>
                       </w:rPr>
@@ -23968,7 +22871,7 @@
                   </w:tcPr>
                   <w:p>
                     <w:pPr>
-                      <w:pStyle w:val="Bibliography"/>
+                      <w:pStyle w:val="ad"/>
                       <w:rPr>
                         <w:noProof/>
                       </w:rPr>
@@ -23988,7 +22891,7 @@
                   </w:tcPr>
                   <w:p>
                     <w:pPr>
-                      <w:pStyle w:val="Bibliography"/>
+                      <w:pStyle w:val="ad"/>
                       <w:rPr>
                         <w:noProof/>
                       </w:rPr>
@@ -24028,7 +22931,7 @@
                   </w:tcPr>
                   <w:p>
                     <w:pPr>
-                      <w:pStyle w:val="Bibliography"/>
+                      <w:pStyle w:val="ad"/>
                       <w:rPr>
                         <w:noProof/>
                       </w:rPr>
@@ -24048,7 +22951,7 @@
                   </w:tcPr>
                   <w:p>
                     <w:pPr>
-                      <w:pStyle w:val="Bibliography"/>
+                      <w:pStyle w:val="ad"/>
                       <w:rPr>
                         <w:noProof/>
                       </w:rPr>
@@ -24088,7 +22991,7 @@
                   </w:tcPr>
                   <w:p>
                     <w:pPr>
-                      <w:pStyle w:val="Bibliography"/>
+                      <w:pStyle w:val="ad"/>
                       <w:rPr>
                         <w:noProof/>
                       </w:rPr>
@@ -24108,7 +23011,7 @@
                   </w:tcPr>
                   <w:p>
                     <w:pPr>
-                      <w:pStyle w:val="Bibliography"/>
+                      <w:pStyle w:val="ad"/>
                       <w:rPr>
                         <w:noProof/>
                       </w:rPr>
@@ -24134,7 +23037,7 @@
                   </w:tcPr>
                   <w:p>
                     <w:pPr>
-                      <w:pStyle w:val="Bibliography"/>
+                      <w:pStyle w:val="ad"/>
                       <w:rPr>
                         <w:noProof/>
                       </w:rPr>
@@ -24154,7 +23057,7 @@
                   </w:tcPr>
                   <w:p>
                     <w:pPr>
-                      <w:pStyle w:val="Bibliography"/>
+                      <w:pStyle w:val="ad"/>
                       <w:rPr>
                         <w:noProof/>
                       </w:rPr>
@@ -24194,7 +23097,7 @@
                   </w:tcPr>
                   <w:p>
                     <w:pPr>
-                      <w:pStyle w:val="Bibliography"/>
+                      <w:pStyle w:val="ad"/>
                       <w:rPr>
                         <w:noProof/>
                       </w:rPr>
@@ -24214,7 +23117,7 @@
                   </w:tcPr>
                   <w:p>
                     <w:pPr>
-                      <w:pStyle w:val="Bibliography"/>
+                      <w:pStyle w:val="ad"/>
                       <w:rPr>
                         <w:noProof/>
                       </w:rPr>
@@ -24240,7 +23143,7 @@
                   </w:tcPr>
                   <w:p>
                     <w:pPr>
-                      <w:pStyle w:val="Bibliography"/>
+                      <w:pStyle w:val="ad"/>
                       <w:rPr>
                         <w:noProof/>
                       </w:rPr>
@@ -24260,7 +23163,7 @@
                   </w:tcPr>
                   <w:p>
                     <w:pPr>
-                      <w:pStyle w:val="Bibliography"/>
+                      <w:pStyle w:val="ad"/>
                       <w:rPr>
                         <w:noProof/>
                       </w:rPr>
@@ -24300,7 +23203,7 @@
                   </w:tcPr>
                   <w:p>
                     <w:pPr>
-                      <w:pStyle w:val="Bibliography"/>
+                      <w:pStyle w:val="ad"/>
                       <w:rPr>
                         <w:noProof/>
                       </w:rPr>
@@ -24309,7 +23212,6 @@
                       <w:rPr>
                         <w:noProof/>
                       </w:rPr>
-                      <w:lastRenderedPageBreak/>
                       <w:t xml:space="preserve">[20] </w:t>
                     </w:r>
                   </w:p>
@@ -24321,7 +23223,7 @@
                   </w:tcPr>
                   <w:p>
                     <w:pPr>
-                      <w:pStyle w:val="Bibliography"/>
+                      <w:pStyle w:val="ad"/>
                       <w:rPr>
                         <w:noProof/>
                       </w:rPr>
@@ -24361,7 +23263,7 @@
                   </w:tcPr>
                   <w:p>
                     <w:pPr>
-                      <w:pStyle w:val="Bibliography"/>
+                      <w:pStyle w:val="ad"/>
                       <w:rPr>
                         <w:noProof/>
                       </w:rPr>
@@ -24381,7 +23283,7 @@
                   </w:tcPr>
                   <w:p>
                     <w:pPr>
-                      <w:pStyle w:val="Bibliography"/>
+                      <w:pStyle w:val="ad"/>
                       <w:rPr>
                         <w:noProof/>
                       </w:rPr>
@@ -24421,7 +23323,7 @@
                   </w:tcPr>
                   <w:p>
                     <w:pPr>
-                      <w:pStyle w:val="Bibliography"/>
+                      <w:pStyle w:val="ad"/>
                       <w:rPr>
                         <w:noProof/>
                       </w:rPr>
@@ -24441,7 +23343,7 @@
                   </w:tcPr>
                   <w:p>
                     <w:pPr>
-                      <w:pStyle w:val="Bibliography"/>
+                      <w:pStyle w:val="ad"/>
                       <w:rPr>
                         <w:noProof/>
                       </w:rPr>
@@ -24481,7 +23383,7 @@
                   </w:tcPr>
                   <w:p>
                     <w:pPr>
-                      <w:pStyle w:val="Bibliography"/>
+                      <w:pStyle w:val="ad"/>
                       <w:rPr>
                         <w:noProof/>
                       </w:rPr>
@@ -24501,7 +23403,7 @@
                   </w:tcPr>
                   <w:p>
                     <w:pPr>
-                      <w:pStyle w:val="Bibliography"/>
+                      <w:pStyle w:val="ad"/>
                       <w:rPr>
                         <w:noProof/>
                       </w:rPr>
@@ -24583,15 +23485,15 @@
 </file>
 
 <file path=word/endnotes.xml><?xml version="1.0" encoding="utf-8"?>
-<w:endnotes xmlns:wpc="http://schemas.microsoft.com/office/word/2010/wordprocessingCanvas" xmlns:mo="http://schemas.microsoft.com/office/mac/office/2008/main" xmlns:mc="http://schemas.openxmlformats.org/markup-compatibility/2006" xmlns:mv="urn:schemas-microsoft-com:mac:vml" xmlns:o="urn:schemas-microsoft-com:office:office" xmlns:r="http://schemas.openxmlformats.org/officeDocument/2006/relationships" xmlns:m="http://schemas.openxmlformats.org/officeDocument/2006/math" xmlns:v="urn:schemas-microsoft-com:vml" xmlns:wp14="http://schemas.microsoft.com/office/word/2010/wordprocessingDrawing" xmlns:wp="http://schemas.openxmlformats.org/drawingml/2006/wordprocessingDrawing" xmlns:w10="urn:schemas-microsoft-com:office:word" xmlns:w="http://schemas.openxmlformats.org/wordprocessingml/2006/main" xmlns:w14="http://schemas.microsoft.com/office/word/2010/wordml" xmlns:w15="http://schemas.microsoft.com/office/word/2012/wordml" xmlns:wpg="http://schemas.microsoft.com/office/word/2010/wordprocessingGroup" xmlns:wpi="http://schemas.microsoft.com/office/word/2010/wordprocessingInk" xmlns:wne="http://schemas.microsoft.com/office/word/2006/wordml" xmlns:wps="http://schemas.microsoft.com/office/word/2010/wordprocessingShape" mc:Ignorable="w14 w15 wp14">
-  <w:endnote w:type="separator" w:id="-1">
+<w:endnotes xmlns:ve="http://schemas.openxmlformats.org/markup-compatibility/2006" xmlns:o="urn:schemas-microsoft-com:office:office" xmlns:r="http://schemas.openxmlformats.org/officeDocument/2006/relationships" xmlns:m="http://schemas.openxmlformats.org/officeDocument/2006/math" xmlns:v="urn:schemas-microsoft-com:vml" xmlns:wp="http://schemas.openxmlformats.org/drawingml/2006/wordprocessingDrawing" xmlns:w10="urn:schemas-microsoft-com:office:word" xmlns:w="http://schemas.openxmlformats.org/wordprocessingml/2006/main" xmlns:wne="http://schemas.microsoft.com/office/word/2006/wordml">
+  <w:endnote w:type="separator" w:id="0">
     <w:p>
       <w:r>
         <w:separator/>
       </w:r>
     </w:p>
   </w:endnote>
-  <w:endnote w:type="continuationSeparator" w:id="0">
+  <w:endnote w:type="continuationSeparator" w:id="1">
     <w:p>
       <w:r>
         <w:continuationSeparator/>
@@ -24602,15 +23504,15 @@
 </file>
 
 <file path=word/footnotes.xml><?xml version="1.0" encoding="utf-8"?>
-<w:footnotes xmlns:wpc="http://schemas.microsoft.com/office/word/2010/wordprocessingCanvas" xmlns:mo="http://schemas.microsoft.com/office/mac/office/2008/main" xmlns:mc="http://schemas.openxmlformats.org/markup-compatibility/2006" xmlns:mv="urn:schemas-microsoft-com:mac:vml" xmlns:o="urn:schemas-microsoft-com:office:office" xmlns:r="http://schemas.openxmlformats.org/officeDocument/2006/relationships" xmlns:m="http://schemas.openxmlformats.org/officeDocument/2006/math" xmlns:v="urn:schemas-microsoft-com:vml" xmlns:wp14="http://schemas.microsoft.com/office/word/2010/wordprocessingDrawing" xmlns:wp="http://schemas.openxmlformats.org/drawingml/2006/wordprocessingDrawing" xmlns:w10="urn:schemas-microsoft-com:office:word" xmlns:w="http://schemas.openxmlformats.org/wordprocessingml/2006/main" xmlns:w14="http://schemas.microsoft.com/office/word/2010/wordml" xmlns:w15="http://schemas.microsoft.com/office/word/2012/wordml" xmlns:wpg="http://schemas.microsoft.com/office/word/2010/wordprocessingGroup" xmlns:wpi="http://schemas.microsoft.com/office/word/2010/wordprocessingInk" xmlns:wne="http://schemas.microsoft.com/office/word/2006/wordml" xmlns:wps="http://schemas.microsoft.com/office/word/2010/wordprocessingShape" mc:Ignorable="w14 w15 wp14">
-  <w:footnote w:type="separator" w:id="-1">
+<w:footnotes xmlns:ve="http://schemas.openxmlformats.org/markup-compatibility/2006" xmlns:o="urn:schemas-microsoft-com:office:office" xmlns:r="http://schemas.openxmlformats.org/officeDocument/2006/relationships" xmlns:m="http://schemas.openxmlformats.org/officeDocument/2006/math" xmlns:v="urn:schemas-microsoft-com:vml" xmlns:wp="http://schemas.openxmlformats.org/drawingml/2006/wordprocessingDrawing" xmlns:w10="urn:schemas-microsoft-com:office:word" xmlns:w="http://schemas.openxmlformats.org/wordprocessingml/2006/main" xmlns:wne="http://schemas.microsoft.com/office/word/2006/wordml">
+  <w:footnote w:type="separator" w:id="0">
     <w:p>
       <w:r>
         <w:separator/>
       </w:r>
     </w:p>
   </w:footnote>
-  <w:footnote w:type="continuationSeparator" w:id="0">
+  <w:footnote w:type="continuationSeparator" w:id="1">
     <w:p>
       <w:r>
         <w:continuationSeparator/>
@@ -24621,7 +23523,7 @@
 </file>
 
 <file path=word/numbering.xml><?xml version="1.0" encoding="utf-8"?>
-<w:numbering xmlns:wpc="http://schemas.microsoft.com/office/word/2010/wordprocessingCanvas" xmlns:mo="http://schemas.microsoft.com/office/mac/office/2008/main" xmlns:mc="http://schemas.openxmlformats.org/markup-compatibility/2006" xmlns:mv="urn:schemas-microsoft-com:mac:vml" xmlns:o="urn:schemas-microsoft-com:office:office" xmlns:r="http://schemas.openxmlformats.org/officeDocument/2006/relationships" xmlns:m="http://schemas.openxmlformats.org/officeDocument/2006/math" xmlns:v="urn:schemas-microsoft-com:vml" xmlns:wp14="http://schemas.microsoft.com/office/word/2010/wordprocessingDrawing" xmlns:wp="http://schemas.openxmlformats.org/drawingml/2006/wordprocessingDrawing" xmlns:w10="urn:schemas-microsoft-com:office:word" xmlns:w="http://schemas.openxmlformats.org/wordprocessingml/2006/main" xmlns:w14="http://schemas.microsoft.com/office/word/2010/wordml" xmlns:w15="http://schemas.microsoft.com/office/word/2012/wordml" xmlns:wpg="http://schemas.microsoft.com/office/word/2010/wordprocessingGroup" xmlns:wpi="http://schemas.microsoft.com/office/word/2010/wordprocessingInk" xmlns:wne="http://schemas.microsoft.com/office/word/2006/wordml" xmlns:wps="http://schemas.microsoft.com/office/word/2010/wordprocessingShape" mc:Ignorable="w14 w15 wp14">
+<w:numbering xmlns:ve="http://schemas.openxmlformats.org/markup-compatibility/2006" xmlns:o="urn:schemas-microsoft-com:office:office" xmlns:r="http://schemas.openxmlformats.org/officeDocument/2006/relationships" xmlns:m="http://schemas.openxmlformats.org/officeDocument/2006/math" xmlns:v="urn:schemas-microsoft-com:vml" xmlns:wp="http://schemas.openxmlformats.org/drawingml/2006/wordprocessingDrawing" xmlns:w10="urn:schemas-microsoft-com:office:word" xmlns:w="http://schemas.openxmlformats.org/wordprocessingml/2006/main" xmlns:wne="http://schemas.microsoft.com/office/word/2006/wordml">
   <w:abstractNum w:abstractNumId="0">
     <w:nsid w:val="00000001"/>
     <w:multiLevelType w:val="hybridMultilevel"/>
@@ -27348,7 +26250,7 @@
 </file>
 
 <file path=word/styles.xml><?xml version="1.0" encoding="utf-8"?>
-<w:styles xmlns:mc="http://schemas.openxmlformats.org/markup-compatibility/2006" xmlns:r="http://schemas.openxmlformats.org/officeDocument/2006/relationships" xmlns:w="http://schemas.openxmlformats.org/wordprocessingml/2006/main" xmlns:w14="http://schemas.microsoft.com/office/word/2010/wordml" xmlns:w15="http://schemas.microsoft.com/office/word/2012/wordml" mc:Ignorable="w14 w15">
+<w:styles xmlns:r="http://schemas.openxmlformats.org/officeDocument/2006/relationships" xmlns:w="http://schemas.openxmlformats.org/wordprocessingml/2006/main">
   <w:docDefaults>
     <w:rPrDefault>
       <w:rPr>
@@ -27360,400 +26262,155 @@
     </w:rPrDefault>
     <w:pPrDefault/>
   </w:docDefaults>
-  <w:latentStyles w:defLockedState="0" w:defUIPriority="99" w:defSemiHidden="0" w:defUnhideWhenUsed="0" w:defQFormat="0" w:count="382">
-    <w:lsdException w:name="Normal" w:uiPriority="0" w:qFormat="1"/>
-    <w:lsdException w:name="heading 1" w:uiPriority="9" w:qFormat="1"/>
-    <w:lsdException w:name="heading 2" w:semiHidden="1" w:uiPriority="9" w:unhideWhenUsed="1" w:qFormat="1"/>
-    <w:lsdException w:name="heading 3" w:semiHidden="1" w:uiPriority="9" w:unhideWhenUsed="1" w:qFormat="1"/>
-    <w:lsdException w:name="heading 4" w:semiHidden="1" w:uiPriority="9" w:unhideWhenUsed="1" w:qFormat="1"/>
-    <w:lsdException w:name="heading 5" w:semiHidden="1" w:uiPriority="9" w:unhideWhenUsed="1" w:qFormat="1"/>
-    <w:lsdException w:name="heading 6" w:semiHidden="1" w:uiPriority="9" w:unhideWhenUsed="1" w:qFormat="1"/>
-    <w:lsdException w:name="heading 7" w:semiHidden="1" w:uiPriority="9" w:unhideWhenUsed="1" w:qFormat="1"/>
-    <w:lsdException w:name="heading 8" w:semiHidden="1" w:uiPriority="9" w:unhideWhenUsed="1" w:qFormat="1"/>
-    <w:lsdException w:name="heading 9" w:semiHidden="1" w:uiPriority="9" w:unhideWhenUsed="1" w:qFormat="1"/>
-    <w:lsdException w:name="index 1" w:semiHidden="1" w:unhideWhenUsed="1"/>
-    <w:lsdException w:name="index 2" w:semiHidden="1" w:unhideWhenUsed="1"/>
-    <w:lsdException w:name="index 3" w:semiHidden="1" w:unhideWhenUsed="1"/>
-    <w:lsdException w:name="index 4" w:semiHidden="1" w:unhideWhenUsed="1"/>
-    <w:lsdException w:name="index 5" w:semiHidden="1" w:unhideWhenUsed="1"/>
-    <w:lsdException w:name="index 6" w:semiHidden="1" w:unhideWhenUsed="1"/>
-    <w:lsdException w:name="index 7" w:semiHidden="1" w:unhideWhenUsed="1"/>
-    <w:lsdException w:name="index 8" w:semiHidden="1" w:unhideWhenUsed="1"/>
-    <w:lsdException w:name="index 9" w:semiHidden="1" w:unhideWhenUsed="1"/>
-    <w:lsdException w:name="toc 1" w:semiHidden="1" w:uiPriority="39" w:unhideWhenUsed="1"/>
-    <w:lsdException w:name="toc 2" w:semiHidden="1" w:uiPriority="39" w:unhideWhenUsed="1"/>
-    <w:lsdException w:name="toc 3" w:semiHidden="1" w:uiPriority="39" w:unhideWhenUsed="1"/>
-    <w:lsdException w:name="toc 4" w:semiHidden="1" w:uiPriority="39" w:unhideWhenUsed="1"/>
-    <w:lsdException w:name="toc 5" w:semiHidden="1" w:uiPriority="39" w:unhideWhenUsed="1"/>
-    <w:lsdException w:name="toc 6" w:semiHidden="1" w:uiPriority="39" w:unhideWhenUsed="1"/>
-    <w:lsdException w:name="toc 7" w:semiHidden="1" w:uiPriority="39" w:unhideWhenUsed="1"/>
-    <w:lsdException w:name="toc 8" w:semiHidden="1" w:uiPriority="39" w:unhideWhenUsed="1"/>
-    <w:lsdException w:name="toc 9" w:semiHidden="1" w:uiPriority="39" w:unhideWhenUsed="1"/>
-    <w:lsdException w:name="Normal Indent" w:semiHidden="1" w:unhideWhenUsed="1"/>
-    <w:lsdException w:name="footnote text" w:semiHidden="1" w:unhideWhenUsed="1"/>
-    <w:lsdException w:name="annotation text" w:semiHidden="1" w:unhideWhenUsed="1"/>
-    <w:lsdException w:name="header" w:semiHidden="1" w:unhideWhenUsed="1"/>
-    <w:lsdException w:name="footer" w:semiHidden="1" w:unhideWhenUsed="1"/>
-    <w:lsdException w:name="index heading" w:semiHidden="1" w:unhideWhenUsed="1"/>
-    <w:lsdException w:name="caption" w:semiHidden="1" w:uiPriority="35" w:unhideWhenUsed="1" w:qFormat="1"/>
-    <w:lsdException w:name="table of figures" w:semiHidden="1" w:unhideWhenUsed="1"/>
-    <w:lsdException w:name="envelope address" w:semiHidden="1" w:unhideWhenUsed="1"/>
-    <w:lsdException w:name="envelope return" w:semiHidden="1" w:unhideWhenUsed="1"/>
-    <w:lsdException w:name="footnote reference" w:semiHidden="1" w:unhideWhenUsed="1"/>
-    <w:lsdException w:name="annotation reference" w:semiHidden="1" w:unhideWhenUsed="1"/>
-    <w:lsdException w:name="line number" w:semiHidden="1" w:unhideWhenUsed="1"/>
-    <w:lsdException w:name="page number" w:semiHidden="1" w:unhideWhenUsed="1"/>
-    <w:lsdException w:name="endnote reference" w:semiHidden="1" w:unhideWhenUsed="1"/>
-    <w:lsdException w:name="endnote text" w:semiHidden="1" w:unhideWhenUsed="1"/>
-    <w:lsdException w:name="table of authorities" w:semiHidden="1" w:unhideWhenUsed="1"/>
-    <w:lsdException w:name="macro" w:semiHidden="1" w:unhideWhenUsed="1"/>
-    <w:lsdException w:name="toa heading" w:semiHidden="1" w:unhideWhenUsed="1"/>
-    <w:lsdException w:name="List" w:semiHidden="1" w:unhideWhenUsed="1"/>
-    <w:lsdException w:name="List Bullet" w:semiHidden="1" w:unhideWhenUsed="1"/>
-    <w:lsdException w:name="List Number" w:semiHidden="1" w:unhideWhenUsed="1"/>
-    <w:lsdException w:name="List 2" w:semiHidden="1" w:unhideWhenUsed="1"/>
-    <w:lsdException w:name="List 3" w:semiHidden="1" w:unhideWhenUsed="1"/>
-    <w:lsdException w:name="List 4" w:semiHidden="1" w:unhideWhenUsed="1"/>
-    <w:lsdException w:name="List 5" w:semiHidden="1" w:unhideWhenUsed="1"/>
-    <w:lsdException w:name="List Bullet 2" w:semiHidden="1" w:unhideWhenUsed="1"/>
-    <w:lsdException w:name="List Bullet 3" w:semiHidden="1" w:unhideWhenUsed="1"/>
-    <w:lsdException w:name="List Bullet 4" w:semiHidden="1" w:unhideWhenUsed="1"/>
-    <w:lsdException w:name="List Bullet 5" w:semiHidden="1" w:unhideWhenUsed="1"/>
-    <w:lsdException w:name="List Number 2" w:semiHidden="1" w:unhideWhenUsed="1"/>
-    <w:lsdException w:name="List Number 3" w:semiHidden="1" w:unhideWhenUsed="1"/>
-    <w:lsdException w:name="List Number 4" w:semiHidden="1" w:unhideWhenUsed="1"/>
-    <w:lsdException w:name="List Number 5" w:semiHidden="1" w:unhideWhenUsed="1"/>
-    <w:lsdException w:name="Title" w:uiPriority="10" w:qFormat="1"/>
-    <w:lsdException w:name="Closing" w:semiHidden="1" w:unhideWhenUsed="1"/>
-    <w:lsdException w:name="Signature" w:semiHidden="1" w:unhideWhenUsed="1"/>
-    <w:lsdException w:name="Default Paragraph Font" w:semiHidden="1" w:uiPriority="1" w:unhideWhenUsed="1"/>
-    <w:lsdException w:name="Body Text" w:semiHidden="1" w:unhideWhenUsed="1"/>
-    <w:lsdException w:name="Body Text Indent" w:semiHidden="1" w:unhideWhenUsed="1"/>
-    <w:lsdException w:name="List Continue" w:semiHidden="1" w:unhideWhenUsed="1"/>
-    <w:lsdException w:name="List Continue 2" w:semiHidden="1" w:unhideWhenUsed="1"/>
-    <w:lsdException w:name="List Continue 3" w:semiHidden="1" w:unhideWhenUsed="1"/>
-    <w:lsdException w:name="List Continue 4" w:semiHidden="1" w:unhideWhenUsed="1"/>
-    <w:lsdException w:name="List Continue 5" w:semiHidden="1" w:unhideWhenUsed="1"/>
-    <w:lsdException w:name="Message Header" w:semiHidden="1" w:unhideWhenUsed="1"/>
-    <w:lsdException w:name="Subtitle" w:uiPriority="11" w:qFormat="1"/>
-    <w:lsdException w:name="Salutation" w:semiHidden="1" w:unhideWhenUsed="1"/>
-    <w:lsdException w:name="Date" w:semiHidden="1" w:unhideWhenUsed="1"/>
-    <w:lsdException w:name="Body Text First Indent" w:semiHidden="1" w:unhideWhenUsed="1"/>
-    <w:lsdException w:name="Body Text First Indent 2" w:semiHidden="1" w:unhideWhenUsed="1"/>
-    <w:lsdException w:name="Note Heading" w:semiHidden="1" w:unhideWhenUsed="1"/>
-    <w:lsdException w:name="Body Text 2" w:semiHidden="1" w:unhideWhenUsed="1"/>
-    <w:lsdException w:name="Body Text 3" w:semiHidden="1" w:unhideWhenUsed="1"/>
-    <w:lsdException w:name="Body Text Indent 2" w:semiHidden="1" w:unhideWhenUsed="1"/>
-    <w:lsdException w:name="Body Text Indent 3" w:semiHidden="1" w:unhideWhenUsed="1"/>
-    <w:lsdException w:name="Block Text" w:semiHidden="1" w:unhideWhenUsed="1"/>
-    <w:lsdException w:name="Hyperlink" w:semiHidden="1" w:unhideWhenUsed="1"/>
-    <w:lsdException w:name="FollowedHyperlink" w:semiHidden="1" w:unhideWhenUsed="1"/>
-    <w:lsdException w:name="Strong" w:uiPriority="22" w:qFormat="1"/>
-    <w:lsdException w:name="Emphasis" w:uiPriority="20" w:qFormat="1"/>
-    <w:lsdException w:name="Document Map" w:semiHidden="1" w:unhideWhenUsed="1"/>
-    <w:lsdException w:name="Plain Text" w:semiHidden="1" w:unhideWhenUsed="1"/>
-    <w:lsdException w:name="E-mail Signature" w:semiHidden="1" w:unhideWhenUsed="1"/>
-    <w:lsdException w:name="HTML Top of Form" w:semiHidden="1" w:unhideWhenUsed="1"/>
-    <w:lsdException w:name="HTML Bottom of Form" w:semiHidden="1" w:unhideWhenUsed="1"/>
-    <w:lsdException w:name="Normal (Web)" w:semiHidden="1" w:unhideWhenUsed="1"/>
-    <w:lsdException w:name="HTML Acronym" w:semiHidden="1" w:unhideWhenUsed="1"/>
-    <w:lsdException w:name="HTML Address" w:semiHidden="1" w:unhideWhenUsed="1"/>
-    <w:lsdException w:name="HTML Cite" w:semiHidden="1" w:unhideWhenUsed="1"/>
-    <w:lsdException w:name="HTML Code" w:semiHidden="1" w:unhideWhenUsed="1"/>
-    <w:lsdException w:name="HTML Definition" w:semiHidden="1" w:unhideWhenUsed="1"/>
-    <w:lsdException w:name="HTML Keyboard" w:semiHidden="1" w:unhideWhenUsed="1"/>
-    <w:lsdException w:name="HTML Preformatted" w:semiHidden="1" w:unhideWhenUsed="1"/>
-    <w:lsdException w:name="HTML Sample" w:semiHidden="1" w:unhideWhenUsed="1"/>
-    <w:lsdException w:name="HTML Typewriter" w:semiHidden="1" w:unhideWhenUsed="1"/>
-    <w:lsdException w:name="HTML Variable" w:semiHidden="1" w:unhideWhenUsed="1"/>
-    <w:lsdException w:name="Normal Table" w:semiHidden="1" w:unhideWhenUsed="1"/>
-    <w:lsdException w:name="annotation subject" w:semiHidden="1" w:unhideWhenUsed="1"/>
-    <w:lsdException w:name="No List" w:semiHidden="1" w:unhideWhenUsed="1"/>
-    <w:lsdException w:name="Outline List 1" w:semiHidden="1" w:unhideWhenUsed="1"/>
-    <w:lsdException w:name="Outline List 2" w:semiHidden="1" w:unhideWhenUsed="1"/>
-    <w:lsdException w:name="Outline List 3" w:semiHidden="1" w:unhideWhenUsed="1"/>
-    <w:lsdException w:name="Table Simple 1" w:semiHidden="1" w:unhideWhenUsed="1"/>
-    <w:lsdException w:name="Table Simple 2" w:semiHidden="1" w:unhideWhenUsed="1"/>
-    <w:lsdException w:name="Table Simple 3" w:semiHidden="1" w:unhideWhenUsed="1"/>
-    <w:lsdException w:name="Table Classic 1" w:semiHidden="1" w:unhideWhenUsed="1"/>
-    <w:lsdException w:name="Table Classic 2" w:semiHidden="1" w:unhideWhenUsed="1"/>
-    <w:lsdException w:name="Table Classic 3" w:semiHidden="1" w:unhideWhenUsed="1"/>
-    <w:lsdException w:name="Table Classic 4" w:semiHidden="1" w:unhideWhenUsed="1"/>
-    <w:lsdException w:name="Table Colorful 1" w:semiHidden="1" w:unhideWhenUsed="1"/>
-    <w:lsdException w:name="Table Colorful 2" w:semiHidden="1" w:unhideWhenUsed="1"/>
-    <w:lsdException w:name="Table Colorful 3" w:semiHidden="1" w:unhideWhenUsed="1"/>
-    <w:lsdException w:name="Table Columns 1" w:semiHidden="1" w:unhideWhenUsed="1"/>
-    <w:lsdException w:name="Table Columns 2" w:semiHidden="1" w:unhideWhenUsed="1"/>
-    <w:lsdException w:name="Table Columns 3" w:semiHidden="1" w:unhideWhenUsed="1"/>
-    <w:lsdException w:name="Table Columns 4" w:semiHidden="1" w:unhideWhenUsed="1"/>
-    <w:lsdException w:name="Table Columns 5" w:semiHidden="1" w:unhideWhenUsed="1"/>
-    <w:lsdException w:name="Table Grid 1" w:semiHidden="1" w:unhideWhenUsed="1"/>
-    <w:lsdException w:name="Table Grid 2" w:semiHidden="1" w:unhideWhenUsed="1"/>
-    <w:lsdException w:name="Table Grid 3" w:semiHidden="1" w:unhideWhenUsed="1"/>
-    <w:lsdException w:name="Table Grid 4" w:semiHidden="1" w:unhideWhenUsed="1"/>
-    <w:lsdException w:name="Table Grid 5" w:semiHidden="1" w:unhideWhenUsed="1"/>
-    <w:lsdException w:name="Table Grid 6" w:semiHidden="1" w:unhideWhenUsed="1"/>
-    <w:lsdException w:name="Table Grid 7" w:semiHidden="1" w:unhideWhenUsed="1"/>
-    <w:lsdException w:name="Table Grid 8" w:semiHidden="1" w:unhideWhenUsed="1"/>
-    <w:lsdException w:name="Table List 1" w:semiHidden="1" w:unhideWhenUsed="1"/>
-    <w:lsdException w:name="Table List 2" w:semiHidden="1" w:unhideWhenUsed="1"/>
-    <w:lsdException w:name="Table List 3" w:semiHidden="1" w:unhideWhenUsed="1"/>
-    <w:lsdException w:name="Table List 4" w:semiHidden="1" w:unhideWhenUsed="1"/>
-    <w:lsdException w:name="Table List 5" w:semiHidden="1" w:unhideWhenUsed="1"/>
-    <w:lsdException w:name="Table List 6" w:semiHidden="1" w:unhideWhenUsed="1"/>
-    <w:lsdException w:name="Table List 7" w:semiHidden="1" w:unhideWhenUsed="1"/>
-    <w:lsdException w:name="Table List 8" w:semiHidden="1" w:unhideWhenUsed="1"/>
-    <w:lsdException w:name="Table 3D effects 1" w:semiHidden="1" w:unhideWhenUsed="1"/>
-    <w:lsdException w:name="Table 3D effects 2" w:semiHidden="1" w:unhideWhenUsed="1"/>
-    <w:lsdException w:name="Table 3D effects 3" w:semiHidden="1" w:unhideWhenUsed="1"/>
-    <w:lsdException w:name="Table Contemporary" w:semiHidden="1" w:unhideWhenUsed="1"/>
-    <w:lsdException w:name="Table Elegant" w:semiHidden="1" w:unhideWhenUsed="1"/>
-    <w:lsdException w:name="Table Professional" w:semiHidden="1" w:unhideWhenUsed="1"/>
-    <w:lsdException w:name="Table Subtle 1" w:semiHidden="1" w:unhideWhenUsed="1"/>
-    <w:lsdException w:name="Table Subtle 2" w:semiHidden="1" w:unhideWhenUsed="1"/>
-    <w:lsdException w:name="Table Web 1" w:semiHidden="1" w:unhideWhenUsed="1"/>
-    <w:lsdException w:name="Table Web 2" w:semiHidden="1" w:unhideWhenUsed="1"/>
-    <w:lsdException w:name="Table Web 3" w:semiHidden="1" w:unhideWhenUsed="1"/>
-    <w:lsdException w:name="Balloon Text" w:semiHidden="1" w:unhideWhenUsed="1"/>
-    <w:lsdException w:name="Table Grid" w:uiPriority="39"/>
-    <w:lsdException w:name="Table Theme" w:semiHidden="1" w:unhideWhenUsed="1"/>
-    <w:lsdException w:name="Note Level 1" w:semiHidden="1" w:unhideWhenUsed="1"/>
-    <w:lsdException w:name="Note Level 2" w:semiHidden="1" w:unhideWhenUsed="1"/>
-    <w:lsdException w:name="Note Level 3" w:semiHidden="1" w:unhideWhenUsed="1"/>
-    <w:lsdException w:name="Note Level 4" w:semiHidden="1" w:unhideWhenUsed="1"/>
-    <w:lsdException w:name="Note Level 5" w:semiHidden="1" w:unhideWhenUsed="1"/>
-    <w:lsdException w:name="Note Level 6" w:semiHidden="1" w:unhideWhenUsed="1"/>
-    <w:lsdException w:name="Note Level 7" w:semiHidden="1" w:unhideWhenUsed="1"/>
-    <w:lsdException w:name="Note Level 8" w:semiHidden="1" w:unhideWhenUsed="1"/>
-    <w:lsdException w:name="Note Level 9" w:semiHidden="1" w:unhideWhenUsed="1"/>
-    <w:lsdException w:name="Placeholder Text" w:semiHidden="1"/>
-    <w:lsdException w:name="No Spacing" w:uiPriority="1" w:qFormat="1"/>
-    <w:lsdException w:name="Light Shading" w:uiPriority="60"/>
-    <w:lsdException w:name="Light List" w:uiPriority="61"/>
-    <w:lsdException w:name="Light Grid" w:uiPriority="62"/>
-    <w:lsdException w:name="Medium Shading 1" w:uiPriority="63"/>
-    <w:lsdException w:name="Medium Shading 2" w:uiPriority="64"/>
-    <w:lsdException w:name="Medium List 1" w:uiPriority="65"/>
-    <w:lsdException w:name="Medium List 2" w:uiPriority="66"/>
-    <w:lsdException w:name="Medium Grid 1" w:uiPriority="67"/>
-    <w:lsdException w:name="Medium Grid 2" w:uiPriority="68"/>
-    <w:lsdException w:name="Medium Grid 3" w:uiPriority="69"/>
-    <w:lsdException w:name="Dark List" w:uiPriority="70"/>
-    <w:lsdException w:name="Colorful Shading" w:uiPriority="71"/>
-    <w:lsdException w:name="Colorful List" w:uiPriority="72"/>
-    <w:lsdException w:name="Colorful Grid" w:uiPriority="73"/>
-    <w:lsdException w:name="Light Shading Accent 1" w:uiPriority="60"/>
-    <w:lsdException w:name="Light List Accent 1" w:uiPriority="61"/>
-    <w:lsdException w:name="Light Grid Accent 1" w:uiPriority="62"/>
-    <w:lsdException w:name="Medium Shading 1 Accent 1" w:uiPriority="63"/>
-    <w:lsdException w:name="Medium Shading 2 Accent 1" w:uiPriority="64"/>
-    <w:lsdException w:name="Medium List 1 Accent 1" w:uiPriority="65"/>
-    <w:lsdException w:name="Revision" w:semiHidden="1"/>
-    <w:lsdException w:name="List Paragraph" w:uiPriority="34" w:qFormat="1"/>
-    <w:lsdException w:name="Quote" w:uiPriority="29" w:qFormat="1"/>
-    <w:lsdException w:name="Intense Quote" w:uiPriority="30" w:qFormat="1"/>
-    <w:lsdException w:name="Medium List 2 Accent 1" w:uiPriority="66"/>
-    <w:lsdException w:name="Medium Grid 1 Accent 1" w:uiPriority="67"/>
-    <w:lsdException w:name="Medium Grid 2 Accent 1" w:uiPriority="68"/>
-    <w:lsdException w:name="Medium Grid 3 Accent 1" w:uiPriority="69"/>
-    <w:lsdException w:name="Dark List Accent 1" w:uiPriority="70"/>
-    <w:lsdException w:name="Colorful Shading Accent 1" w:uiPriority="71"/>
-    <w:lsdException w:name="Colorful List Accent 1" w:uiPriority="72"/>
-    <w:lsdException w:name="Colorful Grid Accent 1" w:uiPriority="73"/>
-    <w:lsdException w:name="Light Shading Accent 2" w:uiPriority="60"/>
-    <w:lsdException w:name="Light List Accent 2" w:uiPriority="61"/>
-    <w:lsdException w:name="Light Grid Accent 2" w:uiPriority="62"/>
-    <w:lsdException w:name="Medium Shading 1 Accent 2" w:uiPriority="63"/>
-    <w:lsdException w:name="Medium Shading 2 Accent 2" w:uiPriority="64"/>
-    <w:lsdException w:name="Medium List 1 Accent 2" w:uiPriority="65"/>
-    <w:lsdException w:name="Medium List 2 Accent 2" w:uiPriority="66"/>
-    <w:lsdException w:name="Medium Grid 1 Accent 2" w:uiPriority="67"/>
-    <w:lsdException w:name="Medium Grid 2 Accent 2" w:uiPriority="68"/>
-    <w:lsdException w:name="Medium Grid 3 Accent 2" w:uiPriority="69"/>
-    <w:lsdException w:name="Dark List Accent 2" w:uiPriority="70"/>
-    <w:lsdException w:name="Colorful Shading Accent 2" w:uiPriority="71"/>
-    <w:lsdException w:name="Colorful List Accent 2" w:uiPriority="72"/>
-    <w:lsdException w:name="Colorful Grid Accent 2" w:uiPriority="73"/>
-    <w:lsdException w:name="Light Shading Accent 3" w:uiPriority="60"/>
-    <w:lsdException w:name="Light List Accent 3" w:uiPriority="61"/>
-    <w:lsdException w:name="Light Grid Accent 3" w:uiPriority="62"/>
-    <w:lsdException w:name="Medium Shading 1 Accent 3" w:uiPriority="63"/>
-    <w:lsdException w:name="Medium Shading 2 Accent 3" w:uiPriority="64"/>
-    <w:lsdException w:name="Medium List 1 Accent 3" w:uiPriority="65"/>
-    <w:lsdException w:name="Medium List 2 Accent 3" w:uiPriority="66"/>
-    <w:lsdException w:name="Medium Grid 1 Accent 3" w:uiPriority="67"/>
-    <w:lsdException w:name="Medium Grid 2 Accent 3" w:uiPriority="68"/>
-    <w:lsdException w:name="Medium Grid 3 Accent 3" w:uiPriority="69"/>
-    <w:lsdException w:name="Dark List Accent 3" w:uiPriority="70"/>
-    <w:lsdException w:name="Colorful Shading Accent 3" w:uiPriority="71"/>
-    <w:lsdException w:name="Colorful List Accent 3" w:uiPriority="72"/>
-    <w:lsdException w:name="Colorful Grid Accent 3" w:uiPriority="73"/>
-    <w:lsdException w:name="Light Shading Accent 4" w:uiPriority="60"/>
-    <w:lsdException w:name="Light List Accent 4" w:uiPriority="61"/>
-    <w:lsdException w:name="Light Grid Accent 4" w:uiPriority="62"/>
-    <w:lsdException w:name="Medium Shading 1 Accent 4" w:uiPriority="63"/>
-    <w:lsdException w:name="Medium Shading 2 Accent 4" w:uiPriority="64"/>
-    <w:lsdException w:name="Medium List 1 Accent 4" w:uiPriority="65"/>
-    <w:lsdException w:name="Medium List 2 Accent 4" w:uiPriority="66"/>
-    <w:lsdException w:name="Medium Grid 1 Accent 4" w:uiPriority="67"/>
-    <w:lsdException w:name="Medium Grid 2 Accent 4" w:uiPriority="68"/>
-    <w:lsdException w:name="Medium Grid 3 Accent 4" w:uiPriority="69"/>
-    <w:lsdException w:name="Dark List Accent 4" w:uiPriority="70"/>
-    <w:lsdException w:name="Colorful Shading Accent 4" w:uiPriority="71"/>
-    <w:lsdException w:name="Colorful List Accent 4" w:uiPriority="72"/>
-    <w:lsdException w:name="Colorful Grid Accent 4" w:uiPriority="73"/>
-    <w:lsdException w:name="Light Shading Accent 5" w:uiPriority="60"/>
-    <w:lsdException w:name="Light List Accent 5" w:uiPriority="61"/>
-    <w:lsdException w:name="Light Grid Accent 5" w:uiPriority="62"/>
-    <w:lsdException w:name="Medium Shading 1 Accent 5" w:uiPriority="63"/>
-    <w:lsdException w:name="Medium Shading 2 Accent 5" w:uiPriority="64"/>
-    <w:lsdException w:name="Medium List 1 Accent 5" w:uiPriority="65"/>
-    <w:lsdException w:name="Medium List 2 Accent 5" w:uiPriority="66"/>
-    <w:lsdException w:name="Medium Grid 1 Accent 5" w:uiPriority="67"/>
-    <w:lsdException w:name="Medium Grid 2 Accent 5" w:uiPriority="68"/>
-    <w:lsdException w:name="Medium Grid 3 Accent 5" w:uiPriority="69"/>
-    <w:lsdException w:name="Dark List Accent 5" w:uiPriority="70"/>
-    <w:lsdException w:name="Colorful Shading Accent 5" w:uiPriority="71"/>
-    <w:lsdException w:name="Colorful List Accent 5" w:uiPriority="72"/>
-    <w:lsdException w:name="Colorful Grid Accent 5" w:uiPriority="73"/>
-    <w:lsdException w:name="Light Shading Accent 6" w:uiPriority="60"/>
-    <w:lsdException w:name="Light List Accent 6" w:uiPriority="61"/>
-    <w:lsdException w:name="Light Grid Accent 6" w:uiPriority="62"/>
-    <w:lsdException w:name="Medium Shading 1 Accent 6" w:uiPriority="63"/>
-    <w:lsdException w:name="Medium Shading 2 Accent 6" w:uiPriority="64"/>
-    <w:lsdException w:name="Medium List 1 Accent 6" w:uiPriority="65"/>
-    <w:lsdException w:name="Medium List 2 Accent 6" w:uiPriority="66"/>
-    <w:lsdException w:name="Medium Grid 1 Accent 6" w:uiPriority="67"/>
-    <w:lsdException w:name="Medium Grid 2 Accent 6" w:uiPriority="68"/>
-    <w:lsdException w:name="Medium Grid 3 Accent 6" w:uiPriority="69"/>
-    <w:lsdException w:name="Dark List Accent 6" w:uiPriority="70"/>
-    <w:lsdException w:name="Colorful Shading Accent 6" w:uiPriority="71"/>
-    <w:lsdException w:name="Colorful List Accent 6" w:uiPriority="72"/>
-    <w:lsdException w:name="Colorful Grid Accent 6" w:uiPriority="73"/>
-    <w:lsdException w:name="Subtle Emphasis" w:uiPriority="19" w:qFormat="1"/>
-    <w:lsdException w:name="Intense Emphasis" w:uiPriority="21" w:qFormat="1"/>
-    <w:lsdException w:name="Subtle Reference" w:uiPriority="31" w:qFormat="1"/>
-    <w:lsdException w:name="Intense Reference" w:uiPriority="32" w:qFormat="1"/>
-    <w:lsdException w:name="Book Title" w:uiPriority="33" w:qFormat="1"/>
-    <w:lsdException w:name="Bibliography" w:semiHidden="1" w:uiPriority="37" w:unhideWhenUsed="1"/>
-    <w:lsdException w:name="TOC Heading" w:semiHidden="1" w:uiPriority="39" w:unhideWhenUsed="1" w:qFormat="1"/>
-    <w:lsdException w:name="Plain Table 1" w:uiPriority="41"/>
-    <w:lsdException w:name="Plain Table 2" w:uiPriority="42"/>
-    <w:lsdException w:name="Plain Table 3" w:uiPriority="43"/>
-    <w:lsdException w:name="Plain Table 4" w:uiPriority="44"/>
-    <w:lsdException w:name="Plain Table 5" w:uiPriority="45"/>
-    <w:lsdException w:name="Grid Table Light" w:uiPriority="40"/>
-    <w:lsdException w:name="Grid Table 1 Light" w:uiPriority="46"/>
-    <w:lsdException w:name="Grid Table 2" w:uiPriority="47"/>
-    <w:lsdException w:name="Grid Table 3" w:uiPriority="48"/>
-    <w:lsdException w:name="Grid Table 4" w:uiPriority="49"/>
-    <w:lsdException w:name="Grid Table 5 Dark" w:uiPriority="50"/>
-    <w:lsdException w:name="Grid Table 6 Colorful" w:uiPriority="51"/>
-    <w:lsdException w:name="Grid Table 7 Colorful" w:uiPriority="52"/>
-    <w:lsdException w:name="Grid Table 1 Light Accent 1" w:uiPriority="46"/>
-    <w:lsdException w:name="Grid Table 2 Accent 1" w:uiPriority="47"/>
-    <w:lsdException w:name="Grid Table 3 Accent 1" w:uiPriority="48"/>
-    <w:lsdException w:name="Grid Table 4 Accent 1" w:uiPriority="49"/>
-    <w:lsdException w:name="Grid Table 5 Dark Accent 1" w:uiPriority="50"/>
-    <w:lsdException w:name="Grid Table 6 Colorful Accent 1" w:uiPriority="51"/>
-    <w:lsdException w:name="Grid Table 7 Colorful Accent 1" w:uiPriority="52"/>
-    <w:lsdException w:name="Grid Table 1 Light Accent 2" w:uiPriority="46"/>
-    <w:lsdException w:name="Grid Table 2 Accent 2" w:uiPriority="47"/>
-    <w:lsdException w:name="Grid Table 3 Accent 2" w:uiPriority="48"/>
-    <w:lsdException w:name="Grid Table 4 Accent 2" w:uiPriority="49"/>
-    <w:lsdException w:name="Grid Table 5 Dark Accent 2" w:uiPriority="50"/>
-    <w:lsdException w:name="Grid Table 6 Colorful Accent 2" w:uiPriority="51"/>
-    <w:lsdException w:name="Grid Table 7 Colorful Accent 2" w:uiPriority="52"/>
-    <w:lsdException w:name="Grid Table 1 Light Accent 3" w:uiPriority="46"/>
-    <w:lsdException w:name="Grid Table 2 Accent 3" w:uiPriority="47"/>
-    <w:lsdException w:name="Grid Table 3 Accent 3" w:uiPriority="48"/>
-    <w:lsdException w:name="Grid Table 4 Accent 3" w:uiPriority="49"/>
-    <w:lsdException w:name="Grid Table 5 Dark Accent 3" w:uiPriority="50"/>
-    <w:lsdException w:name="Grid Table 6 Colorful Accent 3" w:uiPriority="51"/>
-    <w:lsdException w:name="Grid Table 7 Colorful Accent 3" w:uiPriority="52"/>
-    <w:lsdException w:name="Grid Table 1 Light Accent 4" w:uiPriority="46"/>
-    <w:lsdException w:name="Grid Table 2 Accent 4" w:uiPriority="47"/>
-    <w:lsdException w:name="Grid Table 3 Accent 4" w:uiPriority="48"/>
-    <w:lsdException w:name="Grid Table 4 Accent 4" w:uiPriority="49"/>
-    <w:lsdException w:name="Grid Table 5 Dark Accent 4" w:uiPriority="50"/>
-    <w:lsdException w:name="Grid Table 6 Colorful Accent 4" w:uiPriority="51"/>
-    <w:lsdException w:name="Grid Table 7 Colorful Accent 4" w:uiPriority="52"/>
-    <w:lsdException w:name="Grid Table 1 Light Accent 5" w:uiPriority="46"/>
-    <w:lsdException w:name="Grid Table 2 Accent 5" w:uiPriority="47"/>
-    <w:lsdException w:name="Grid Table 3 Accent 5" w:uiPriority="48"/>
-    <w:lsdException w:name="Grid Table 4 Accent 5" w:uiPriority="49"/>
-    <w:lsdException w:name="Grid Table 5 Dark Accent 5" w:uiPriority="50"/>
-    <w:lsdException w:name="Grid Table 6 Colorful Accent 5" w:uiPriority="51"/>
-    <w:lsdException w:name="Grid Table 7 Colorful Accent 5" w:uiPriority="52"/>
-    <w:lsdException w:name="Grid Table 1 Light Accent 6" w:uiPriority="46"/>
-    <w:lsdException w:name="Grid Table 2 Accent 6" w:uiPriority="47"/>
-    <w:lsdException w:name="Grid Table 3 Accent 6" w:uiPriority="48"/>
-    <w:lsdException w:name="Grid Table 4 Accent 6" w:uiPriority="49"/>
-    <w:lsdException w:name="Grid Table 5 Dark Accent 6" w:uiPriority="50"/>
-    <w:lsdException w:name="Grid Table 6 Colorful Accent 6" w:uiPriority="51"/>
-    <w:lsdException w:name="Grid Table 7 Colorful Accent 6" w:uiPriority="52"/>
-    <w:lsdException w:name="List Table 1 Light" w:uiPriority="46"/>
-    <w:lsdException w:name="List Table 2" w:uiPriority="47"/>
-    <w:lsdException w:name="List Table 3" w:uiPriority="48"/>
-    <w:lsdException w:name="List Table 4" w:uiPriority="49"/>
-    <w:lsdException w:name="List Table 5 Dark" w:uiPriority="50"/>
-    <w:lsdException w:name="List Table 6 Colorful" w:uiPriority="51"/>
-    <w:lsdException w:name="List Table 7 Colorful" w:uiPriority="52"/>
-    <w:lsdException w:name="List Table 1 Light Accent 1" w:uiPriority="46"/>
-    <w:lsdException w:name="List Table 2 Accent 1" w:uiPriority="47"/>
-    <w:lsdException w:name="List Table 3 Accent 1" w:uiPriority="48"/>
-    <w:lsdException w:name="List Table 4 Accent 1" w:uiPriority="49"/>
-    <w:lsdException w:name="List Table 5 Dark Accent 1" w:uiPriority="50"/>
-    <w:lsdException w:name="List Table 6 Colorful Accent 1" w:uiPriority="51"/>
-    <w:lsdException w:name="List Table 7 Colorful Accent 1" w:uiPriority="52"/>
-    <w:lsdException w:name="List Table 1 Light Accent 2" w:uiPriority="46"/>
-    <w:lsdException w:name="List Table 2 Accent 2" w:uiPriority="47"/>
-    <w:lsdException w:name="List Table 3 Accent 2" w:uiPriority="48"/>
-    <w:lsdException w:name="List Table 4 Accent 2" w:uiPriority="49"/>
-    <w:lsdException w:name="List Table 5 Dark Accent 2" w:uiPriority="50"/>
-    <w:lsdException w:name="List Table 6 Colorful Accent 2" w:uiPriority="51"/>
-    <w:lsdException w:name="List Table 7 Colorful Accent 2" w:uiPriority="52"/>
-    <w:lsdException w:name="List Table 1 Light Accent 3" w:uiPriority="46"/>
-    <w:lsdException w:name="List Table 2 Accent 3" w:uiPriority="47"/>
-    <w:lsdException w:name="List Table 3 Accent 3" w:uiPriority="48"/>
-    <w:lsdException w:name="List Table 4 Accent 3" w:uiPriority="49"/>
-    <w:lsdException w:name="List Table 5 Dark Accent 3" w:uiPriority="50"/>
-    <w:lsdException w:name="List Table 6 Colorful Accent 3" w:uiPriority="51"/>
-    <w:lsdException w:name="List Table 7 Colorful Accent 3" w:uiPriority="52"/>
-    <w:lsdException w:name="List Table 1 Light Accent 4" w:uiPriority="46"/>
-    <w:lsdException w:name="List Table 2 Accent 4" w:uiPriority="47"/>
-    <w:lsdException w:name="List Table 3 Accent 4" w:uiPriority="48"/>
-    <w:lsdException w:name="List Table 4 Accent 4" w:uiPriority="49"/>
-    <w:lsdException w:name="List Table 5 Dark Accent 4" w:uiPriority="50"/>
-    <w:lsdException w:name="List Table 6 Colorful Accent 4" w:uiPriority="51"/>
-    <w:lsdException w:name="List Table 7 Colorful Accent 4" w:uiPriority="52"/>
-    <w:lsdException w:name="List Table 1 Light Accent 5" w:uiPriority="46"/>
-    <w:lsdException w:name="List Table 2 Accent 5" w:uiPriority="47"/>
-    <w:lsdException w:name="List Table 3 Accent 5" w:uiPriority="48"/>
-    <w:lsdException w:name="List Table 4 Accent 5" w:uiPriority="49"/>
-    <w:lsdException w:name="List Table 5 Dark Accent 5" w:uiPriority="50"/>
-    <w:lsdException w:name="List Table 6 Colorful Accent 5" w:uiPriority="51"/>
-    <w:lsdException w:name="List Table 7 Colorful Accent 5" w:uiPriority="52"/>
-    <w:lsdException w:name="List Table 1 Light Accent 6" w:uiPriority="46"/>
-    <w:lsdException w:name="List Table 2 Accent 6" w:uiPriority="47"/>
-    <w:lsdException w:name="List Table 3 Accent 6" w:uiPriority="48"/>
-    <w:lsdException w:name="List Table 4 Accent 6" w:uiPriority="49"/>
-    <w:lsdException w:name="List Table 5 Dark Accent 6" w:uiPriority="50"/>
-    <w:lsdException w:name="List Table 6 Colorful Accent 6" w:uiPriority="51"/>
-    <w:lsdException w:name="List Table 7 Colorful Accent 6" w:uiPriority="52"/>
-    <w:lsdException w:name="Mention" w:semiHidden="1" w:unhideWhenUsed="1"/>
-    <w:lsdException w:name="Smart Hyperlink" w:semiHidden="1" w:unhideWhenUsed="1"/>
+  <w:latentStyles w:defLockedState="0" w:defUIPriority="99" w:defSemiHidden="1" w:defUnhideWhenUsed="1" w:defQFormat="0" w:count="267">
+    <w:lsdException w:name="Normal" w:semiHidden="0" w:uiPriority="0" w:unhideWhenUsed="0" w:qFormat="1"/>
+    <w:lsdException w:name="heading 1" w:semiHidden="0" w:uiPriority="9" w:unhideWhenUsed="0" w:qFormat="1"/>
+    <w:lsdException w:name="heading 2" w:uiPriority="9" w:qFormat="1"/>
+    <w:lsdException w:name="heading 3" w:uiPriority="9" w:qFormat="1"/>
+    <w:lsdException w:name="heading 4" w:uiPriority="9" w:qFormat="1"/>
+    <w:lsdException w:name="heading 5" w:uiPriority="9" w:qFormat="1"/>
+    <w:lsdException w:name="heading 6" w:uiPriority="9" w:qFormat="1"/>
+    <w:lsdException w:name="heading 7" w:uiPriority="9" w:qFormat="1"/>
+    <w:lsdException w:name="heading 8" w:uiPriority="9" w:qFormat="1"/>
+    <w:lsdException w:name="heading 9" w:uiPriority="9" w:qFormat="1"/>
+    <w:lsdException w:name="toc 1" w:uiPriority="39"/>
+    <w:lsdException w:name="toc 2" w:uiPriority="39"/>
+    <w:lsdException w:name="toc 3" w:uiPriority="39"/>
+    <w:lsdException w:name="toc 4" w:uiPriority="39"/>
+    <w:lsdException w:name="toc 5" w:uiPriority="39"/>
+    <w:lsdException w:name="toc 6" w:uiPriority="39"/>
+    <w:lsdException w:name="toc 7" w:uiPriority="39"/>
+    <w:lsdException w:name="toc 8" w:uiPriority="39"/>
+    <w:lsdException w:name="toc 9" w:uiPriority="39"/>
+    <w:lsdException w:name="caption" w:uiPriority="35" w:qFormat="1"/>
+    <w:lsdException w:name="Title" w:semiHidden="0" w:uiPriority="10" w:unhideWhenUsed="0" w:qFormat="1"/>
+    <w:lsdException w:name="Default Paragraph Font" w:uiPriority="1"/>
+    <w:lsdException w:name="Subtitle" w:semiHidden="0" w:uiPriority="11" w:unhideWhenUsed="0" w:qFormat="1"/>
+    <w:lsdException w:name="Strong" w:semiHidden="0" w:uiPriority="22" w:unhideWhenUsed="0" w:qFormat="1"/>
+    <w:lsdException w:name="Emphasis" w:semiHidden="0" w:uiPriority="20" w:unhideWhenUsed="0" w:qFormat="1"/>
+    <w:lsdException w:name="Table Grid" w:semiHidden="0" w:uiPriority="39" w:unhideWhenUsed="0"/>
+    <w:lsdException w:name="Placeholder Text" w:unhideWhenUsed="0"/>
+    <w:lsdException w:name="No Spacing" w:semiHidden="0" w:uiPriority="1" w:unhideWhenUsed="0" w:qFormat="1"/>
+    <w:lsdException w:name="Light Shading" w:semiHidden="0" w:uiPriority="60" w:unhideWhenUsed="0"/>
+    <w:lsdException w:name="Light List" w:semiHidden="0" w:uiPriority="61" w:unhideWhenUsed="0"/>
+    <w:lsdException w:name="Light Grid" w:semiHidden="0" w:uiPriority="62" w:unhideWhenUsed="0"/>
+    <w:lsdException w:name="Medium Shading 1" w:semiHidden="0" w:uiPriority="63" w:unhideWhenUsed="0"/>
+    <w:lsdException w:name="Medium Shading 2" w:semiHidden="0" w:uiPriority="64" w:unhideWhenUsed="0"/>
+    <w:lsdException w:name="Medium List 1" w:semiHidden="0" w:uiPriority="65" w:unhideWhenUsed="0"/>
+    <w:lsdException w:name="Medium List 2" w:semiHidden="0" w:uiPriority="66" w:unhideWhenUsed="0"/>
+    <w:lsdException w:name="Medium Grid 1" w:semiHidden="0" w:uiPriority="67" w:unhideWhenUsed="0"/>
+    <w:lsdException w:name="Medium Grid 2" w:semiHidden="0" w:uiPriority="68" w:unhideWhenUsed="0"/>
+    <w:lsdException w:name="Medium Grid 3" w:semiHidden="0" w:uiPriority="69" w:unhideWhenUsed="0"/>
+    <w:lsdException w:name="Dark List" w:semiHidden="0" w:uiPriority="70" w:unhideWhenUsed="0"/>
+    <w:lsdException w:name="Colorful Shading" w:semiHidden="0" w:uiPriority="71" w:unhideWhenUsed="0"/>
+    <w:lsdException w:name="Colorful List" w:semiHidden="0" w:uiPriority="72" w:unhideWhenUsed="0"/>
+    <w:lsdException w:name="Colorful Grid" w:semiHidden="0" w:uiPriority="73" w:unhideWhenUsed="0"/>
+    <w:lsdException w:name="Light Shading Accent 1" w:semiHidden="0" w:uiPriority="60" w:unhideWhenUsed="0"/>
+    <w:lsdException w:name="Light List Accent 1" w:semiHidden="0" w:uiPriority="61" w:unhideWhenUsed="0"/>
+    <w:lsdException w:name="Light Grid Accent 1" w:semiHidden="0" w:uiPriority="62" w:unhideWhenUsed="0"/>
+    <w:lsdException w:name="Medium Shading 1 Accent 1" w:semiHidden="0" w:uiPriority="63" w:unhideWhenUsed="0"/>
+    <w:lsdException w:name="Medium Shading 2 Accent 1" w:semiHidden="0" w:uiPriority="64" w:unhideWhenUsed="0"/>
+    <w:lsdException w:name="Medium List 1 Accent 1" w:semiHidden="0" w:uiPriority="65" w:unhideWhenUsed="0"/>
+    <w:lsdException w:name="Revision" w:unhideWhenUsed="0"/>
+    <w:lsdException w:name="List Paragraph" w:semiHidden="0" w:uiPriority="34" w:unhideWhenUsed="0" w:qFormat="1"/>
+    <w:lsdException w:name="Quote" w:semiHidden="0" w:uiPriority="29" w:unhideWhenUsed="0" w:qFormat="1"/>
+    <w:lsdException w:name="Intense Quote" w:semiHidden="0" w:uiPriority="30" w:unhideWhenUsed="0" w:qFormat="1"/>
+    <w:lsdException w:name="Medium List 2 Accent 1" w:semiHidden="0" w:uiPriority="66" w:unhideWhenUsed="0"/>
+    <w:lsdException w:name="Medium Grid 1 Accent 1" w:semiHidden="0" w:uiPriority="67" w:unhideWhenUsed="0"/>
+    <w:lsdException w:name="Medium Grid 2 Accent 1" w:semiHidden="0" w:uiPriority="68" w:unhideWhenUsed="0"/>
+    <w:lsdException w:name="Medium Grid 3 Accent 1" w:semiHidden="0" w:uiPriority="69" w:unhideWhenUsed="0"/>
+    <w:lsdException w:name="Dark List Accent 1" w:semiHidden="0" w:uiPriority="70" w:unhideWhenUsed="0"/>
+    <w:lsdException w:name="Colorful Shading Accent 1" w:semiHidden="0" w:uiPriority="71" w:unhideWhenUsed="0"/>
+    <w:lsdException w:name="Colorful List Accent 1" w:semiHidden="0" w:uiPriority="72" w:unhideWhenUsed="0"/>
+    <w:lsdException w:name="Colorful Grid Accent 1" w:semiHidden="0" w:uiPriority="73" w:unhideWhenUsed="0"/>
+    <w:lsdException w:name="Light Shading Accent 2" w:semiHidden="0" w:uiPriority="60" w:unhideWhenUsed="0"/>
+    <w:lsdException w:name="Light List Accent 2" w:semiHidden="0" w:uiPriority="61" w:unhideWhenUsed="0"/>
+    <w:lsdException w:name="Light Grid Accent 2" w:semiHidden="0" w:uiPriority="62" w:unhideWhenUsed="0"/>
+    <w:lsdException w:name="Medium Shading 1 Accent 2" w:semiHidden="0" w:uiPriority="63" w:unhideWhenUsed="0"/>
+    <w:lsdException w:name="Medium Shading 2 Accent 2" w:semiHidden="0" w:uiPriority="64" w:unhideWhenUsed="0"/>
+    <w:lsdException w:name="Medium List 1 Accent 2" w:semiHidden="0" w:uiPriority="65" w:unhideWhenUsed="0"/>
+    <w:lsdException w:name="Medium List 2 Accent 2" w:semiHidden="0" w:uiPriority="66" w:unhideWhenUsed="0"/>
+    <w:lsdException w:name="Medium Grid 1 Accent 2" w:semiHidden="0" w:uiPriority="67" w:unhideWhenUsed="0"/>
+    <w:lsdException w:name="Medium Grid 2 Accent 2" w:semiHidden="0" w:uiPriority="68" w:unhideWhenUsed="0"/>
+    <w:lsdException w:name="Medium Grid 3 Accent 2" w:semiHidden="0" w:uiPriority="69" w:unhideWhenUsed="0"/>
+    <w:lsdException w:name="Dark List Accent 2" w:semiHidden="0" w:uiPriority="70" w:unhideWhenUsed="0"/>
+    <w:lsdException w:name="Colorful Shading Accent 2" w:semiHidden="0" w:uiPriority="71" w:unhideWhenUsed="0"/>
+    <w:lsdException w:name="Colorful List Accent 2" w:semiHidden="0" w:uiPriority="72" w:unhideWhenUsed="0"/>
+    <w:lsdException w:name="Colorful Grid Accent 2" w:semiHidden="0" w:uiPriority="73" w:unhideWhenUsed="0"/>
+    <w:lsdException w:name="Light Shading Accent 3" w:semiHidden="0" w:uiPriority="60" w:unhideWhenUsed="0"/>
+    <w:lsdException w:name="Light List Accent 3" w:semiHidden="0" w:uiPriority="61" w:unhideWhenUsed="0"/>
+    <w:lsdException w:name="Light Grid Accent 3" w:semiHidden="0" w:uiPriority="62" w:unhideWhenUsed="0"/>
+    <w:lsdException w:name="Medium Shading 1 Accent 3" w:semiHidden="0" w:uiPriority="63" w:unhideWhenUsed="0"/>
+    <w:lsdException w:name="Medium Shading 2 Accent 3" w:semiHidden="0" w:uiPriority="64" w:unhideWhenUsed="0"/>
+    <w:lsdException w:name="Medium List 1 Accent 3" w:semiHidden="0" w:uiPriority="65" w:unhideWhenUsed="0"/>
+    <w:lsdException w:name="Medium List 2 Accent 3" w:semiHidden="0" w:uiPriority="66" w:unhideWhenUsed="0"/>
+    <w:lsdException w:name="Medium Grid 1 Accent 3" w:semiHidden="0" w:uiPriority="67" w:unhideWhenUsed="0"/>
+    <w:lsdException w:name="Medium Grid 2 Accent 3" w:semiHidden="0" w:uiPriority="68" w:unhideWhenUsed="0"/>
+    <w:lsdException w:name="Medium Grid 3 Accent 3" w:semiHidden="0" w:uiPriority="69" w:unhideWhenUsed="0"/>
+    <w:lsdException w:name="Dark List Accent 3" w:semiHidden="0" w:uiPriority="70" w:unhideWhenUsed="0"/>
+    <w:lsdException w:name="Colorful Shading Accent 3" w:semiHidden="0" w:uiPriority="71" w:unhideWhenUsed="0"/>
+    <w:lsdException w:name="Colorful List Accent 3" w:semiHidden="0" w:uiPriority="72" w:unhideWhenUsed="0"/>
+    <w:lsdException w:name="Colorful Grid Accent 3" w:semiHidden="0" w:uiPriority="73" w:unhideWhenUsed="0"/>
+    <w:lsdException w:name="Light Shading Accent 4" w:semiHidden="0" w:uiPriority="60" w:unhideWhenUsed="0"/>
+    <w:lsdException w:name="Light List Accent 4" w:semiHidden="0" w:uiPriority="61" w:unhideWhenUsed="0"/>
+    <w:lsdException w:name="Light Grid Accent 4" w:semiHidden="0" w:uiPriority="62" w:unhideWhenUsed="0"/>
+    <w:lsdException w:name="Medium Shading 1 Accent 4" w:semiHidden="0" w:uiPriority="63" w:unhideWhenUsed="0"/>
+    <w:lsdException w:name="Medium Shading 2 Accent 4" w:semiHidden="0" w:uiPriority="64" w:unhideWhenUsed="0"/>
+    <w:lsdException w:name="Medium List 1 Accent 4" w:semiHidden="0" w:uiPriority="65" w:unhideWhenUsed="0"/>
+    <w:lsdException w:name="Medium List 2 Accent 4" w:semiHidden="0" w:uiPriority="66" w:unhideWhenUsed="0"/>
+    <w:lsdException w:name="Medium Grid 1 Accent 4" w:semiHidden="0" w:uiPriority="67" w:unhideWhenUsed="0"/>
+    <w:lsdException w:name="Medium Grid 2 Accent 4" w:semiHidden="0" w:uiPriority="68" w:unhideWhenUsed="0"/>
+    <w:lsdException w:name="Medium Grid 3 Accent 4" w:semiHidden="0" w:uiPriority="69" w:unhideWhenUsed="0"/>
+    <w:lsdException w:name="Dark List Accent 4" w:semiHidden="0" w:uiPriority="70" w:unhideWhenUsed="0"/>
+    <w:lsdException w:name="Colorful Shading Accent 4" w:semiHidden="0" w:uiPriority="71" w:unhideWhenUsed="0"/>
+    <w:lsdException w:name="Colorful List Accent 4" w:semiHidden="0" w:uiPriority="72" w:unhideWhenUsed="0"/>
+    <w:lsdException w:name="Colorful Grid Accent 4" w:semiHidden="0" w:uiPriority="73" w:unhideWhenUsed="0"/>
+    <w:lsdException w:name="Light Shading Accent 5" w:semiHidden="0" w:uiPriority="60" w:unhideWhenUsed="0"/>
+    <w:lsdException w:name="Light List Accent 5" w:semiHidden="0" w:uiPriority="61" w:unhideWhenUsed="0"/>
+    <w:lsdException w:name="Light Grid Accent 5" w:semiHidden="0" w:uiPriority="62" w:unhideWhenUsed="0"/>
+    <w:lsdException w:name="Medium Shading 1 Accent 5" w:semiHidden="0" w:uiPriority="63" w:unhideWhenUsed="0"/>
+    <w:lsdException w:name="Medium Shading 2 Accent 5" w:semiHidden="0" w:uiPriority="64" w:unhideWhenUsed="0"/>
+    <w:lsdException w:name="Medium List 1 Accent 5" w:semiHidden="0" w:uiPriority="65" w:unhideWhenUsed="0"/>
+    <w:lsdException w:name="Medium List 2 Accent 5" w:semiHidden="0" w:uiPriority="66" w:unhideWhenUsed="0"/>
+    <w:lsdException w:name="Medium Grid 1 Accent 5" w:semiHidden="0" w:uiPriority="67" w:unhideWhenUsed="0"/>
+    <w:lsdException w:name="Medium Grid 2 Accent 5" w:semiHidden="0" w:uiPriority="68" w:unhideWhenUsed="0"/>
+    <w:lsdException w:name="Medium Grid 3 Accent 5" w:semiHidden="0" w:uiPriority="69" w:unhideWhenUsed="0"/>
+    <w:lsdException w:name="Dark List Accent 5" w:semiHidden="0" w:uiPriority="70" w:unhideWhenUsed="0"/>
+    <w:lsdException w:name="Colorful Shading Accent 5" w:semiHidden="0" w:uiPriority="71" w:unhideWhenUsed="0"/>
+    <w:lsdException w:name="Colorful List Accent 5" w:semiHidden="0" w:uiPriority="72" w:unhideWhenUsed="0"/>
+    <w:lsdException w:name="Colorful Grid Accent 5" w:semiHidden="0" w:uiPriority="73" w:unhideWhenUsed="0"/>
+    <w:lsdException w:name="Light Shading Accent 6" w:semiHidden="0" w:uiPriority="60" w:unhideWhenUsed="0"/>
+    <w:lsdException w:name="Light List Accent 6" w:semiHidden="0" w:uiPriority="61" w:unhideWhenUsed="0"/>
+    <w:lsdException w:name="Light Grid Accent 6" w:semiHidden="0" w:uiPriority="62" w:unhideWhenUsed="0"/>
+    <w:lsdException w:name="Medium Shading 1 Accent 6" w:semiHidden="0" w:uiPriority="63" w:unhideWhenUsed="0"/>
+    <w:lsdException w:name="Medium Shading 2 Accent 6" w:semiHidden="0" w:uiPriority="64" w:unhideWhenUsed="0"/>
+    <w:lsdException w:name="Medium List 1 Accent 6" w:semiHidden="0" w:uiPriority="65" w:unhideWhenUsed="0"/>
+    <w:lsdException w:name="Medium List 2 Accent 6" w:semiHidden="0" w:uiPriority="66" w:unhideWhenUsed="0"/>
+    <w:lsdException w:name="Medium Grid 1 Accent 6" w:semiHidden="0" w:uiPriority="67" w:unhideWhenUsed="0"/>
+    <w:lsdException w:name="Medium Grid 2 Accent 6" w:semiHidden="0" w:uiPriority="68" w:unhideWhenUsed="0"/>
+    <w:lsdException w:name="Medium Grid 3 Accent 6" w:semiHidden="0" w:uiPriority="69" w:unhideWhenUsed="0"/>
+    <w:lsdException w:name="Dark List Accent 6" w:semiHidden="0" w:uiPriority="70" w:unhideWhenUsed="0"/>
+    <w:lsdException w:name="Colorful Shading Accent 6" w:semiHidden="0" w:uiPriority="71" w:unhideWhenUsed="0"/>
+    <w:lsdException w:name="Colorful List Accent 6" w:semiHidden="0" w:uiPriority="72" w:unhideWhenUsed="0"/>
+    <w:lsdException w:name="Colorful Grid Accent 6" w:semiHidden="0" w:uiPriority="73" w:unhideWhenUsed="0"/>
+    <w:lsdException w:name="Subtle Emphasis" w:semiHidden="0" w:uiPriority="19" w:unhideWhenUsed="0" w:qFormat="1"/>
+    <w:lsdException w:name="Intense Emphasis" w:semiHidden="0" w:uiPriority="21" w:unhideWhenUsed="0" w:qFormat="1"/>
+    <w:lsdException w:name="Subtle Reference" w:semiHidden="0" w:uiPriority="31" w:unhideWhenUsed="0" w:qFormat="1"/>
+    <w:lsdException w:name="Intense Reference" w:semiHidden="0" w:uiPriority="32" w:unhideWhenUsed="0" w:qFormat="1"/>
+    <w:lsdException w:name="Book Title" w:semiHidden="0" w:uiPriority="33" w:unhideWhenUsed="0" w:qFormat="1"/>
+    <w:lsdException w:name="Bibliography" w:uiPriority="37"/>
+    <w:lsdException w:name="TOC Heading" w:uiPriority="39" w:qFormat="1"/>
   </w:latentStyles>
-  <w:style w:type="paragraph" w:default="1" w:styleId="Normal">
+  <w:style w:type="paragraph" w:default="1" w:styleId="a">
     <w:name w:val="Normal"/>
     <w:qFormat/>
     <w:rsid w:val="00146122"/>
   </w:style>
-  <w:style w:type="paragraph" w:styleId="Heading1">
+  <w:style w:type="paragraph" w:styleId="1">
     <w:name w:val="heading 1"/>
-    <w:basedOn w:val="Normal"/>
-    <w:next w:val="Normal"/>
-    <w:link w:val="Heading1Char"/>
+    <w:basedOn w:val="a"/>
+    <w:next w:val="a"/>
+    <w:link w:val="1Char"/>
     <w:uiPriority w:val="9"/>
     <w:qFormat/>
     <w:rsid w:val="002F739D"/>
@@ -27770,11 +26427,11 @@
       <w:szCs w:val="32"/>
     </w:rPr>
   </w:style>
-  <w:style w:type="paragraph" w:styleId="Heading2">
+  <w:style w:type="paragraph" w:styleId="2">
     <w:name w:val="heading 2"/>
-    <w:basedOn w:val="Normal"/>
-    <w:next w:val="Normal"/>
-    <w:link w:val="Heading2Char"/>
+    <w:basedOn w:val="a"/>
+    <w:next w:val="a"/>
+    <w:link w:val="2Char"/>
     <w:uiPriority w:val="9"/>
     <w:unhideWhenUsed/>
     <w:qFormat/>
@@ -27792,11 +26449,11 @@
       <w:szCs w:val="26"/>
     </w:rPr>
   </w:style>
-  <w:style w:type="paragraph" w:styleId="Heading3">
+  <w:style w:type="paragraph" w:styleId="3">
     <w:name w:val="heading 3"/>
-    <w:basedOn w:val="Normal"/>
-    <w:next w:val="Normal"/>
-    <w:link w:val="Heading3Char"/>
+    <w:basedOn w:val="a"/>
+    <w:next w:val="a"/>
+    <w:link w:val="3Char"/>
     <w:uiPriority w:val="9"/>
     <w:unhideWhenUsed/>
     <w:qFormat/>
@@ -27812,11 +26469,11 @@
       <w:color w:val="1F4D78" w:themeColor="accent1" w:themeShade="7F"/>
     </w:rPr>
   </w:style>
-  <w:style w:type="paragraph" w:styleId="Heading4">
+  <w:style w:type="paragraph" w:styleId="4">
     <w:name w:val="heading 4"/>
-    <w:basedOn w:val="Normal"/>
-    <w:next w:val="Normal"/>
-    <w:link w:val="Heading4Char"/>
+    <w:basedOn w:val="a"/>
+    <w:next w:val="a"/>
+    <w:link w:val="4Char"/>
     <w:uiPriority w:val="9"/>
     <w:unhideWhenUsed/>
     <w:qFormat/>
@@ -27835,17 +26492,18 @@
       <w:szCs w:val="28"/>
     </w:rPr>
   </w:style>
-  <w:style w:type="character" w:default="1" w:styleId="DefaultParagraphFont">
+  <w:style w:type="character" w:default="1" w:styleId="a0">
     <w:name w:val="Default Paragraph Font"/>
     <w:uiPriority w:val="1"/>
     <w:semiHidden/>
     <w:unhideWhenUsed/>
   </w:style>
-  <w:style w:type="table" w:default="1" w:styleId="TableNormal">
+  <w:style w:type="table" w:default="1" w:styleId="a1">
     <w:name w:val="Normal Table"/>
     <w:uiPriority w:val="99"/>
     <w:semiHidden/>
     <w:unhideWhenUsed/>
+    <w:qFormat/>
     <w:tblPr>
       <w:tblInd w:w="0" w:type="dxa"/>
       <w:tblCellMar>
@@ -27856,15 +26514,15 @@
       </w:tblCellMar>
     </w:tblPr>
   </w:style>
-  <w:style w:type="numbering" w:default="1" w:styleId="NoList">
+  <w:style w:type="numbering" w:default="1" w:styleId="a2">
     <w:name w:val="No List"/>
     <w:uiPriority w:val="99"/>
     <w:semiHidden/>
     <w:unhideWhenUsed/>
   </w:style>
-  <w:style w:type="character" w:styleId="Hyperlink">
+  <w:style w:type="character" w:styleId="a3">
     <w:name w:val="Hyperlink"/>
-    <w:basedOn w:val="DefaultParagraphFont"/>
+    <w:basedOn w:val="a0"/>
     <w:uiPriority w:val="99"/>
     <w:unhideWhenUsed/>
     <w:rsid w:val="00F311B3"/>
@@ -27873,9 +26531,9 @@
       <w:u w:val="single"/>
     </w:rPr>
   </w:style>
-  <w:style w:type="character" w:styleId="FollowedHyperlink">
+  <w:style w:type="character" w:styleId="a4">
     <w:name w:val="FollowedHyperlink"/>
-    <w:basedOn w:val="DefaultParagraphFont"/>
+    <w:basedOn w:val="a0"/>
     <w:uiPriority w:val="99"/>
     <w:semiHidden/>
     <w:unhideWhenUsed/>
@@ -27885,9 +26543,9 @@
       <w:u w:val="single"/>
     </w:rPr>
   </w:style>
-  <w:style w:type="paragraph" w:styleId="ListParagraph">
+  <w:style w:type="paragraph" w:styleId="a5">
     <w:name w:val="List Paragraph"/>
-    <w:basedOn w:val="Normal"/>
+    <w:basedOn w:val="a"/>
     <w:uiPriority w:val="34"/>
     <w:qFormat/>
     <w:rsid w:val="00F5499E"/>
@@ -27896,10 +26554,10 @@
       <w:contextualSpacing/>
     </w:pPr>
   </w:style>
-  <w:style w:type="character" w:customStyle="1" w:styleId="Heading2Char">
-    <w:name w:val="Heading 2 Char"/>
-    <w:basedOn w:val="DefaultParagraphFont"/>
-    <w:link w:val="Heading2"/>
+  <w:style w:type="character" w:customStyle="1" w:styleId="2Char">
+    <w:name w:val="标题 2 Char"/>
+    <w:basedOn w:val="a0"/>
+    <w:link w:val="2"/>
     <w:uiPriority w:val="9"/>
     <w:rsid w:val="002F739D"/>
     <w:rPr>
@@ -27909,10 +26567,10 @@
       <w:szCs w:val="26"/>
     </w:rPr>
   </w:style>
-  <w:style w:type="character" w:customStyle="1" w:styleId="Heading1Char">
-    <w:name w:val="Heading 1 Char"/>
-    <w:basedOn w:val="DefaultParagraphFont"/>
-    <w:link w:val="Heading1"/>
+  <w:style w:type="character" w:customStyle="1" w:styleId="1Char">
+    <w:name w:val="标题 1 Char"/>
+    <w:basedOn w:val="a0"/>
+    <w:link w:val="1"/>
     <w:uiPriority w:val="9"/>
     <w:rsid w:val="002F739D"/>
     <w:rPr>
@@ -27922,9 +26580,9 @@
       <w:szCs w:val="32"/>
     </w:rPr>
   </w:style>
-  <w:style w:type="table" w:styleId="TableGrid">
+  <w:style w:type="table" w:styleId="a6">
     <w:name w:val="Table Grid"/>
-    <w:basedOn w:val="TableNormal"/>
+    <w:basedOn w:val="a1"/>
     <w:uiPriority w:val="39"/>
     <w:rsid w:val="002728B2"/>
     <w:tblPr>
@@ -27945,10 +26603,10 @@
       </w:tblCellMar>
     </w:tblPr>
   </w:style>
-  <w:style w:type="paragraph" w:styleId="HTMLPreformatted">
+  <w:style w:type="paragraph" w:styleId="HTML">
     <w:name w:val="HTML Preformatted"/>
-    <w:basedOn w:val="Normal"/>
-    <w:link w:val="HTMLPreformattedChar"/>
+    <w:basedOn w:val="a"/>
+    <w:link w:val="HTMLChar"/>
     <w:uiPriority w:val="99"/>
     <w:semiHidden/>
     <w:unhideWhenUsed/>
@@ -27979,10 +26637,10 @@
       <w:szCs w:val="20"/>
     </w:rPr>
   </w:style>
-  <w:style w:type="character" w:customStyle="1" w:styleId="HTMLPreformattedChar">
-    <w:name w:val="HTML Preformatted Char"/>
-    <w:basedOn w:val="DefaultParagraphFont"/>
-    <w:link w:val="HTMLPreformatted"/>
+  <w:style w:type="character" w:customStyle="1" w:styleId="HTMLChar">
+    <w:name w:val="HTML 预设格式 Char"/>
+    <w:basedOn w:val="a0"/>
+    <w:link w:val="HTML"/>
     <w:uiPriority w:val="99"/>
     <w:semiHidden/>
     <w:rsid w:val="002128F8"/>
@@ -27992,9 +26650,9 @@
       <w:szCs w:val="20"/>
     </w:rPr>
   </w:style>
-  <w:style w:type="character" w:styleId="HTMLCode">
+  <w:style w:type="character" w:styleId="HTML0">
     <w:name w:val="HTML Code"/>
-    <w:basedOn w:val="DefaultParagraphFont"/>
+    <w:basedOn w:val="a0"/>
     <w:uiPriority w:val="99"/>
     <w:semiHidden/>
     <w:unhideWhenUsed/>
@@ -28005,10 +26663,10 @@
       <w:szCs w:val="20"/>
     </w:rPr>
   </w:style>
-  <w:style w:type="character" w:customStyle="1" w:styleId="Heading3Char">
-    <w:name w:val="Heading 3 Char"/>
-    <w:basedOn w:val="DefaultParagraphFont"/>
-    <w:link w:val="Heading3"/>
+  <w:style w:type="character" w:customStyle="1" w:styleId="3Char">
+    <w:name w:val="标题 3 Char"/>
+    <w:basedOn w:val="a0"/>
+    <w:link w:val="3"/>
     <w:uiPriority w:val="9"/>
     <w:rsid w:val="00B94EC5"/>
     <w:rPr>
@@ -28016,10 +26674,10 @@
       <w:color w:val="1F4D78" w:themeColor="accent1" w:themeShade="7F"/>
     </w:rPr>
   </w:style>
-  <w:style w:type="paragraph" w:styleId="TOCHeading">
+  <w:style w:type="paragraph" w:styleId="TOC">
     <w:name w:val="TOC Heading"/>
-    <w:basedOn w:val="Heading1"/>
-    <w:next w:val="Normal"/>
+    <w:basedOn w:val="1"/>
+    <w:next w:val="a"/>
     <w:uiPriority w:val="39"/>
     <w:unhideWhenUsed/>
     <w:qFormat/>
@@ -28036,10 +26694,10 @@
       <w:lang w:eastAsia="en-US"/>
     </w:rPr>
   </w:style>
-  <w:style w:type="paragraph" w:styleId="TOC2">
+  <w:style w:type="paragraph" w:styleId="20">
     <w:name w:val="toc 2"/>
-    <w:basedOn w:val="Normal"/>
-    <w:next w:val="Normal"/>
+    <w:basedOn w:val="a"/>
+    <w:next w:val="a"/>
     <w:autoRedefine/>
     <w:uiPriority w:val="39"/>
     <w:unhideWhenUsed/>
@@ -28054,10 +26712,10 @@
       <w:szCs w:val="22"/>
     </w:rPr>
   </w:style>
-  <w:style w:type="paragraph" w:styleId="TOC1">
+  <w:style w:type="paragraph" w:styleId="10">
     <w:name w:val="toc 1"/>
-    <w:basedOn w:val="Normal"/>
-    <w:next w:val="Normal"/>
+    <w:basedOn w:val="a"/>
+    <w:next w:val="a"/>
     <w:autoRedefine/>
     <w:uiPriority w:val="39"/>
     <w:unhideWhenUsed/>
@@ -28070,10 +26728,10 @@
       <w:bCs/>
     </w:rPr>
   </w:style>
-  <w:style w:type="paragraph" w:styleId="TOC3">
+  <w:style w:type="paragraph" w:styleId="30">
     <w:name w:val="toc 3"/>
-    <w:basedOn w:val="Normal"/>
-    <w:next w:val="Normal"/>
+    <w:basedOn w:val="a"/>
+    <w:next w:val="a"/>
     <w:autoRedefine/>
     <w:uiPriority w:val="39"/>
     <w:unhideWhenUsed/>
@@ -28086,10 +26744,10 @@
       <w:szCs w:val="22"/>
     </w:rPr>
   </w:style>
-  <w:style w:type="paragraph" w:styleId="TOC4">
+  <w:style w:type="paragraph" w:styleId="40">
     <w:name w:val="toc 4"/>
-    <w:basedOn w:val="Normal"/>
-    <w:next w:val="Normal"/>
+    <w:basedOn w:val="a"/>
+    <w:next w:val="a"/>
     <w:autoRedefine/>
     <w:uiPriority w:val="39"/>
     <w:unhideWhenUsed/>
@@ -28102,10 +26760,10 @@
       <w:szCs w:val="20"/>
     </w:rPr>
   </w:style>
-  <w:style w:type="paragraph" w:styleId="TOC5">
+  <w:style w:type="paragraph" w:styleId="5">
     <w:name w:val="toc 5"/>
-    <w:basedOn w:val="Normal"/>
-    <w:next w:val="Normal"/>
+    <w:basedOn w:val="a"/>
+    <w:next w:val="a"/>
     <w:autoRedefine/>
     <w:uiPriority w:val="39"/>
     <w:unhideWhenUsed/>
@@ -28118,10 +26776,10 @@
       <w:szCs w:val="20"/>
     </w:rPr>
   </w:style>
-  <w:style w:type="paragraph" w:styleId="TOC6">
+  <w:style w:type="paragraph" w:styleId="6">
     <w:name w:val="toc 6"/>
-    <w:basedOn w:val="Normal"/>
-    <w:next w:val="Normal"/>
+    <w:basedOn w:val="a"/>
+    <w:next w:val="a"/>
     <w:autoRedefine/>
     <w:uiPriority w:val="39"/>
     <w:unhideWhenUsed/>
@@ -28134,10 +26792,10 @@
       <w:szCs w:val="20"/>
     </w:rPr>
   </w:style>
-  <w:style w:type="paragraph" w:styleId="TOC7">
+  <w:style w:type="paragraph" w:styleId="7">
     <w:name w:val="toc 7"/>
-    <w:basedOn w:val="Normal"/>
-    <w:next w:val="Normal"/>
+    <w:basedOn w:val="a"/>
+    <w:next w:val="a"/>
     <w:autoRedefine/>
     <w:uiPriority w:val="39"/>
     <w:unhideWhenUsed/>
@@ -28150,10 +26808,10 @@
       <w:szCs w:val="20"/>
     </w:rPr>
   </w:style>
-  <w:style w:type="paragraph" w:styleId="TOC8">
+  <w:style w:type="paragraph" w:styleId="8">
     <w:name w:val="toc 8"/>
-    <w:basedOn w:val="Normal"/>
-    <w:next w:val="Normal"/>
+    <w:basedOn w:val="a"/>
+    <w:next w:val="a"/>
     <w:autoRedefine/>
     <w:uiPriority w:val="39"/>
     <w:unhideWhenUsed/>
@@ -28166,10 +26824,10 @@
       <w:szCs w:val="20"/>
     </w:rPr>
   </w:style>
-  <w:style w:type="paragraph" w:styleId="TOC9">
+  <w:style w:type="paragraph" w:styleId="9">
     <w:name w:val="toc 9"/>
-    <w:basedOn w:val="Normal"/>
-    <w:next w:val="Normal"/>
+    <w:basedOn w:val="a"/>
+    <w:next w:val="a"/>
     <w:autoRedefine/>
     <w:uiPriority w:val="39"/>
     <w:unhideWhenUsed/>
@@ -28182,10 +26840,10 @@
       <w:szCs w:val="20"/>
     </w:rPr>
   </w:style>
-  <w:style w:type="paragraph" w:styleId="BalloonText">
+  <w:style w:type="paragraph" w:styleId="a7">
     <w:name w:val="Balloon Text"/>
-    <w:basedOn w:val="Normal"/>
-    <w:link w:val="BalloonTextChar"/>
+    <w:basedOn w:val="a"/>
+    <w:link w:val="Char"/>
     <w:uiPriority w:val="99"/>
     <w:semiHidden/>
     <w:unhideWhenUsed/>
@@ -28195,10 +26853,10 @@
       <w:szCs w:val="18"/>
     </w:rPr>
   </w:style>
-  <w:style w:type="character" w:customStyle="1" w:styleId="BalloonTextChar">
-    <w:name w:val="Balloon Text Char"/>
-    <w:basedOn w:val="DefaultParagraphFont"/>
-    <w:link w:val="BalloonText"/>
+  <w:style w:type="character" w:customStyle="1" w:styleId="Char">
+    <w:name w:val="批注框文本 Char"/>
+    <w:basedOn w:val="a0"/>
+    <w:link w:val="a7"/>
     <w:uiPriority w:val="99"/>
     <w:semiHidden/>
     <w:rsid w:val="00C02C8F"/>
@@ -28207,10 +26865,10 @@
       <w:szCs w:val="18"/>
     </w:rPr>
   </w:style>
-  <w:style w:type="paragraph" w:styleId="Header">
+  <w:style w:type="paragraph" w:styleId="a8">
     <w:name w:val="header"/>
-    <w:basedOn w:val="Normal"/>
-    <w:link w:val="HeaderChar"/>
+    <w:basedOn w:val="a"/>
+    <w:link w:val="Char0"/>
     <w:uiPriority w:val="99"/>
     <w:semiHidden/>
     <w:unhideWhenUsed/>
@@ -28231,10 +26889,10 @@
       <w:szCs w:val="18"/>
     </w:rPr>
   </w:style>
-  <w:style w:type="character" w:customStyle="1" w:styleId="HeaderChar">
-    <w:name w:val="Header Char"/>
-    <w:basedOn w:val="DefaultParagraphFont"/>
-    <w:link w:val="Header"/>
+  <w:style w:type="character" w:customStyle="1" w:styleId="Char0">
+    <w:name w:val="页眉 Char"/>
+    <w:basedOn w:val="a0"/>
+    <w:link w:val="a8"/>
     <w:uiPriority w:val="99"/>
     <w:semiHidden/>
     <w:rsid w:val="00C02C8F"/>
@@ -28243,10 +26901,10 @@
       <w:szCs w:val="18"/>
     </w:rPr>
   </w:style>
-  <w:style w:type="paragraph" w:styleId="Footer">
+  <w:style w:type="paragraph" w:styleId="a9">
     <w:name w:val="footer"/>
-    <w:basedOn w:val="Normal"/>
-    <w:link w:val="FooterChar"/>
+    <w:basedOn w:val="a"/>
+    <w:link w:val="Char1"/>
     <w:uiPriority w:val="99"/>
     <w:semiHidden/>
     <w:unhideWhenUsed/>
@@ -28263,10 +26921,10 @@
       <w:szCs w:val="18"/>
     </w:rPr>
   </w:style>
-  <w:style w:type="character" w:customStyle="1" w:styleId="FooterChar">
-    <w:name w:val="Footer Char"/>
-    <w:basedOn w:val="DefaultParagraphFont"/>
-    <w:link w:val="Footer"/>
+  <w:style w:type="character" w:customStyle="1" w:styleId="Char1">
+    <w:name w:val="页脚 Char"/>
+    <w:basedOn w:val="a0"/>
+    <w:link w:val="a9"/>
     <w:uiPriority w:val="99"/>
     <w:semiHidden/>
     <w:rsid w:val="00C02C8F"/>
@@ -28277,12 +26935,12 @@
   </w:style>
   <w:style w:type="character" w:customStyle="1" w:styleId="apple-converted-space">
     <w:name w:val="apple-converted-space"/>
-    <w:basedOn w:val="DefaultParagraphFont"/>
+    <w:basedOn w:val="a0"/>
     <w:rsid w:val="008C146F"/>
   </w:style>
-  <w:style w:type="character" w:styleId="Emphasis">
+  <w:style w:type="character" w:styleId="aa">
     <w:name w:val="Emphasis"/>
-    <w:basedOn w:val="DefaultParagraphFont"/>
+    <w:basedOn w:val="a0"/>
     <w:uiPriority w:val="20"/>
     <w:qFormat/>
     <w:rsid w:val="008C146F"/>
@@ -28291,10 +26949,10 @@
       <w:iCs/>
     </w:rPr>
   </w:style>
-  <w:style w:type="character" w:customStyle="1" w:styleId="Heading4Char">
-    <w:name w:val="Heading 4 Char"/>
-    <w:basedOn w:val="DefaultParagraphFont"/>
-    <w:link w:val="Heading4"/>
+  <w:style w:type="character" w:customStyle="1" w:styleId="4Char">
+    <w:name w:val="标题 4 Char"/>
+    <w:basedOn w:val="a0"/>
+    <w:link w:val="4"/>
     <w:uiPriority w:val="9"/>
     <w:rsid w:val="008C146F"/>
     <w:rPr>
@@ -28305,11 +26963,10 @@
       <w:szCs w:val="28"/>
     </w:rPr>
   </w:style>
-  <w:style w:type="paragraph" w:styleId="NormalWeb">
+  <w:style w:type="paragraph" w:styleId="ab">
     <w:name w:val="Normal (Web)"/>
-    <w:basedOn w:val="Normal"/>
+    <w:basedOn w:val="a"/>
     <w:uiPriority w:val="99"/>
-    <w:semiHidden/>
     <w:unhideWhenUsed/>
     <w:rsid w:val="00D061F2"/>
     <w:pPr>
@@ -28319,9 +26976,9 @@
       <w:rFonts w:ascii="宋体" w:eastAsia="宋体" w:hAnsi="宋体" w:cs="宋体"/>
     </w:rPr>
   </w:style>
-  <w:style w:type="character" w:styleId="PlaceholderText">
+  <w:style w:type="character" w:styleId="ac">
     <w:name w:val="Placeholder Text"/>
-    <w:basedOn w:val="DefaultParagraphFont"/>
+    <w:basedOn w:val="a0"/>
     <w:uiPriority w:val="99"/>
     <w:semiHidden/>
     <w:rsid w:val="008D57C4"/>
@@ -28329,18 +26986,18 @@
       <w:color w:val="808080"/>
     </w:rPr>
   </w:style>
-  <w:style w:type="paragraph" w:styleId="Bibliography">
+  <w:style w:type="paragraph" w:styleId="ad">
     <w:name w:val="Bibliography"/>
-    <w:basedOn w:val="Normal"/>
-    <w:next w:val="Normal"/>
+    <w:basedOn w:val="a"/>
+    <w:next w:val="a"/>
     <w:uiPriority w:val="37"/>
     <w:unhideWhenUsed/>
     <w:rsid w:val="00561C67"/>
   </w:style>
-  <w:style w:type="paragraph" w:styleId="Caption">
+  <w:style w:type="paragraph" w:styleId="ae">
     <w:name w:val="caption"/>
-    <w:basedOn w:val="Normal"/>
-    <w:next w:val="Normal"/>
+    <w:basedOn w:val="a"/>
+    <w:next w:val="a"/>
     <w:uiPriority w:val="35"/>
     <w:unhideWhenUsed/>
     <w:qFormat/>
@@ -28356,10 +27013,10 @@
       <w:szCs w:val="18"/>
     </w:rPr>
   </w:style>
-  <w:style w:type="paragraph" w:styleId="TableofFigures">
+  <w:style w:type="paragraph" w:styleId="af">
     <w:name w:val="table of figures"/>
-    <w:basedOn w:val="Normal"/>
-    <w:next w:val="Normal"/>
+    <w:basedOn w:val="a"/>
+    <w:next w:val="a"/>
     <w:uiPriority w:val="99"/>
     <w:unhideWhenUsed/>
     <w:rsid w:val="00D731FD"/>
@@ -28367,7 +27024,413 @@
       <w:ind w:left="480" w:hanging="480"/>
     </w:pPr>
   </w:style>
+  <w:style w:type="character" w:styleId="af0">
+    <w:name w:val="Strong"/>
+    <w:basedOn w:val="a0"/>
+    <w:uiPriority w:val="22"/>
+    <w:qFormat/>
+    <w:rsid w:val="004D0134"/>
+    <w:rPr>
+      <w:b/>
+      <w:bCs/>
+    </w:rPr>
+  </w:style>
+  <w:style w:type="character" w:customStyle="1" w:styleId="mwe-math-mathml-inline">
+    <w:name w:val="mwe-math-mathml-inline"/>
+    <w:basedOn w:val="a0"/>
+    <w:rsid w:val="004D0134"/>
+  </w:style>
 </w:styles>
+</file>
+
+<file path=word/glossary/document.xml><?xml version="1.0" encoding="utf-8"?>
+<w:glossaryDocument xmlns:ve="http://schemas.openxmlformats.org/markup-compatibility/2006" xmlns:o="urn:schemas-microsoft-com:office:office" xmlns:r="http://schemas.openxmlformats.org/officeDocument/2006/relationships" xmlns:m="http://schemas.openxmlformats.org/officeDocument/2006/math" xmlns:v="urn:schemas-microsoft-com:vml" xmlns:wp="http://schemas.openxmlformats.org/drawingml/2006/wordprocessingDrawing" xmlns:w10="urn:schemas-microsoft-com:office:word" xmlns:w="http://schemas.openxmlformats.org/wordprocessingml/2006/main" xmlns:wne="http://schemas.microsoft.com/office/word/2006/wordml">
+  <w:docParts/>
+</w:glossaryDocument>
+</file>
+
+<file path=word/glossary/fontTable.xml><?xml version="1.0" encoding="utf-8"?>
+<w:fonts xmlns:r="http://schemas.openxmlformats.org/officeDocument/2006/relationships" xmlns:w="http://schemas.openxmlformats.org/wordprocessingml/2006/main">
+  <w:font w:name="Symbol">
+    <w:panose1 w:val="05050102010706020507"/>
+    <w:charset w:val="02"/>
+    <w:family w:val="roman"/>
+    <w:pitch w:val="variable"/>
+    <w:sig w:usb0="00000000" w:usb1="10000000" w:usb2="00000000" w:usb3="00000000" w:csb0="80000000" w:csb1="00000000"/>
+  </w:font>
+  <w:font w:name="Times New Roman">
+    <w:panose1 w:val="02020603050405020304"/>
+    <w:charset w:val="00"/>
+    <w:family w:val="roman"/>
+    <w:pitch w:val="variable"/>
+    <w:sig w:usb0="E0002AFF" w:usb1="C0007841" w:usb2="00000009" w:usb3="00000000" w:csb0="000001FF" w:csb1="00000000"/>
+  </w:font>
+  <w:font w:name="Courier New">
+    <w:panose1 w:val="02070309020205020404"/>
+    <w:charset w:val="00"/>
+    <w:family w:val="modern"/>
+    <w:pitch w:val="fixed"/>
+    <w:sig w:usb0="E0002AFF" w:usb1="C0007843" w:usb2="00000009" w:usb3="00000000" w:csb0="000001FF" w:csb1="00000000"/>
+  </w:font>
+  <w:font w:name="Wingdings">
+    <w:panose1 w:val="05000000000000000000"/>
+    <w:charset w:val="02"/>
+    <w:family w:val="auto"/>
+    <w:pitch w:val="variable"/>
+    <w:sig w:usb0="00000000" w:usb1="10000000" w:usb2="00000000" w:usb3="00000000" w:csb0="80000000" w:csb1="00000000"/>
+  </w:font>
+  <w:font w:name="Calibri">
+    <w:panose1 w:val="020F0502020204030204"/>
+    <w:charset w:val="00"/>
+    <w:family w:val="swiss"/>
+    <w:pitch w:val="variable"/>
+    <w:sig w:usb0="E10002FF" w:usb1="4000ACFF" w:usb2="00000009" w:usb3="00000000" w:csb0="0000019F" w:csb1="00000000"/>
+  </w:font>
+  <w:font w:name="DengXian">
+    <w:altName w:val="Arial Unicode MS"/>
+    <w:charset w:val="86"/>
+    <w:family w:val="auto"/>
+    <w:pitch w:val="variable"/>
+    <w:sig w:usb0="00000000" w:usb1="38CF7CFA" w:usb2="00000016" w:usb3="00000000" w:csb0="0004000F" w:csb1="00000000"/>
+  </w:font>
+  <w:font w:name="Calibri Light">
+    <w:altName w:val="Arial"/>
+    <w:charset w:val="00"/>
+    <w:family w:val="swiss"/>
+    <w:pitch w:val="variable"/>
+    <w:sig w:usb0="00000000" w:usb1="C000247B" w:usb2="00000009" w:usb3="00000000" w:csb0="000001FF" w:csb1="00000000"/>
+  </w:font>
+  <w:font w:name="DengXian Light">
+    <w:altName w:val="Arial Unicode MS"/>
+    <w:charset w:val="86"/>
+    <w:family w:val="auto"/>
+    <w:pitch w:val="variable"/>
+    <w:sig w:usb0="00000000" w:usb1="38CF7CFA" w:usb2="00000016" w:usb3="00000000" w:csb0="0004000F" w:csb1="00000000"/>
+  </w:font>
+  <w:font w:name="宋体">
+    <w:altName w:val="SimSun"/>
+    <w:panose1 w:val="02010600030101010101"/>
+    <w:charset w:val="86"/>
+    <w:family w:val="auto"/>
+    <w:pitch w:val="variable"/>
+    <w:sig w:usb0="00000003" w:usb1="288F0000" w:usb2="00000016" w:usb3="00000000" w:csb0="00040001" w:csb1="00000000"/>
+  </w:font>
+  <w:font w:name="Times">
+    <w:panose1 w:val="02020603050405020304"/>
+    <w:charset w:val="00"/>
+    <w:family w:val="roman"/>
+    <w:pitch w:val="variable"/>
+    <w:sig w:usb0="E0002AFF" w:usb1="C0007841" w:usb2="00000009" w:usb3="00000000" w:csb0="000001FF" w:csb1="00000000"/>
+  </w:font>
+  <w:font w:name="MinionW08-Regular">
+    <w:altName w:val="Calibri"/>
+    <w:panose1 w:val="00000000000000000000"/>
+    <w:charset w:val="00"/>
+    <w:family w:val="auto"/>
+    <w:notTrueType/>
+    <w:pitch w:val="default"/>
+    <w:sig w:usb0="00000003" w:usb1="00000000" w:usb2="00000000" w:usb3="00000000" w:csb0="00000001" w:csb1="00000000"/>
+  </w:font>
+  <w:font w:name="MinionW08-Italic">
+    <w:altName w:val="Calibri"/>
+    <w:panose1 w:val="00000000000000000000"/>
+    <w:charset w:val="00"/>
+    <w:family w:val="auto"/>
+    <w:notTrueType/>
+    <w:pitch w:val="default"/>
+    <w:sig w:usb0="00000003" w:usb1="00000000" w:usb2="00000000" w:usb3="00000000" w:csb0="00000001" w:csb1="00000000"/>
+  </w:font>
+  <w:font w:name="Helvetica">
+    <w:panose1 w:val="020B0604020202020204"/>
+    <w:charset w:val="00"/>
+    <w:family w:val="swiss"/>
+    <w:notTrueType/>
+    <w:pitch w:val="variable"/>
+    <w:sig w:usb0="00000003" w:usb1="00000000" w:usb2="00000000" w:usb3="00000000" w:csb0="00000001" w:csb1="00000000"/>
+  </w:font>
+  <w:font w:name="Cambria Math">
+    <w:panose1 w:val="02040503050406030204"/>
+    <w:charset w:val="00"/>
+    <w:family w:val="roman"/>
+    <w:pitch w:val="variable"/>
+    <w:sig w:usb0="E00002FF" w:usb1="420024FF" w:usb2="00000000" w:usb3="00000000" w:csb0="0000019F" w:csb1="00000000"/>
+  </w:font>
+  <w:font w:name="Malgun Gothic">
+    <w:panose1 w:val="020B0503020000020004"/>
+    <w:charset w:val="81"/>
+    <w:family w:val="swiss"/>
+    <w:pitch w:val="variable"/>
+    <w:sig w:usb0="900002AF" w:usb1="09D77CFB" w:usb2="00000012" w:usb3="00000000" w:csb0="00080001" w:csb1="00000000"/>
+  </w:font>
+  <w:font w:name="Lato-Regular">
+    <w:altName w:val="Calibri"/>
+    <w:panose1 w:val="00000000000000000000"/>
+    <w:charset w:val="00"/>
+    <w:family w:val="auto"/>
+    <w:notTrueType/>
+    <w:pitch w:val="default"/>
+    <w:sig w:usb0="00000003" w:usb1="00000000" w:usb2="00000000" w:usb3="00000000" w:csb0="00000001" w:csb1="00000000"/>
+  </w:font>
+  <w:font w:name="Cambria">
+    <w:panose1 w:val="02040503050406030204"/>
+    <w:charset w:val="00"/>
+    <w:family w:val="roman"/>
+    <w:pitch w:val="variable"/>
+    <w:sig w:usb0="E00002FF" w:usb1="400004FF" w:usb2="00000000" w:usb3="00000000" w:csb0="0000019F" w:csb1="00000000"/>
+  </w:font>
+</w:fonts>
+</file>
+
+<file path=word/glossary/settings.xml><?xml version="1.0" encoding="utf-8"?>
+<w:settings xmlns:o="urn:schemas-microsoft-com:office:office" xmlns:r="http://schemas.openxmlformats.org/officeDocument/2006/relationships" xmlns:m="http://schemas.openxmlformats.org/officeDocument/2006/math" xmlns:v="urn:schemas-microsoft-com:vml" xmlns:w10="urn:schemas-microsoft-com:office:word" xmlns:w="http://schemas.openxmlformats.org/wordprocessingml/2006/main" xmlns:sl="http://schemas.openxmlformats.org/schemaLibrary/2006/main">
+  <w:view w:val="normal"/>
+  <w:bordersDoNotSurroundHeader/>
+  <w:bordersDoNotSurroundFooter/>
+  <w:defaultTabStop w:val="420"/>
+  <w:drawingGridVerticalSpacing w:val="156"/>
+  <w:displayHorizontalDrawingGridEvery w:val="0"/>
+  <w:displayVerticalDrawingGridEvery w:val="2"/>
+  <w:characterSpacingControl w:val="compressPunctuation"/>
+  <w:compat>
+    <w:spaceForUL/>
+    <w:balanceSingleByteDoubleByteWidth/>
+    <w:doNotLeaveBackslashAlone/>
+    <w:ulTrailSpace/>
+    <w:doNotExpandShiftReturn/>
+    <w:adjustLineHeightInTable/>
+    <w:useFELayout/>
+  </w:compat>
+  <w:rsids>
+    <w:rsidRoot w:val="00EA7013"/>
+    <w:rsid w:val="00923A27"/>
+    <w:rsid w:val="00EA7013"/>
+  </w:rsids>
+  <m:mathPr>
+    <m:mathFont m:val="Cambria Math"/>
+    <m:brkBin m:val="before"/>
+    <m:brkBinSub m:val="--"/>
+    <m:smallFrac m:val="off"/>
+    <m:dispDef/>
+    <m:lMargin m:val="0"/>
+    <m:rMargin m:val="0"/>
+    <m:defJc m:val="centerGroup"/>
+    <m:wrapIndent m:val="1440"/>
+    <m:intLim m:val="subSup"/>
+    <m:naryLim m:val="undOvr"/>
+  </m:mathPr>
+  <w:themeFontLang w:val="en-US" w:eastAsia="zh-CN"/>
+  <w:clrSchemeMapping w:bg1="light1" w:t1="dark1" w:bg2="light2" w:t2="dark2" w:accent1="accent1" w:accent2="accent2" w:accent3="accent3" w:accent4="accent4" w:accent5="accent5" w:accent6="accent6" w:hyperlink="hyperlink" w:followedHyperlink="followedHyperlink"/>
+  <w:decimalSymbol w:val="."/>
+  <w:listSeparator w:val=","/>
+</w:settings>
+</file>
+
+<file path=word/glossary/styles.xml><?xml version="1.0" encoding="utf-8"?>
+<w:styles xmlns:r="http://schemas.openxmlformats.org/officeDocument/2006/relationships" xmlns:w="http://schemas.openxmlformats.org/wordprocessingml/2006/main">
+  <w:docDefaults>
+    <w:rPrDefault>
+      <w:rPr>
+        <w:rFonts w:asciiTheme="minorHAnsi" w:eastAsiaTheme="minorEastAsia" w:hAnsiTheme="minorHAnsi" w:cstheme="minorBidi"/>
+        <w:kern w:val="2"/>
+        <w:sz w:val="21"/>
+        <w:szCs w:val="22"/>
+        <w:lang w:val="en-US" w:eastAsia="zh-CN" w:bidi="ar-SA"/>
+      </w:rPr>
+    </w:rPrDefault>
+    <w:pPrDefault/>
+  </w:docDefaults>
+  <w:latentStyles w:defLockedState="0" w:defUIPriority="99" w:defSemiHidden="1" w:defUnhideWhenUsed="1" w:defQFormat="0" w:count="267">
+    <w:lsdException w:name="Normal" w:semiHidden="0" w:uiPriority="0" w:unhideWhenUsed="0" w:qFormat="1"/>
+    <w:lsdException w:name="heading 1" w:semiHidden="0" w:uiPriority="9" w:unhideWhenUsed="0" w:qFormat="1"/>
+    <w:lsdException w:name="heading 2" w:uiPriority="9" w:qFormat="1"/>
+    <w:lsdException w:name="heading 3" w:uiPriority="9" w:qFormat="1"/>
+    <w:lsdException w:name="heading 4" w:uiPriority="9" w:qFormat="1"/>
+    <w:lsdException w:name="heading 5" w:uiPriority="9" w:qFormat="1"/>
+    <w:lsdException w:name="heading 6" w:uiPriority="9" w:qFormat="1"/>
+    <w:lsdException w:name="heading 7" w:uiPriority="9" w:qFormat="1"/>
+    <w:lsdException w:name="heading 8" w:uiPriority="9" w:qFormat="1"/>
+    <w:lsdException w:name="heading 9" w:uiPriority="9" w:qFormat="1"/>
+    <w:lsdException w:name="toc 1" w:uiPriority="39"/>
+    <w:lsdException w:name="toc 2" w:uiPriority="39"/>
+    <w:lsdException w:name="toc 3" w:uiPriority="39"/>
+    <w:lsdException w:name="toc 4" w:uiPriority="39"/>
+    <w:lsdException w:name="toc 5" w:uiPriority="39"/>
+    <w:lsdException w:name="toc 6" w:uiPriority="39"/>
+    <w:lsdException w:name="toc 7" w:uiPriority="39"/>
+    <w:lsdException w:name="toc 8" w:uiPriority="39"/>
+    <w:lsdException w:name="toc 9" w:uiPriority="39"/>
+    <w:lsdException w:name="caption" w:uiPriority="35" w:qFormat="1"/>
+    <w:lsdException w:name="Title" w:semiHidden="0" w:uiPriority="10" w:unhideWhenUsed="0" w:qFormat="1"/>
+    <w:lsdException w:name="Default Paragraph Font" w:uiPriority="1"/>
+    <w:lsdException w:name="Subtitle" w:semiHidden="0" w:uiPriority="11" w:unhideWhenUsed="0" w:qFormat="1"/>
+    <w:lsdException w:name="Strong" w:semiHidden="0" w:uiPriority="22" w:unhideWhenUsed="0" w:qFormat="1"/>
+    <w:lsdException w:name="Emphasis" w:semiHidden="0" w:uiPriority="20" w:unhideWhenUsed="0" w:qFormat="1"/>
+    <w:lsdException w:name="Table Grid" w:semiHidden="0" w:uiPriority="59" w:unhideWhenUsed="0"/>
+    <w:lsdException w:name="Placeholder Text" w:unhideWhenUsed="0"/>
+    <w:lsdException w:name="No Spacing" w:semiHidden="0" w:uiPriority="1" w:unhideWhenUsed="0" w:qFormat="1"/>
+    <w:lsdException w:name="Light Shading" w:semiHidden="0" w:uiPriority="60" w:unhideWhenUsed="0"/>
+    <w:lsdException w:name="Light List" w:semiHidden="0" w:uiPriority="61" w:unhideWhenUsed="0"/>
+    <w:lsdException w:name="Light Grid" w:semiHidden="0" w:uiPriority="62" w:unhideWhenUsed="0"/>
+    <w:lsdException w:name="Medium Shading 1" w:semiHidden="0" w:uiPriority="63" w:unhideWhenUsed="0"/>
+    <w:lsdException w:name="Medium Shading 2" w:semiHidden="0" w:uiPriority="64" w:unhideWhenUsed="0"/>
+    <w:lsdException w:name="Medium List 1" w:semiHidden="0" w:uiPriority="65" w:unhideWhenUsed="0"/>
+    <w:lsdException w:name="Medium List 2" w:semiHidden="0" w:uiPriority="66" w:unhideWhenUsed="0"/>
+    <w:lsdException w:name="Medium Grid 1" w:semiHidden="0" w:uiPriority="67" w:unhideWhenUsed="0"/>
+    <w:lsdException w:name="Medium Grid 2" w:semiHidden="0" w:uiPriority="68" w:unhideWhenUsed="0"/>
+    <w:lsdException w:name="Medium Grid 3" w:semiHidden="0" w:uiPriority="69" w:unhideWhenUsed="0"/>
+    <w:lsdException w:name="Dark List" w:semiHidden="0" w:uiPriority="70" w:unhideWhenUsed="0"/>
+    <w:lsdException w:name="Colorful Shading" w:semiHidden="0" w:uiPriority="71" w:unhideWhenUsed="0"/>
+    <w:lsdException w:name="Colorful List" w:semiHidden="0" w:uiPriority="72" w:unhideWhenUsed="0"/>
+    <w:lsdException w:name="Colorful Grid" w:semiHidden="0" w:uiPriority="73" w:unhideWhenUsed="0"/>
+    <w:lsdException w:name="Light Shading Accent 1" w:semiHidden="0" w:uiPriority="60" w:unhideWhenUsed="0"/>
+    <w:lsdException w:name="Light List Accent 1" w:semiHidden="0" w:uiPriority="61" w:unhideWhenUsed="0"/>
+    <w:lsdException w:name="Light Grid Accent 1" w:semiHidden="0" w:uiPriority="62" w:unhideWhenUsed="0"/>
+    <w:lsdException w:name="Medium Shading 1 Accent 1" w:semiHidden="0" w:uiPriority="63" w:unhideWhenUsed="0"/>
+    <w:lsdException w:name="Medium Shading 2 Accent 1" w:semiHidden="0" w:uiPriority="64" w:unhideWhenUsed="0"/>
+    <w:lsdException w:name="Medium List 1 Accent 1" w:semiHidden="0" w:uiPriority="65" w:unhideWhenUsed="0"/>
+    <w:lsdException w:name="Revision" w:unhideWhenUsed="0"/>
+    <w:lsdException w:name="List Paragraph" w:semiHidden="0" w:uiPriority="34" w:unhideWhenUsed="0" w:qFormat="1"/>
+    <w:lsdException w:name="Quote" w:semiHidden="0" w:uiPriority="29" w:unhideWhenUsed="0" w:qFormat="1"/>
+    <w:lsdException w:name="Intense Quote" w:semiHidden="0" w:uiPriority="30" w:unhideWhenUsed="0" w:qFormat="1"/>
+    <w:lsdException w:name="Medium List 2 Accent 1" w:semiHidden="0" w:uiPriority="66" w:unhideWhenUsed="0"/>
+    <w:lsdException w:name="Medium Grid 1 Accent 1" w:semiHidden="0" w:uiPriority="67" w:unhideWhenUsed="0"/>
+    <w:lsdException w:name="Medium Grid 2 Accent 1" w:semiHidden="0" w:uiPriority="68" w:unhideWhenUsed="0"/>
+    <w:lsdException w:name="Medium Grid 3 Accent 1" w:semiHidden="0" w:uiPriority="69" w:unhideWhenUsed="0"/>
+    <w:lsdException w:name="Dark List Accent 1" w:semiHidden="0" w:uiPriority="70" w:unhideWhenUsed="0"/>
+    <w:lsdException w:name="Colorful Shading Accent 1" w:semiHidden="0" w:uiPriority="71" w:unhideWhenUsed="0"/>
+    <w:lsdException w:name="Colorful List Accent 1" w:semiHidden="0" w:uiPriority="72" w:unhideWhenUsed="0"/>
+    <w:lsdException w:name="Colorful Grid Accent 1" w:semiHidden="0" w:uiPriority="73" w:unhideWhenUsed="0"/>
+    <w:lsdException w:name="Light Shading Accent 2" w:semiHidden="0" w:uiPriority="60" w:unhideWhenUsed="0"/>
+    <w:lsdException w:name="Light List Accent 2" w:semiHidden="0" w:uiPriority="61" w:unhideWhenUsed="0"/>
+    <w:lsdException w:name="Light Grid Accent 2" w:semiHidden="0" w:uiPriority="62" w:unhideWhenUsed="0"/>
+    <w:lsdException w:name="Medium Shading 1 Accent 2" w:semiHidden="0" w:uiPriority="63" w:unhideWhenUsed="0"/>
+    <w:lsdException w:name="Medium Shading 2 Accent 2" w:semiHidden="0" w:uiPriority="64" w:unhideWhenUsed="0"/>
+    <w:lsdException w:name="Medium List 1 Accent 2" w:semiHidden="0" w:uiPriority="65" w:unhideWhenUsed="0"/>
+    <w:lsdException w:name="Medium List 2 Accent 2" w:semiHidden="0" w:uiPriority="66" w:unhideWhenUsed="0"/>
+    <w:lsdException w:name="Medium Grid 1 Accent 2" w:semiHidden="0" w:uiPriority="67" w:unhideWhenUsed="0"/>
+    <w:lsdException w:name="Medium Grid 2 Accent 2" w:semiHidden="0" w:uiPriority="68" w:unhideWhenUsed="0"/>
+    <w:lsdException w:name="Medium Grid 3 Accent 2" w:semiHidden="0" w:uiPriority="69" w:unhideWhenUsed="0"/>
+    <w:lsdException w:name="Dark List Accent 2" w:semiHidden="0" w:uiPriority="70" w:unhideWhenUsed="0"/>
+    <w:lsdException w:name="Colorful Shading Accent 2" w:semiHidden="0" w:uiPriority="71" w:unhideWhenUsed="0"/>
+    <w:lsdException w:name="Colorful List Accent 2" w:semiHidden="0" w:uiPriority="72" w:unhideWhenUsed="0"/>
+    <w:lsdException w:name="Colorful Grid Accent 2" w:semiHidden="0" w:uiPriority="73" w:unhideWhenUsed="0"/>
+    <w:lsdException w:name="Light Shading Accent 3" w:semiHidden="0" w:uiPriority="60" w:unhideWhenUsed="0"/>
+    <w:lsdException w:name="Light List Accent 3" w:semiHidden="0" w:uiPriority="61" w:unhideWhenUsed="0"/>
+    <w:lsdException w:name="Light Grid Accent 3" w:semiHidden="0" w:uiPriority="62" w:unhideWhenUsed="0"/>
+    <w:lsdException w:name="Medium Shading 1 Accent 3" w:semiHidden="0" w:uiPriority="63" w:unhideWhenUsed="0"/>
+    <w:lsdException w:name="Medium Shading 2 Accent 3" w:semiHidden="0" w:uiPriority="64" w:unhideWhenUsed="0"/>
+    <w:lsdException w:name="Medium List 1 Accent 3" w:semiHidden="0" w:uiPriority="65" w:unhideWhenUsed="0"/>
+    <w:lsdException w:name="Medium List 2 Accent 3" w:semiHidden="0" w:uiPriority="66" w:unhideWhenUsed="0"/>
+    <w:lsdException w:name="Medium Grid 1 Accent 3" w:semiHidden="0" w:uiPriority="67" w:unhideWhenUsed="0"/>
+    <w:lsdException w:name="Medium Grid 2 Accent 3" w:semiHidden="0" w:uiPriority="68" w:unhideWhenUsed="0"/>
+    <w:lsdException w:name="Medium Grid 3 Accent 3" w:semiHidden="0" w:uiPriority="69" w:unhideWhenUsed="0"/>
+    <w:lsdException w:name="Dark List Accent 3" w:semiHidden="0" w:uiPriority="70" w:unhideWhenUsed="0"/>
+    <w:lsdException w:name="Colorful Shading Accent 3" w:semiHidden="0" w:uiPriority="71" w:unhideWhenUsed="0"/>
+    <w:lsdException w:name="Colorful List Accent 3" w:semiHidden="0" w:uiPriority="72" w:unhideWhenUsed="0"/>
+    <w:lsdException w:name="Colorful Grid Accent 3" w:semiHidden="0" w:uiPriority="73" w:unhideWhenUsed="0"/>
+    <w:lsdException w:name="Light Shading Accent 4" w:semiHidden="0" w:uiPriority="60" w:unhideWhenUsed="0"/>
+    <w:lsdException w:name="Light List Accent 4" w:semiHidden="0" w:uiPriority="61" w:unhideWhenUsed="0"/>
+    <w:lsdException w:name="Light Grid Accent 4" w:semiHidden="0" w:uiPriority="62" w:unhideWhenUsed="0"/>
+    <w:lsdException w:name="Medium Shading 1 Accent 4" w:semiHidden="0" w:uiPriority="63" w:unhideWhenUsed="0"/>
+    <w:lsdException w:name="Medium Shading 2 Accent 4" w:semiHidden="0" w:uiPriority="64" w:unhideWhenUsed="0"/>
+    <w:lsdException w:name="Medium List 1 Accent 4" w:semiHidden="0" w:uiPriority="65" w:unhideWhenUsed="0"/>
+    <w:lsdException w:name="Medium List 2 Accent 4" w:semiHidden="0" w:uiPriority="66" w:unhideWhenUsed="0"/>
+    <w:lsdException w:name="Medium Grid 1 Accent 4" w:semiHidden="0" w:uiPriority="67" w:unhideWhenUsed="0"/>
+    <w:lsdException w:name="Medium Grid 2 Accent 4" w:semiHidden="0" w:uiPriority="68" w:unhideWhenUsed="0"/>
+    <w:lsdException w:name="Medium Grid 3 Accent 4" w:semiHidden="0" w:uiPriority="69" w:unhideWhenUsed="0"/>
+    <w:lsdException w:name="Dark List Accent 4" w:semiHidden="0" w:uiPriority="70" w:unhideWhenUsed="0"/>
+    <w:lsdException w:name="Colorful Shading Accent 4" w:semiHidden="0" w:uiPriority="71" w:unhideWhenUsed="0"/>
+    <w:lsdException w:name="Colorful List Accent 4" w:semiHidden="0" w:uiPriority="72" w:unhideWhenUsed="0"/>
+    <w:lsdException w:name="Colorful Grid Accent 4" w:semiHidden="0" w:uiPriority="73" w:unhideWhenUsed="0"/>
+    <w:lsdException w:name="Light Shading Accent 5" w:semiHidden="0" w:uiPriority="60" w:unhideWhenUsed="0"/>
+    <w:lsdException w:name="Light List Accent 5" w:semiHidden="0" w:uiPriority="61" w:unhideWhenUsed="0"/>
+    <w:lsdException w:name="Light Grid Accent 5" w:semiHidden="0" w:uiPriority="62" w:unhideWhenUsed="0"/>
+    <w:lsdException w:name="Medium Shading 1 Accent 5" w:semiHidden="0" w:uiPriority="63" w:unhideWhenUsed="0"/>
+    <w:lsdException w:name="Medium Shading 2 Accent 5" w:semiHidden="0" w:uiPriority="64" w:unhideWhenUsed="0"/>
+    <w:lsdException w:name="Medium List 1 Accent 5" w:semiHidden="0" w:uiPriority="65" w:unhideWhenUsed="0"/>
+    <w:lsdException w:name="Medium List 2 Accent 5" w:semiHidden="0" w:uiPriority="66" w:unhideWhenUsed="0"/>
+    <w:lsdException w:name="Medium Grid 1 Accent 5" w:semiHidden="0" w:uiPriority="67" w:unhideWhenUsed="0"/>
+    <w:lsdException w:name="Medium Grid 2 Accent 5" w:semiHidden="0" w:uiPriority="68" w:unhideWhenUsed="0"/>
+    <w:lsdException w:name="Medium Grid 3 Accent 5" w:semiHidden="0" w:uiPriority="69" w:unhideWhenUsed="0"/>
+    <w:lsdException w:name="Dark List Accent 5" w:semiHidden="0" w:uiPriority="70" w:unhideWhenUsed="0"/>
+    <w:lsdException w:name="Colorful Shading Accent 5" w:semiHidden="0" w:uiPriority="71" w:unhideWhenUsed="0"/>
+    <w:lsdException w:name="Colorful List Accent 5" w:semiHidden="0" w:uiPriority="72" w:unhideWhenUsed="0"/>
+    <w:lsdException w:name="Colorful Grid Accent 5" w:semiHidden="0" w:uiPriority="73" w:unhideWhenUsed="0"/>
+    <w:lsdException w:name="Light Shading Accent 6" w:semiHidden="0" w:uiPriority="60" w:unhideWhenUsed="0"/>
+    <w:lsdException w:name="Light List Accent 6" w:semiHidden="0" w:uiPriority="61" w:unhideWhenUsed="0"/>
+    <w:lsdException w:name="Light Grid Accent 6" w:semiHidden="0" w:uiPriority="62" w:unhideWhenUsed="0"/>
+    <w:lsdException w:name="Medium Shading 1 Accent 6" w:semiHidden="0" w:uiPriority="63" w:unhideWhenUsed="0"/>
+    <w:lsdException w:name="Medium Shading 2 Accent 6" w:semiHidden="0" w:uiPriority="64" w:unhideWhenUsed="0"/>
+    <w:lsdException w:name="Medium List 1 Accent 6" w:semiHidden="0" w:uiPriority="65" w:unhideWhenUsed="0"/>
+    <w:lsdException w:name="Medium List 2 Accent 6" w:semiHidden="0" w:uiPriority="66" w:unhideWhenUsed="0"/>
+    <w:lsdException w:name="Medium Grid 1 Accent 6" w:semiHidden="0" w:uiPriority="67" w:unhideWhenUsed="0"/>
+    <w:lsdException w:name="Medium Grid 2 Accent 6" w:semiHidden="0" w:uiPriority="68" w:unhideWhenUsed="0"/>
+    <w:lsdException w:name="Medium Grid 3 Accent 6" w:semiHidden="0" w:uiPriority="69" w:unhideWhenUsed="0"/>
+    <w:lsdException w:name="Dark List Accent 6" w:semiHidden="0" w:uiPriority="70" w:unhideWhenUsed="0"/>
+    <w:lsdException w:name="Colorful Shading Accent 6" w:semiHidden="0" w:uiPriority="71" w:unhideWhenUsed="0"/>
+    <w:lsdException w:name="Colorful List Accent 6" w:semiHidden="0" w:uiPriority="72" w:unhideWhenUsed="0"/>
+    <w:lsdException w:name="Colorful Grid Accent 6" w:semiHidden="0" w:uiPriority="73" w:unhideWhenUsed="0"/>
+    <w:lsdException w:name="Subtle Emphasis" w:semiHidden="0" w:uiPriority="19" w:unhideWhenUsed="0" w:qFormat="1"/>
+    <w:lsdException w:name="Intense Emphasis" w:semiHidden="0" w:uiPriority="21" w:unhideWhenUsed="0" w:qFormat="1"/>
+    <w:lsdException w:name="Subtle Reference" w:semiHidden="0" w:uiPriority="31" w:unhideWhenUsed="0" w:qFormat="1"/>
+    <w:lsdException w:name="Intense Reference" w:semiHidden="0" w:uiPriority="32" w:unhideWhenUsed="0" w:qFormat="1"/>
+    <w:lsdException w:name="Book Title" w:semiHidden="0" w:uiPriority="33" w:unhideWhenUsed="0" w:qFormat="1"/>
+    <w:lsdException w:name="Bibliography" w:uiPriority="37"/>
+    <w:lsdException w:name="TOC Heading" w:uiPriority="39" w:qFormat="1"/>
+  </w:latentStyles>
+  <w:style w:type="paragraph" w:default="1" w:styleId="a">
+    <w:name w:val="Normal"/>
+    <w:qFormat/>
+    <w:pPr>
+      <w:widowControl w:val="0"/>
+      <w:jc w:val="both"/>
+    </w:pPr>
+  </w:style>
+  <w:style w:type="character" w:default="1" w:styleId="a0">
+    <w:name w:val="Default Paragraph Font"/>
+    <w:uiPriority w:val="1"/>
+    <w:semiHidden/>
+    <w:unhideWhenUsed/>
+  </w:style>
+  <w:style w:type="table" w:default="1" w:styleId="a1">
+    <w:name w:val="Normal Table"/>
+    <w:uiPriority w:val="99"/>
+    <w:semiHidden/>
+    <w:unhideWhenUsed/>
+    <w:qFormat/>
+    <w:tblPr>
+      <w:tblInd w:w="0" w:type="dxa"/>
+      <w:tblCellMar>
+        <w:top w:w="0" w:type="dxa"/>
+        <w:left w:w="108" w:type="dxa"/>
+        <w:bottom w:w="0" w:type="dxa"/>
+        <w:right w:w="108" w:type="dxa"/>
+      </w:tblCellMar>
+    </w:tblPr>
+  </w:style>
+  <w:style w:type="numbering" w:default="1" w:styleId="a2">
+    <w:name w:val="No List"/>
+    <w:uiPriority w:val="99"/>
+    <w:semiHidden/>
+    <w:unhideWhenUsed/>
+  </w:style>
+  <w:style w:type="character" w:styleId="a3">
+    <w:name w:val="Placeholder Text"/>
+    <w:basedOn w:val="a0"/>
+    <w:uiPriority w:val="99"/>
+    <w:semiHidden/>
+    <w:rsid w:val="00EA7013"/>
+    <w:rPr>
+      <w:color w:val="808080"/>
+    </w:rPr>
+  </w:style>
+</w:styles>
+</file>
+
+<file path=word/glossary/webSettings.xml><?xml version="1.0" encoding="utf-8"?>
+<w:webSettings xmlns:r="http://schemas.openxmlformats.org/officeDocument/2006/relationships" xmlns:w="http://schemas.openxmlformats.org/wordprocessingml/2006/main">
+  <w:optimizeForBrowser/>
+</w:webSettings>
 </file>
 
 <file path=word/theme/theme1.xml><?xml version="1.0" encoding="utf-8"?>
@@ -28625,7 +27688,7 @@
   <a:extraClrSchemeLst/>
   <a:extLst>
     <a:ext uri="{05A4C25C-085E-4340-85A3-A5531E510DB2}">
-      <thm15:themeFamily xmlns:thm15="http://schemas.microsoft.com/office/thememl/2012/main" name="Office Theme" id="{62F939B6-93AF-4DB8-9C6B-D6C7DFDC589F}" vid="{4A3C46E8-61CC-4603-A589-7422A47A8E4A}"/>
+      <thm15:themeFamily xmlns:thm15="http://schemas.microsoft.com/office/thememl/2012/main" xmlns="" name="Office Theme" id="{62F939B6-93AF-4DB8-9C6B-D6C7DFDC589F}" vid="{4A3C46E8-61CC-4603-A589-7422A47A8E4A}"/>
     </a:ext>
   </a:extLst>
 </a:theme>

--- a/MalwarePEDetection/TechnicalReports/NovelMethodsToDetectMalwares.draft11.docx
+++ b/MalwarePEDetection/TechnicalReports/NovelMethodsToDetectMalwares.draft11.docx
@@ -4231,6 +4231,15 @@
       </w:sdt>
       <w:r>
         <w:rPr>
+          <w:rFonts w:ascii="Times" w:hAnsi="Times" w:cs="Times New Roman" w:hint="eastAsia"/>
+          <w:color w:val="000000" w:themeColor="text1"/>
+          <w:sz w:val="22"/>
+          <w:szCs w:val="22"/>
+        </w:rPr>
+        <w:t xml:space="preserve"> </w:t>
+      </w:r>
+      <w:r>
+        <w:rPr>
           <w:rFonts w:ascii="Times" w:hAnsi="Times" w:cs="MinionW08-Regular"/>
           <w:color w:val="000000" w:themeColor="text1"/>
           <w:sz w:val="22"/>
@@ -4290,7 +4299,25 @@
           <w:sz w:val="22"/>
           <w:szCs w:val="22"/>
         </w:rPr>
-        <w:t>signature based malware detection techniques have been proposed recently. These techniques analyze several features of malware,such as machine-level code, disassembled code, static calls from the disassembled code, and run-time APIcalls</w:t>
+        <w:t>signature based malware detection techniques have been proposed recently. These techniques analyze several features of malware,</w:t>
+      </w:r>
+      <w:r>
+        <w:rPr>
+          <w:rFonts w:ascii="Times" w:hAnsi="Times" w:cs="MinionW08-Regular" w:hint="eastAsia"/>
+          <w:color w:val="000000" w:themeColor="text1"/>
+          <w:sz w:val="22"/>
+          <w:szCs w:val="22"/>
+        </w:rPr>
+        <w:t xml:space="preserve"> </w:t>
+      </w:r>
+      <w:r>
+        <w:rPr>
+          <w:rFonts w:ascii="Times" w:hAnsi="Times" w:cs="MinionW08-Regular"/>
+          <w:color w:val="000000" w:themeColor="text1"/>
+          <w:sz w:val="22"/>
+          <w:szCs w:val="22"/>
+        </w:rPr>
+        <w:t>such as machine-level code, disassembled code, static calls from the disassembled code, and run-time APIcalls</w:t>
       </w:r>
       <w:r>
         <w:rPr>
@@ -4446,7 +4473,25 @@
           <w:sz w:val="22"/>
           <w:szCs w:val="22"/>
         </w:rPr>
-        <w:t xml:space="preserve">.Based on in-depth analysis of the static format information of PE files, we extracted </w:t>
+        <w:t>.</w:t>
+      </w:r>
+      <w:r>
+        <w:rPr>
+          <w:rFonts w:ascii="Times" w:hAnsi="Times" w:cs="MinionW08-Regular" w:hint="eastAsia"/>
+          <w:color w:val="000000" w:themeColor="text1"/>
+          <w:sz w:val="22"/>
+          <w:szCs w:val="22"/>
+        </w:rPr>
+        <w:t xml:space="preserve"> </w:t>
+      </w:r>
+      <w:r>
+        <w:rPr>
+          <w:rFonts w:ascii="Times" w:hAnsi="Times" w:cs="MinionW08-Regular"/>
+          <w:color w:val="000000" w:themeColor="text1"/>
+          <w:sz w:val="22"/>
+          <w:szCs w:val="22"/>
+        </w:rPr>
+        <w:t xml:space="preserve">Based on in-depth analysis of the static format information of PE files, we extracted </w:t>
       </w:r>
       <w:r>
         <w:rPr>
@@ -4584,7 +4629,43 @@
           <w:sz w:val="22"/>
           <w:szCs w:val="22"/>
         </w:rPr>
-        <w:t xml:space="preserve">Microsoft Windows operating systemsare the most widely used OSes in the world today. The prevalence of Windows makes it an attractive environment for virus writers to write malware for. The chief executable format for Windows is the Portable Executable (PE), a Microsoft standard. In this research, we focus on malware written in the PE format forWindows operating systems. </w:t>
+        <w:t>Microsoft Windows operating systems</w:t>
+      </w:r>
+      <w:r>
+        <w:rPr>
+          <w:rFonts w:ascii="Times" w:hAnsi="Times" w:cs="MinionW08-Regular" w:hint="eastAsia"/>
+          <w:color w:val="000000" w:themeColor="text1"/>
+          <w:sz w:val="22"/>
+          <w:szCs w:val="22"/>
+        </w:rPr>
+        <w:t xml:space="preserve"> </w:t>
+      </w:r>
+      <w:r>
+        <w:rPr>
+          <w:rFonts w:ascii="Times" w:hAnsi="Times" w:cs="MinionW08-Regular"/>
+          <w:color w:val="000000" w:themeColor="text1"/>
+          <w:sz w:val="22"/>
+          <w:szCs w:val="22"/>
+        </w:rPr>
+        <w:t>are the most widely used OSes in the world today. The prevalence of Windows makes it an attractive environment for virus writers to write malware for. The chief executable format for Windows is the Portable Executable (PE), a Microsoft standard. In this research, we focus on malware written in the PE format for</w:t>
+      </w:r>
+      <w:r>
+        <w:rPr>
+          <w:rFonts w:ascii="Times" w:hAnsi="Times" w:cs="MinionW08-Regular" w:hint="eastAsia"/>
+          <w:color w:val="000000" w:themeColor="text1"/>
+          <w:sz w:val="22"/>
+          <w:szCs w:val="22"/>
+        </w:rPr>
+        <w:t xml:space="preserve"> </w:t>
+      </w:r>
+      <w:r>
+        <w:rPr>
+          <w:rFonts w:ascii="Times" w:hAnsi="Times" w:cs="MinionW08-Regular"/>
+          <w:color w:val="000000" w:themeColor="text1"/>
+          <w:sz w:val="22"/>
+          <w:szCs w:val="22"/>
+        </w:rPr>
+        <w:t xml:space="preserve">Windows operating systems. </w:t>
       </w:r>
     </w:p>
     <w:p>
@@ -4813,6 +4894,15 @@
       </w:r>
       <w:r>
         <w:rPr>
+          <w:rFonts w:ascii="Times" w:hAnsi="Times" w:cs="MinionW08-Regular" w:hint="eastAsia"/>
+          <w:color w:val="000000" w:themeColor="text1"/>
+          <w:sz w:val="22"/>
+          <w:szCs w:val="22"/>
+        </w:rPr>
+        <w:t xml:space="preserve"> </w:t>
+      </w:r>
+      <w:r>
+        <w:rPr>
           <w:rFonts w:ascii="Times" w:hAnsi="Times" w:cs="MinionW08-Regular"/>
           <w:color w:val="000000" w:themeColor="text1"/>
           <w:sz w:val="22"/>
@@ -5109,6 +5199,15 @@
       </w:r>
       <w:r>
         <w:rPr>
+          <w:rFonts w:ascii="Times" w:hAnsi="Times" w:cs="MinionW08-Regular" w:hint="eastAsia"/>
+          <w:color w:val="000000" w:themeColor="text1"/>
+          <w:sz w:val="22"/>
+          <w:szCs w:val="22"/>
+        </w:rPr>
+        <w:t xml:space="preserve"> </w:t>
+      </w:r>
+      <w:r>
+        <w:rPr>
           <w:rFonts w:ascii="Times" w:hAnsi="Times" w:cs="MinionW08-Regular"/>
           <w:color w:val="000000" w:themeColor="text1"/>
           <w:sz w:val="22"/>
@@ -5124,6 +5223,15 @@
           <w:szCs w:val="22"/>
         </w:rPr>
         <w:t>t to scan any new files it sees.</w:t>
+      </w:r>
+      <w:r>
+        <w:rPr>
+          <w:rFonts w:ascii="Times" w:hAnsi="Times" w:cs="MinionW08-Regular" w:hint="eastAsia"/>
+          <w:color w:val="000000" w:themeColor="text1"/>
+          <w:sz w:val="22"/>
+          <w:szCs w:val="22"/>
+        </w:rPr>
+        <w:t xml:space="preserve"> </w:t>
       </w:r>
       <w:r>
         <w:rPr>
@@ -5323,7 +5431,7 @@
                     <a:blip r:embed="rId8" cstate="print">
                       <a:extLst>
                         <a:ext uri="{28A0092B-C50C-407E-A947-70E740481C1C}">
-                          <a14:useLocalDpi xmlns:a14="http://schemas.microsoft.com/office/drawing/2010/main" xmlns:wps="http://schemas.microsoft.com/office/word/2010/wordprocessingShape" xmlns:wpi="http://schemas.microsoft.com/office/word/2010/wordprocessingInk" xmlns:wpg="http://schemas.microsoft.com/office/word/2010/wordprocessingGroup" xmlns:w15="http://schemas.microsoft.com/office/word/2012/wordml" xmlns:w14="http://schemas.microsoft.com/office/word/2010/wordml" xmlns:w="http://schemas.openxmlformats.org/wordprocessingml/2006/main" xmlns:w10="urn:schemas-microsoft-com:office:word" xmlns:wp14="http://schemas.microsoft.com/office/word/2010/wordprocessingDrawing" xmlns:v="urn:schemas-microsoft-com:vml" xmlns:o="urn:schemas-microsoft-com:office:office" xmlns:mv="urn:schemas-microsoft-com:mac:vml" xmlns:mc="http://schemas.openxmlformats.org/markup-compatibility/2006" xmlns:mo="http://schemas.microsoft.com/office/mac/office/2008/main" xmlns:wpc="http://schemas.microsoft.com/office/word/2010/wordprocessingCanvas" xmlns="" val="0"/>
+                          <a14:useLocalDpi xmlns="" xmlns:wpc="http://schemas.microsoft.com/office/word/2010/wordprocessingCanvas" xmlns:mo="http://schemas.microsoft.com/office/mac/office/2008/main" xmlns:mc="http://schemas.openxmlformats.org/markup-compatibility/2006" xmlns:mv="urn:schemas-microsoft-com:mac:vml" xmlns:o="urn:schemas-microsoft-com:office:office" xmlns:v="urn:schemas-microsoft-com:vml" xmlns:wp14="http://schemas.microsoft.com/office/word/2010/wordprocessingDrawing" xmlns:w10="urn:schemas-microsoft-com:office:word" xmlns:w="http://schemas.openxmlformats.org/wordprocessingml/2006/main" xmlns:w14="http://schemas.microsoft.com/office/word/2010/wordml" xmlns:w15="http://schemas.microsoft.com/office/word/2012/wordml" xmlns:wpg="http://schemas.microsoft.com/office/word/2010/wordprocessingGroup" xmlns:wpi="http://schemas.microsoft.com/office/word/2010/wordprocessingInk" xmlns:wps="http://schemas.microsoft.com/office/word/2010/wordprocessingShape" xmlns:a14="http://schemas.microsoft.com/office/drawing/2010/main" val="0"/>
                         </a:ext>
                       </a:extLst>
                     </a:blip>
@@ -5472,7 +5580,7 @@
                     <a:blip r:embed="rId9" cstate="print">
                       <a:extLst>
                         <a:ext uri="{28A0092B-C50C-407E-A947-70E740481C1C}">
-                          <a14:useLocalDpi xmlns:a14="http://schemas.microsoft.com/office/drawing/2010/main" xmlns:wps="http://schemas.microsoft.com/office/word/2010/wordprocessingShape" xmlns:wpi="http://schemas.microsoft.com/office/word/2010/wordprocessingInk" xmlns:wpg="http://schemas.microsoft.com/office/word/2010/wordprocessingGroup" xmlns:w15="http://schemas.microsoft.com/office/word/2012/wordml" xmlns:w14="http://schemas.microsoft.com/office/word/2010/wordml" xmlns:w="http://schemas.openxmlformats.org/wordprocessingml/2006/main" xmlns:w10="urn:schemas-microsoft-com:office:word" xmlns:wp14="http://schemas.microsoft.com/office/word/2010/wordprocessingDrawing" xmlns:v="urn:schemas-microsoft-com:vml" xmlns:o="urn:schemas-microsoft-com:office:office" xmlns:mv="urn:schemas-microsoft-com:mac:vml" xmlns:mc="http://schemas.openxmlformats.org/markup-compatibility/2006" xmlns:mo="http://schemas.microsoft.com/office/mac/office/2008/main" xmlns:wpc="http://schemas.microsoft.com/office/word/2010/wordprocessingCanvas" xmlns="" val="0"/>
+                          <a14:useLocalDpi xmlns="" xmlns:wpc="http://schemas.microsoft.com/office/word/2010/wordprocessingCanvas" xmlns:mo="http://schemas.microsoft.com/office/mac/office/2008/main" xmlns:mc="http://schemas.openxmlformats.org/markup-compatibility/2006" xmlns:mv="urn:schemas-microsoft-com:mac:vml" xmlns:o="urn:schemas-microsoft-com:office:office" xmlns:v="urn:schemas-microsoft-com:vml" xmlns:wp14="http://schemas.microsoft.com/office/word/2010/wordprocessingDrawing" xmlns:w10="urn:schemas-microsoft-com:office:word" xmlns:w="http://schemas.openxmlformats.org/wordprocessingml/2006/main" xmlns:w14="http://schemas.microsoft.com/office/word/2010/wordml" xmlns:w15="http://schemas.microsoft.com/office/word/2012/wordml" xmlns:wpg="http://schemas.microsoft.com/office/word/2010/wordprocessingGroup" xmlns:wpi="http://schemas.microsoft.com/office/word/2010/wordprocessingInk" xmlns:wps="http://schemas.microsoft.com/office/word/2010/wordprocessingShape" xmlns:a14="http://schemas.microsoft.com/office/drawing/2010/main" val="0"/>
                         </a:ext>
                       </a:extLst>
                     </a:blip>
@@ -5549,6 +5657,15 @@
       </w:r>
       <w:r>
         <w:rPr>
+          <w:rFonts w:ascii="Times" w:hAnsi="Times" w:cs="MinionW08-Regular" w:hint="eastAsia"/>
+          <w:color w:val="000000" w:themeColor="text1"/>
+          <w:sz w:val="22"/>
+          <w:szCs w:val="22"/>
+        </w:rPr>
+        <w:t xml:space="preserve"> </w:t>
+      </w:r>
+      <w:r>
+        <w:rPr>
           <w:rFonts w:ascii="Times" w:hAnsi="Times" w:cs="MinionW08-Regular"/>
           <w:color w:val="000000" w:themeColor="text1"/>
           <w:sz w:val="22"/>
@@ -5599,7 +5716,25 @@
           <w:sz w:val="22"/>
           <w:szCs w:val="22"/>
         </w:rPr>
-        <w:t>dynamicapproach.</w:t>
+        <w:t>dynamic</w:t>
+      </w:r>
+      <w:r>
+        <w:rPr>
+          <w:rFonts w:ascii="Times" w:hAnsi="Times" w:cs="MinionW08-Regular" w:hint="eastAsia"/>
+          <w:color w:val="000000" w:themeColor="text1"/>
+          <w:sz w:val="22"/>
+          <w:szCs w:val="22"/>
+        </w:rPr>
+        <w:t xml:space="preserve"> </w:t>
+      </w:r>
+      <w:r>
+        <w:rPr>
+          <w:rFonts w:ascii="Times" w:hAnsi="Times" w:cs="MinionW08-Regular"/>
+          <w:color w:val="000000" w:themeColor="text1"/>
+          <w:sz w:val="22"/>
+          <w:szCs w:val="22"/>
+        </w:rPr>
+        <w:t>approach.</w:t>
       </w:r>
     </w:p>
     <w:p>
@@ -5700,7 +5835,25 @@
           <w:sz w:val="22"/>
           <w:szCs w:val="22"/>
         </w:rPr>
-        <w:t xml:space="preserve">actually executing any of the codes in question. A recent surveyon applying machine learning classifiers on static features to detect unknown malware suggests that static approach achieves </w:t>
+        <w:t>actually executing any of the codes in question. A recent survey</w:t>
+      </w:r>
+      <w:r>
+        <w:rPr>
+          <w:rFonts w:ascii="Times" w:hAnsi="Times" w:cs="MinionW08-Regular" w:hint="eastAsia"/>
+          <w:color w:val="000000" w:themeColor="text1"/>
+          <w:sz w:val="22"/>
+          <w:szCs w:val="22"/>
+        </w:rPr>
+        <w:t xml:space="preserve"> </w:t>
+      </w:r>
+      <w:r>
+        <w:rPr>
+          <w:rFonts w:ascii="Times" w:hAnsi="Times" w:cs="MinionW08-Regular"/>
+          <w:color w:val="000000" w:themeColor="text1"/>
+          <w:sz w:val="22"/>
+          <w:szCs w:val="22"/>
+        </w:rPr>
+        <w:t xml:space="preserve">on applying machine learning classifiers on static features to detect unknown malware suggests that static approach achieves </w:t>
       </w:r>
       <w:r>
         <w:rPr>
@@ -5828,6 +5981,15 @@
       </w:r>
       <w:r>
         <w:rPr>
+          <w:rFonts w:ascii="Times" w:hAnsi="Times" w:cs="MinionW08-Regular" w:hint="eastAsia"/>
+          <w:color w:val="000000" w:themeColor="text1"/>
+          <w:sz w:val="22"/>
+          <w:szCs w:val="22"/>
+        </w:rPr>
+        <w:t xml:space="preserve"> </w:t>
+      </w:r>
+      <w:r>
+        <w:rPr>
           <w:rFonts w:ascii="Times" w:hAnsi="Times" w:cs="MinionW08-Regular"/>
           <w:color w:val="000000" w:themeColor="text1"/>
           <w:sz w:val="22"/>
@@ -5943,7 +6105,25 @@
           <w:sz w:val="22"/>
           <w:szCs w:val="22"/>
         </w:rPr>
-        <w:t>he second techniquethey used the string as a binary feature</w:t>
+        <w:t>he second technique</w:t>
+      </w:r>
+      <w:r>
+        <w:rPr>
+          <w:rFonts w:ascii="Times" w:hAnsi="Times" w:cs="MinionW08-Regular" w:hint="eastAsia"/>
+          <w:color w:val="000000" w:themeColor="text1"/>
+          <w:sz w:val="22"/>
+          <w:szCs w:val="22"/>
+        </w:rPr>
+        <w:t xml:space="preserve"> </w:t>
+      </w:r>
+      <w:r>
+        <w:rPr>
+          <w:rFonts w:ascii="Times" w:hAnsi="Times" w:cs="MinionW08-Regular"/>
+          <w:color w:val="000000" w:themeColor="text1"/>
+          <w:sz w:val="22"/>
+          <w:szCs w:val="22"/>
+        </w:rPr>
+        <w:t>they used the string as a binary feature</w:t>
       </w:r>
     </w:p>
     <w:p>
@@ -6188,6 +6368,15 @@
       </w:sdt>
       <w:r>
         <w:rPr>
+          <w:rFonts w:ascii="Times" w:hAnsi="Times" w:cs="MinionW08-Regular" w:hint="eastAsia"/>
+          <w:color w:val="000000" w:themeColor="text1"/>
+          <w:sz w:val="22"/>
+          <w:szCs w:val="22"/>
+        </w:rPr>
+        <w:t xml:space="preserve"> </w:t>
+      </w:r>
+      <w:r>
+        <w:rPr>
           <w:rFonts w:ascii="Times" w:hAnsi="Times" w:cs="MinionW08-Regular"/>
           <w:color w:val="000000" w:themeColor="text1"/>
           <w:sz w:val="22"/>
@@ -6636,6 +6825,15 @@
       </w:sdt>
       <w:r>
         <w:rPr>
+          <w:rFonts w:ascii="Times" w:hAnsi="Times" w:cs="MinionW08-Regular" w:hint="eastAsia"/>
+          <w:color w:val="000000" w:themeColor="text1"/>
+          <w:sz w:val="22"/>
+          <w:szCs w:val="22"/>
+        </w:rPr>
+        <w:t xml:space="preserve"> </w:t>
+      </w:r>
+      <w:r>
+        <w:rPr>
           <w:rFonts w:ascii="Times" w:hAnsi="Times" w:cs="MinionW08-Regular"/>
           <w:color w:val="000000" w:themeColor="text1"/>
           <w:sz w:val="22"/>
@@ -6721,6 +6919,15 @@
           </w:r>
         </w:sdtContent>
       </w:sdt>
+      <w:r>
+        <w:rPr>
+          <w:rFonts w:ascii="Times" w:hAnsi="Times" w:cs="MinionW08-Regular" w:hint="eastAsia"/>
+          <w:color w:val="000000" w:themeColor="text1"/>
+          <w:sz w:val="22"/>
+          <w:szCs w:val="22"/>
+        </w:rPr>
+        <w:t xml:space="preserve"> </w:t>
+      </w:r>
       <w:r>
         <w:rPr>
           <w:rFonts w:ascii="Times" w:hAnsi="Times" w:cs="MinionW08-Regular"/>
@@ -7318,12 +7525,39 @@
       </w:sdt>
       <w:r>
         <w:rPr>
-          <w:rFonts w:ascii="Times" w:hAnsi="Times" w:cs="MinionW08-Regular"/>
-          <w:color w:val="000000" w:themeColor="text1"/>
-          <w:sz w:val="22"/>
-          <w:szCs w:val="22"/>
-        </w:rPr>
-        <w:t>introduced a malware detection technique combining two different dynamic features (from spatial and temporal information) available in run-time API. Park et al.used run-time execution of malware files to generate maximal common subgraph to detect malware. Tian et al</w:t>
+          <w:rFonts w:ascii="Times" w:hAnsi="Times" w:cs="MinionW08-Regular" w:hint="eastAsia"/>
+          <w:color w:val="000000" w:themeColor="text1"/>
+          <w:sz w:val="22"/>
+          <w:szCs w:val="22"/>
+        </w:rPr>
+        <w:t xml:space="preserve"> </w:t>
+      </w:r>
+      <w:r>
+        <w:rPr>
+          <w:rFonts w:ascii="Times" w:hAnsi="Times" w:cs="MinionW08-Regular"/>
+          <w:color w:val="000000" w:themeColor="text1"/>
+          <w:sz w:val="22"/>
+          <w:szCs w:val="22"/>
+        </w:rPr>
+        <w:t>introduced a malware detection technique combining two different dynamic features (from spatial and temporal information) available in run-time API. Park et al.</w:t>
+      </w:r>
+      <w:r>
+        <w:rPr>
+          <w:rFonts w:ascii="Times" w:hAnsi="Times" w:cs="MinionW08-Regular" w:hint="eastAsia"/>
+          <w:color w:val="000000" w:themeColor="text1"/>
+          <w:sz w:val="22"/>
+          <w:szCs w:val="22"/>
+        </w:rPr>
+        <w:t xml:space="preserve"> </w:t>
+      </w:r>
+      <w:r>
+        <w:rPr>
+          <w:rFonts w:ascii="Times" w:hAnsi="Times" w:cs="MinionW08-Regular"/>
+          <w:color w:val="000000" w:themeColor="text1"/>
+          <w:sz w:val="22"/>
+          <w:szCs w:val="22"/>
+        </w:rPr>
+        <w:t>used run-time execution of malware files to generate maximal common subgraph to detect malware. Tian et al</w:t>
       </w:r>
       <w:r>
         <w:rPr>
@@ -7378,7 +7612,25 @@
           <w:sz w:val="22"/>
           <w:szCs w:val="22"/>
         </w:rPr>
-        <w:t>Apart from above, in order to label suspicious files to malware or benign software, information security experts need to analyze manually suspicious files and it is a time-consuming task. Nissim et al.presented an AL (active learning) framework and introduced two new AL methods to acquire new malwares. The results indicate that their method outperforms random selection for all performance measures and can assist antivirus vendors to improve efficiency.</w:t>
+        <w:t>Apart from above, in order to label suspicious files to malware or benign software, information security experts need to analyze manually suspicious files and it is a time-consuming task. Nissim et al.</w:t>
+      </w:r>
+      <w:r>
+        <w:rPr>
+          <w:rFonts w:ascii="Times" w:hAnsi="Times" w:cs="MinionW08-Regular" w:hint="eastAsia"/>
+          <w:color w:val="000000" w:themeColor="text1"/>
+          <w:sz w:val="22"/>
+          <w:szCs w:val="22"/>
+        </w:rPr>
+        <w:t xml:space="preserve"> </w:t>
+      </w:r>
+      <w:r>
+        <w:rPr>
+          <w:rFonts w:ascii="Times" w:hAnsi="Times" w:cs="MinionW08-Regular"/>
+          <w:color w:val="000000" w:themeColor="text1"/>
+          <w:sz w:val="22"/>
+          <w:szCs w:val="22"/>
+        </w:rPr>
+        <w:t>presented an AL (active learning) framework and introduced two new AL methods to acquire new malwares. The results indicate that their method outperforms random selection for all performance measures and can assist antivirus vendors to improve efficiency.</w:t>
       </w:r>
     </w:p>
     <w:p>
@@ -7938,7 +8190,7 @@
                     <a:blip r:embed="rId10">
                       <a:extLst>
                         <a:ext uri="{28A0092B-C50C-407E-A947-70E740481C1C}">
-                          <a14:useLocalDpi xmlns:a14="http://schemas.microsoft.com/office/drawing/2010/main" xmlns:wps="http://schemas.microsoft.com/office/word/2010/wordprocessingShape" xmlns:wpi="http://schemas.microsoft.com/office/word/2010/wordprocessingInk" xmlns:wpg="http://schemas.microsoft.com/office/word/2010/wordprocessingGroup" xmlns:w15="http://schemas.microsoft.com/office/word/2012/wordml" xmlns:w14="http://schemas.microsoft.com/office/word/2010/wordml" xmlns:w="http://schemas.openxmlformats.org/wordprocessingml/2006/main" xmlns:w10="urn:schemas-microsoft-com:office:word" xmlns:wp14="http://schemas.microsoft.com/office/word/2010/wordprocessingDrawing" xmlns:v="urn:schemas-microsoft-com:vml" xmlns:o="urn:schemas-microsoft-com:office:office" xmlns:mv="urn:schemas-microsoft-com:mac:vml" xmlns:mc="http://schemas.openxmlformats.org/markup-compatibility/2006" xmlns:mo="http://schemas.microsoft.com/office/mac/office/2008/main" xmlns:wpc="http://schemas.microsoft.com/office/word/2010/wordprocessingCanvas" xmlns="" val="0"/>
+                          <a14:useLocalDpi xmlns="" xmlns:wpc="http://schemas.microsoft.com/office/word/2010/wordprocessingCanvas" xmlns:mo="http://schemas.microsoft.com/office/mac/office/2008/main" xmlns:mc="http://schemas.openxmlformats.org/markup-compatibility/2006" xmlns:mv="urn:schemas-microsoft-com:mac:vml" xmlns:o="urn:schemas-microsoft-com:office:office" xmlns:v="urn:schemas-microsoft-com:vml" xmlns:wp14="http://schemas.microsoft.com/office/word/2010/wordprocessingDrawing" xmlns:w10="urn:schemas-microsoft-com:office:word" xmlns:w="http://schemas.openxmlformats.org/wordprocessingml/2006/main" xmlns:w14="http://schemas.microsoft.com/office/word/2010/wordml" xmlns:w15="http://schemas.microsoft.com/office/word/2012/wordml" xmlns:wpg="http://schemas.microsoft.com/office/word/2010/wordprocessingGroup" xmlns:wpi="http://schemas.microsoft.com/office/word/2010/wordprocessingInk" xmlns:wps="http://schemas.microsoft.com/office/word/2010/wordprocessingShape" xmlns:a14="http://schemas.microsoft.com/office/drawing/2010/main" val="0"/>
                         </a:ext>
                       </a:extLst>
                     </a:blip>
@@ -8655,6 +8907,15 @@
       </w:sdt>
       <w:r>
         <w:rPr>
+          <w:rFonts w:ascii="Times" w:hAnsi="Times" w:cs="MinionW08-Regular" w:hint="eastAsia"/>
+          <w:color w:val="000000" w:themeColor="text1"/>
+          <w:sz w:val="22"/>
+          <w:szCs w:val="22"/>
+        </w:rPr>
+        <w:t xml:space="preserve"> </w:t>
+      </w:r>
+      <w:r>
+        <w:rPr>
           <w:rFonts w:ascii="Times" w:hAnsi="Times" w:cs="MinionW08-Regular"/>
           <w:color w:val="000000" w:themeColor="text1"/>
           <w:sz w:val="22"/>
@@ -9033,7 +9294,27 @@
           <w:sz w:val="22"/>
           <w:szCs w:val="22"/>
         </w:rPr>
-        <w:t xml:space="preserve"> recentmalicious PE files</w:t>
+        <w:t xml:space="preserve"> recent</w:t>
+      </w:r>
+      <w:r>
+        <w:rPr>
+          <w:rFonts w:ascii="Times" w:hAnsi="Times" w:cs="MinionW08-Regular" w:hint="eastAsia"/>
+          <w:b/>
+          <w:color w:val="00B050"/>
+          <w:sz w:val="22"/>
+          <w:szCs w:val="22"/>
+        </w:rPr>
+        <w:t xml:space="preserve"> </w:t>
+      </w:r>
+      <w:r>
+        <w:rPr>
+          <w:rFonts w:ascii="Times" w:hAnsi="Times" w:cs="MinionW08-Regular"/>
+          <w:b/>
+          <w:color w:val="00B050"/>
+          <w:sz w:val="22"/>
+          <w:szCs w:val="22"/>
+        </w:rPr>
+        <w:t>malicious PE files</w:t>
       </w:r>
       <w:r>
         <w:rPr>
@@ -9080,7 +9361,25 @@
           <w:sz w:val="22"/>
           <w:szCs w:val="22"/>
         </w:rPr>
-        <w:t xml:space="preserve">shows the diversity of our dataset.There were no duplicate </w:t>
+        <w:t>shows the diversity of our dataset.</w:t>
+      </w:r>
+      <w:r>
+        <w:rPr>
+          <w:rFonts w:ascii="Times" w:hAnsi="Times" w:cs="MinionW08-Regular" w:hint="eastAsia"/>
+          <w:color w:val="000000" w:themeColor="text1"/>
+          <w:sz w:val="22"/>
+          <w:szCs w:val="22"/>
+        </w:rPr>
+        <w:t xml:space="preserve"> </w:t>
+      </w:r>
+      <w:r>
+        <w:rPr>
+          <w:rFonts w:ascii="Times" w:hAnsi="Times" w:cs="MinionW08-Regular"/>
+          <w:color w:val="000000" w:themeColor="text1"/>
+          <w:sz w:val="22"/>
+          <w:szCs w:val="22"/>
+        </w:rPr>
+        <w:t xml:space="preserve">There were no duplicate </w:t>
       </w:r>
       <w:r>
         <w:rPr>
@@ -9535,6 +9834,15 @@
       </w:r>
       <w:r>
         <w:rPr>
+          <w:rFonts w:ascii="Times" w:hAnsi="Times" w:cs="Helvetica" w:hint="eastAsia"/>
+          <w:color w:val="000000" w:themeColor="text1"/>
+          <w:sz w:val="22"/>
+          <w:szCs w:val="22"/>
+        </w:rPr>
+        <w:t xml:space="preserve"> </w:t>
+      </w:r>
+      <w:r>
+        <w:rPr>
           <w:rFonts w:ascii="Times" w:hAnsi="Times" w:cs="Helvetica"/>
           <w:color w:val="000000" w:themeColor="text1"/>
           <w:sz w:val="22"/>
@@ -11702,6 +12010,14 @@
       </w:r>
       <w:r>
         <w:rPr>
+          <w:rFonts w:ascii="Times" w:hAnsi="Times" w:cs="MinionW08-Regular" w:hint="eastAsia"/>
+          <w:sz w:val="22"/>
+          <w:szCs w:val="22"/>
+        </w:rPr>
+        <w:t xml:space="preserve"> </w:t>
+      </w:r>
+      <w:r>
+        <w:rPr>
           <w:rFonts w:ascii="Times" w:eastAsia="Times New Roman" w:hAnsi="Times" w:cs="Times New Roman"/>
           <w:color w:val="000000"/>
           <w:sz w:val="22"/>
@@ -13735,7 +14051,25 @@
           <w:sz w:val="22"/>
           <w:szCs w:val="22"/>
         </w:rPr>
-        <w:t>In our statistical results about calling APIs, both normal and malicious samples may use the same API function. As we all know, the malware complete a certain attack by using lots of sensitive API, for examples,V</w:t>
+        <w:t>In our statistical results about calling APIs, both normal and malicious samples may use the same API function. As we all know, the malware complete a certain attack by using lots of sensitive API, for examples,</w:t>
+      </w:r>
+      <w:r>
+        <w:rPr>
+          <w:rFonts w:ascii="Times" w:hAnsi="Times" w:cs="MinionW08-Regular" w:hint="eastAsia"/>
+          <w:color w:val="000000" w:themeColor="text1"/>
+          <w:sz w:val="22"/>
+          <w:szCs w:val="22"/>
+        </w:rPr>
+        <w:t xml:space="preserve"> </w:t>
+      </w:r>
+      <w:r>
+        <w:rPr>
+          <w:rFonts w:ascii="Times" w:hAnsi="Times" w:cs="MinionW08-Regular"/>
+          <w:color w:val="000000" w:themeColor="text1"/>
+          <w:sz w:val="22"/>
+          <w:szCs w:val="22"/>
+        </w:rPr>
+        <w:t>V</w:t>
       </w:r>
       <w:r>
         <w:rPr>
@@ -13748,12 +14082,75 @@
       </w:r>
       <w:r>
         <w:rPr>
-          <w:rFonts w:ascii="Times" w:hAnsi="Times" w:cs="MinionW08-Regular"/>
-          <w:color w:val="000000" w:themeColor="text1"/>
-          <w:sz w:val="22"/>
-          <w:szCs w:val="22"/>
-        </w:rPr>
-        <w:t>infects system file, it callsFindNextFile search target format file, and callsReadFileto  read the file, while using SetFileAttributes modify the file's attributes. By combining API sequences, we further explore the hidden relevance in sensitive APIs.</w:t>
+          <w:rFonts w:ascii="Times" w:hAnsi="Times" w:cs="MinionW08-Regular" w:hint="eastAsia"/>
+          <w:color w:val="000000" w:themeColor="text1"/>
+          <w:sz w:val="22"/>
+          <w:szCs w:val="22"/>
+        </w:rPr>
+        <w:t xml:space="preserve"> </w:t>
+      </w:r>
+      <w:r>
+        <w:rPr>
+          <w:rFonts w:ascii="Times" w:hAnsi="Times" w:cs="MinionW08-Regular"/>
+          <w:color w:val="000000" w:themeColor="text1"/>
+          <w:sz w:val="22"/>
+          <w:szCs w:val="22"/>
+        </w:rPr>
+        <w:t>infects system file, it calls</w:t>
+      </w:r>
+      <w:r>
+        <w:rPr>
+          <w:rFonts w:ascii="Times" w:hAnsi="Times" w:cs="MinionW08-Regular" w:hint="eastAsia"/>
+          <w:color w:val="000000" w:themeColor="text1"/>
+          <w:sz w:val="22"/>
+          <w:szCs w:val="22"/>
+        </w:rPr>
+        <w:t xml:space="preserve"> </w:t>
+      </w:r>
+      <w:r>
+        <w:rPr>
+          <w:rFonts w:ascii="Times" w:hAnsi="Times" w:cs="MinionW08-Regular"/>
+          <w:color w:val="000000" w:themeColor="text1"/>
+          <w:sz w:val="22"/>
+          <w:szCs w:val="22"/>
+        </w:rPr>
+        <w:t>FindNextFile search target format file, and calls</w:t>
+      </w:r>
+      <w:r>
+        <w:rPr>
+          <w:rFonts w:ascii="Times" w:hAnsi="Times" w:cs="MinionW08-Regular" w:hint="eastAsia"/>
+          <w:color w:val="000000" w:themeColor="text1"/>
+          <w:sz w:val="22"/>
+          <w:szCs w:val="22"/>
+        </w:rPr>
+        <w:t xml:space="preserve"> </w:t>
+      </w:r>
+      <w:r>
+        <w:rPr>
+          <w:rFonts w:ascii="Times" w:hAnsi="Times" w:cs="MinionW08-Regular"/>
+          <w:color w:val="000000" w:themeColor="text1"/>
+          <w:sz w:val="22"/>
+          <w:szCs w:val="22"/>
+        </w:rPr>
+        <w:t>ReadFile</w:t>
+      </w:r>
+      <w:r>
+        <w:rPr>
+          <w:rFonts w:ascii="Times" w:hAnsi="Times" w:cs="MinionW08-Regular" w:hint="eastAsia"/>
+          <w:color w:val="000000" w:themeColor="text1"/>
+          <w:sz w:val="22"/>
+          <w:szCs w:val="22"/>
+        </w:rPr>
+        <w:t xml:space="preserve"> </w:t>
+      </w:r>
+      <w:r>
+        <w:rPr>
+          <w:rFonts w:ascii="Times" w:hAnsi="Times" w:cs="MinionW08-Regular"/>
+          <w:color w:val="000000" w:themeColor="text1"/>
+          <w:sz w:val="22"/>
+          <w:szCs w:val="22"/>
+        </w:rPr>
+        <w:t>to  read the file, while using SetFileAttributes modify the file's attributes. By combining API sequences, we further explore the hidden relevance in sensitive APIs.</w:t>
       </w:r>
     </w:p>
     <w:p>
@@ -13771,7 +14168,7 @@
       <w:pPr>
         <w:jc w:val="both"/>
         <w:rPr>
-          <w:rFonts w:ascii="Times" w:hAnsi="Times" w:cs="MinionW08-Regular"/>
+          <w:rFonts w:ascii="Times" w:hAnsi="Times" w:cs="MinionW08-Regular" w:hint="eastAsia"/>
           <w:color w:val="000000" w:themeColor="text1"/>
           <w:sz w:val="22"/>
           <w:szCs w:val="22"/>
@@ -13838,50 +14235,351 @@
           <w:sz w:val="22"/>
           <w:szCs w:val="22"/>
         </w:rPr>
-        <w:t>consider the information gain algorithm</w:t>
-      </w:r>
-      <w:r>
-        <w:rPr>
-          <w:rFonts w:ascii="Times" w:hAnsi="Times" w:cs="MinionW08-Regular"/>
-          <w:color w:val="000000" w:themeColor="text1"/>
-          <w:sz w:val="22"/>
-          <w:szCs w:val="22"/>
-        </w:rPr>
-        <w:t>(Formula 3.1)</w:t>
-      </w:r>
-      <w:r>
-        <w:rPr>
-          <w:rFonts w:ascii="Times" w:hAnsi="Times" w:cs="MinionW08-Regular"/>
-          <w:color w:val="000000" w:themeColor="text1"/>
-          <w:sz w:val="22"/>
-          <w:szCs w:val="22"/>
-        </w:rPr>
-        <w:t>,</w:t>
-      </w:r>
-      <w:r>
-        <w:rPr>
-          <w:rFonts w:ascii="Times" w:hAnsi="Times" w:cs="MinionW08-Regular"/>
-          <w:color w:val="000000" w:themeColor="text1"/>
-          <w:sz w:val="22"/>
-          <w:szCs w:val="22"/>
-        </w:rPr>
-        <w:t xml:space="preserve"> and </w:t>
-      </w:r>
-      <w:r>
-        <w:rPr>
-          <w:rFonts w:ascii="Times" w:hAnsi="Times" w:cs="MinionW08-Regular"/>
-          <w:color w:val="000000" w:themeColor="text1"/>
-          <w:sz w:val="22"/>
-          <w:szCs w:val="22"/>
-        </w:rPr>
-        <w:t>select the most distinguished 300 API combinations, such as 'Sleep &amp; _initterm&amp;GettickCount', GetCurrentAddress&amp; _initterm&amp;UnhandleExceptionFilter etc.</w:t>
+        <w:t xml:space="preserve">consider the </w:t>
+      </w:r>
+      <w:bookmarkStart w:id="26" w:name="OLE_LINK28"/>
+      <w:bookmarkStart w:id="27" w:name="OLE_LINK29"/>
+      <w:r>
+        <w:rPr>
+          <w:rFonts w:ascii="Times" w:hAnsi="Times" w:cs="MinionW08-Regular"/>
+          <w:color w:val="000000" w:themeColor="text1"/>
+          <w:sz w:val="22"/>
+          <w:szCs w:val="22"/>
+        </w:rPr>
+        <w:t>information gain</w:t>
+      </w:r>
+      <w:bookmarkEnd w:id="26"/>
+      <w:bookmarkEnd w:id="27"/>
+      <w:r>
+        <w:rPr>
+          <w:rFonts w:ascii="Times" w:hAnsi="Times" w:cs="MinionW08-Regular"/>
+          <w:color w:val="000000" w:themeColor="text1"/>
+          <w:sz w:val="22"/>
+          <w:szCs w:val="22"/>
+        </w:rPr>
+        <w:t xml:space="preserve"> algorithm</w:t>
+      </w:r>
+      <w:r>
+        <w:rPr>
+          <w:rFonts w:ascii="Times" w:hAnsi="Times" w:cs="MinionW08-Regular" w:hint="eastAsia"/>
+          <w:color w:val="000000" w:themeColor="text1"/>
+          <w:sz w:val="22"/>
+          <w:szCs w:val="22"/>
+        </w:rPr>
+        <w:t>.</w:t>
+      </w:r>
+    </w:p>
+    <w:p>
+      <w:pPr>
+        <w:jc w:val="both"/>
+        <w:rPr>
+          <w:rFonts w:ascii="Times" w:hAnsi="Times" w:cs="MinionW08-Regular" w:hint="eastAsia"/>
+          <w:color w:val="000000" w:themeColor="text1"/>
+          <w:sz w:val="22"/>
+          <w:szCs w:val="22"/>
+        </w:rPr>
+      </w:pPr>
+      <w:r>
+        <w:rPr>
+          <w:rFonts w:ascii="Times" w:hAnsi="Times" w:cs="MinionW08-Regular" w:hint="eastAsia"/>
+          <w:color w:val="000000" w:themeColor="text1"/>
+          <w:sz w:val="22"/>
+          <w:szCs w:val="22"/>
+        </w:rPr>
+        <w:t xml:space="preserve">As we all Know, the Shanon </w:t>
+      </w:r>
+      <w:r>
+        <w:rPr>
+          <w:rFonts w:ascii="Times" w:hAnsi="Times" w:cs="MinionW08-Regular"/>
+          <w:color w:val="000000" w:themeColor="text1"/>
+          <w:sz w:val="22"/>
+          <w:szCs w:val="22"/>
+        </w:rPr>
+        <w:t>Entropy</w:t>
+      </w:r>
+      <w:r>
+        <w:rPr>
+          <w:rFonts w:ascii="Times" w:hAnsi="Times" w:cs="MinionW08-Regular" w:hint="eastAsia"/>
+          <w:color w:val="000000" w:themeColor="text1"/>
+          <w:sz w:val="22"/>
+          <w:szCs w:val="22"/>
+        </w:rPr>
+        <w:t xml:space="preserve"> is used to </w:t>
+      </w:r>
+      <w:r>
+        <w:rPr>
+          <w:rFonts w:ascii="Times New Roman" w:hAnsi="Times New Roman" w:cs="Times New Roman"/>
+          <w:sz w:val="22"/>
+          <w:szCs w:val="22"/>
+        </w:rPr>
+        <w:t>evaluate</w:t>
+      </w:r>
+      <w:r>
+        <w:rPr>
+          <w:rFonts w:ascii="Times New Roman" w:hAnsi="Times New Roman" w:cs="Times New Roman" w:hint="eastAsia"/>
+          <w:sz w:val="22"/>
+          <w:szCs w:val="22"/>
+        </w:rPr>
+        <w:t xml:space="preserve"> the importance of  a information and</w:t>
+      </w:r>
+      <w:r>
+        <w:rPr>
+          <w:rFonts w:ascii="Times" w:hAnsi="Times" w:cs="MinionW08-Regular" w:hint="eastAsia"/>
+          <w:color w:val="000000" w:themeColor="text1"/>
+          <w:sz w:val="22"/>
+          <w:szCs w:val="22"/>
+        </w:rPr>
+        <w:t xml:space="preserve">  is defined as:</w:t>
+      </w:r>
+    </w:p>
+    <w:p>
+      <w:pPr>
+        <w:jc w:val="center"/>
+        <w:rPr>
+          <w:rFonts w:ascii="Times" w:hAnsi="Times" w:cs="MinionW08-Regular" w:hint="eastAsia"/>
+          <w:color w:val="000000" w:themeColor="text1"/>
+          <w:sz w:val="22"/>
+          <w:szCs w:val="22"/>
+        </w:rPr>
+      </w:pPr>
+      <m:oMath>
+        <m:r>
+          <w:rPr>
+            <w:rFonts w:ascii="Cambria Math" w:hAnsi="Cambria Math" w:cs="MinionW08-Regular"/>
+            <w:color w:val="000000" w:themeColor="text1"/>
+            <w:sz w:val="22"/>
+            <w:szCs w:val="22"/>
+          </w:rPr>
+          <m:t>E</m:t>
+        </m:r>
+        <m:d>
+          <m:dPr>
+            <m:ctrlPr>
+              <w:rPr>
+                <w:rFonts w:ascii="Cambria Math" w:hAnsi="Cambria Math" w:cs="MinionW08-Regular"/>
+                <w:i/>
+                <w:color w:val="000000" w:themeColor="text1"/>
+                <w:sz w:val="22"/>
+                <w:szCs w:val="22"/>
+              </w:rPr>
+            </m:ctrlPr>
+          </m:dPr>
+          <m:e>
+            <m:r>
+              <w:rPr>
+                <w:rFonts w:ascii="Cambria Math" w:hAnsi="Cambria Math" w:cs="MinionW08-Regular"/>
+                <w:color w:val="000000" w:themeColor="text1"/>
+                <w:sz w:val="22"/>
+                <w:szCs w:val="22"/>
+              </w:rPr>
+              <m:t>v</m:t>
+            </m:r>
+          </m:e>
+        </m:d>
+        <m:r>
+          <w:rPr>
+            <w:rFonts w:ascii="Cambria Math" w:hAnsi="Cambria Math" w:cs="MinionW08-Regular"/>
+            <w:color w:val="000000" w:themeColor="text1"/>
+            <w:sz w:val="22"/>
+            <w:szCs w:val="22"/>
+          </w:rPr>
+          <m:t>= -P</m:t>
+        </m:r>
+        <m:d>
+          <m:dPr>
+            <m:ctrlPr>
+              <w:rPr>
+                <w:rFonts w:ascii="Cambria Math" w:hAnsi="Cambria Math" w:cs="MinionW08-Regular"/>
+                <w:i/>
+                <w:color w:val="000000" w:themeColor="text1"/>
+                <w:sz w:val="22"/>
+                <w:szCs w:val="22"/>
+              </w:rPr>
+            </m:ctrlPr>
+          </m:dPr>
+          <m:e>
+            <m:r>
+              <w:rPr>
+                <w:rFonts w:ascii="Cambria Math" w:hAnsi="Cambria Math" w:cs="MinionW08-Regular"/>
+                <w:color w:val="000000" w:themeColor="text1"/>
+                <w:sz w:val="22"/>
+                <w:szCs w:val="22"/>
+              </w:rPr>
+              <m:t>v</m:t>
+            </m:r>
+          </m:e>
+        </m:d>
+        <m:r>
+          <w:rPr>
+            <w:rFonts w:ascii="Cambria Math" w:hAnsi="Cambria Math" w:cs="MinionW08-Regular"/>
+            <w:color w:val="000000" w:themeColor="text1"/>
+            <w:sz w:val="22"/>
+            <w:szCs w:val="22"/>
+          </w:rPr>
+          <m:t>∙</m:t>
+        </m:r>
+        <m:sSub>
+          <m:sSubPr>
+            <m:ctrlPr>
+              <w:rPr>
+                <w:rFonts w:ascii="Cambria Math" w:hAnsi="Cambria Math" w:cs="MinionW08-Regular"/>
+                <w:i/>
+                <w:color w:val="000000" w:themeColor="text1"/>
+                <w:sz w:val="22"/>
+                <w:szCs w:val="22"/>
+              </w:rPr>
+            </m:ctrlPr>
+          </m:sSubPr>
+          <m:e>
+            <m:r>
+              <w:rPr>
+                <w:rFonts w:ascii="Cambria Math" w:hAnsi="Cambria Math" w:cs="MinionW08-Regular"/>
+                <w:color w:val="000000" w:themeColor="text1"/>
+                <w:sz w:val="22"/>
+                <w:szCs w:val="22"/>
+              </w:rPr>
+              <m:t>log</m:t>
+            </m:r>
+          </m:e>
+          <m:sub>
+            <m:r>
+              <w:rPr>
+                <w:rFonts w:ascii="Cambria Math" w:hAnsi="Cambria Math" w:cs="MinionW08-Regular"/>
+                <w:color w:val="000000" w:themeColor="text1"/>
+                <w:sz w:val="22"/>
+                <w:szCs w:val="22"/>
+              </w:rPr>
+              <m:t>2</m:t>
+            </m:r>
+          </m:sub>
+        </m:sSub>
+        <m:r>
+          <w:rPr>
+            <w:rFonts w:ascii="Cambria Math" w:hAnsi="Cambria Math" w:cs="MinionW08-Regular"/>
+            <w:color w:val="000000" w:themeColor="text1"/>
+            <w:sz w:val="22"/>
+            <w:szCs w:val="22"/>
+          </w:rPr>
+          <m:t>(P(v)</m:t>
+        </m:r>
+      </m:oMath>
+      <w:r>
+        <w:rPr>
+          <w:rFonts w:ascii="Times" w:hAnsi="Times" w:cs="MinionW08-Regular" w:hint="eastAsia"/>
+          <w:color w:val="000000" w:themeColor="text1"/>
+          <w:sz w:val="22"/>
+          <w:szCs w:val="22"/>
+        </w:rPr>
+        <w:t xml:space="preserve"> (3.1)</w:t>
+      </w:r>
+    </w:p>
+    <w:p>
+      <w:pPr>
+        <w:jc w:val="both"/>
+        <w:rPr>
+          <w:rFonts w:ascii="Times" w:hAnsi="Times" w:cs="MinionW08-Regular"/>
+          <w:color w:val="000000" w:themeColor="text1"/>
+          <w:sz w:val="22"/>
+          <w:szCs w:val="22"/>
+        </w:rPr>
+      </w:pPr>
+      <w:r>
+        <w:rPr>
+          <w:rFonts w:ascii="Times" w:hAnsi="Times" w:cs="MinionW08-Regular"/>
+          <w:color w:val="000000" w:themeColor="text1"/>
+          <w:sz w:val="22"/>
+          <w:szCs w:val="22"/>
+        </w:rPr>
+        <w:lastRenderedPageBreak/>
+        <w:t xml:space="preserve"> </w:t>
       </w:r>
       <w:bookmarkEnd w:id="24"/>
       <w:bookmarkEnd w:id="25"/>
-    </w:p>
-    <w:p>
-      <w:pPr>
-        <w:jc w:val="right"/>
+      <w:r>
+        <w:rPr>
+          <w:rFonts w:ascii="Times" w:hAnsi="Times" w:cs="MinionW08-Regular" w:hint="eastAsia"/>
+          <w:color w:val="000000" w:themeColor="text1"/>
+          <w:sz w:val="22"/>
+          <w:szCs w:val="22"/>
+        </w:rPr>
+        <w:t xml:space="preserve">The </w:t>
+      </w:r>
+      <w:r>
+        <w:rPr>
+          <w:rFonts w:ascii="Times" w:hAnsi="Times" w:cs="MinionW08-Regular"/>
+          <w:color w:val="000000" w:themeColor="text1"/>
+          <w:sz w:val="22"/>
+          <w:szCs w:val="22"/>
+        </w:rPr>
+        <w:t>information gain</w:t>
+      </w:r>
+      <w:r>
+        <w:rPr>
+          <w:rFonts w:ascii="Times" w:hAnsi="Times" w:cs="MinionW08-Regular" w:hint="eastAsia"/>
+          <w:color w:val="000000" w:themeColor="text1"/>
+          <w:sz w:val="22"/>
+          <w:szCs w:val="22"/>
+        </w:rPr>
+        <w:t xml:space="preserve">  of a variable x </w:t>
+      </w:r>
+      <w:r>
+        <w:rPr>
+          <w:rFonts w:ascii="Times" w:hAnsi="Times" w:cs="MinionW08-Regular" w:hint="eastAsia"/>
+          <w:color w:val="000000" w:themeColor="text1"/>
+          <w:sz w:val="22"/>
+          <w:szCs w:val="22"/>
+        </w:rPr>
+        <w:t xml:space="preserve">based on Shanon Entropy </w:t>
+      </w:r>
+      <w:r>
+        <w:rPr>
+          <w:rFonts w:ascii="Times" w:hAnsi="Times" w:cs="MinionW08-Regular"/>
+          <w:color w:val="000000" w:themeColor="text1"/>
+          <w:sz w:val="22"/>
+          <w:szCs w:val="22"/>
+        </w:rPr>
+        <w:t>theory</w:t>
+      </w:r>
+      <w:r>
+        <w:rPr>
+          <w:rFonts w:ascii="Times" w:hAnsi="Times" w:cs="MinionW08-Regular" w:hint="eastAsia"/>
+          <w:color w:val="000000" w:themeColor="text1"/>
+          <w:sz w:val="22"/>
+          <w:szCs w:val="22"/>
+        </w:rPr>
+        <w:t xml:space="preserve"> </w:t>
+      </w:r>
+      <w:r>
+        <w:rPr>
+          <w:rFonts w:ascii="Times" w:hAnsi="Times" w:cs="MinionW08-Regular" w:hint="eastAsia"/>
+          <w:color w:val="000000" w:themeColor="text1"/>
+          <w:sz w:val="22"/>
+          <w:szCs w:val="22"/>
+        </w:rPr>
+        <w:t>means how x can improve</w:t>
+      </w:r>
+      <w:r>
+        <w:rPr>
+          <w:rFonts w:ascii="Times" w:hAnsi="Times" w:cs="MinionW08-Regular"/>
+          <w:color w:val="000000" w:themeColor="text1"/>
+          <w:sz w:val="22"/>
+          <w:szCs w:val="22"/>
+        </w:rPr>
+        <w:t xml:space="preserve"> expressive ability</w:t>
+      </w:r>
+      <w:r>
+        <w:rPr>
+          <w:rFonts w:ascii="Times" w:hAnsi="Times" w:cs="MinionW08-Regular" w:hint="eastAsia"/>
+          <w:color w:val="000000" w:themeColor="text1"/>
+          <w:sz w:val="22"/>
+          <w:szCs w:val="22"/>
+        </w:rPr>
+        <w:t xml:space="preserve"> in classifying and is defined as</w:t>
+      </w:r>
+    </w:p>
+    <w:p>
+      <w:pPr>
+        <w:jc w:val="center"/>
         <w:rPr>
           <w:rFonts w:ascii="Times" w:hAnsi="Times" w:cs="MinionW08-Regular"/>
           <w:color w:val="000000" w:themeColor="text1"/>
@@ -13975,7 +14673,7 @@
           <w:sz w:val="22"/>
           <w:szCs w:val="22"/>
         </w:rPr>
-        <w:t xml:space="preserve">                                                                 3.1</w:t>
+        <w:t xml:space="preserve"> (3.2)</w:t>
       </w:r>
     </w:p>
     <w:p>
@@ -13995,14 +14693,41 @@
           <w:sz w:val="22"/>
           <w:szCs w:val="22"/>
         </w:rPr>
-        <w:t>among them, assumed that there are n class of sample</w:t>
-      </w:r>
-    </w:p>
-    <w:p>
-      <w:pPr>
-        <w:jc w:val="right"/>
-        <w:rPr>
-          <w:rFonts w:ascii="Times" w:hAnsi="Times" w:cs="MinionW08-Regular"/>
+        <w:t>assumed that there are n class of sample</w:t>
+      </w:r>
+      <w:r>
+        <w:rPr>
+          <w:rFonts w:ascii="Times" w:hAnsi="Times" w:cs="MinionW08-Regular" w:hint="eastAsia"/>
+          <w:color w:val="000000" w:themeColor="text1"/>
+          <w:sz w:val="22"/>
+          <w:szCs w:val="22"/>
+        </w:rPr>
+        <w:t xml:space="preserve">, the first part of the </w:t>
+      </w:r>
+      <w:r>
+        <w:rPr>
+          <w:rFonts w:ascii="Times" w:hAnsi="Times" w:cs="MinionW08-Regular"/>
+          <w:color w:val="000000" w:themeColor="text1"/>
+          <w:sz w:val="22"/>
+          <w:szCs w:val="22"/>
+        </w:rPr>
+        <w:t>formula</w:t>
+      </w:r>
+      <w:r>
+        <w:rPr>
+          <w:rFonts w:ascii="Times" w:hAnsi="Times" w:cs="MinionW08-Regular" w:hint="eastAsia"/>
+          <w:color w:val="000000" w:themeColor="text1"/>
+          <w:sz w:val="22"/>
+          <w:szCs w:val="22"/>
+        </w:rPr>
+        <w:t xml:space="preserve"> 3.2 is defined as</w:t>
+      </w:r>
+    </w:p>
+    <w:p>
+      <w:pPr>
+        <w:jc w:val="center"/>
+        <w:rPr>
+          <w:rFonts w:ascii="Times" w:hAnsi="Times" w:cs="MinionW08-Regular" w:hint="eastAsia"/>
           <w:color w:val="000000" w:themeColor="text1"/>
           <w:sz w:val="22"/>
           <w:szCs w:val="22"/>
@@ -14095,7 +14820,359 @@
                 <w:sz w:val="22"/>
                 <w:szCs w:val="22"/>
               </w:rPr>
-              <m:t>P</m:t>
+              <m:t>E(</m:t>
+            </m:r>
+            <m:sSub>
+              <m:sSubPr>
+                <m:ctrlPr>
+                  <w:rPr>
+                    <w:rFonts w:ascii="Cambria Math" w:hAnsi="Cambria Math" w:cs="MinionW08-Regular"/>
+                    <w:i/>
+                    <w:color w:val="000000" w:themeColor="text1"/>
+                    <w:sz w:val="22"/>
+                    <w:szCs w:val="22"/>
+                  </w:rPr>
+                </m:ctrlPr>
+              </m:sSubPr>
+              <m:e>
+                <m:r>
+                  <w:rPr>
+                    <w:rFonts w:ascii="Cambria Math" w:hAnsi="Cambria Math" w:cs="MinionW08-Regular"/>
+                    <w:color w:val="000000" w:themeColor="text1"/>
+                    <w:sz w:val="22"/>
+                    <w:szCs w:val="22"/>
+                  </w:rPr>
+                  <m:t>C</m:t>
+                </m:r>
+              </m:e>
+              <m:sub>
+                <m:r>
+                  <w:rPr>
+                    <w:rFonts w:ascii="Cambria Math" w:hAnsi="Cambria Math" w:cs="MinionW08-Regular"/>
+                    <w:color w:val="000000" w:themeColor="text1"/>
+                    <w:sz w:val="22"/>
+                    <w:szCs w:val="22"/>
+                  </w:rPr>
+                  <m:t>i</m:t>
+                </m:r>
+              </m:sub>
+            </m:sSub>
+            <m:r>
+              <w:rPr>
+                <w:rFonts w:ascii="Cambria Math" w:hAnsi="Cambria Math" w:cs="MinionW08-Regular"/>
+                <w:color w:val="000000" w:themeColor="text1"/>
+                <w:sz w:val="22"/>
+                <w:szCs w:val="22"/>
+              </w:rPr>
+              <m:t>)</m:t>
+            </m:r>
+            <m:r>
+              <w:rPr>
+                <w:rFonts w:ascii="Cambria Math" w:hAnsi="Cambria Math" w:cs="MinionW08-Regular"/>
+                <w:color w:val="000000" w:themeColor="text1"/>
+                <w:sz w:val="22"/>
+                <w:szCs w:val="22"/>
+              </w:rPr>
+              <m:t>)</m:t>
+            </m:r>
+          </m:e>
+        </m:nary>
+      </m:oMath>
+      <w:r>
+        <w:rPr>
+          <w:rFonts w:ascii="Times" w:hAnsi="Times" w:cs="MinionW08-Regular" w:hint="eastAsia"/>
+          <w:color w:val="000000" w:themeColor="text1"/>
+          <w:sz w:val="22"/>
+          <w:szCs w:val="22"/>
+        </w:rPr>
+        <w:t xml:space="preserve">  (3.3)</w:t>
+      </w:r>
+    </w:p>
+    <w:p>
+      <w:pPr>
+        <w:rPr>
+          <w:rFonts w:ascii="Times" w:hAnsi="Times" w:cs="MinionW08-Regular" w:hint="eastAsia"/>
+          <w:color w:val="000000" w:themeColor="text1"/>
+          <w:sz w:val="22"/>
+          <w:szCs w:val="22"/>
+        </w:rPr>
+      </w:pPr>
+      <w:r>
+        <w:rPr>
+          <w:rFonts w:ascii="Times" w:hAnsi="Times" w:cs="MinionW08-Regular" w:hint="eastAsia"/>
+          <w:color w:val="000000" w:themeColor="text1"/>
+          <w:sz w:val="22"/>
+          <w:szCs w:val="22"/>
+        </w:rPr>
+        <w:t xml:space="preserve">The second part is a conditional entropy, it is the entropy of class </w:t>
+      </w:r>
+      <w:r>
+        <w:rPr>
+          <w:rFonts w:ascii="Times" w:hAnsi="Times" w:cs="MinionW08-Regular" w:hint="eastAsia"/>
+          <w:i/>
+          <w:color w:val="000000" w:themeColor="text1"/>
+          <w:sz w:val="22"/>
+          <w:szCs w:val="22"/>
+        </w:rPr>
+        <w:t>C</w:t>
+      </w:r>
+      <w:r>
+        <w:rPr>
+          <w:rFonts w:ascii="Times" w:hAnsi="Times" w:cs="MinionW08-Regular" w:hint="eastAsia"/>
+          <w:color w:val="000000" w:themeColor="text1"/>
+          <w:sz w:val="22"/>
+          <w:szCs w:val="22"/>
+        </w:rPr>
+        <w:t xml:space="preserve"> when feature </w:t>
+      </w:r>
+      <w:r>
+        <w:rPr>
+          <w:rFonts w:ascii="Times" w:hAnsi="Times" w:cs="MinionW08-Regular" w:hint="eastAsia"/>
+          <w:i/>
+          <w:color w:val="000000" w:themeColor="text1"/>
+          <w:sz w:val="22"/>
+          <w:szCs w:val="22"/>
+        </w:rPr>
+        <w:t>x</w:t>
+      </w:r>
+      <w:r>
+        <w:rPr>
+          <w:rFonts w:ascii="Times" w:hAnsi="Times" w:cs="MinionW08-Regular" w:hint="eastAsia"/>
+          <w:color w:val="000000" w:themeColor="text1"/>
+          <w:sz w:val="22"/>
+          <w:szCs w:val="22"/>
+        </w:rPr>
+        <w:t xml:space="preserve"> has existed and is calculate as follow:</w:t>
+      </w:r>
+    </w:p>
+    <w:p>
+      <w:pPr>
+        <w:jc w:val="center"/>
+        <w:rPr>
+          <w:rFonts w:ascii="Times" w:hAnsi="Times" w:cs="MinionW08-Regular" w:hint="eastAsia"/>
+          <w:color w:val="000000" w:themeColor="text1"/>
+          <w:sz w:val="22"/>
+          <w:szCs w:val="22"/>
+        </w:rPr>
+      </w:pPr>
+      <m:oMath>
+        <m:r>
+          <w:rPr>
+            <w:rFonts w:ascii="Cambria Math" w:hAnsi="Cambria Math" w:cs="MinionW08-Regular"/>
+            <w:color w:val="000000" w:themeColor="text1"/>
+            <w:sz w:val="22"/>
+            <w:szCs w:val="22"/>
+          </w:rPr>
+          <m:t>H</m:t>
+        </m:r>
+        <m:d>
+          <m:dPr>
+            <m:ctrlPr>
+              <w:rPr>
+                <w:rFonts w:ascii="Cambria Math" w:hAnsi="Cambria Math" w:cs="MinionW08-Regular"/>
+                <w:i/>
+                <w:color w:val="000000" w:themeColor="text1"/>
+                <w:sz w:val="22"/>
+                <w:szCs w:val="22"/>
+              </w:rPr>
+            </m:ctrlPr>
+          </m:dPr>
+          <m:e>
+            <m:r>
+              <w:rPr>
+                <w:rFonts w:ascii="Cambria Math" w:hAnsi="Cambria Math" w:cs="MinionW08-Regular"/>
+                <w:color w:val="000000" w:themeColor="text1"/>
+                <w:sz w:val="22"/>
+                <w:szCs w:val="22"/>
+              </w:rPr>
+              <m:t>C|x</m:t>
+            </m:r>
+          </m:e>
+        </m:d>
+        <m:r>
+          <w:rPr>
+            <w:rFonts w:ascii="Cambria Math" w:hAnsi="Cambria Math" w:cs="MinionW08-Regular"/>
+            <w:color w:val="000000" w:themeColor="text1"/>
+            <w:sz w:val="22"/>
+            <w:szCs w:val="22"/>
+          </w:rPr>
+          <m:t xml:space="preserve">= </m:t>
+        </m:r>
+        <m:nary>
+          <m:naryPr>
+            <m:chr m:val="∑"/>
+            <m:limLoc m:val="undOvr"/>
+            <m:ctrlPr>
+              <w:rPr>
+                <w:rFonts w:ascii="Cambria Math" w:hAnsi="Cambria Math" w:cs="MinionW08-Regular"/>
+                <w:i/>
+                <w:color w:val="000000" w:themeColor="text1"/>
+                <w:sz w:val="22"/>
+                <w:szCs w:val="22"/>
+              </w:rPr>
+            </m:ctrlPr>
+          </m:naryPr>
+          <m:sub>
+            <m:r>
+              <w:rPr>
+                <w:rFonts w:ascii="Cambria Math" w:hAnsi="Cambria Math" w:cs="MinionW08-Regular"/>
+                <w:color w:val="000000" w:themeColor="text1"/>
+                <w:sz w:val="22"/>
+                <w:szCs w:val="22"/>
+              </w:rPr>
+              <m:t>i=0</m:t>
+            </m:r>
+          </m:sub>
+          <m:sup>
+            <m:r>
+              <w:rPr>
+                <w:rFonts w:ascii="Cambria Math" w:hAnsi="Cambria Math" w:cs="MinionW08-Regular"/>
+                <w:color w:val="000000" w:themeColor="text1"/>
+                <w:sz w:val="22"/>
+                <w:szCs w:val="22"/>
+              </w:rPr>
+              <m:t>n</m:t>
+            </m:r>
+          </m:sup>
+          <m:e>
+            <m:r>
+              <w:rPr>
+                <w:rFonts w:ascii="Cambria Math" w:hAnsi="Cambria Math" w:cs="MinionW08-Regular"/>
+                <w:color w:val="000000" w:themeColor="text1"/>
+                <w:sz w:val="22"/>
+                <w:szCs w:val="22"/>
+              </w:rPr>
+              <m:t>E</m:t>
+            </m:r>
+            <m:r>
+              <w:rPr>
+                <w:rFonts w:ascii="Cambria Math" w:hAnsi="Cambria Math" w:cs="MinionW08-Regular"/>
+                <w:color w:val="000000" w:themeColor="text1"/>
+                <w:sz w:val="22"/>
+                <w:szCs w:val="22"/>
+              </w:rPr>
+              <m:t>(</m:t>
+            </m:r>
+            <m:sSub>
+              <m:sSubPr>
+                <m:ctrlPr>
+                  <w:rPr>
+                    <w:rFonts w:ascii="Cambria Math" w:hAnsi="Cambria Math" w:cs="MinionW08-Regular"/>
+                    <w:i/>
+                    <w:color w:val="000000" w:themeColor="text1"/>
+                    <w:sz w:val="22"/>
+                    <w:szCs w:val="22"/>
+                  </w:rPr>
+                </m:ctrlPr>
+              </m:sSubPr>
+              <m:e>
+                <m:r>
+                  <w:rPr>
+                    <w:rFonts w:ascii="Cambria Math" w:hAnsi="Cambria Math" w:cs="MinionW08-Regular"/>
+                    <w:color w:val="000000" w:themeColor="text1"/>
+                    <w:sz w:val="22"/>
+                    <w:szCs w:val="22"/>
+                  </w:rPr>
+                  <m:t>C</m:t>
+                </m:r>
+              </m:e>
+              <m:sub>
+                <m:r>
+                  <w:rPr>
+                    <w:rFonts w:ascii="Cambria Math" w:hAnsi="Cambria Math" w:cs="MinionW08-Regular"/>
+                    <w:color w:val="000000" w:themeColor="text1"/>
+                    <w:sz w:val="22"/>
+                    <w:szCs w:val="22"/>
+                  </w:rPr>
+                  <m:t>i</m:t>
+                </m:r>
+              </m:sub>
+            </m:sSub>
+            <m:r>
+              <w:rPr>
+                <w:rFonts w:ascii="Cambria Math" w:hAnsi="Cambria Math" w:cs="MinionW08-Regular"/>
+                <w:color w:val="000000" w:themeColor="text1"/>
+                <w:sz w:val="22"/>
+                <w:szCs w:val="22"/>
+              </w:rPr>
+              <m:t>|x))</m:t>
+            </m:r>
+          </m:e>
+        </m:nary>
+      </m:oMath>
+      <w:r>
+        <w:rPr>
+          <w:rFonts w:ascii="Times" w:hAnsi="Times" w:cs="MinionW08-Regular" w:hint="eastAsia"/>
+          <w:color w:val="000000" w:themeColor="text1"/>
+          <w:sz w:val="22"/>
+          <w:szCs w:val="22"/>
+        </w:rPr>
+        <w:t xml:space="preserve"> =</w:t>
+      </w:r>
+      <m:oMath>
+        <m:r>
+          <w:rPr>
+            <w:rFonts w:ascii="Cambria Math" w:hAnsi="Cambria Math" w:cs="MinionW08-Regular"/>
+            <w:color w:val="000000" w:themeColor="text1"/>
+            <w:sz w:val="22"/>
+            <w:szCs w:val="22"/>
+          </w:rPr>
+          <m:t xml:space="preserve"> </m:t>
+        </m:r>
+        <m:nary>
+          <m:naryPr>
+            <m:chr m:val="∑"/>
+            <m:limLoc m:val="undOvr"/>
+            <m:ctrlPr>
+              <w:rPr>
+                <w:rFonts w:ascii="Cambria Math" w:hAnsi="Cambria Math" w:cs="MinionW08-Regular"/>
+                <w:i/>
+                <w:color w:val="000000" w:themeColor="text1"/>
+                <w:sz w:val="22"/>
+                <w:szCs w:val="22"/>
+              </w:rPr>
+            </m:ctrlPr>
+          </m:naryPr>
+          <m:sub>
+            <m:r>
+              <w:rPr>
+                <w:rFonts w:ascii="Cambria Math" w:hAnsi="Cambria Math" w:cs="MinionW08-Regular"/>
+                <w:color w:val="000000" w:themeColor="text1"/>
+                <w:sz w:val="22"/>
+                <w:szCs w:val="22"/>
+              </w:rPr>
+              <m:t>i=0</m:t>
+            </m:r>
+          </m:sub>
+          <m:sup>
+            <m:r>
+              <w:rPr>
+                <w:rFonts w:ascii="Cambria Math" w:hAnsi="Cambria Math" w:cs="MinionW08-Regular"/>
+                <w:color w:val="000000" w:themeColor="text1"/>
+                <w:sz w:val="22"/>
+                <w:szCs w:val="22"/>
+              </w:rPr>
+              <m:t>n</m:t>
+            </m:r>
+          </m:sup>
+          <m:e>
+            <m:r>
+              <w:rPr>
+                <w:rFonts w:ascii="Cambria Math" w:hAnsi="Cambria Math" w:cs="MinionW08-Regular"/>
+                <w:color w:val="000000" w:themeColor="text1"/>
+                <w:sz w:val="22"/>
+                <w:szCs w:val="22"/>
+              </w:rPr>
+              <m:t>(</m:t>
+            </m:r>
+            <m:r>
+              <w:rPr>
+                <w:rFonts w:ascii="Cambria Math" w:hAnsi="Cambria Math" w:cs="MinionW08-Regular"/>
+                <w:color w:val="000000" w:themeColor="text1"/>
+                <w:sz w:val="22"/>
+                <w:szCs w:val="22"/>
+              </w:rPr>
+              <m:t>E</m:t>
             </m:r>
             <m:d>
               <m:dPr>
@@ -14145,6 +15222,15 @@
                     </m:r>
                   </m:sub>
                 </m:sSub>
+                <m:r>
+                  <w:rPr>
+                    <w:rFonts w:ascii="Cambria Math" w:hAnsi="Cambria Math" w:cs="MinionW08-Regular"/>
+                    <w:color w:val="000000" w:themeColor="text1"/>
+                    <w:sz w:val="22"/>
+                    <w:szCs w:val="22"/>
+                  </w:rPr>
+                  <m:t>,x</m:t>
+                </m:r>
               </m:e>
             </m:d>
             <m:r>
@@ -14154,10 +15240,19 @@
                 <w:sz w:val="22"/>
                 <w:szCs w:val="22"/>
               </w:rPr>
-              <m:t>∙</m:t>
+              <m:t>-</m:t>
             </m:r>
-            <m:sSub>
-              <m:sSubPr>
+            <m:r>
+              <w:rPr>
+                <w:rFonts w:ascii="Cambria Math" w:hAnsi="Cambria Math" w:cs="MinionW08-Regular"/>
+                <w:color w:val="000000" w:themeColor="text1"/>
+                <w:sz w:val="22"/>
+                <w:szCs w:val="22"/>
+              </w:rPr>
+              <m:t>E</m:t>
+            </m:r>
+            <m:d>
+              <m:dPr>
                 <m:ctrlPr>
                   <w:rPr>
                     <w:rFonts w:ascii="Cambria Math" w:hAnsi="Cambria Math" w:cs="MinionW08-Regular"/>
@@ -14167,7 +15262,7 @@
                     <w:szCs w:val="22"/>
                   </w:rPr>
                 </m:ctrlPr>
-              </m:sSubPr>
+              </m:dPr>
               <m:e>
                 <m:r>
                   <w:rPr>
@@ -14176,21 +15271,10 @@
                     <w:sz w:val="22"/>
                     <w:szCs w:val="22"/>
                   </w:rPr>
-                  <m:t>log</m:t>
+                  <m:t>x</m:t>
                 </m:r>
               </m:e>
-              <m:sub>
-                <m:r>
-                  <w:rPr>
-                    <w:rFonts w:ascii="Cambria Math" w:hAnsi="Cambria Math" w:cs="MinionW08-Regular"/>
-                    <w:color w:val="000000" w:themeColor="text1"/>
-                    <w:sz w:val="22"/>
-                    <w:szCs w:val="22"/>
-                  </w:rPr>
-                  <m:t>2</m:t>
-                </m:r>
-              </m:sub>
-            </m:sSub>
+            </m:d>
             <m:r>
               <w:rPr>
                 <w:rFonts w:ascii="Cambria Math" w:hAnsi="Cambria Math" w:cs="MinionW08-Regular"/>
@@ -14198,63 +15282,47 @@
                 <w:sz w:val="22"/>
                 <w:szCs w:val="22"/>
               </w:rPr>
-              <m:t>(P(</m:t>
-            </m:r>
-            <m:sSub>
-              <m:sSubPr>
-                <m:ctrlPr>
-                  <w:rPr>
-                    <w:rFonts w:ascii="Cambria Math" w:hAnsi="Cambria Math" w:cs="MinionW08-Regular"/>
-                    <w:i/>
-                    <w:color w:val="000000" w:themeColor="text1"/>
-                    <w:sz w:val="22"/>
-                    <w:szCs w:val="22"/>
-                  </w:rPr>
-                </m:ctrlPr>
-              </m:sSubPr>
-              <m:e>
-                <m:r>
-                  <w:rPr>
-                    <w:rFonts w:ascii="Cambria Math" w:hAnsi="Cambria Math" w:cs="MinionW08-Regular"/>
-                    <w:color w:val="000000" w:themeColor="text1"/>
-                    <w:sz w:val="22"/>
-                    <w:szCs w:val="22"/>
-                  </w:rPr>
-                  <m:t>C</m:t>
-                </m:r>
-              </m:e>
-              <m:sub>
-                <m:r>
-                  <w:rPr>
-                    <w:rFonts w:ascii="Cambria Math" w:hAnsi="Cambria Math" w:cs="MinionW08-Regular"/>
-                    <w:color w:val="000000" w:themeColor="text1"/>
-                    <w:sz w:val="22"/>
-                    <w:szCs w:val="22"/>
-                  </w:rPr>
-                  <m:t>i</m:t>
-                </m:r>
-              </m:sub>
-            </m:sSub>
-            <m:r>
-              <w:rPr>
-                <w:rFonts w:ascii="Cambria Math" w:hAnsi="Cambria Math" w:cs="MinionW08-Regular"/>
-                <w:color w:val="000000" w:themeColor="text1"/>
-                <w:sz w:val="22"/>
-                <w:szCs w:val="22"/>
-              </w:rPr>
-              <m:t>))</m:t>
+              <m:t>)</m:t>
             </m:r>
           </m:e>
         </m:nary>
       </m:oMath>
       <w:r>
         <w:rPr>
-          <w:rFonts w:ascii="Times" w:hAnsi="Times" w:cs="MinionW08-Regular"/>
-          <w:color w:val="000000" w:themeColor="text1"/>
-          <w:sz w:val="22"/>
-          <w:szCs w:val="22"/>
-        </w:rPr>
-        <w:t xml:space="preserve">                                                  3.2</w:t>
+          <w:rFonts w:ascii="Times" w:hAnsi="Times" w:cs="MinionW08-Regular" w:hint="eastAsia"/>
+          <w:color w:val="000000" w:themeColor="text1"/>
+          <w:sz w:val="22"/>
+          <w:szCs w:val="22"/>
+        </w:rPr>
+        <w:t xml:space="preserve"> (3.4)</w:t>
+      </w:r>
+    </w:p>
+    <w:p>
+      <w:pPr>
+        <w:rPr>
+          <w:rFonts w:ascii="Times" w:hAnsi="Times" w:cs="MinionW08-Regular"/>
+          <w:color w:val="000000" w:themeColor="text1"/>
+          <w:sz w:val="22"/>
+          <w:szCs w:val="22"/>
+        </w:rPr>
+      </w:pPr>
+      <w:r>
+        <w:rPr>
+          <w:rFonts w:ascii="Times" w:hAnsi="Times" w:cs="MinionW08-Regular" w:hint="eastAsia"/>
+          <w:color w:val="000000" w:themeColor="text1"/>
+          <w:sz w:val="22"/>
+          <w:szCs w:val="22"/>
+        </w:rPr>
+        <w:t>We</w:t>
+      </w:r>
+      <w:r>
+        <w:rPr>
+          <w:rFonts w:ascii="Times" w:hAnsi="Times" w:cs="MinionW08-Regular"/>
+          <w:color w:val="000000" w:themeColor="text1"/>
+          <w:sz w:val="22"/>
+          <w:szCs w:val="22"/>
+        </w:rPr>
+        <w:t xml:space="preserve"> select the most distinguished 300 API combinations, such as 'Sleep &amp; _initterm&amp;GettickCount', GetCurrentAddress&amp; _initterm&amp;UnhandleExceptionFilter etc.</w:t>
       </w:r>
     </w:p>
     <w:p>
@@ -14430,7 +15498,7 @@
           <w:szCs w:val="22"/>
         </w:rPr>
       </w:pPr>
-      <w:bookmarkStart w:id="26" w:name="_Toc491276033"/>
+      <w:bookmarkStart w:id="28" w:name="_Toc491276033"/>
       <w:r>
         <w:rPr>
           <w:rFonts w:ascii="Times" w:hAnsi="Times"/>
@@ -14488,7 +15556,7 @@
         </w:rPr>
         <w:t xml:space="preserve"> Raw features extracted from PE header</w:t>
       </w:r>
-      <w:bookmarkEnd w:id="26"/>
+      <w:bookmarkEnd w:id="28"/>
     </w:p>
     <w:tbl>
       <w:tblPr>
@@ -15535,7 +16603,7 @@
           <w:szCs w:val="22"/>
         </w:rPr>
       </w:pPr>
-      <w:bookmarkStart w:id="27" w:name="_Toc491281645"/>
+      <w:bookmarkStart w:id="29" w:name="_Toc491281645"/>
       <w:r>
         <w:rPr>
           <w:rFonts w:ascii="Times" w:hAnsi="Times"/>
@@ -15545,7 +16613,7 @@
         </w:rPr>
         <w:t>Model Selection&amp; Parameter Tuning</w:t>
       </w:r>
-      <w:bookmarkEnd w:id="27"/>
+      <w:bookmarkEnd w:id="29"/>
     </w:p>
     <w:p>
       <w:pPr>
@@ -15701,6 +16769,7 @@
         </w:numPr>
       </w:pPr>
       <w:r>
+        <w:lastRenderedPageBreak/>
         <w:t>Random Forest</w:t>
       </w:r>
     </w:p>
@@ -15768,7 +16837,6 @@
           <w:sz w:val="22"/>
           <w:szCs w:val="22"/>
         </w:rPr>
-        <w:lastRenderedPageBreak/>
         <w:t>If the number of cases in the training set is N, sample N cases at random - but with replacement, from the original data. This sample will be the training set for grow</w:t>
       </w:r>
       <w:r>
@@ -15832,8 +16900,8 @@
         </w:rPr>
         <w:t xml:space="preserve"> </w:t>
       </w:r>
-      <w:bookmarkStart w:id="28" w:name="OLE_LINK12"/>
-      <w:bookmarkStart w:id="29" w:name="OLE_LINK13"/>
+      <w:bookmarkStart w:id="30" w:name="OLE_LINK12"/>
+      <w:bookmarkStart w:id="31" w:name="OLE_LINK13"/>
       <w:r>
         <w:rPr>
           <w:rFonts w:ascii="Times" w:hAnsi="Times" w:cs="MinionW08-Regular"/>
@@ -15852,8 +16920,8 @@
         </w:rPr>
         <w:t xml:space="preserve"> criterion</w:t>
       </w:r>
-      <w:bookmarkEnd w:id="28"/>
-      <w:bookmarkEnd w:id="29"/>
+      <w:bookmarkEnd w:id="30"/>
+      <w:bookmarkEnd w:id="31"/>
       <w:r>
         <w:rPr>
           <w:rFonts w:ascii="Times" w:hAnsi="Times" w:cs="MinionW08-Regular"/>
@@ -15891,7 +16959,7 @@
         <w:shd w:val="clear" w:color="auto" w:fill="FFFFFF"/>
         <w:spacing w:before="100" w:beforeAutospacing="1" w:after="100" w:afterAutospacing="1" w:line="253" w:lineRule="atLeast"/>
         <w:rPr>
-          <w:rFonts w:ascii="Times" w:hAnsi="Times" w:cs="MinionW08-Regular" w:hint="eastAsia"/>
+          <w:rFonts w:ascii="Times" w:hAnsi="Times" w:cs="MinionW08-Regular"/>
           <w:color w:val="000000" w:themeColor="text1"/>
           <w:sz w:val="22"/>
           <w:szCs w:val="22"/>
@@ -15906,19 +16974,6 @@
         </w:rPr>
         <w:t>Each tree is grown to the largest extent possible. There is no pruning.</w:t>
       </w:r>
-    </w:p>
-    <w:p>
-      <w:pPr>
-        <w:shd w:val="clear" w:color="auto" w:fill="FFFFFF"/>
-        <w:spacing w:before="100" w:beforeAutospacing="1" w:after="100" w:afterAutospacing="1" w:line="253" w:lineRule="atLeast"/>
-        <w:ind w:left="644"/>
-        <w:rPr>
-          <w:rFonts w:ascii="Times" w:hAnsi="Times" w:cs="MinionW08-Regular"/>
-          <w:color w:val="000000" w:themeColor="text1"/>
-          <w:sz w:val="22"/>
-          <w:szCs w:val="22"/>
-        </w:rPr>
-      </w:pPr>
     </w:p>
     <w:p>
       <w:pPr>
@@ -15929,16 +16984,16 @@
         </w:numPr>
         <w:rPr>
           <w:rStyle w:val="4Char"/>
-          <w:rFonts w:ascii="Times" w:eastAsiaTheme="minorEastAsia" w:hAnsi="Times" w:cstheme="minorBidi" w:hint="eastAsia"/>
+          <w:rFonts w:ascii="Times" w:eastAsiaTheme="minorEastAsia" w:hAnsi="Times" w:cstheme="minorBidi"/>
           <w:bCs w:val="0"/>
           <w:sz w:val="22"/>
           <w:szCs w:val="22"/>
         </w:rPr>
       </w:pPr>
-      <w:bookmarkStart w:id="30" w:name="OLE_LINK16"/>
-      <w:bookmarkStart w:id="31" w:name="OLE_LINK17"/>
-      <w:bookmarkStart w:id="32" w:name="OLE_LINK20"/>
-      <w:bookmarkStart w:id="33" w:name="OLE_LINK21"/>
+      <w:bookmarkStart w:id="32" w:name="OLE_LINK16"/>
+      <w:bookmarkStart w:id="33" w:name="OLE_LINK17"/>
+      <w:bookmarkStart w:id="34" w:name="OLE_LINK20"/>
+      <w:bookmarkStart w:id="35" w:name="OLE_LINK21"/>
       <w:r>
         <w:rPr>
           <w:rStyle w:val="4Char"/>
@@ -15946,11 +17001,11 @@
         </w:rPr>
         <w:t>Gini Impurity Criterion</w:t>
       </w:r>
-      <w:bookmarkEnd w:id="30"/>
-      <w:bookmarkEnd w:id="31"/>
-    </w:p>
-    <w:bookmarkEnd w:id="32"/>
-    <w:bookmarkEnd w:id="33"/>
+      <w:bookmarkEnd w:id="32"/>
+      <w:bookmarkEnd w:id="33"/>
+    </w:p>
+    <w:bookmarkEnd w:id="34"/>
+    <w:bookmarkEnd w:id="35"/>
     <w:p>
       <w:pPr>
         <w:pStyle w:val="a5"/>
@@ -16091,7 +17146,7 @@
       <w:pPr>
         <w:jc w:val="right"/>
         <w:rPr>
-          <w:rFonts w:ascii="Malgun Gothic" w:hAnsi="Malgun Gothic" w:cs="Times New Roman" w:hint="eastAsia"/>
+          <w:rFonts w:ascii="Malgun Gothic" w:hAnsi="Malgun Gothic" w:cs="Times New Roman"/>
           <w:color w:val="000000" w:themeColor="text1"/>
           <w:sz w:val="22"/>
           <w:szCs w:val="22"/>
@@ -16413,7 +17468,25 @@
           <w:sz w:val="22"/>
           <w:szCs w:val="22"/>
         </w:rPr>
-        <w:t xml:space="preserve">                                     (3.3)</w:t>
+        <w:t xml:space="preserve">                                     (3.</w:t>
+      </w:r>
+      <w:r>
+        <w:rPr>
+          <w:rFonts w:ascii="Malgun Gothic" w:hAnsi="Malgun Gothic" w:cs="Times New Roman" w:hint="eastAsia"/>
+          <w:color w:val="000000" w:themeColor="text1"/>
+          <w:sz w:val="22"/>
+          <w:szCs w:val="22"/>
+        </w:rPr>
+        <w:t>5</w:t>
+      </w:r>
+      <w:r>
+        <w:rPr>
+          <w:rFonts w:ascii="Malgun Gothic" w:hAnsi="Malgun Gothic" w:cs="Times New Roman" w:hint="eastAsia"/>
+          <w:color w:val="000000" w:themeColor="text1"/>
+          <w:sz w:val="22"/>
+          <w:szCs w:val="22"/>
+        </w:rPr>
+        <w:t>)</w:t>
       </w:r>
     </w:p>
     <w:p>
@@ -16536,6 +17609,1069 @@
           <w:szCs w:val="22"/>
         </w:rPr>
         <w:t>.</w:t>
+      </w:r>
+    </w:p>
+    <w:p>
+      <w:pPr>
+        <w:pStyle w:val="a5"/>
+        <w:numPr>
+          <w:ilvl w:val="0"/>
+          <w:numId w:val="24"/>
+        </w:numPr>
+        <w:rPr>
+          <w:rStyle w:val="4Char"/>
+        </w:rPr>
+      </w:pPr>
+      <w:r>
+        <w:rPr>
+          <w:rStyle w:val="4Char"/>
+        </w:rPr>
+        <w:t>Performance evaluation criteria</w:t>
+      </w:r>
+    </w:p>
+    <w:p>
+      <w:pPr>
+        <w:widowControl w:val="0"/>
+        <w:autoSpaceDE w:val="0"/>
+        <w:autoSpaceDN w:val="0"/>
+        <w:adjustRightInd w:val="0"/>
+        <w:rPr>
+          <w:rFonts w:ascii="Times New Roman" w:hAnsi="Times New Roman" w:cs="Times New Roman"/>
+          <w:sz w:val="22"/>
+          <w:szCs w:val="22"/>
+        </w:rPr>
+      </w:pPr>
+      <w:r>
+        <w:rPr>
+          <w:rFonts w:ascii="Times New Roman" w:hAnsi="Times New Roman" w:cs="Times New Roman" w:hint="eastAsia"/>
+          <w:sz w:val="22"/>
+          <w:szCs w:val="22"/>
+        </w:rPr>
+        <w:t xml:space="preserve">In our experiment </w:t>
+      </w:r>
+      <w:r>
+        <w:rPr>
+          <w:rFonts w:ascii="Times New Roman" w:hAnsi="Times New Roman" w:cs="Times New Roman"/>
+          <w:sz w:val="22"/>
+          <w:szCs w:val="22"/>
+        </w:rPr>
+        <w:t xml:space="preserve">we </w:t>
+      </w:r>
+      <w:r>
+        <w:rPr>
+          <w:rFonts w:ascii="Times New Roman" w:hAnsi="Times New Roman" w:cs="Times New Roman"/>
+          <w:sz w:val="22"/>
+          <w:szCs w:val="22"/>
+        </w:rPr>
+        <w:t>pay</w:t>
+      </w:r>
+      <w:r>
+        <w:rPr>
+          <w:rFonts w:ascii="Times New Roman" w:hAnsi="Times New Roman" w:cs="Times New Roman" w:hint="eastAsia"/>
+          <w:sz w:val="22"/>
+          <w:szCs w:val="22"/>
+        </w:rPr>
+        <w:t xml:space="preserve"> attention to</w:t>
+      </w:r>
+      <w:r>
+        <w:rPr>
+          <w:rFonts w:ascii="Times New Roman" w:hAnsi="Times New Roman" w:cs="Times New Roman"/>
+          <w:sz w:val="22"/>
+          <w:szCs w:val="22"/>
+        </w:rPr>
+        <w:t xml:space="preserve"> </w:t>
+      </w:r>
+      <w:r>
+        <w:rPr>
+          <w:rFonts w:ascii="Times New Roman" w:hAnsi="Times New Roman" w:cs="Times New Roman"/>
+          <w:sz w:val="22"/>
+          <w:szCs w:val="22"/>
+        </w:rPr>
+        <w:t xml:space="preserve"> several quantities listed below</w:t>
+      </w:r>
+      <w:r>
+        <w:rPr>
+          <w:rFonts w:ascii="Times New Roman" w:hAnsi="Times New Roman" w:cs="Times New Roman" w:hint="eastAsia"/>
+          <w:sz w:val="22"/>
+          <w:szCs w:val="22"/>
+        </w:rPr>
+        <w:t>(malware were marked as positive)</w:t>
+      </w:r>
+      <w:r>
+        <w:rPr>
+          <w:rFonts w:ascii="Times New Roman" w:hAnsi="Times New Roman" w:cs="Times New Roman"/>
+          <w:sz w:val="22"/>
+          <w:szCs w:val="22"/>
+        </w:rPr>
+        <w:t>:</w:t>
+      </w:r>
+    </w:p>
+    <w:p>
+      <w:pPr>
+        <w:widowControl w:val="0"/>
+        <w:autoSpaceDE w:val="0"/>
+        <w:autoSpaceDN w:val="0"/>
+        <w:adjustRightInd w:val="0"/>
+        <w:ind w:left="284"/>
+        <w:rPr>
+          <w:rFonts w:ascii="Times New Roman" w:hAnsi="Times New Roman" w:cs="Times New Roman"/>
+          <w:sz w:val="22"/>
+          <w:szCs w:val="22"/>
+        </w:rPr>
+      </w:pPr>
+      <w:r>
+        <w:rPr>
+          <w:rFonts w:ascii="Times New Roman" w:hAnsi="Times New Roman" w:cs="Times New Roman"/>
+          <w:b/>
+          <w:bCs/>
+          <w:sz w:val="22"/>
+          <w:szCs w:val="22"/>
+        </w:rPr>
+        <w:t xml:space="preserve">True Positives (TP): </w:t>
+      </w:r>
+      <w:r>
+        <w:rPr>
+          <w:rFonts w:ascii="Times New Roman" w:hAnsi="Times New Roman" w:cs="Times New Roman"/>
+          <w:sz w:val="22"/>
+          <w:szCs w:val="22"/>
+        </w:rPr>
+        <w:t xml:space="preserve">the number of </w:t>
+      </w:r>
+      <w:bookmarkStart w:id="36" w:name="OLE_LINK24"/>
+      <w:bookmarkStart w:id="37" w:name="OLE_LINK25"/>
+      <w:r>
+        <w:rPr>
+          <w:rFonts w:ascii="Times New Roman" w:hAnsi="Times New Roman" w:cs="Times New Roman"/>
+          <w:sz w:val="22"/>
+          <w:szCs w:val="22"/>
+        </w:rPr>
+        <w:t>actual</w:t>
+      </w:r>
+      <w:r>
+        <w:rPr>
+          <w:rFonts w:ascii="Times New Roman" w:hAnsi="Times New Roman" w:cs="Times New Roman" w:hint="eastAsia"/>
+          <w:sz w:val="22"/>
+          <w:szCs w:val="22"/>
+        </w:rPr>
+        <w:t xml:space="preserve"> </w:t>
+      </w:r>
+      <w:r>
+        <w:rPr>
+          <w:rFonts w:ascii="Times New Roman" w:hAnsi="Times New Roman" w:cs="Times New Roman"/>
+          <w:sz w:val="22"/>
+          <w:szCs w:val="22"/>
+        </w:rPr>
+        <w:t>malicious executable</w:t>
+      </w:r>
+      <w:bookmarkEnd w:id="36"/>
+      <w:bookmarkEnd w:id="37"/>
+      <w:r>
+        <w:rPr>
+          <w:rFonts w:ascii="Times New Roman" w:hAnsi="Times New Roman" w:cs="Times New Roman"/>
+          <w:sz w:val="22"/>
+          <w:szCs w:val="22"/>
+        </w:rPr>
+        <w:t xml:space="preserve"> examples classified as malicious</w:t>
+      </w:r>
+      <w:r>
+        <w:rPr>
+          <w:rFonts w:ascii="Times New Roman" w:hAnsi="Times New Roman" w:cs="Times New Roman" w:hint="eastAsia"/>
+          <w:sz w:val="22"/>
+          <w:szCs w:val="22"/>
+        </w:rPr>
+        <w:t xml:space="preserve"> </w:t>
+      </w:r>
+      <w:r>
+        <w:rPr>
+          <w:rFonts w:ascii="Times New Roman" w:hAnsi="Times New Roman" w:cs="Times New Roman"/>
+          <w:sz w:val="22"/>
+          <w:szCs w:val="22"/>
+        </w:rPr>
+        <w:t>executable</w:t>
+      </w:r>
+    </w:p>
+    <w:p>
+      <w:pPr>
+        <w:widowControl w:val="0"/>
+        <w:autoSpaceDE w:val="0"/>
+        <w:autoSpaceDN w:val="0"/>
+        <w:adjustRightInd w:val="0"/>
+        <w:ind w:left="284"/>
+        <w:rPr>
+          <w:rFonts w:ascii="Times New Roman" w:hAnsi="Times New Roman" w:cs="Times New Roman"/>
+          <w:sz w:val="22"/>
+          <w:szCs w:val="22"/>
+        </w:rPr>
+      </w:pPr>
+      <w:r>
+        <w:rPr>
+          <w:rFonts w:ascii="Times New Roman" w:hAnsi="Times New Roman" w:cs="Times New Roman"/>
+          <w:b/>
+          <w:bCs/>
+          <w:sz w:val="22"/>
+          <w:szCs w:val="22"/>
+        </w:rPr>
+        <w:t xml:space="preserve">True Negatives (TN): </w:t>
+      </w:r>
+      <w:r>
+        <w:rPr>
+          <w:rFonts w:ascii="Times New Roman" w:hAnsi="Times New Roman" w:cs="Times New Roman"/>
+          <w:sz w:val="22"/>
+          <w:szCs w:val="22"/>
+        </w:rPr>
+        <w:t xml:space="preserve">the number of </w:t>
+      </w:r>
+      <w:r>
+        <w:rPr>
+          <w:rFonts w:ascii="Times New Roman" w:hAnsi="Times New Roman" w:cs="Times New Roman"/>
+          <w:sz w:val="22"/>
+          <w:szCs w:val="22"/>
+        </w:rPr>
+        <w:t>actual</w:t>
+      </w:r>
+      <w:r>
+        <w:rPr>
+          <w:rFonts w:ascii="Times New Roman" w:hAnsi="Times New Roman" w:cs="Times New Roman" w:hint="eastAsia"/>
+          <w:sz w:val="22"/>
+          <w:szCs w:val="22"/>
+        </w:rPr>
+        <w:t xml:space="preserve"> </w:t>
+      </w:r>
+      <w:r>
+        <w:rPr>
+          <w:rFonts w:ascii="Times New Roman" w:hAnsi="Times New Roman" w:cs="Times New Roman"/>
+          <w:sz w:val="22"/>
+          <w:szCs w:val="22"/>
+        </w:rPr>
+        <w:t>benign executable examples classified as benign</w:t>
+      </w:r>
+    </w:p>
+    <w:p>
+      <w:pPr>
+        <w:widowControl w:val="0"/>
+        <w:autoSpaceDE w:val="0"/>
+        <w:autoSpaceDN w:val="0"/>
+        <w:adjustRightInd w:val="0"/>
+        <w:ind w:left="284"/>
+        <w:rPr>
+          <w:rFonts w:ascii="Times New Roman" w:hAnsi="Times New Roman" w:cs="Times New Roman"/>
+          <w:sz w:val="22"/>
+          <w:szCs w:val="22"/>
+        </w:rPr>
+      </w:pPr>
+      <w:r>
+        <w:rPr>
+          <w:rFonts w:ascii="Times New Roman" w:hAnsi="Times New Roman" w:cs="Times New Roman"/>
+          <w:b/>
+          <w:bCs/>
+          <w:sz w:val="22"/>
+          <w:szCs w:val="22"/>
+        </w:rPr>
+        <w:t xml:space="preserve">False Positives (FP): </w:t>
+      </w:r>
+      <w:r>
+        <w:rPr>
+          <w:rFonts w:ascii="Times New Roman" w:hAnsi="Times New Roman" w:cs="Times New Roman"/>
+          <w:sz w:val="22"/>
+          <w:szCs w:val="22"/>
+        </w:rPr>
+        <w:t xml:space="preserve">the number of </w:t>
+      </w:r>
+      <w:r>
+        <w:rPr>
+          <w:rFonts w:ascii="Times New Roman" w:hAnsi="Times New Roman" w:cs="Times New Roman"/>
+          <w:sz w:val="22"/>
+          <w:szCs w:val="22"/>
+        </w:rPr>
+        <w:t>actual</w:t>
+      </w:r>
+      <w:r>
+        <w:rPr>
+          <w:rFonts w:ascii="Times New Roman" w:hAnsi="Times New Roman" w:cs="Times New Roman" w:hint="eastAsia"/>
+          <w:sz w:val="22"/>
+          <w:szCs w:val="22"/>
+        </w:rPr>
+        <w:t xml:space="preserve"> </w:t>
+      </w:r>
+      <w:r>
+        <w:rPr>
+          <w:rFonts w:ascii="Times New Roman" w:hAnsi="Times New Roman" w:cs="Times New Roman"/>
+          <w:sz w:val="22"/>
+          <w:szCs w:val="22"/>
+        </w:rPr>
+        <w:t>benign executable examples classified as malicious executable</w:t>
+      </w:r>
+      <w:r>
+        <w:rPr>
+          <w:rFonts w:ascii="Times New Roman" w:hAnsi="Times New Roman" w:cs="Times New Roman" w:hint="eastAsia"/>
+          <w:sz w:val="22"/>
+          <w:szCs w:val="22"/>
+        </w:rPr>
+        <w:t xml:space="preserve"> </w:t>
+      </w:r>
+      <w:r>
+        <w:rPr>
+          <w:rFonts w:ascii="Times New Roman" w:hAnsi="Times New Roman" w:cs="Times New Roman"/>
+          <w:sz w:val="22"/>
+          <w:szCs w:val="22"/>
+        </w:rPr>
+        <w:t>improperly</w:t>
+      </w:r>
+    </w:p>
+    <w:p>
+      <w:pPr>
+        <w:widowControl w:val="0"/>
+        <w:autoSpaceDE w:val="0"/>
+        <w:autoSpaceDN w:val="0"/>
+        <w:adjustRightInd w:val="0"/>
+        <w:ind w:left="284"/>
+        <w:rPr>
+          <w:rFonts w:ascii="Times New Roman" w:hAnsi="Times New Roman" w:cs="Times New Roman"/>
+          <w:sz w:val="22"/>
+          <w:szCs w:val="22"/>
+        </w:rPr>
+      </w:pPr>
+      <w:r>
+        <w:rPr>
+          <w:rFonts w:ascii="Times New Roman" w:hAnsi="Times New Roman" w:cs="Times New Roman"/>
+          <w:b/>
+          <w:bCs/>
+          <w:sz w:val="22"/>
+          <w:szCs w:val="22"/>
+        </w:rPr>
+        <w:t xml:space="preserve">False Negatives (FN): </w:t>
+      </w:r>
+      <w:r>
+        <w:rPr>
+          <w:rFonts w:ascii="Times New Roman" w:hAnsi="Times New Roman" w:cs="Times New Roman"/>
+          <w:sz w:val="22"/>
+          <w:szCs w:val="22"/>
+        </w:rPr>
+        <w:t xml:space="preserve">the number of </w:t>
+      </w:r>
+      <w:r>
+        <w:rPr>
+          <w:rFonts w:ascii="Times New Roman" w:hAnsi="Times New Roman" w:cs="Times New Roman"/>
+          <w:sz w:val="22"/>
+          <w:szCs w:val="22"/>
+        </w:rPr>
+        <w:t>actual</w:t>
+      </w:r>
+      <w:r>
+        <w:rPr>
+          <w:rFonts w:ascii="Times New Roman" w:hAnsi="Times New Roman" w:cs="Times New Roman" w:hint="eastAsia"/>
+          <w:sz w:val="22"/>
+          <w:szCs w:val="22"/>
+        </w:rPr>
+        <w:t xml:space="preserve"> </w:t>
+      </w:r>
+      <w:r>
+        <w:rPr>
+          <w:rFonts w:ascii="Times New Roman" w:hAnsi="Times New Roman" w:cs="Times New Roman"/>
+          <w:sz w:val="22"/>
+          <w:szCs w:val="22"/>
+        </w:rPr>
+        <w:t>malicious executable classified as benign executable</w:t>
+      </w:r>
+      <w:r>
+        <w:rPr>
+          <w:rFonts w:ascii="Times New Roman" w:hAnsi="Times New Roman" w:cs="Times New Roman" w:hint="eastAsia"/>
+          <w:sz w:val="22"/>
+          <w:szCs w:val="22"/>
+        </w:rPr>
+        <w:t xml:space="preserve"> </w:t>
+      </w:r>
+      <w:r>
+        <w:rPr>
+          <w:rFonts w:ascii="Times New Roman" w:hAnsi="Times New Roman" w:cs="Times New Roman"/>
+          <w:sz w:val="22"/>
+          <w:szCs w:val="22"/>
+        </w:rPr>
+        <w:t>improperly</w:t>
+      </w:r>
+    </w:p>
+    <w:p>
+      <w:pPr>
+        <w:widowControl w:val="0"/>
+        <w:autoSpaceDE w:val="0"/>
+        <w:autoSpaceDN w:val="0"/>
+        <w:adjustRightInd w:val="0"/>
+        <w:rPr>
+          <w:rFonts w:ascii="Times New Roman" w:hAnsi="Times New Roman" w:cs="Times New Roman" w:hint="eastAsia"/>
+          <w:sz w:val="22"/>
+          <w:szCs w:val="22"/>
+        </w:rPr>
+      </w:pPr>
+      <w:r>
+        <w:rPr>
+          <w:rFonts w:ascii="Times New Roman" w:hAnsi="Times New Roman" w:cs="Times New Roman"/>
+          <w:sz w:val="22"/>
+          <w:szCs w:val="22"/>
+        </w:rPr>
+        <w:t xml:space="preserve">To </w:t>
+      </w:r>
+      <w:bookmarkStart w:id="38" w:name="OLE_LINK26"/>
+      <w:bookmarkStart w:id="39" w:name="OLE_LINK27"/>
+      <w:r>
+        <w:rPr>
+          <w:rFonts w:ascii="Times New Roman" w:hAnsi="Times New Roman" w:cs="Times New Roman"/>
+          <w:sz w:val="22"/>
+          <w:szCs w:val="22"/>
+        </w:rPr>
+        <w:t>evaluate</w:t>
+      </w:r>
+      <w:bookmarkEnd w:id="38"/>
+      <w:bookmarkEnd w:id="39"/>
+      <w:r>
+        <w:rPr>
+          <w:rFonts w:ascii="Times New Roman" w:hAnsi="Times New Roman" w:cs="Times New Roman"/>
+          <w:sz w:val="22"/>
+          <w:szCs w:val="22"/>
+        </w:rPr>
+        <w:t xml:space="preserve"> our system</w:t>
+      </w:r>
+      <w:r>
+        <w:rPr>
+          <w:rFonts w:ascii="Times New Roman" w:hAnsi="Times New Roman" w:cs="Times New Roman" w:hint="eastAsia"/>
+          <w:sz w:val="22"/>
+          <w:szCs w:val="22"/>
+        </w:rPr>
+        <w:t xml:space="preserve">, </w:t>
+      </w:r>
+      <w:r>
+        <w:rPr>
+          <w:rFonts w:ascii="Times New Roman" w:hAnsi="Times New Roman" w:cs="Times New Roman"/>
+          <w:sz w:val="22"/>
+          <w:szCs w:val="22"/>
+        </w:rPr>
+        <w:t xml:space="preserve">We </w:t>
+      </w:r>
+      <w:r>
+        <w:rPr>
+          <w:rFonts w:ascii="Times New Roman" w:hAnsi="Times New Roman" w:cs="Times New Roman" w:hint="eastAsia"/>
+          <w:sz w:val="22"/>
+          <w:szCs w:val="22"/>
+        </w:rPr>
+        <w:t>focus on the below three fact calculated by these quantities:</w:t>
+      </w:r>
+    </w:p>
+    <w:p>
+      <w:pPr>
+        <w:widowControl w:val="0"/>
+        <w:autoSpaceDE w:val="0"/>
+        <w:autoSpaceDN w:val="0"/>
+        <w:adjustRightInd w:val="0"/>
+        <w:rPr>
+          <w:rFonts w:ascii="Times New Roman" w:hAnsi="Times New Roman" w:cs="Times New Roman" w:hint="eastAsia"/>
+          <w:sz w:val="22"/>
+          <w:szCs w:val="22"/>
+        </w:rPr>
+      </w:pPr>
+      <w:r>
+        <w:rPr>
+          <w:rFonts w:ascii="Times New Roman" w:hAnsi="Times New Roman" w:cs="Times New Roman" w:hint="eastAsia"/>
+          <w:sz w:val="22"/>
+          <w:szCs w:val="22"/>
+        </w:rPr>
+        <w:t>1)</w:t>
+      </w:r>
+      <w:r>
+        <w:rPr>
+          <w:rFonts w:ascii="Times New Roman" w:hAnsi="Times New Roman" w:cs="Times New Roman"/>
+          <w:sz w:val="22"/>
+          <w:szCs w:val="22"/>
+        </w:rPr>
+        <w:t xml:space="preserve"> True positive rate </w:t>
+      </w:r>
+      <w:r>
+        <w:rPr>
+          <w:rFonts w:ascii="Times New Roman" w:hAnsi="Times New Roman" w:cs="Times New Roman" w:hint="eastAsia"/>
+          <w:sz w:val="22"/>
+          <w:szCs w:val="22"/>
+        </w:rPr>
+        <w:t>(TPR): It is</w:t>
+      </w:r>
+      <w:r>
+        <w:rPr>
+          <w:rFonts w:ascii="Times New Roman" w:hAnsi="Times New Roman" w:cs="Times New Roman"/>
+          <w:sz w:val="22"/>
+          <w:szCs w:val="22"/>
+        </w:rPr>
+        <w:t xml:space="preserve"> the percentage of</w:t>
+      </w:r>
+      <w:r>
+        <w:rPr>
+          <w:rFonts w:ascii="Times New Roman" w:hAnsi="Times New Roman" w:cs="Times New Roman" w:hint="eastAsia"/>
+          <w:sz w:val="22"/>
+          <w:szCs w:val="22"/>
+        </w:rPr>
+        <w:t xml:space="preserve"> </w:t>
+      </w:r>
+      <w:r>
+        <w:rPr>
+          <w:rFonts w:ascii="Times New Roman" w:hAnsi="Times New Roman" w:cs="Times New Roman"/>
+          <w:sz w:val="22"/>
+          <w:szCs w:val="22"/>
+        </w:rPr>
+        <w:t>the total malicious programs label</w:t>
+      </w:r>
+      <w:r>
+        <w:rPr>
+          <w:rFonts w:ascii="Times New Roman" w:hAnsi="Times New Roman" w:cs="Times New Roman" w:hint="eastAsia"/>
+          <w:sz w:val="22"/>
+          <w:szCs w:val="22"/>
+        </w:rPr>
+        <w:t>l</w:t>
+      </w:r>
+      <w:r>
+        <w:rPr>
+          <w:rFonts w:ascii="Times New Roman" w:hAnsi="Times New Roman" w:cs="Times New Roman"/>
+          <w:sz w:val="22"/>
+          <w:szCs w:val="22"/>
+        </w:rPr>
+        <w:t>ed</w:t>
+      </w:r>
+      <w:r>
+        <w:rPr>
+          <w:rFonts w:ascii="Times New Roman" w:hAnsi="Times New Roman" w:cs="Times New Roman"/>
+          <w:sz w:val="22"/>
+          <w:szCs w:val="22"/>
+        </w:rPr>
+        <w:t xml:space="preserve"> malicious</w:t>
+      </w:r>
+      <w:r>
+        <w:rPr>
+          <w:rFonts w:ascii="Times New Roman" w:hAnsi="Times New Roman" w:cs="Times New Roman" w:hint="eastAsia"/>
+          <w:sz w:val="22"/>
+          <w:szCs w:val="22"/>
+        </w:rPr>
+        <w:t xml:space="preserve"> and defined as:</w:t>
+      </w:r>
+    </w:p>
+    <w:p>
+      <w:pPr>
+        <w:widowControl w:val="0"/>
+        <w:autoSpaceDE w:val="0"/>
+        <w:autoSpaceDN w:val="0"/>
+        <w:adjustRightInd w:val="0"/>
+        <w:jc w:val="center"/>
+        <w:rPr>
+          <w:rFonts w:ascii="Times New Roman" w:hAnsi="Times New Roman" w:cs="Times New Roman" w:hint="eastAsia"/>
+          <w:sz w:val="22"/>
+          <w:szCs w:val="22"/>
+        </w:rPr>
+      </w:pPr>
+      <m:oMath>
+        <m:r>
+          <w:rPr>
+            <w:rFonts w:ascii="Cambria Math" w:hAnsi="Cambria Math" w:cs="Times New Roman"/>
+            <w:sz w:val="22"/>
+            <w:szCs w:val="22"/>
+          </w:rPr>
+          <m:t xml:space="preserve">TPR= </m:t>
+        </m:r>
+        <m:f>
+          <m:fPr>
+            <m:ctrlPr>
+              <w:rPr>
+                <w:rFonts w:ascii="Cambria Math" w:hAnsi="Cambria Math" w:cs="Times New Roman"/>
+                <w:i/>
+                <w:sz w:val="22"/>
+                <w:szCs w:val="22"/>
+              </w:rPr>
+            </m:ctrlPr>
+          </m:fPr>
+          <m:num>
+            <m:r>
+              <w:rPr>
+                <w:rFonts w:ascii="Cambria Math" w:hAnsi="Cambria Math" w:cs="Times New Roman"/>
+                <w:sz w:val="22"/>
+                <w:szCs w:val="22"/>
+              </w:rPr>
+              <m:t>TP</m:t>
+            </m:r>
+          </m:num>
+          <m:den>
+            <m:r>
+              <w:rPr>
+                <w:rFonts w:ascii="Cambria Math" w:hAnsi="Cambria Math" w:cs="Times New Roman"/>
+                <w:sz w:val="22"/>
+                <w:szCs w:val="22"/>
+              </w:rPr>
+              <m:t>TP+</m:t>
+            </m:r>
+            <m:r>
+              <w:rPr>
+                <w:rFonts w:ascii="Cambria Math" w:hAnsi="Cambria Math" w:cs="Times New Roman"/>
+                <w:sz w:val="22"/>
+                <w:szCs w:val="22"/>
+              </w:rPr>
+              <m:t>FN</m:t>
+            </m:r>
+          </m:den>
+        </m:f>
+        <m:r>
+          <w:rPr>
+            <w:rFonts w:ascii="Cambria Math" w:hAnsi="Cambria Math" w:cs="Times New Roman"/>
+            <w:sz w:val="22"/>
+            <w:szCs w:val="22"/>
+          </w:rPr>
+          <m:t>*100%</m:t>
+        </m:r>
+      </m:oMath>
+      <w:r>
+        <w:rPr>
+          <w:rFonts w:ascii="Times New Roman" w:hAnsi="Times New Roman" w:cs="Times New Roman" w:hint="eastAsia"/>
+          <w:sz w:val="22"/>
+          <w:szCs w:val="22"/>
+        </w:rPr>
+        <w:t xml:space="preserve"> (3.6)</w:t>
+      </w:r>
+    </w:p>
+    <w:p>
+      <w:pPr>
+        <w:widowControl w:val="0"/>
+        <w:autoSpaceDE w:val="0"/>
+        <w:autoSpaceDN w:val="0"/>
+        <w:adjustRightInd w:val="0"/>
+        <w:rPr>
+          <w:rFonts w:ascii="Times New Roman" w:hAnsi="Times New Roman" w:cs="Times New Roman" w:hint="eastAsia"/>
+          <w:sz w:val="22"/>
+          <w:szCs w:val="22"/>
+        </w:rPr>
+      </w:pPr>
+      <w:r>
+        <w:rPr>
+          <w:rFonts w:ascii="Times New Roman" w:hAnsi="Times New Roman" w:cs="Times New Roman" w:hint="eastAsia"/>
+          <w:sz w:val="22"/>
+          <w:szCs w:val="22"/>
+        </w:rPr>
+        <w:t>2)</w:t>
+      </w:r>
+      <w:r>
+        <w:rPr>
+          <w:rFonts w:ascii="Times New Roman" w:hAnsi="Times New Roman" w:cs="Times New Roman"/>
+          <w:sz w:val="22"/>
+          <w:szCs w:val="22"/>
+        </w:rPr>
+        <w:t xml:space="preserve"> </w:t>
+      </w:r>
+      <w:r>
+        <w:rPr>
+          <w:rFonts w:ascii="Times New Roman" w:hAnsi="Times New Roman" w:cs="Times New Roman" w:hint="eastAsia"/>
+          <w:sz w:val="22"/>
+          <w:szCs w:val="22"/>
+        </w:rPr>
+        <w:t>F</w:t>
+      </w:r>
+      <w:r>
+        <w:rPr>
+          <w:rFonts w:ascii="Times New Roman" w:hAnsi="Times New Roman" w:cs="Times New Roman"/>
+          <w:sz w:val="22"/>
+          <w:szCs w:val="22"/>
+        </w:rPr>
+        <w:t xml:space="preserve">alse </w:t>
+      </w:r>
+      <w:r>
+        <w:rPr>
+          <w:rFonts w:ascii="Times New Roman" w:hAnsi="Times New Roman" w:cs="Times New Roman" w:hint="eastAsia"/>
+          <w:sz w:val="22"/>
+          <w:szCs w:val="22"/>
+        </w:rPr>
+        <w:t>P</w:t>
+      </w:r>
+      <w:r>
+        <w:rPr>
+          <w:rFonts w:ascii="Times New Roman" w:hAnsi="Times New Roman" w:cs="Times New Roman"/>
+          <w:sz w:val="22"/>
+          <w:szCs w:val="22"/>
+        </w:rPr>
+        <w:t>ositive</w:t>
+      </w:r>
+      <w:r>
+        <w:rPr>
+          <w:rFonts w:ascii="Times New Roman" w:hAnsi="Times New Roman" w:cs="Times New Roman" w:hint="eastAsia"/>
+          <w:sz w:val="22"/>
+          <w:szCs w:val="22"/>
+        </w:rPr>
+        <w:t xml:space="preserve"> </w:t>
+      </w:r>
+      <w:r>
+        <w:rPr>
+          <w:rFonts w:ascii="Times New Roman" w:hAnsi="Times New Roman" w:cs="Times New Roman"/>
+          <w:sz w:val="22"/>
+          <w:szCs w:val="22"/>
+        </w:rPr>
+        <w:t>rate</w:t>
+      </w:r>
+      <w:r>
+        <w:rPr>
+          <w:rFonts w:ascii="Times New Roman" w:hAnsi="Times New Roman" w:cs="Times New Roman" w:hint="eastAsia"/>
+          <w:sz w:val="22"/>
+          <w:szCs w:val="22"/>
+        </w:rPr>
+        <w:t>(FPR)</w:t>
+      </w:r>
+      <w:r>
+        <w:rPr>
+          <w:rFonts w:ascii="Times New Roman" w:hAnsi="Times New Roman" w:cs="Times New Roman"/>
+          <w:sz w:val="22"/>
+          <w:szCs w:val="22"/>
+        </w:rPr>
+        <w:t>. This was the percentage of benign programs which were labelled as malicious, also called</w:t>
+      </w:r>
+      <w:r>
+        <w:rPr>
+          <w:rFonts w:ascii="Times New Roman" w:hAnsi="Times New Roman" w:cs="Times New Roman" w:hint="eastAsia"/>
+          <w:sz w:val="22"/>
+          <w:szCs w:val="22"/>
+        </w:rPr>
+        <w:t xml:space="preserve"> </w:t>
+      </w:r>
+      <w:r>
+        <w:rPr>
+          <w:rFonts w:ascii="Times New Roman" w:hAnsi="Times New Roman" w:cs="Times New Roman"/>
+          <w:sz w:val="22"/>
+          <w:szCs w:val="22"/>
+        </w:rPr>
+        <w:t>false alarms</w:t>
+      </w:r>
+      <w:r>
+        <w:rPr>
+          <w:rFonts w:ascii="Times New Roman" w:hAnsi="Times New Roman" w:cs="Times New Roman" w:hint="eastAsia"/>
+          <w:sz w:val="22"/>
+          <w:szCs w:val="22"/>
+        </w:rPr>
+        <w:t xml:space="preserve"> and defined as:</w:t>
+      </w:r>
+    </w:p>
+    <w:p>
+      <w:pPr>
+        <w:widowControl w:val="0"/>
+        <w:autoSpaceDE w:val="0"/>
+        <w:autoSpaceDN w:val="0"/>
+        <w:adjustRightInd w:val="0"/>
+        <w:jc w:val="center"/>
+        <w:rPr>
+          <w:rFonts w:ascii="Times New Roman" w:hAnsi="Times New Roman" w:cs="Times New Roman"/>
+          <w:sz w:val="22"/>
+          <w:szCs w:val="22"/>
+        </w:rPr>
+      </w:pPr>
+      <m:oMath>
+        <m:r>
+          <w:rPr>
+            <w:rFonts w:ascii="Cambria Math" w:hAnsi="Cambria Math" w:cs="Times New Roman"/>
+            <w:sz w:val="22"/>
+            <w:szCs w:val="22"/>
+          </w:rPr>
+          <m:t>F</m:t>
+        </m:r>
+        <m:r>
+          <w:rPr>
+            <w:rFonts w:ascii="Cambria Math" w:hAnsi="Cambria Math" w:cs="Times New Roman"/>
+            <w:sz w:val="22"/>
+            <w:szCs w:val="22"/>
+          </w:rPr>
+          <m:t xml:space="preserve">PR= </m:t>
+        </m:r>
+        <m:f>
+          <m:fPr>
+            <m:ctrlPr>
+              <w:rPr>
+                <w:rFonts w:ascii="Cambria Math" w:hAnsi="Cambria Math" w:cs="Times New Roman"/>
+                <w:i/>
+                <w:sz w:val="22"/>
+                <w:szCs w:val="22"/>
+              </w:rPr>
+            </m:ctrlPr>
+          </m:fPr>
+          <m:num>
+            <m:r>
+              <w:rPr>
+                <w:rFonts w:ascii="Cambria Math" w:hAnsi="Cambria Math" w:cs="Times New Roman"/>
+                <w:sz w:val="22"/>
+                <w:szCs w:val="22"/>
+              </w:rPr>
+              <m:t>FP</m:t>
+            </m:r>
+          </m:num>
+          <m:den>
+            <m:r>
+              <w:rPr>
+                <w:rFonts w:ascii="Cambria Math" w:hAnsi="Cambria Math" w:cs="Times New Roman"/>
+                <w:sz w:val="22"/>
+                <w:szCs w:val="22"/>
+              </w:rPr>
+              <m:t>TN+FP</m:t>
+            </m:r>
+          </m:den>
+        </m:f>
+        <m:r>
+          <w:rPr>
+            <w:rFonts w:ascii="Cambria Math" w:hAnsi="Cambria Math" w:cs="Times New Roman"/>
+            <w:sz w:val="22"/>
+            <w:szCs w:val="22"/>
+          </w:rPr>
+          <m:t>*100%</m:t>
+        </m:r>
+      </m:oMath>
+      <w:r>
+        <w:rPr>
+          <w:rFonts w:ascii="Times New Roman" w:hAnsi="Times New Roman" w:cs="Times New Roman" w:hint="eastAsia"/>
+          <w:sz w:val="22"/>
+          <w:szCs w:val="22"/>
+        </w:rPr>
+        <w:t xml:space="preserve"> (3.7)</w:t>
+      </w:r>
+    </w:p>
+    <w:p>
+      <w:pPr>
+        <w:widowControl w:val="0"/>
+        <w:autoSpaceDE w:val="0"/>
+        <w:autoSpaceDN w:val="0"/>
+        <w:adjustRightInd w:val="0"/>
+        <w:rPr>
+          <w:rFonts w:ascii="Times New Roman" w:hAnsi="Times New Roman" w:cs="Times New Roman" w:hint="eastAsia"/>
+          <w:sz w:val="22"/>
+          <w:szCs w:val="22"/>
+        </w:rPr>
+      </w:pPr>
+      <w:r>
+        <w:rPr>
+          <w:rFonts w:ascii="Times New Roman" w:hAnsi="Times New Roman" w:cs="Times New Roman" w:hint="eastAsia"/>
+          <w:sz w:val="22"/>
+          <w:szCs w:val="22"/>
+        </w:rPr>
+        <w:t>3)Overall Accuracy(OA): t is</w:t>
+      </w:r>
+      <w:r>
+        <w:rPr>
+          <w:rFonts w:ascii="Times New Roman" w:hAnsi="Times New Roman" w:cs="Times New Roman"/>
+          <w:sz w:val="22"/>
+          <w:szCs w:val="22"/>
+        </w:rPr>
+        <w:t xml:space="preserve"> the percentage of</w:t>
+      </w:r>
+      <w:r>
+        <w:rPr>
+          <w:rFonts w:ascii="Times New Roman" w:hAnsi="Times New Roman" w:cs="Times New Roman" w:hint="eastAsia"/>
+          <w:sz w:val="22"/>
+          <w:szCs w:val="22"/>
+        </w:rPr>
+        <w:t xml:space="preserve"> </w:t>
+      </w:r>
+      <w:r>
+        <w:rPr>
+          <w:rFonts w:ascii="Times New Roman" w:hAnsi="Times New Roman" w:cs="Times New Roman"/>
+          <w:sz w:val="22"/>
+          <w:szCs w:val="22"/>
+        </w:rPr>
+        <w:t xml:space="preserve">the </w:t>
+      </w:r>
+      <w:r>
+        <w:rPr>
+          <w:rFonts w:ascii="Times New Roman" w:hAnsi="Times New Roman" w:cs="Times New Roman"/>
+          <w:sz w:val="22"/>
+          <w:szCs w:val="22"/>
+        </w:rPr>
+        <w:t xml:space="preserve"> programs label</w:t>
+      </w:r>
+      <w:r>
+        <w:rPr>
+          <w:rFonts w:ascii="Times New Roman" w:hAnsi="Times New Roman" w:cs="Times New Roman" w:hint="eastAsia"/>
+          <w:sz w:val="22"/>
+          <w:szCs w:val="22"/>
+        </w:rPr>
+        <w:t>l</w:t>
+      </w:r>
+      <w:r>
+        <w:rPr>
+          <w:rFonts w:ascii="Times New Roman" w:hAnsi="Times New Roman" w:cs="Times New Roman"/>
+          <w:sz w:val="22"/>
+          <w:szCs w:val="22"/>
+        </w:rPr>
+        <w:t>ed</w:t>
+      </w:r>
+      <w:r>
+        <w:rPr>
+          <w:rFonts w:ascii="Times New Roman" w:hAnsi="Times New Roman" w:cs="Times New Roman"/>
+          <w:sz w:val="22"/>
+          <w:szCs w:val="22"/>
+        </w:rPr>
+        <w:t xml:space="preserve"> </w:t>
+      </w:r>
+      <w:r>
+        <w:rPr>
+          <w:rFonts w:ascii="Times New Roman" w:hAnsi="Times New Roman" w:cs="Times New Roman" w:hint="eastAsia"/>
+          <w:sz w:val="22"/>
+          <w:szCs w:val="22"/>
+        </w:rPr>
+        <w:t>as they actually are and defined as:</w:t>
+      </w:r>
+    </w:p>
+    <w:p>
+      <w:pPr>
+        <w:widowControl w:val="0"/>
+        <w:autoSpaceDE w:val="0"/>
+        <w:autoSpaceDN w:val="0"/>
+        <w:adjustRightInd w:val="0"/>
+        <w:jc w:val="center"/>
+        <w:rPr>
+          <w:rFonts w:ascii="Times New Roman" w:hAnsi="Times New Roman" w:cs="Times New Roman" w:hint="eastAsia"/>
+          <w:i/>
+          <w:sz w:val="22"/>
+          <w:szCs w:val="22"/>
+        </w:rPr>
+      </w:pPr>
+      <m:oMath>
+        <m:r>
+          <w:rPr>
+            <w:rFonts w:ascii="Cambria Math" w:hAnsi="Cambria Math" w:cs="Times New Roman"/>
+            <w:sz w:val="22"/>
+            <w:szCs w:val="22"/>
+          </w:rPr>
+          <m:t>OA</m:t>
+        </m:r>
+        <m:r>
+          <w:rPr>
+            <w:rFonts w:ascii="Cambria Math" w:hAnsi="Cambria Math" w:cs="Times New Roman"/>
+            <w:sz w:val="22"/>
+            <w:szCs w:val="22"/>
+          </w:rPr>
+          <m:t xml:space="preserve">= </m:t>
+        </m:r>
+        <m:f>
+          <m:fPr>
+            <m:ctrlPr>
+              <w:rPr>
+                <w:rFonts w:ascii="Cambria Math" w:hAnsi="Cambria Math" w:cs="Times New Roman"/>
+                <w:i/>
+                <w:sz w:val="22"/>
+                <w:szCs w:val="22"/>
+              </w:rPr>
+            </m:ctrlPr>
+          </m:fPr>
+          <m:num>
+            <m:r>
+              <w:rPr>
+                <w:rFonts w:ascii="Cambria Math" w:hAnsi="Cambria Math" w:cs="Times New Roman"/>
+                <w:sz w:val="22"/>
+                <w:szCs w:val="22"/>
+              </w:rPr>
+              <m:t>TP</m:t>
+            </m:r>
+            <m:r>
+              <w:rPr>
+                <w:rFonts w:ascii="Cambria Math" w:hAnsi="Cambria Math" w:cs="Times New Roman"/>
+                <w:sz w:val="22"/>
+                <w:szCs w:val="22"/>
+              </w:rPr>
+              <m:t>+TN</m:t>
+            </m:r>
+          </m:num>
+          <m:den>
+            <m:r>
+              <w:rPr>
+                <w:rFonts w:ascii="Cambria Math" w:hAnsi="Cambria Math" w:cs="Times New Roman"/>
+                <w:sz w:val="22"/>
+                <w:szCs w:val="22"/>
+              </w:rPr>
+              <m:t>TP+TN+FP+</m:t>
+            </m:r>
+            <m:r>
+              <w:rPr>
+                <w:rFonts w:ascii="Cambria Math" w:hAnsi="Cambria Math" w:cs="Times New Roman"/>
+                <w:sz w:val="22"/>
+                <w:szCs w:val="22"/>
+              </w:rPr>
+              <m:t>FN</m:t>
+            </m:r>
+          </m:den>
+        </m:f>
+        <m:r>
+          <w:rPr>
+            <w:rFonts w:ascii="Cambria Math" w:hAnsi="Cambria Math" w:cs="Times New Roman"/>
+            <w:sz w:val="22"/>
+            <w:szCs w:val="22"/>
+          </w:rPr>
+          <m:t>*100%</m:t>
+        </m:r>
+      </m:oMath>
+      <w:r>
+        <w:rPr>
+          <w:rFonts w:ascii="Times New Roman" w:hAnsi="Times New Roman" w:cs="Times New Roman" w:hint="eastAsia"/>
+          <w:i/>
+          <w:sz w:val="22"/>
+          <w:szCs w:val="22"/>
+        </w:rPr>
+        <w:t xml:space="preserve"> </w:t>
+      </w:r>
+      <w:r>
+        <w:rPr>
+          <w:rFonts w:ascii="Times New Roman" w:hAnsi="Times New Roman" w:cs="Times New Roman" w:hint="eastAsia"/>
+          <w:sz w:val="22"/>
+          <w:szCs w:val="22"/>
+        </w:rPr>
+        <w:t>(3.8)</w:t>
+      </w:r>
+    </w:p>
+    <w:p>
+      <w:pPr>
+        <w:widowControl w:val="0"/>
+        <w:autoSpaceDE w:val="0"/>
+        <w:autoSpaceDN w:val="0"/>
+        <w:adjustRightInd w:val="0"/>
+        <w:rPr>
+          <w:rFonts w:ascii="Times New Roman" w:hAnsi="Times New Roman" w:cs="Times New Roman"/>
+        </w:rPr>
+      </w:pPr>
+      <w:r>
+        <w:rPr>
+          <w:rFonts w:ascii="Times New Roman" w:hAnsi="Times New Roman" w:cs="Times New Roman"/>
+          <w:sz w:val="22"/>
+          <w:szCs w:val="22"/>
+        </w:rPr>
+        <w:t>Evaluating the detection efficiency of the system, it is not only considering the higher TP rate</w:t>
+      </w:r>
+      <w:r>
+        <w:rPr>
+          <w:rFonts w:ascii="Times New Roman" w:hAnsi="Times New Roman" w:cs="Times New Roman" w:hint="eastAsia"/>
+          <w:sz w:val="22"/>
+          <w:szCs w:val="22"/>
+        </w:rPr>
+        <w:t xml:space="preserve"> </w:t>
+      </w:r>
+      <w:r>
+        <w:rPr>
+          <w:rFonts w:ascii="Times New Roman" w:hAnsi="Times New Roman" w:cs="Times New Roman"/>
+          <w:sz w:val="22"/>
+          <w:szCs w:val="22"/>
+        </w:rPr>
+        <w:t xml:space="preserve">but also </w:t>
+      </w:r>
+      <w:r>
+        <w:rPr>
+          <w:rFonts w:ascii="Times New Roman" w:hAnsi="Times New Roman" w:cs="Times New Roman"/>
+          <w:sz w:val="22"/>
+          <w:szCs w:val="22"/>
+        </w:rPr>
+        <w:lastRenderedPageBreak/>
+        <w:t>considering the lower FP rate. Therefore, the overall accuracy could be the main</w:t>
+      </w:r>
+      <w:r>
+        <w:rPr>
+          <w:rFonts w:ascii="Times New Roman" w:hAnsi="Times New Roman" w:cs="Times New Roman" w:hint="eastAsia"/>
+          <w:sz w:val="22"/>
+          <w:szCs w:val="22"/>
+        </w:rPr>
+        <w:t xml:space="preserve"> </w:t>
+      </w:r>
+      <w:r>
+        <w:rPr>
+          <w:rFonts w:ascii="Times New Roman" w:hAnsi="Times New Roman" w:cs="Times New Roman"/>
+        </w:rPr>
+        <w:t>reference for us to compromise both TP rate and FP rate.</w:t>
       </w:r>
     </w:p>
     <w:p>
@@ -16836,10 +18972,6 @@
     <w:p>
       <w:pPr>
         <w:widowControl w:val="0"/>
-        <w:tabs>
-          <w:tab w:val="left" w:pos="220"/>
-          <w:tab w:val="left" w:pos="720"/>
-        </w:tabs>
         <w:autoSpaceDE w:val="0"/>
         <w:autoSpaceDN w:val="0"/>
         <w:adjustRightInd w:val="0"/>
@@ -16851,6 +18983,51 @@
           <w:szCs w:val="22"/>
         </w:rPr>
       </w:pPr>
+      <w:r>
+        <w:rPr>
+          <w:rFonts w:ascii="Times" w:hAnsi="Times" w:cs="MinionW08-Regular"/>
+          <w:color w:val="000000" w:themeColor="text1"/>
+          <w:sz w:val="22"/>
+          <w:szCs w:val="22"/>
+        </w:rPr>
+        <w:t>We tune the learning model using grid search by trying every permutation of certain parameters.In our case, we simply gave a range for each of the above parameters for building a random forest and ran a grid search. Each iteration of the grid search trained a random forest using all of the input data from our sam</w:t>
+      </w:r>
+      <w:r>
+        <w:rPr>
+          <w:rFonts w:ascii="Times" w:hAnsi="Times" w:cs="MinionW08-Regular"/>
+          <w:color w:val="000000" w:themeColor="text1"/>
+          <w:sz w:val="22"/>
+          <w:szCs w:val="22"/>
+        </w:rPr>
+        <w:t xml:space="preserve">ple corpus and then did a fast </w:t>
+      </w:r>
+      <w:r>
+        <w:rPr>
+          <w:rFonts w:ascii="Times" w:hAnsi="Times" w:cs="MinionW08-Regular"/>
+          <w:color w:val="000000" w:themeColor="text1"/>
+          <w:sz w:val="22"/>
+          <w:szCs w:val="22"/>
+        </w:rPr>
+        <w:t xml:space="preserve">2-fold cross validation and recorded the accuracy. Then, we plotted </w:t>
+      </w:r>
+      <w:r>
+        <w:rPr>
+          <w:rFonts w:ascii="Times" w:hAnsi="Times" w:cs="MinionW08-Regular" w:hint="eastAsia"/>
+          <w:color w:val="000000" w:themeColor="text1"/>
+          <w:sz w:val="22"/>
+          <w:szCs w:val="22"/>
+        </w:rPr>
+        <w:t xml:space="preserve">the TOP3 </w:t>
+      </w:r>
+      <w:r>
+        <w:rPr>
+          <w:rFonts w:ascii="Times" w:hAnsi="Times" w:cs="MinionW08-Regular"/>
+          <w:color w:val="000000" w:themeColor="text1"/>
+          <w:sz w:val="22"/>
+          <w:szCs w:val="22"/>
+        </w:rPr>
+        <w:t>results to see how well the features performed at different values and to predict how one feature might be better if we continued tuning it beyond what we initially set as the bounds of the grid search.</w:t>
+      </w:r>
     </w:p>
     <w:p>
       <w:pPr>
@@ -16866,66 +19043,6 @@
           <w:szCs w:val="22"/>
         </w:rPr>
       </w:pPr>
-      <w:r>
-        <w:rPr>
-          <w:rFonts w:ascii="Times" w:hAnsi="Times" w:cs="MinionW08-Regular"/>
-          <w:color w:val="000000" w:themeColor="text1"/>
-          <w:sz w:val="22"/>
-          <w:szCs w:val="22"/>
-        </w:rPr>
-        <w:t>We tune the learning model using grid search by trying every permutation of certain parameters.In our case, we simply gave a range for each of the above parameters for building a random forest and ran a grid search. Each iteration of the grid search trained a random forest using all of the input data from our sam</w:t>
-      </w:r>
-      <w:r>
-        <w:rPr>
-          <w:rFonts w:ascii="Times" w:hAnsi="Times" w:cs="MinionW08-Regular"/>
-          <w:color w:val="000000" w:themeColor="text1"/>
-          <w:sz w:val="22"/>
-          <w:szCs w:val="22"/>
-        </w:rPr>
-        <w:t xml:space="preserve">ple corpus and then did a fast </w:t>
-      </w:r>
-      <w:r>
-        <w:rPr>
-          <w:rFonts w:ascii="Times" w:hAnsi="Times" w:cs="MinionW08-Regular"/>
-          <w:color w:val="000000" w:themeColor="text1"/>
-          <w:sz w:val="22"/>
-          <w:szCs w:val="22"/>
-        </w:rPr>
-        <w:t xml:space="preserve">2-fold cross validation and recorded the accuracy. Then, we plotted </w:t>
-      </w:r>
-      <w:r>
-        <w:rPr>
-          <w:rFonts w:ascii="Times" w:hAnsi="Times" w:cs="MinionW08-Regular" w:hint="eastAsia"/>
-          <w:color w:val="000000" w:themeColor="text1"/>
-          <w:sz w:val="22"/>
-          <w:szCs w:val="22"/>
-        </w:rPr>
-        <w:t xml:space="preserve">the TOP3 </w:t>
-      </w:r>
-      <w:r>
-        <w:rPr>
-          <w:rFonts w:ascii="Times" w:hAnsi="Times" w:cs="MinionW08-Regular"/>
-          <w:color w:val="000000" w:themeColor="text1"/>
-          <w:sz w:val="22"/>
-          <w:szCs w:val="22"/>
-        </w:rPr>
-        <w:t>results to see how well the features performed at different values and to predict how one feature might be better if we continued tuning it beyond what we initially set as the bounds of the grid search.</w:t>
-      </w:r>
-    </w:p>
-    <w:p>
-      <w:pPr>
-        <w:widowControl w:val="0"/>
-        <w:autoSpaceDE w:val="0"/>
-        <w:autoSpaceDN w:val="0"/>
-        <w:adjustRightInd w:val="0"/>
-        <w:jc w:val="both"/>
-        <w:rPr>
-          <w:rFonts w:ascii="Times" w:hAnsi="Times" w:cs="MinionW08-Regular"/>
-          <w:color w:val="000000" w:themeColor="text1"/>
-          <w:sz w:val="22"/>
-          <w:szCs w:val="22"/>
-        </w:rPr>
-      </w:pPr>
     </w:p>
     <w:p>
       <w:pPr>
@@ -16938,7 +19055,7 @@
           <w:szCs w:val="22"/>
         </w:rPr>
       </w:pPr>
-      <w:bookmarkStart w:id="34" w:name="_Toc491276034"/>
+      <w:bookmarkStart w:id="40" w:name="_Toc491276034"/>
       <w:r>
         <w:rPr>
           <w:rFonts w:ascii="Times" w:hAnsi="Times"/>
@@ -17012,7 +19129,7 @@
         </w:rPr>
         <w:t>arameters</w:t>
       </w:r>
-      <w:bookmarkEnd w:id="34"/>
+      <w:bookmarkEnd w:id="40"/>
     </w:p>
     <w:p>
       <w:pPr>
@@ -17036,7 +19153,6 @@
           <w:sz w:val="22"/>
           <w:szCs w:val="22"/>
         </w:rPr>
-        <w:lastRenderedPageBreak/>
         <w:drawing>
           <wp:inline distT="0" distB="0" distL="0" distR="0">
             <wp:extent cx="3722701" cy="3085693"/>
@@ -17301,7 +19417,7 @@
           <w:szCs w:val="22"/>
         </w:rPr>
       </w:pPr>
-      <w:bookmarkStart w:id="35" w:name="_Toc491281646"/>
+      <w:bookmarkStart w:id="41" w:name="_Toc491281646"/>
       <w:r>
         <w:rPr>
           <w:rFonts w:ascii="Times" w:hAnsi="Times"/>
@@ -17329,7 +19445,7 @@
         </w:rPr>
         <w:t xml:space="preserve"> analysis ( ML model fixed)</w:t>
       </w:r>
-      <w:bookmarkEnd w:id="35"/>
+      <w:bookmarkEnd w:id="41"/>
     </w:p>
     <w:p>
       <w:pPr>
@@ -17460,7 +19576,7 @@
           <w:szCs w:val="22"/>
         </w:rPr>
       </w:pPr>
-      <w:bookmarkStart w:id="36" w:name="_Toc491276035"/>
+      <w:bookmarkStart w:id="42" w:name="_Toc491276035"/>
       <w:r>
         <w:rPr>
           <w:rFonts w:ascii="Times" w:hAnsi="Times"/>
@@ -17518,7 +19634,7 @@
         </w:rPr>
         <w:t xml:space="preserve"> Important analysis of features</w:t>
       </w:r>
-      <w:bookmarkEnd w:id="36"/>
+      <w:bookmarkEnd w:id="42"/>
     </w:p>
     <w:p>
       <w:pPr>
@@ -17536,6 +19652,7 @@
           <w:sz w:val="22"/>
           <w:szCs w:val="22"/>
         </w:rPr>
+        <w:lastRenderedPageBreak/>
         <w:drawing>
           <wp:inline distT="0" distB="0" distL="0" distR="0">
             <wp:extent cx="3079087" cy="2402840"/>
@@ -17663,14 +19780,13 @@
           <w:szCs w:val="22"/>
         </w:rPr>
       </w:pPr>
-      <w:bookmarkStart w:id="37" w:name="_Toc491276036"/>
-      <w:r>
-        <w:rPr>
-          <w:rFonts w:ascii="Times" w:hAnsi="Times"/>
-          <w:sz w:val="22"/>
-          <w:szCs w:val="22"/>
-        </w:rPr>
-        <w:lastRenderedPageBreak/>
+      <w:bookmarkStart w:id="43" w:name="_Toc491276036"/>
+      <w:r>
+        <w:rPr>
+          <w:rFonts w:ascii="Times" w:hAnsi="Times"/>
+          <w:sz w:val="22"/>
+          <w:szCs w:val="22"/>
+        </w:rPr>
         <w:t xml:space="preserve">Figure </w:t>
       </w:r>
       <w:r>
@@ -17722,7 +19838,7 @@
         </w:rPr>
         <w:t xml:space="preserve"> Descriptions of some important features</w:t>
       </w:r>
-      <w:bookmarkEnd w:id="37"/>
+      <w:bookmarkEnd w:id="43"/>
     </w:p>
     <w:tbl>
       <w:tblPr>
@@ -17851,8 +19967,8 @@
                 <w:szCs w:val="22"/>
               </w:rPr>
             </w:pPr>
-            <w:bookmarkStart w:id="38" w:name="OLE_LINK18"/>
-            <w:bookmarkStart w:id="39" w:name="OLE_LINK19"/>
+            <w:bookmarkStart w:id="44" w:name="OLE_LINK18"/>
+            <w:bookmarkStart w:id="45" w:name="OLE_LINK19"/>
             <w:r>
               <w:rPr>
                 <w:rFonts w:ascii="Times" w:hAnsi="Times" w:cs="MinionW08-Regular"/>
@@ -17862,8 +19978,8 @@
               </w:rPr>
               <w:t>Denotes the size of the debug-directory table</w:t>
             </w:r>
-            <w:bookmarkEnd w:id="38"/>
-            <w:bookmarkEnd w:id="39"/>
+            <w:bookmarkEnd w:id="44"/>
+            <w:bookmarkEnd w:id="45"/>
             <w:r>
               <w:rPr>
                 <w:rFonts w:ascii="Times" w:hAnsi="Times" w:cs="MinionW08-Regular"/>
@@ -17926,8 +20042,8 @@
                 <w:szCs w:val="22"/>
               </w:rPr>
             </w:pPr>
-            <w:bookmarkStart w:id="40" w:name="OLE_LINK22"/>
-            <w:bookmarkStart w:id="41" w:name="OLE_LINK23"/>
+            <w:bookmarkStart w:id="46" w:name="OLE_LINK22"/>
+            <w:bookmarkStart w:id="47" w:name="OLE_LINK23"/>
             <w:r>
               <w:rPr>
                 <w:rFonts w:ascii="Times" w:hAnsi="Times" w:cs="MinionW08-Regular"/>
@@ -17937,8 +20053,8 @@
               </w:rPr>
               <w:t>Denotes the file attributesin the DLL Characteristics. Usually, benign file has a big Dllcharacteristic value than malware, which means benign file has more detail description about the file.</w:t>
             </w:r>
-            <w:bookmarkEnd w:id="40"/>
-            <w:bookmarkEnd w:id="41"/>
+            <w:bookmarkEnd w:id="46"/>
+            <w:bookmarkEnd w:id="47"/>
           </w:p>
         </w:tc>
       </w:tr>
@@ -18042,9 +20158,9 @@
                 <w:szCs w:val="22"/>
               </w:rPr>
             </w:pPr>
-            <w:bookmarkStart w:id="42" w:name="OLE_LINK5"/>
-            <w:bookmarkStart w:id="43" w:name="OLE_LINK6"/>
-            <w:bookmarkStart w:id="44" w:name="OLE_LINK11"/>
+            <w:bookmarkStart w:id="48" w:name="OLE_LINK5"/>
+            <w:bookmarkStart w:id="49" w:name="OLE_LINK6"/>
+            <w:bookmarkStart w:id="50" w:name="OLE_LINK11"/>
             <w:r>
               <w:rPr>
                 <w:rFonts w:ascii="Times" w:hAnsi="Times" w:cs="MinionW08-Regular"/>
@@ -18055,9 +20171,9 @@
               </w:rPr>
               <w:t>RT_maniFest</w:t>
             </w:r>
-            <w:bookmarkEnd w:id="42"/>
-            <w:bookmarkEnd w:id="43"/>
-            <w:bookmarkEnd w:id="44"/>
+            <w:bookmarkEnd w:id="48"/>
+            <w:bookmarkEnd w:id="49"/>
+            <w:bookmarkEnd w:id="50"/>
           </w:p>
         </w:tc>
         <w:tc>
@@ -18182,8 +20298,8 @@
                 <w:szCs w:val="22"/>
               </w:rPr>
             </w:pPr>
-            <w:bookmarkStart w:id="45" w:name="OLE_LINK9"/>
-            <w:bookmarkStart w:id="46" w:name="OLE_LINK10"/>
+            <w:bookmarkStart w:id="51" w:name="OLE_LINK9"/>
+            <w:bookmarkStart w:id="52" w:name="OLE_LINK10"/>
             <w:r>
               <w:rPr>
                 <w:rFonts w:ascii="Times" w:hAnsi="Times" w:cs="MinionW08-Regular"/>
@@ -18194,8 +20310,8 @@
               </w:rPr>
               <w:t>NumberOfSymbols</w:t>
             </w:r>
-            <w:bookmarkEnd w:id="45"/>
-            <w:bookmarkEnd w:id="46"/>
+            <w:bookmarkEnd w:id="51"/>
+            <w:bookmarkEnd w:id="52"/>
           </w:p>
         </w:tc>
         <w:tc>
@@ -18258,8 +20374,8 @@
               </w:rPr>
               <w:t>GetCurrentAddress&amp;_initterm&amp;</w:t>
             </w:r>
-            <w:bookmarkStart w:id="47" w:name="OLE_LINK7"/>
-            <w:bookmarkStart w:id="48" w:name="OLE_LINK8"/>
+            <w:bookmarkStart w:id="53" w:name="OLE_LINK7"/>
+            <w:bookmarkStart w:id="54" w:name="OLE_LINK8"/>
             <w:r>
               <w:rPr>
                 <w:rFonts w:ascii="Times" w:hAnsi="Times" w:cs="MinionW08-Regular"/>
@@ -18270,8 +20386,8 @@
               </w:rPr>
               <w:t>UnhandleExceptionFilter</w:t>
             </w:r>
-            <w:bookmarkEnd w:id="47"/>
-            <w:bookmarkEnd w:id="48"/>
+            <w:bookmarkEnd w:id="53"/>
+            <w:bookmarkEnd w:id="54"/>
           </w:p>
         </w:tc>
         <w:tc>
@@ -18330,7 +20446,7 @@
           <w:szCs w:val="22"/>
         </w:rPr>
       </w:pPr>
-      <w:bookmarkStart w:id="49" w:name="_Toc491281647"/>
+      <w:bookmarkStart w:id="55" w:name="_Toc491281647"/>
       <w:r>
         <w:rPr>
           <w:rFonts w:ascii="Times" w:hAnsi="Times"/>
@@ -18340,7 +20456,7 @@
         </w:rPr>
         <w:t>Results</w:t>
       </w:r>
-      <w:bookmarkEnd w:id="49"/>
+      <w:bookmarkEnd w:id="55"/>
     </w:p>
     <w:p>
       <w:pPr>
@@ -18368,7 +20484,25 @@
           <w:sz w:val="22"/>
           <w:szCs w:val="22"/>
         </w:rPr>
-        <w:t>ur prediction time maintains at milliseconds levelfor each new incoming f</w:t>
+        <w:t>ur prediction time maintains at milliseconds level</w:t>
+      </w:r>
+      <w:r>
+        <w:rPr>
+          <w:rFonts w:ascii="Times" w:hAnsi="Times" w:cs="MinionW08-Regular" w:hint="eastAsia"/>
+          <w:color w:val="000000" w:themeColor="text1"/>
+          <w:sz w:val="22"/>
+          <w:szCs w:val="22"/>
+        </w:rPr>
+        <w:t xml:space="preserve"> </w:t>
+      </w:r>
+      <w:r>
+        <w:rPr>
+          <w:rFonts w:ascii="Times" w:hAnsi="Times" w:cs="MinionW08-Regular"/>
+          <w:color w:val="000000" w:themeColor="text1"/>
+          <w:sz w:val="22"/>
+          <w:szCs w:val="22"/>
+        </w:rPr>
+        <w:t>for each new incoming f</w:t>
       </w:r>
       <w:r>
         <w:rPr>
@@ -18510,7 +20644,25 @@
           <w:sz w:val="22"/>
           <w:szCs w:val="22"/>
         </w:rPr>
-        <w:t>ion matrix &amp; detection rate</w:t>
+        <w:t>ion matrix</w:t>
+      </w:r>
+      <w:r>
+        <w:rPr>
+          <w:rFonts w:ascii="Times" w:hAnsi="Times" w:cs="MinionW08-Regular" w:hint="eastAsia"/>
+          <w:color w:val="000000" w:themeColor="text1"/>
+          <w:sz w:val="22"/>
+          <w:szCs w:val="22"/>
+        </w:rPr>
+        <w:t>(on average)</w:t>
+      </w:r>
+      <w:r>
+        <w:rPr>
+          <w:rFonts w:ascii="Times" w:hAnsi="Times" w:cs="MinionW08-Regular"/>
+          <w:color w:val="000000" w:themeColor="text1"/>
+          <w:sz w:val="22"/>
+          <w:szCs w:val="22"/>
+        </w:rPr>
+        <w:t xml:space="preserve"> &amp; detection rate</w:t>
       </w:r>
     </w:p>
     <w:p>
@@ -18565,7 +20717,7 @@
         </w:numPr>
         <w:jc w:val="both"/>
         <w:rPr>
-          <w:rFonts w:ascii="Times" w:hAnsi="Times" w:cs="MinionW08-Regular"/>
+          <w:rFonts w:ascii="Times" w:hAnsi="Times" w:cs="MinionW08-Regular" w:hint="eastAsia"/>
           <w:color w:val="000000" w:themeColor="text1"/>
           <w:sz w:val="22"/>
           <w:szCs w:val="22"/>
@@ -18583,6 +20735,7 @@
     </w:p>
     <w:p>
       <w:pPr>
+        <w:pStyle w:val="a5"/>
         <w:widowControl w:val="0"/>
         <w:autoSpaceDE w:val="0"/>
         <w:autoSpaceDN w:val="0"/>
@@ -18598,21 +20751,6 @@
     </w:p>
     <w:p>
       <w:pPr>
-        <w:widowControl w:val="0"/>
-        <w:autoSpaceDE w:val="0"/>
-        <w:autoSpaceDN w:val="0"/>
-        <w:adjustRightInd w:val="0"/>
-        <w:jc w:val="both"/>
-        <w:rPr>
-          <w:rFonts w:ascii="Times" w:hAnsi="Times" w:cs="MinionW08-Regular"/>
-          <w:color w:val="000000" w:themeColor="text1"/>
-          <w:sz w:val="22"/>
-          <w:szCs w:val="22"/>
-        </w:rPr>
-      </w:pPr>
-    </w:p>
-    <w:p>
-      <w:pPr>
         <w:pStyle w:val="ae"/>
         <w:jc w:val="center"/>
         <w:rPr>
@@ -18622,7 +20760,7 @@
           <w:szCs w:val="22"/>
         </w:rPr>
       </w:pPr>
-      <w:bookmarkStart w:id="50" w:name="_Toc491276037"/>
+      <w:bookmarkStart w:id="56" w:name="_Toc491276037"/>
       <w:r>
         <w:rPr>
           <w:rFonts w:ascii="Times" w:hAnsi="Times"/>
@@ -18678,31 +20816,28 @@
           <w:sz w:val="22"/>
           <w:szCs w:val="22"/>
         </w:rPr>
-        <w:t xml:space="preserve"> Confusion Matrix &amp; Detection Rate</w:t>
-      </w:r>
-      <w:bookmarkEnd w:id="50"/>
+        <w:t xml:space="preserve"> Confusion Matrix </w:t>
+      </w:r>
+      <w:bookmarkEnd w:id="56"/>
     </w:p>
     <w:tbl>
       <w:tblPr>
         <w:tblStyle w:val="a6"/>
         <w:tblW w:w="0" w:type="auto"/>
-        <w:jc w:val="center"/>
+        <w:tblInd w:w="2802" w:type="dxa"/>
         <w:tblLook w:val="04A0"/>
       </w:tblPr>
       <w:tblGrid>
-        <w:gridCol w:w="1016"/>
-        <w:gridCol w:w="1070"/>
-        <w:gridCol w:w="1058"/>
-        <w:gridCol w:w="1052"/>
-        <w:gridCol w:w="2189"/>
+        <w:gridCol w:w="1854"/>
+        <w:gridCol w:w="1122"/>
+        <w:gridCol w:w="1276"/>
       </w:tblGrid>
       <w:tr>
-        <w:trPr>
-          <w:jc w:val="center"/>
-        </w:trPr>
         <w:tc>
           <w:tcPr>
-            <w:tcW w:w="1016" w:type="dxa"/>
+            <w:tcW w:w="0" w:type="auto"/>
+            <w:vMerge w:val="restart"/>
+            <w:vAlign w:val="center"/>
           </w:tcPr>
           <w:p>
             <w:pPr>
@@ -18712,7 +20847,7 @@
               <w:adjustRightInd w:val="0"/>
               <w:jc w:val="center"/>
               <w:rPr>
-                <w:rFonts w:ascii="Times" w:hAnsi="Times" w:cs="MinionW08-Regular"/>
+                <w:rFonts w:ascii="Times" w:hAnsi="Times" w:cs="MinionW08-Regular" w:hint="eastAsia"/>
                 <w:color w:val="000000" w:themeColor="text1"/>
                 <w:sz w:val="22"/>
                 <w:szCs w:val="22"/>
@@ -18720,27 +20855,20 @@
             </w:pPr>
             <w:r>
               <w:rPr>
-                <w:rFonts w:ascii="Times" w:hAnsi="Times" w:cs="MinionW08-Regular"/>
+                <w:rFonts w:ascii="Times" w:hAnsi="Times" w:cs="MinionW08-Regular" w:hint="eastAsia"/>
                 <w:color w:val="000000" w:themeColor="text1"/>
                 <w:sz w:val="22"/>
                 <w:szCs w:val="22"/>
               </w:rPr>
-              <w:t>TP</w:t>
-            </w:r>
-            <w:r>
-              <w:rPr>
-                <w:rFonts w:ascii="Times" w:hAnsi="Times" w:cs="MinionW08-Regular"/>
-                <w:color w:val="000000" w:themeColor="text1"/>
-                <w:sz w:val="22"/>
-                <w:szCs w:val="22"/>
-              </w:rPr>
-              <w:t>R</w:t>
+              <w:t>Class</w:t>
             </w:r>
           </w:p>
         </w:tc>
         <w:tc>
           <w:tcPr>
-            <w:tcW w:w="1070" w:type="dxa"/>
+            <w:tcW w:w="2398" w:type="dxa"/>
+            <w:gridSpan w:val="2"/>
+            <w:vAlign w:val="center"/>
           </w:tcPr>
           <w:p>
             <w:pPr>
@@ -18750,7 +20878,7 @@
               <w:adjustRightInd w:val="0"/>
               <w:jc w:val="center"/>
               <w:rPr>
-                <w:rFonts w:ascii="Times" w:hAnsi="Times" w:cs="MinionW08-Regular"/>
+                <w:rFonts w:ascii="Times" w:hAnsi="Times" w:cs="MinionW08-Regular" w:hint="eastAsia"/>
                 <w:color w:val="000000" w:themeColor="text1"/>
                 <w:sz w:val="22"/>
                 <w:szCs w:val="22"/>
@@ -18758,27 +20886,22 @@
             </w:pPr>
             <w:r>
               <w:rPr>
-                <w:rFonts w:ascii="Times" w:hAnsi="Times" w:cs="MinionW08-Regular"/>
+                <w:rFonts w:ascii="Times" w:hAnsi="Times" w:cs="MinionW08-Regular" w:hint="eastAsia"/>
                 <w:color w:val="000000" w:themeColor="text1"/>
                 <w:sz w:val="22"/>
                 <w:szCs w:val="22"/>
               </w:rPr>
-              <w:t>TN</w:t>
-            </w:r>
-            <w:r>
-              <w:rPr>
-                <w:rFonts w:ascii="Times" w:hAnsi="Times" w:cs="MinionW08-Regular"/>
-                <w:color w:val="000000" w:themeColor="text1"/>
-                <w:sz w:val="22"/>
-                <w:szCs w:val="22"/>
-              </w:rPr>
-              <w:t>R</w:t>
+              <w:t>Labelled</w:t>
             </w:r>
           </w:p>
         </w:tc>
+      </w:tr>
+      <w:tr>
         <w:tc>
           <w:tcPr>
-            <w:tcW w:w="1058" w:type="dxa"/>
+            <w:tcW w:w="0" w:type="auto"/>
+            <w:vMerge/>
+            <w:vAlign w:val="center"/>
           </w:tcPr>
           <w:p>
             <w:pPr>
@@ -18788,35 +20911,18 @@
               <w:adjustRightInd w:val="0"/>
               <w:jc w:val="center"/>
               <w:rPr>
-                <w:rFonts w:ascii="Times" w:hAnsi="Times" w:cs="MinionW08-Regular"/>
+                <w:rFonts w:ascii="Times" w:hAnsi="Times" w:cs="MinionW08-Regular" w:hint="eastAsia"/>
                 <w:color w:val="000000" w:themeColor="text1"/>
                 <w:sz w:val="22"/>
                 <w:szCs w:val="22"/>
               </w:rPr>
             </w:pPr>
-            <w:r>
-              <w:rPr>
-                <w:rFonts w:ascii="Times" w:hAnsi="Times" w:cs="MinionW08-Regular"/>
-                <w:color w:val="000000" w:themeColor="text1"/>
-                <w:sz w:val="22"/>
-                <w:szCs w:val="22"/>
-              </w:rPr>
-              <w:t>FP</w:t>
-            </w:r>
-            <w:r>
-              <w:rPr>
-                <w:rFonts w:ascii="Times" w:hAnsi="Times" w:cs="MinionW08-Regular"/>
-                <w:color w:val="000000" w:themeColor="text1"/>
-                <w:sz w:val="22"/>
-                <w:szCs w:val="22"/>
-              </w:rPr>
-              <w:t>R</w:t>
-            </w:r>
           </w:p>
         </w:tc>
         <w:tc>
           <w:tcPr>
-            <w:tcW w:w="1052" w:type="dxa"/>
+            <w:tcW w:w="1122" w:type="dxa"/>
+            <w:vAlign w:val="center"/>
           </w:tcPr>
           <w:p>
             <w:pPr>
@@ -18826,7 +20932,7 @@
               <w:adjustRightInd w:val="0"/>
               <w:jc w:val="center"/>
               <w:rPr>
-                <w:rFonts w:ascii="Times" w:hAnsi="Times" w:cs="MinionW08-Regular"/>
+                <w:rFonts w:ascii="Times" w:hAnsi="Times" w:cs="MinionW08-Regular" w:hint="eastAsia"/>
                 <w:color w:val="000000" w:themeColor="text1"/>
                 <w:sz w:val="22"/>
                 <w:szCs w:val="22"/>
@@ -18834,18 +20940,19 @@
             </w:pPr>
             <w:r>
               <w:rPr>
-                <w:rFonts w:ascii="Times" w:hAnsi="Times" w:cs="MinionW08-Regular"/>
+                <w:rFonts w:ascii="Times" w:hAnsi="Times" w:cs="MinionW08-Regular" w:hint="eastAsia"/>
                 <w:color w:val="000000" w:themeColor="text1"/>
                 <w:sz w:val="22"/>
                 <w:szCs w:val="22"/>
               </w:rPr>
-              <w:t>FNR</w:t>
+              <w:t>True</w:t>
             </w:r>
           </w:p>
         </w:tc>
         <w:tc>
           <w:tcPr>
-            <w:tcW w:w="2189" w:type="dxa"/>
+            <w:tcW w:w="1276" w:type="dxa"/>
+            <w:vAlign w:val="center"/>
           </w:tcPr>
           <w:p>
             <w:pPr>
@@ -18855,21 +20962,346 @@
               <w:adjustRightInd w:val="0"/>
               <w:jc w:val="center"/>
               <w:rPr>
+                <w:rFonts w:ascii="Times" w:hAnsi="Times" w:cs="MinionW08-Regular" w:hint="eastAsia"/>
+                <w:color w:val="000000" w:themeColor="text1"/>
+                <w:sz w:val="22"/>
+                <w:szCs w:val="22"/>
+              </w:rPr>
+            </w:pPr>
+            <w:r>
+              <w:rPr>
+                <w:rFonts w:ascii="Times" w:hAnsi="Times" w:cs="MinionW08-Regular" w:hint="eastAsia"/>
+                <w:color w:val="000000" w:themeColor="text1"/>
+                <w:sz w:val="22"/>
+                <w:szCs w:val="22"/>
+              </w:rPr>
+              <w:t>False</w:t>
+            </w:r>
+          </w:p>
+        </w:tc>
+      </w:tr>
+      <w:tr>
+        <w:tc>
+          <w:tcPr>
+            <w:tcW w:w="0" w:type="auto"/>
+            <w:vAlign w:val="center"/>
+          </w:tcPr>
+          <w:p>
+            <w:pPr>
+              <w:widowControl w:val="0"/>
+              <w:autoSpaceDE w:val="0"/>
+              <w:autoSpaceDN w:val="0"/>
+              <w:adjustRightInd w:val="0"/>
+              <w:jc w:val="center"/>
+              <w:rPr>
+                <w:rFonts w:ascii="Times" w:hAnsi="Times" w:cs="MinionW08-Regular" w:hint="eastAsia"/>
+                <w:color w:val="000000" w:themeColor="text1"/>
+                <w:sz w:val="22"/>
+                <w:szCs w:val="22"/>
+              </w:rPr>
+            </w:pPr>
+            <w:r>
+              <w:rPr>
+                <w:rFonts w:ascii="Times" w:hAnsi="Times" w:cs="MinionW08-Regular" w:hint="eastAsia"/>
+                <w:color w:val="000000" w:themeColor="text1"/>
+                <w:sz w:val="22"/>
+                <w:szCs w:val="22"/>
+              </w:rPr>
+              <w:t>Positive(Malware)</w:t>
+            </w:r>
+          </w:p>
+        </w:tc>
+        <w:tc>
+          <w:tcPr>
+            <w:tcW w:w="1122" w:type="dxa"/>
+            <w:vAlign w:val="center"/>
+          </w:tcPr>
+          <w:p>
+            <w:pPr>
+              <w:widowControl w:val="0"/>
+              <w:autoSpaceDE w:val="0"/>
+              <w:autoSpaceDN w:val="0"/>
+              <w:adjustRightInd w:val="0"/>
+              <w:jc w:val="center"/>
+              <w:rPr>
+                <w:rFonts w:ascii="Times" w:hAnsi="Times" w:cs="MinionW08-Regular" w:hint="eastAsia"/>
+                <w:color w:val="000000" w:themeColor="text1"/>
+                <w:sz w:val="22"/>
+                <w:szCs w:val="22"/>
+              </w:rPr>
+            </w:pPr>
+            <w:r>
+              <w:rPr>
+                <w:rFonts w:ascii="Times" w:hAnsi="Times" w:cs="MinionW08-Regular" w:hint="eastAsia"/>
+                <w:color w:val="000000" w:themeColor="text1"/>
+                <w:sz w:val="22"/>
+                <w:szCs w:val="22"/>
+              </w:rPr>
+              <w:t>499</w:t>
+            </w:r>
+          </w:p>
+        </w:tc>
+        <w:tc>
+          <w:tcPr>
+            <w:tcW w:w="1276" w:type="dxa"/>
+            <w:vAlign w:val="center"/>
+          </w:tcPr>
+          <w:p>
+            <w:pPr>
+              <w:widowControl w:val="0"/>
+              <w:autoSpaceDE w:val="0"/>
+              <w:autoSpaceDN w:val="0"/>
+              <w:adjustRightInd w:val="0"/>
+              <w:jc w:val="center"/>
+              <w:rPr>
+                <w:rFonts w:ascii="Times" w:hAnsi="Times" w:cs="MinionW08-Regular" w:hint="eastAsia"/>
+                <w:color w:val="000000" w:themeColor="text1"/>
+                <w:sz w:val="22"/>
+                <w:szCs w:val="22"/>
+              </w:rPr>
+            </w:pPr>
+            <w:r>
+              <w:rPr>
+                <w:rFonts w:ascii="Times" w:hAnsi="Times" w:cs="MinionW08-Regular" w:hint="eastAsia"/>
+                <w:color w:val="000000" w:themeColor="text1"/>
+                <w:sz w:val="22"/>
+                <w:szCs w:val="22"/>
+              </w:rPr>
+              <w:t>1</w:t>
+            </w:r>
+          </w:p>
+        </w:tc>
+      </w:tr>
+      <w:tr>
+        <w:tc>
+          <w:tcPr>
+            <w:tcW w:w="0" w:type="auto"/>
+            <w:vAlign w:val="center"/>
+          </w:tcPr>
+          <w:p>
+            <w:pPr>
+              <w:widowControl w:val="0"/>
+              <w:autoSpaceDE w:val="0"/>
+              <w:autoSpaceDN w:val="0"/>
+              <w:adjustRightInd w:val="0"/>
+              <w:jc w:val="center"/>
+              <w:rPr>
+                <w:rFonts w:ascii="Times" w:hAnsi="Times" w:cs="MinionW08-Regular" w:hint="eastAsia"/>
+                <w:color w:val="000000" w:themeColor="text1"/>
+                <w:sz w:val="22"/>
+                <w:szCs w:val="22"/>
+              </w:rPr>
+            </w:pPr>
+            <w:r>
+              <w:rPr>
                 <w:rFonts w:ascii="Times" w:hAnsi="Times" w:cs="MinionW08-Regular"/>
                 <w:color w:val="000000" w:themeColor="text1"/>
                 <w:sz w:val="22"/>
                 <w:szCs w:val="22"/>
               </w:rPr>
+              <w:t>Negative</w:t>
+            </w:r>
+            <w:r>
+              <w:rPr>
+                <w:rFonts w:ascii="Times" w:hAnsi="Times" w:cs="MinionW08-Regular" w:hint="eastAsia"/>
+                <w:color w:val="000000" w:themeColor="text1"/>
+                <w:sz w:val="22"/>
+                <w:szCs w:val="22"/>
+              </w:rPr>
+              <w:t>(benign)</w:t>
+            </w:r>
+          </w:p>
+        </w:tc>
+        <w:tc>
+          <w:tcPr>
+            <w:tcW w:w="1122" w:type="dxa"/>
+            <w:vAlign w:val="center"/>
+          </w:tcPr>
+          <w:p>
+            <w:pPr>
+              <w:widowControl w:val="0"/>
+              <w:autoSpaceDE w:val="0"/>
+              <w:autoSpaceDN w:val="0"/>
+              <w:adjustRightInd w:val="0"/>
+              <w:jc w:val="center"/>
+              <w:rPr>
+                <w:rFonts w:ascii="Times" w:hAnsi="Times" w:cs="MinionW08-Regular" w:hint="eastAsia"/>
+                <w:color w:val="000000" w:themeColor="text1"/>
+                <w:sz w:val="22"/>
+                <w:szCs w:val="22"/>
+              </w:rPr>
             </w:pPr>
             <w:r>
+              <w:rPr>
+                <w:rFonts w:ascii="Times" w:hAnsi="Times" w:cs="MinionW08-Regular" w:hint="eastAsia"/>
+                <w:color w:val="000000" w:themeColor="text1"/>
+                <w:sz w:val="22"/>
+                <w:szCs w:val="22"/>
+              </w:rPr>
+              <w:t>348.95</w:t>
+            </w:r>
+          </w:p>
+        </w:tc>
+        <w:tc>
+          <w:tcPr>
+            <w:tcW w:w="1276" w:type="dxa"/>
+            <w:vAlign w:val="center"/>
+          </w:tcPr>
+          <w:p>
+            <w:pPr>
+              <w:widowControl w:val="0"/>
+              <w:autoSpaceDE w:val="0"/>
+              <w:autoSpaceDN w:val="0"/>
+              <w:adjustRightInd w:val="0"/>
+              <w:jc w:val="center"/>
+              <w:rPr>
+                <w:rFonts w:ascii="Times" w:hAnsi="Times" w:cs="MinionW08-Regular" w:hint="eastAsia"/>
+                <w:color w:val="000000" w:themeColor="text1"/>
+                <w:sz w:val="22"/>
+                <w:szCs w:val="22"/>
+              </w:rPr>
+            </w:pPr>
+            <w:r>
+              <w:rPr>
+                <w:rFonts w:ascii="Times" w:hAnsi="Times" w:cs="MinionW08-Regular" w:hint="eastAsia"/>
+                <w:color w:val="000000" w:themeColor="text1"/>
+                <w:sz w:val="22"/>
+                <w:szCs w:val="22"/>
+              </w:rPr>
+              <w:t>1.05</w:t>
+            </w:r>
+          </w:p>
+        </w:tc>
+      </w:tr>
+    </w:tbl>
+    <w:p>
+      <w:pPr>
+        <w:widowControl w:val="0"/>
+        <w:autoSpaceDE w:val="0"/>
+        <w:autoSpaceDN w:val="0"/>
+        <w:adjustRightInd w:val="0"/>
+        <w:jc w:val="both"/>
+        <w:rPr>
+          <w:rFonts w:ascii="Times" w:hAnsi="Times" w:cs="MinionW08-Regular"/>
+          <w:color w:val="000000" w:themeColor="text1"/>
+          <w:sz w:val="22"/>
+          <w:szCs w:val="22"/>
+        </w:rPr>
+      </w:pPr>
+    </w:p>
+    <w:tbl>
+      <w:tblPr>
+        <w:tblStyle w:val="a6"/>
+        <w:tblW w:w="0" w:type="auto"/>
+        <w:jc w:val="center"/>
+        <w:tblInd w:w="1396" w:type="dxa"/>
+        <w:tblLook w:val="04A0"/>
+      </w:tblPr>
+      <w:tblGrid>
+        <w:gridCol w:w="785"/>
+        <w:gridCol w:w="675"/>
+        <w:gridCol w:w="1059"/>
+      </w:tblGrid>
+      <w:tr>
+        <w:trPr>
+          <w:jc w:val="center"/>
+        </w:trPr>
+        <w:tc>
+          <w:tcPr>
+            <w:tcW w:w="0" w:type="auto"/>
+          </w:tcPr>
+          <w:p>
+            <w:pPr>
+              <w:widowControl w:val="0"/>
+              <w:autoSpaceDE w:val="0"/>
+              <w:autoSpaceDN w:val="0"/>
+              <w:adjustRightInd w:val="0"/>
+              <w:jc w:val="center"/>
               <w:rPr>
                 <w:rFonts w:ascii="Times" w:hAnsi="Times" w:cs="MinionW08-Regular"/>
                 <w:color w:val="000000" w:themeColor="text1"/>
                 <w:sz w:val="22"/>
                 <w:szCs w:val="22"/>
               </w:rPr>
-              <w:t>Detection Rate</w:t>
-            </w:r>
+            </w:pPr>
+            <w:r>
+              <w:rPr>
+                <w:rFonts w:ascii="Times" w:hAnsi="Times" w:cs="MinionW08-Regular"/>
+                <w:color w:val="000000" w:themeColor="text1"/>
+                <w:sz w:val="22"/>
+                <w:szCs w:val="22"/>
+              </w:rPr>
+              <w:t>TPR</w:t>
+            </w:r>
+          </w:p>
+        </w:tc>
+        <w:tc>
+          <w:tcPr>
+            <w:tcW w:w="0" w:type="auto"/>
+          </w:tcPr>
+          <w:p>
+            <w:pPr>
+              <w:widowControl w:val="0"/>
+              <w:autoSpaceDE w:val="0"/>
+              <w:autoSpaceDN w:val="0"/>
+              <w:adjustRightInd w:val="0"/>
+              <w:jc w:val="center"/>
+              <w:rPr>
+                <w:rFonts w:ascii="Times" w:hAnsi="Times" w:cs="MinionW08-Regular"/>
+                <w:color w:val="000000" w:themeColor="text1"/>
+                <w:sz w:val="22"/>
+                <w:szCs w:val="22"/>
+              </w:rPr>
+            </w:pPr>
+            <w:r>
+              <w:rPr>
+                <w:rFonts w:ascii="Times" w:hAnsi="Times" w:cs="MinionW08-Regular"/>
+                <w:color w:val="000000" w:themeColor="text1"/>
+                <w:sz w:val="22"/>
+                <w:szCs w:val="22"/>
+              </w:rPr>
+              <w:t>FPR</w:t>
+            </w:r>
+          </w:p>
+        </w:tc>
+        <w:tc>
+          <w:tcPr>
+            <w:tcW w:w="0" w:type="auto"/>
+          </w:tcPr>
+          <w:p>
+            <w:pPr>
+              <w:widowControl w:val="0"/>
+              <w:autoSpaceDE w:val="0"/>
+              <w:autoSpaceDN w:val="0"/>
+              <w:adjustRightInd w:val="0"/>
+              <w:jc w:val="center"/>
+              <w:rPr>
+                <w:rFonts w:ascii="Times" w:hAnsi="Times" w:cs="MinionW08-Regular"/>
+                <w:color w:val="000000" w:themeColor="text1"/>
+                <w:sz w:val="22"/>
+                <w:szCs w:val="22"/>
+              </w:rPr>
+            </w:pPr>
+            <w:hyperlink r:id="rId15" w:history="1">
+              <w:r>
+                <w:rPr>
+                  <w:rFonts w:ascii="Times" w:hAnsi="Times" w:cs="MinionW08-Regular" w:hint="eastAsia"/>
+                  <w:color w:val="000000" w:themeColor="text1"/>
+                  <w:sz w:val="22"/>
+                  <w:szCs w:val="22"/>
+                </w:rPr>
+                <w:t>A</w:t>
+              </w:r>
+              <w:r>
+                <w:rPr>
+                  <w:rFonts w:ascii="Times" w:hAnsi="Times" w:cs="MinionW08-Regular"/>
+                  <w:color w:val="000000" w:themeColor="text1"/>
+                  <w:sz w:val="22"/>
+                  <w:szCs w:val="22"/>
+                </w:rPr>
+                <w:t>ccuracy</w:t>
+              </w:r>
+            </w:hyperlink>
           </w:p>
         </w:tc>
       </w:tr>
@@ -18879,7 +21311,7 @@
         </w:trPr>
         <w:tc>
           <w:tcPr>
-            <w:tcW w:w="1016" w:type="dxa"/>
+            <w:tcW w:w="0" w:type="auto"/>
           </w:tcPr>
           <w:p>
             <w:pPr>
@@ -18908,7 +21340,7 @@
         </w:tc>
         <w:tc>
           <w:tcPr>
-            <w:tcW w:w="1070" w:type="dxa"/>
+            <w:tcW w:w="0" w:type="auto"/>
           </w:tcPr>
           <w:p>
             <w:pPr>
@@ -18931,13 +21363,13 @@
                 <w:sz w:val="22"/>
                 <w:szCs w:val="22"/>
               </w:rPr>
-              <w:t>99.7%</w:t>
+              <w:t>0.3%</w:t>
             </w:r>
           </w:p>
         </w:tc>
         <w:tc>
           <w:tcPr>
-            <w:tcW w:w="1058" w:type="dxa"/>
+            <w:tcW w:w="0" w:type="auto"/>
           </w:tcPr>
           <w:p>
             <w:pPr>
@@ -18948,62 +21380,13 @@
               <w:jc w:val="center"/>
               <w:rPr>
                 <w:rFonts w:ascii="Times" w:hAnsi="Times" w:cs="MinionW08-Regular"/>
-                <w:color w:val="000000" w:themeColor="text1"/>
+                <w:b/>
+                <w:color w:val="00B050"/>
                 <w:sz w:val="22"/>
                 <w:szCs w:val="22"/>
               </w:rPr>
             </w:pPr>
             <w:r>
-              <w:rPr>
-                <w:rFonts w:ascii="Times" w:hAnsi="Times" w:cs="MinionW08-Regular"/>
-                <w:color w:val="000000" w:themeColor="text1"/>
-                <w:sz w:val="22"/>
-                <w:szCs w:val="22"/>
-              </w:rPr>
-              <w:t>0.3%</w:t>
-            </w:r>
-          </w:p>
-        </w:tc>
-        <w:tc>
-          <w:tcPr>
-            <w:tcW w:w="1052" w:type="dxa"/>
-          </w:tcPr>
-          <w:p>
-            <w:pPr>
-              <w:widowControl w:val="0"/>
-              <w:autoSpaceDE w:val="0"/>
-              <w:autoSpaceDN w:val="0"/>
-              <w:adjustRightInd w:val="0"/>
-              <w:jc w:val="center"/>
-              <w:rPr>
-                <w:rFonts w:ascii="Times" w:hAnsi="Times" w:cs="MinionW08-Regular"/>
-                <w:color w:val="000000" w:themeColor="text1"/>
-                <w:sz w:val="22"/>
-                <w:szCs w:val="22"/>
-              </w:rPr>
-            </w:pPr>
-            <w:r>
-              <w:rPr>
-                <w:rFonts w:ascii="Times" w:hAnsi="Times" w:cs="MinionW08-Regular"/>
-                <w:color w:val="000000" w:themeColor="text1"/>
-                <w:sz w:val="22"/>
-                <w:szCs w:val="22"/>
-              </w:rPr>
-              <w:t>0.2%</w:t>
-            </w:r>
-          </w:p>
-        </w:tc>
-        <w:tc>
-          <w:tcPr>
-            <w:tcW w:w="2189" w:type="dxa"/>
-          </w:tcPr>
-          <w:p>
-            <w:pPr>
-              <w:widowControl w:val="0"/>
-              <w:autoSpaceDE w:val="0"/>
-              <w:autoSpaceDN w:val="0"/>
-              <w:adjustRightInd w:val="0"/>
-              <w:jc w:val="center"/>
               <w:rPr>
                 <w:rFonts w:ascii="Times" w:hAnsi="Times" w:cs="MinionW08-Regular"/>
                 <w:b/>
@@ -19011,26 +21394,7 @@
                 <w:sz w:val="22"/>
                 <w:szCs w:val="22"/>
               </w:rPr>
-            </w:pPr>
-            <w:r>
-              <w:rPr>
-                <w:rFonts w:ascii="Times" w:hAnsi="Times" w:cs="MinionW08-Regular"/>
-                <w:b/>
-                <w:color w:val="00B050"/>
-                <w:sz w:val="22"/>
-                <w:szCs w:val="22"/>
-              </w:rPr>
-              <w:t>99.7</w:t>
-            </w:r>
-            <w:r>
-              <w:rPr>
-                <w:rFonts w:ascii="Times" w:hAnsi="Times" w:cs="MinionW08-Regular"/>
-                <w:b/>
-                <w:color w:val="00B050"/>
-                <w:sz w:val="22"/>
-                <w:szCs w:val="22"/>
-              </w:rPr>
-              <w:t>%</w:t>
+              <w:t>99.7%</w:t>
             </w:r>
           </w:p>
         </w:tc>
@@ -19063,7 +21427,7 @@
           <w:u w:color="243778"/>
         </w:rPr>
       </w:pPr>
-      <w:bookmarkStart w:id="51" w:name="_Toc491276038"/>
+      <w:bookmarkStart w:id="57" w:name="_Toc491276038"/>
       <w:r>
         <w:rPr>
           <w:rFonts w:ascii="Times" w:hAnsi="Times"/>
@@ -19121,7 +21485,7 @@
         </w:rPr>
         <w:t xml:space="preserve"> The ROC curve</w:t>
       </w:r>
-      <w:bookmarkEnd w:id="51"/>
+      <w:bookmarkEnd w:id="57"/>
     </w:p>
     <w:p>
       <w:pPr>
@@ -19147,7 +21511,6 @@
           <w:szCs w:val="22"/>
           <w:u w:color="243778"/>
         </w:rPr>
-        <w:lastRenderedPageBreak/>
         <w:drawing>
           <wp:inline distT="0" distB="0" distL="0" distR="0">
             <wp:extent cx="3284867" cy="2524859"/>
@@ -19166,7 +21529,7 @@
                     </pic:cNvPicPr>
                   </pic:nvPicPr>
                   <pic:blipFill>
-                    <a:blip r:embed="rId15"/>
+                    <a:blip r:embed="rId16"/>
                     <a:srcRect/>
                     <a:stretch>
                       <a:fillRect/>
@@ -19220,7 +21583,7 @@
           <w:szCs w:val="22"/>
         </w:rPr>
       </w:pPr>
-      <w:bookmarkStart w:id="52" w:name="_Toc491276039"/>
+      <w:bookmarkStart w:id="58" w:name="_Toc491276039"/>
       <w:r>
         <w:rPr>
           <w:rFonts w:ascii="Times" w:hAnsi="Times"/>
@@ -19278,7 +21641,7 @@
         </w:rPr>
         <w:t xml:space="preserve"> Comparison of different ML algs. &amp; combination of features</w:t>
       </w:r>
-      <w:bookmarkEnd w:id="52"/>
+      <w:bookmarkEnd w:id="58"/>
     </w:p>
     <w:tbl>
       <w:tblPr>
@@ -20754,7 +23117,17 @@
           <w:sz w:val="22"/>
           <w:szCs w:val="22"/>
         </w:rPr>
-        <w:t xml:space="preserve"> the best classifier would be the RF model with all of our selected feature. Meanwhile,  the PE format is best single feature to identify the malware from benign file , for the reason that the two class has big difference as shown in fig.5.  However , it is uncomfortable to see the Hacker can easily evade detection if the justify the PE header more formally, which is a big risk in our recent work. </w:t>
+        <w:t xml:space="preserve"> the best classifier would be the RF model with all of our selected feature. Meanwhile,  the PE format is best single feature to identify the malware from benign file , for the reason that the two class has big difference as shown in fig.5.  However , it is uncomfortable to see the Hacker can easily evade detection if the justify the PE header more formally, which is a big risk in our recent </w:t>
+      </w:r>
+      <w:r>
+        <w:rPr>
+          <w:rFonts w:ascii="Times" w:hAnsi="Times" w:cs="MinionW08-Regular" w:hint="eastAsia"/>
+          <w:color w:val="000000" w:themeColor="text1"/>
+          <w:sz w:val="22"/>
+          <w:szCs w:val="22"/>
+        </w:rPr>
+        <w:lastRenderedPageBreak/>
+        <w:t xml:space="preserve">work. </w:t>
       </w:r>
       <w:r>
         <w:rPr>
@@ -20835,7 +23208,7 @@
           <w:szCs w:val="22"/>
         </w:rPr>
       </w:pPr>
-      <w:bookmarkStart w:id="53" w:name="_Toc491281648"/>
+      <w:bookmarkStart w:id="59" w:name="_Toc491281648"/>
       <w:r>
         <w:rPr>
           <w:rFonts w:ascii="Times" w:hAnsi="Times"/>
@@ -20863,7 +23236,7 @@
         </w:rPr>
         <w:t>related static methods</w:t>
       </w:r>
-      <w:bookmarkEnd w:id="53"/>
+      <w:bookmarkEnd w:id="59"/>
     </w:p>
     <w:p>
       <w:pPr>
@@ -21031,7 +23404,6 @@
           <w:szCs w:val="22"/>
           <w:u w:color="243778"/>
         </w:rPr>
-        <w:lastRenderedPageBreak/>
         <w:t>For accuracy</w:t>
       </w:r>
       <w:r>
@@ -21463,7 +23835,7 @@
           <w:szCs w:val="22"/>
         </w:rPr>
       </w:pPr>
-      <w:bookmarkStart w:id="54" w:name="_Toc491281649"/>
+      <w:bookmarkStart w:id="60" w:name="_Toc491281649"/>
       <w:r>
         <w:rPr>
           <w:rFonts w:ascii="Times" w:hAnsi="Times"/>
@@ -21480,7 +23852,7 @@
         </w:rPr>
         <w:t>s</w:t>
       </w:r>
-      <w:bookmarkEnd w:id="54"/>
+      <w:bookmarkEnd w:id="60"/>
     </w:p>
     <w:p>
       <w:pPr>
@@ -22027,7 +24399,7 @@
         </w:rPr>
       </w:pPr>
     </w:p>
-    <w:bookmarkStart w:id="55" w:name="_Toc491281650" w:displacedByCustomXml="next"/>
+    <w:bookmarkStart w:id="61" w:name="_Toc491281650" w:displacedByCustomXml="next"/>
     <w:sdt>
       <w:sdtPr>
         <w:rPr>
@@ -22060,7 +24432,7 @@
             </w:rPr>
             <w:t>Bibliography</w:t>
           </w:r>
-          <w:bookmarkEnd w:id="55"/>
+          <w:bookmarkEnd w:id="61"/>
         </w:p>
         <w:sdt>
           <w:sdtPr>
@@ -22141,6 +24513,7 @@
                       <w:rPr>
                         <w:noProof/>
                       </w:rPr>
+                      <w:lastRenderedPageBreak/>
                       <w:t xml:space="preserve">[1] </w:t>
                     </w:r>
                   </w:p>
@@ -22413,7 +24786,6 @@
                       <w:rPr>
                         <w:noProof/>
                       </w:rPr>
-                      <w:lastRenderedPageBreak/>
                       <w:t xml:space="preserve">[6] </w:t>
                     </w:r>
                   </w:p>
@@ -23212,6 +25584,7 @@
                       <w:rPr>
                         <w:noProof/>
                       </w:rPr>
+                      <w:lastRenderedPageBreak/>
                       <w:t xml:space="preserve">[20] </w:t>
                     </w:r>
                   </w:p>
@@ -24550,6 +26923,97 @@
   <w:abstractNum w:abstractNumId="10">
     <w:nsid w:val="31FC573C"/>
     <w:multiLevelType w:val="hybridMultilevel"/>
+    <w:tmpl w:val="CBB4641E"/>
+    <w:lvl w:ilvl="0" w:tplc="35B4A21A">
+      <w:start w:val="1"/>
+      <w:numFmt w:val="decimal"/>
+      <w:lvlText w:val="%1."/>
+      <w:lvlJc w:val="left"/>
+      <w:pPr>
+        <w:ind w:left="720" w:hanging="360"/>
+      </w:pPr>
+      <w:rPr>
+        <w:rFonts w:asciiTheme="majorHAnsi" w:hAnsiTheme="majorHAnsi" w:cstheme="majorHAnsi" w:hint="default"/>
+        <w:sz w:val="28"/>
+        <w:szCs w:val="28"/>
+      </w:rPr>
+    </w:lvl>
+    <w:lvl w:ilvl="1" w:tplc="04090019" w:tentative="1">
+      <w:start w:val="1"/>
+      <w:numFmt w:val="lowerLetter"/>
+      <w:lvlText w:val="%2."/>
+      <w:lvlJc w:val="left"/>
+      <w:pPr>
+        <w:ind w:left="1440" w:hanging="360"/>
+      </w:pPr>
+    </w:lvl>
+    <w:lvl w:ilvl="2" w:tplc="0409001B" w:tentative="1">
+      <w:start w:val="1"/>
+      <w:numFmt w:val="lowerRoman"/>
+      <w:lvlText w:val="%3."/>
+      <w:lvlJc w:val="right"/>
+      <w:pPr>
+        <w:ind w:left="2160" w:hanging="180"/>
+      </w:pPr>
+    </w:lvl>
+    <w:lvl w:ilvl="3" w:tplc="0409000F" w:tentative="1">
+      <w:start w:val="1"/>
+      <w:numFmt w:val="decimal"/>
+      <w:lvlText w:val="%4."/>
+      <w:lvlJc w:val="left"/>
+      <w:pPr>
+        <w:ind w:left="2880" w:hanging="360"/>
+      </w:pPr>
+    </w:lvl>
+    <w:lvl w:ilvl="4" w:tplc="04090019" w:tentative="1">
+      <w:start w:val="1"/>
+      <w:numFmt w:val="lowerLetter"/>
+      <w:lvlText w:val="%5."/>
+      <w:lvlJc w:val="left"/>
+      <w:pPr>
+        <w:ind w:left="3600" w:hanging="360"/>
+      </w:pPr>
+    </w:lvl>
+    <w:lvl w:ilvl="5" w:tplc="0409001B" w:tentative="1">
+      <w:start w:val="1"/>
+      <w:numFmt w:val="lowerRoman"/>
+      <w:lvlText w:val="%6."/>
+      <w:lvlJc w:val="right"/>
+      <w:pPr>
+        <w:ind w:left="4320" w:hanging="180"/>
+      </w:pPr>
+    </w:lvl>
+    <w:lvl w:ilvl="6" w:tplc="0409000F" w:tentative="1">
+      <w:start w:val="1"/>
+      <w:numFmt w:val="decimal"/>
+      <w:lvlText w:val="%7."/>
+      <w:lvlJc w:val="left"/>
+      <w:pPr>
+        <w:ind w:left="5040" w:hanging="360"/>
+      </w:pPr>
+    </w:lvl>
+    <w:lvl w:ilvl="7" w:tplc="04090019" w:tentative="1">
+      <w:start w:val="1"/>
+      <w:numFmt w:val="lowerLetter"/>
+      <w:lvlText w:val="%8."/>
+      <w:lvlJc w:val="left"/>
+      <w:pPr>
+        <w:ind w:left="5760" w:hanging="360"/>
+      </w:pPr>
+    </w:lvl>
+    <w:lvl w:ilvl="8" w:tplc="0409001B" w:tentative="1">
+      <w:start w:val="1"/>
+      <w:numFmt w:val="lowerRoman"/>
+      <w:lvlText w:val="%9."/>
+      <w:lvlJc w:val="right"/>
+      <w:pPr>
+        <w:ind w:left="6480" w:hanging="180"/>
+      </w:pPr>
+    </w:lvl>
+  </w:abstractNum>
+  <w:abstractNum w:abstractNumId="11">
+    <w:nsid w:val="32F17687"/>
+    <w:multiLevelType w:val="hybridMultilevel"/>
     <w:tmpl w:val="B5609E6A"/>
     <w:lvl w:ilvl="0" w:tplc="0409000F">
       <w:start w:val="1"/>
@@ -24636,7 +27100,7 @@
       </w:pPr>
     </w:lvl>
   </w:abstractNum>
-  <w:abstractNum w:abstractNumId="11">
+  <w:abstractNum w:abstractNumId="12">
     <w:nsid w:val="3DD41E36"/>
     <w:multiLevelType w:val="hybridMultilevel"/>
     <w:tmpl w:val="09E85E2C"/>
@@ -24749,7 +27213,7 @@
       </w:rPr>
     </w:lvl>
   </w:abstractNum>
-  <w:abstractNum w:abstractNumId="12">
+  <w:abstractNum w:abstractNumId="13">
     <w:nsid w:val="3F821665"/>
     <w:multiLevelType w:val="hybridMultilevel"/>
     <w:tmpl w:val="76028660"/>
@@ -24838,7 +27302,7 @@
       </w:pPr>
     </w:lvl>
   </w:abstractNum>
-  <w:abstractNum w:abstractNumId="13">
+  <w:abstractNum w:abstractNumId="14">
     <w:nsid w:val="4D4C18C1"/>
     <w:multiLevelType w:val="hybridMultilevel"/>
     <w:tmpl w:val="CD945584"/>
@@ -24951,7 +27415,7 @@
       </w:rPr>
     </w:lvl>
   </w:abstractNum>
-  <w:abstractNum w:abstractNumId="14">
+  <w:abstractNum w:abstractNumId="15">
     <w:nsid w:val="50714F85"/>
     <w:multiLevelType w:val="hybridMultilevel"/>
     <w:tmpl w:val="AE5A3904"/>
@@ -25064,7 +27528,7 @@
       </w:rPr>
     </w:lvl>
   </w:abstractNum>
-  <w:abstractNum w:abstractNumId="15">
+  <w:abstractNum w:abstractNumId="16">
     <w:nsid w:val="50CF5A4C"/>
     <w:multiLevelType w:val="hybridMultilevel"/>
     <w:tmpl w:val="CB24B000"/>
@@ -25177,7 +27641,7 @@
       </w:rPr>
     </w:lvl>
   </w:abstractNum>
-  <w:abstractNum w:abstractNumId="16">
+  <w:abstractNum w:abstractNumId="17">
     <w:nsid w:val="5C172326"/>
     <w:multiLevelType w:val="hybridMultilevel"/>
     <w:tmpl w:val="3E48D4D4"/>
@@ -25290,7 +27754,7 @@
       </w:rPr>
     </w:lvl>
   </w:abstractNum>
-  <w:abstractNum w:abstractNumId="17">
+  <w:abstractNum w:abstractNumId="18">
     <w:nsid w:val="5C556FEE"/>
     <w:multiLevelType w:val="hybridMultilevel"/>
     <w:tmpl w:val="B6C6728C"/>
@@ -25403,7 +27867,7 @@
       </w:rPr>
     </w:lvl>
   </w:abstractNum>
-  <w:abstractNum w:abstractNumId="18">
+  <w:abstractNum w:abstractNumId="19">
     <w:nsid w:val="5D8B6F4B"/>
     <w:multiLevelType w:val="hybridMultilevel"/>
     <w:tmpl w:val="377C1DA0"/>
@@ -25516,7 +27980,7 @@
       </w:rPr>
     </w:lvl>
   </w:abstractNum>
-  <w:abstractNum w:abstractNumId="19">
+  <w:abstractNum w:abstractNumId="20">
     <w:nsid w:val="5FA637B2"/>
     <w:multiLevelType w:val="hybridMultilevel"/>
     <w:tmpl w:val="B778276C"/>
@@ -25629,7 +28093,7 @@
       </w:rPr>
     </w:lvl>
   </w:abstractNum>
-  <w:abstractNum w:abstractNumId="20">
+  <w:abstractNum w:abstractNumId="21">
     <w:nsid w:val="6D441318"/>
     <w:multiLevelType w:val="multilevel"/>
     <w:tmpl w:val="2902B72E"/>
@@ -25739,7 +28203,7 @@
       </w:pPr>
     </w:lvl>
   </w:abstractNum>
-  <w:abstractNum w:abstractNumId="21">
+  <w:abstractNum w:abstractNumId="22">
     <w:nsid w:val="6F597DE7"/>
     <w:multiLevelType w:val="hybridMultilevel"/>
     <w:tmpl w:val="01D23172"/>
@@ -25831,7 +28295,7 @@
       </w:pPr>
     </w:lvl>
   </w:abstractNum>
-  <w:abstractNum w:abstractNumId="22">
+  <w:abstractNum w:abstractNumId="23">
     <w:nsid w:val="7815210C"/>
     <w:multiLevelType w:val="hybridMultilevel"/>
     <w:tmpl w:val="00F4D50A"/>
@@ -25944,7 +28408,7 @@
       </w:rPr>
     </w:lvl>
   </w:abstractNum>
-  <w:abstractNum w:abstractNumId="23">
+  <w:abstractNum w:abstractNumId="24">
     <w:nsid w:val="7A6E178D"/>
     <w:multiLevelType w:val="hybridMultilevel"/>
     <w:tmpl w:val="574EAC9A"/>
@@ -26057,7 +28521,7 @@
       </w:rPr>
     </w:lvl>
   </w:abstractNum>
-  <w:abstractNum w:abstractNumId="24">
+  <w:abstractNum w:abstractNumId="25">
     <w:nsid w:val="7BA712AA"/>
     <w:multiLevelType w:val="hybridMultilevel"/>
     <w:tmpl w:val="607AA75A"/>
@@ -26174,25 +28638,25 @@
     <w:abstractNumId w:val="0"/>
   </w:num>
   <w:num w:numId="2">
-    <w:abstractNumId w:val="15"/>
+    <w:abstractNumId w:val="16"/>
   </w:num>
   <w:num w:numId="3">
-    <w:abstractNumId w:val="18"/>
+    <w:abstractNumId w:val="19"/>
   </w:num>
   <w:num w:numId="4">
-    <w:abstractNumId w:val="21"/>
+    <w:abstractNumId w:val="22"/>
   </w:num>
   <w:num w:numId="5">
-    <w:abstractNumId w:val="16"/>
+    <w:abstractNumId w:val="17"/>
   </w:num>
   <w:num w:numId="6">
     <w:abstractNumId w:val="2"/>
   </w:num>
   <w:num w:numId="7">
-    <w:abstractNumId w:val="19"/>
+    <w:abstractNumId w:val="20"/>
   </w:num>
   <w:num w:numId="8">
-    <w:abstractNumId w:val="17"/>
+    <w:abstractNumId w:val="18"/>
   </w:num>
   <w:num w:numId="9">
     <w:abstractNumId w:val="8"/>
@@ -26201,7 +28665,7 @@
     <w:abstractNumId w:val="4"/>
   </w:num>
   <w:num w:numId="11">
-    <w:abstractNumId w:val="14"/>
+    <w:abstractNumId w:val="15"/>
   </w:num>
   <w:num w:numId="12">
     <w:abstractNumId w:val="5"/>
@@ -26210,7 +28674,7 @@
     <w:abstractNumId w:val="6"/>
   </w:num>
   <w:num w:numId="14">
-    <w:abstractNumId w:val="13"/>
+    <w:abstractNumId w:val="14"/>
   </w:num>
   <w:num w:numId="15">
     <w:abstractNumId w:val="9"/>
@@ -26219,31 +28683,34 @@
     <w:abstractNumId w:val="3"/>
   </w:num>
   <w:num w:numId="17">
+    <w:abstractNumId w:val="13"/>
+  </w:num>
+  <w:num w:numId="18">
+    <w:abstractNumId w:val="24"/>
+  </w:num>
+  <w:num w:numId="19">
     <w:abstractNumId w:val="12"/>
   </w:num>
-  <w:num w:numId="18">
+  <w:num w:numId="20">
     <w:abstractNumId w:val="23"/>
-  </w:num>
-  <w:num w:numId="19">
-    <w:abstractNumId w:val="11"/>
-  </w:num>
-  <w:num w:numId="20">
-    <w:abstractNumId w:val="22"/>
   </w:num>
   <w:num w:numId="21">
     <w:abstractNumId w:val="7"/>
   </w:num>
   <w:num w:numId="22">
-    <w:abstractNumId w:val="20"/>
+    <w:abstractNumId w:val="21"/>
   </w:num>
   <w:num w:numId="23">
-    <w:abstractNumId w:val="24"/>
+    <w:abstractNumId w:val="25"/>
   </w:num>
   <w:num w:numId="24">
     <w:abstractNumId w:val="10"/>
   </w:num>
   <w:num w:numId="25">
     <w:abstractNumId w:val="1"/>
+  </w:num>
+  <w:num w:numId="26">
+    <w:abstractNumId w:val="11"/>
   </w:num>
   <w:numIdMacAtCleanup w:val="23"/>
 </w:numbering>
@@ -27079,6 +29546,13 @@
     <w:pitch w:val="variable"/>
     <w:sig w:usb0="00000000" w:usb1="10000000" w:usb2="00000000" w:usb3="00000000" w:csb0="80000000" w:csb1="00000000"/>
   </w:font>
+  <w:font w:name="Calibri Light">
+    <w:altName w:val="Arial"/>
+    <w:charset w:val="00"/>
+    <w:family w:val="swiss"/>
+    <w:pitch w:val="variable"/>
+    <w:sig w:usb0="00000000" w:usb1="C000247B" w:usb2="00000009" w:usb3="00000000" w:csb0="000001FF" w:csb1="00000000"/>
+  </w:font>
   <w:font w:name="Calibri">
     <w:panose1 w:val="020F0502020204030204"/>
     <w:charset w:val="00"/>
@@ -27092,13 +29566,6 @@
     <w:family w:val="auto"/>
     <w:pitch w:val="variable"/>
     <w:sig w:usb0="00000000" w:usb1="38CF7CFA" w:usb2="00000016" w:usb3="00000000" w:csb0="0004000F" w:csb1="00000000"/>
-  </w:font>
-  <w:font w:name="Calibri Light">
-    <w:altName w:val="Arial"/>
-    <w:charset w:val="00"/>
-    <w:family w:val="swiss"/>
-    <w:pitch w:val="variable"/>
-    <w:sig w:usb0="00000000" w:usb1="C000247B" w:usb2="00000009" w:usb3="00000000" w:csb0="000001FF" w:csb1="00000000"/>
   </w:font>
   <w:font w:name="DengXian Light">
     <w:altName w:val="Arial Unicode MS"/>
@@ -27202,6 +29669,7 @@
   </w:compat>
   <w:rsids>
     <w:rsidRoot w:val="00EA7013"/>
+    <w:rsid w:val="00523443"/>
     <w:rsid w:val="00923A27"/>
     <w:rsid w:val="00EA7013"/>
   </w:rsids>
@@ -27381,6 +29849,7 @@
   <w:style w:type="paragraph" w:default="1" w:styleId="a">
     <w:name w:val="Normal"/>
     <w:qFormat/>
+    <w:rsid w:val="00523443"/>
     <w:pPr>
       <w:widowControl w:val="0"/>
       <w:jc w:val="both"/>
@@ -27419,7 +29888,7 @@
     <w:basedOn w:val="a0"/>
     <w:uiPriority w:val="99"/>
     <w:semiHidden/>
-    <w:rsid w:val="00EA7013"/>
+    <w:rsid w:val="00523443"/>
     <w:rPr>
       <w:color w:val="808080"/>
     </w:rPr>
@@ -27688,7 +30157,7 @@
   <a:extraClrSchemeLst/>
   <a:extLst>
     <a:ext uri="{05A4C25C-085E-4340-85A3-A5531E510DB2}">
-      <thm15:themeFamily xmlns:thm15="http://schemas.microsoft.com/office/thememl/2012/main" xmlns="" name="Office Theme" id="{62F939B6-93AF-4DB8-9C6B-D6C7DFDC589F}" vid="{4A3C46E8-61CC-4603-A589-7422A47A8E4A}"/>
+      <thm15:themeFamily xmlns="" xmlns:thm15="http://schemas.microsoft.com/office/thememl/2012/main" name="Office Theme" id="{62F939B6-93AF-4DB8-9C6B-D6C7DFDC589F}" vid="{4A3C46E8-61CC-4603-A589-7422A47A8E4A}"/>
     </a:ext>
   </a:extLst>
 </a:theme>

--- a/MalwarePEDetection/TechnicalReports/NovelMethodsToDetectMalwares.draft11.docx
+++ b/MalwarePEDetection/TechnicalReports/NovelMethodsToDetectMalwares.draft11.docx
@@ -53,8 +53,8 @@
               <w:b w:val="0"/>
               <w:bCs w:val="0"/>
               <w:noProof/>
-              <w:sz w:val="24"/>
-              <w:szCs w:val="24"/>
+              <w:kern w:val="2"/>
+              <w:sz w:val="21"/>
             </w:rPr>
           </w:pPr>
           <w:r>
@@ -79,7 +79,7 @@
             </w:rPr>
             <w:fldChar w:fldCharType="separate"/>
           </w:r>
-          <w:hyperlink w:anchor="_Toc491281632" w:history="1">
+          <w:hyperlink w:anchor="_Toc492546214" w:history="1">
             <w:r>
               <w:rPr>
                 <w:rStyle w:val="a3"/>
@@ -107,7 +107,7 @@
                 <w:noProof/>
                 <w:webHidden/>
               </w:rPr>
-              <w:instrText xml:space="preserve"> PAGEREF _Toc491281632 \h </w:instrText>
+              <w:instrText xml:space="preserve"> PAGEREF _Toc492546214 \h </w:instrText>
             </w:r>
             <w:r>
               <w:rPr>
@@ -148,11 +148,11 @@
               <w:b w:val="0"/>
               <w:bCs w:val="0"/>
               <w:noProof/>
-              <w:sz w:val="24"/>
-              <w:szCs w:val="24"/>
+              <w:kern w:val="2"/>
+              <w:sz w:val="21"/>
             </w:rPr>
           </w:pPr>
-          <w:hyperlink w:anchor="_Toc491281633" w:history="1">
+          <w:hyperlink w:anchor="_Toc492546215" w:history="1">
             <w:r>
               <w:rPr>
                 <w:rStyle w:val="a3"/>
@@ -180,7 +180,7 @@
                 <w:noProof/>
                 <w:webHidden/>
               </w:rPr>
-              <w:instrText xml:space="preserve"> PAGEREF _Toc491281633 \h </w:instrText>
+              <w:instrText xml:space="preserve"> PAGEREF _Toc492546215 \h </w:instrText>
             </w:r>
             <w:r>
               <w:rPr>
@@ -221,11 +221,11 @@
               <w:b w:val="0"/>
               <w:bCs w:val="0"/>
               <w:noProof/>
-              <w:sz w:val="24"/>
-              <w:szCs w:val="24"/>
+              <w:kern w:val="2"/>
+              <w:sz w:val="21"/>
             </w:rPr>
           </w:pPr>
-          <w:hyperlink w:anchor="_Toc491281634" w:history="1">
+          <w:hyperlink w:anchor="_Toc492546216" w:history="1">
             <w:r>
               <w:rPr>
                 <w:rStyle w:val="a3"/>
@@ -253,7 +253,7 @@
                 <w:noProof/>
                 <w:webHidden/>
               </w:rPr>
-              <w:instrText xml:space="preserve"> PAGEREF _Toc491281634 \h </w:instrText>
+              <w:instrText xml:space="preserve"> PAGEREF _Toc492546216 \h </w:instrText>
             </w:r>
             <w:r>
               <w:rPr>
@@ -295,11 +295,11 @@
               <w:b w:val="0"/>
               <w:bCs w:val="0"/>
               <w:noProof/>
-              <w:sz w:val="24"/>
-              <w:szCs w:val="24"/>
+              <w:kern w:val="2"/>
+              <w:sz w:val="21"/>
             </w:rPr>
           </w:pPr>
-          <w:hyperlink w:anchor="_Toc491281635" w:history="1">
+          <w:hyperlink w:anchor="_Toc492546217" w:history="1">
             <w:r>
               <w:rPr>
                 <w:rStyle w:val="a3"/>
@@ -313,8 +313,8 @@
                 <w:b w:val="0"/>
                 <w:bCs w:val="0"/>
                 <w:noProof/>
-                <w:sz w:val="24"/>
-                <w:szCs w:val="24"/>
+                <w:kern w:val="2"/>
+                <w:sz w:val="21"/>
               </w:rPr>
               <w:tab/>
             </w:r>
@@ -345,7 +345,7 @@
                 <w:noProof/>
                 <w:webHidden/>
               </w:rPr>
-              <w:instrText xml:space="preserve"> PAGEREF _Toc491281635 \h </w:instrText>
+              <w:instrText xml:space="preserve"> PAGEREF _Toc492546217 \h </w:instrText>
             </w:r>
             <w:r>
               <w:rPr>
@@ -387,11 +387,11 @@
               <w:b w:val="0"/>
               <w:bCs w:val="0"/>
               <w:noProof/>
-              <w:sz w:val="24"/>
-              <w:szCs w:val="24"/>
+              <w:kern w:val="2"/>
+              <w:sz w:val="21"/>
             </w:rPr>
           </w:pPr>
-          <w:hyperlink w:anchor="_Toc491281636" w:history="1">
+          <w:hyperlink w:anchor="_Toc492546218" w:history="1">
             <w:r>
               <w:rPr>
                 <w:rStyle w:val="a3"/>
@@ -405,8 +405,8 @@
                 <w:b w:val="0"/>
                 <w:bCs w:val="0"/>
                 <w:noProof/>
-                <w:sz w:val="24"/>
-                <w:szCs w:val="24"/>
+                <w:kern w:val="2"/>
+                <w:sz w:val="21"/>
               </w:rPr>
               <w:tab/>
             </w:r>
@@ -437,7 +437,7 @@
                 <w:noProof/>
                 <w:webHidden/>
               </w:rPr>
-              <w:instrText xml:space="preserve"> PAGEREF _Toc491281636 \h </w:instrText>
+              <w:instrText xml:space="preserve"> PAGEREF _Toc492546218 \h </w:instrText>
             </w:r>
             <w:r>
               <w:rPr>
@@ -477,11 +477,11 @@
             </w:tabs>
             <w:rPr>
               <w:noProof/>
-              <w:sz w:val="24"/>
-              <w:szCs w:val="24"/>
+              <w:kern w:val="2"/>
+              <w:sz w:val="21"/>
             </w:rPr>
           </w:pPr>
-          <w:hyperlink w:anchor="_Toc491281637" w:history="1">
+          <w:hyperlink w:anchor="_Toc492546219" w:history="1">
             <w:r>
               <w:rPr>
                 <w:rStyle w:val="a3"/>
@@ -493,8 +493,8 @@
             <w:r>
               <w:rPr>
                 <w:noProof/>
-                <w:sz w:val="24"/>
-                <w:szCs w:val="24"/>
+                <w:kern w:val="2"/>
+                <w:sz w:val="21"/>
               </w:rPr>
               <w:tab/>
             </w:r>
@@ -525,7 +525,7 @@
                 <w:noProof/>
                 <w:webHidden/>
               </w:rPr>
-              <w:instrText xml:space="preserve"> PAGEREF _Toc491281637 \h </w:instrText>
+              <w:instrText xml:space="preserve"> PAGEREF _Toc492546219 \h </w:instrText>
             </w:r>
             <w:r>
               <w:rPr>
@@ -565,11 +565,11 @@
             </w:tabs>
             <w:rPr>
               <w:noProof/>
-              <w:sz w:val="24"/>
-              <w:szCs w:val="24"/>
+              <w:kern w:val="2"/>
+              <w:sz w:val="21"/>
             </w:rPr>
           </w:pPr>
-          <w:hyperlink w:anchor="_Toc491281638" w:history="1">
+          <w:hyperlink w:anchor="_Toc492546220" w:history="1">
             <w:r>
               <w:rPr>
                 <w:rStyle w:val="a3"/>
@@ -581,8 +581,8 @@
             <w:r>
               <w:rPr>
                 <w:noProof/>
-                <w:sz w:val="24"/>
-                <w:szCs w:val="24"/>
+                <w:kern w:val="2"/>
+                <w:sz w:val="21"/>
               </w:rPr>
               <w:tab/>
             </w:r>
@@ -613,7 +613,7 @@
                 <w:noProof/>
                 <w:webHidden/>
               </w:rPr>
-              <w:instrText xml:space="preserve"> PAGEREF _Toc491281638 \h </w:instrText>
+              <w:instrText xml:space="preserve"> PAGEREF _Toc492546220 \h </w:instrText>
             </w:r>
             <w:r>
               <w:rPr>
@@ -653,11 +653,11 @@
             </w:tabs>
             <w:rPr>
               <w:noProof/>
-              <w:sz w:val="24"/>
-              <w:szCs w:val="24"/>
+              <w:kern w:val="2"/>
+              <w:sz w:val="21"/>
             </w:rPr>
           </w:pPr>
-          <w:hyperlink w:anchor="_Toc491281639" w:history="1">
+          <w:hyperlink w:anchor="_Toc492546221" w:history="1">
             <w:r>
               <w:rPr>
                 <w:rStyle w:val="a3"/>
@@ -669,8 +669,8 @@
             <w:r>
               <w:rPr>
                 <w:noProof/>
-                <w:sz w:val="24"/>
-                <w:szCs w:val="24"/>
+                <w:kern w:val="2"/>
+                <w:sz w:val="21"/>
               </w:rPr>
               <w:tab/>
             </w:r>
@@ -701,7 +701,7 @@
                 <w:noProof/>
                 <w:webHidden/>
               </w:rPr>
-              <w:instrText xml:space="preserve"> PAGEREF _Toc491281639 \h </w:instrText>
+              <w:instrText xml:space="preserve"> PAGEREF _Toc492546221 \h </w:instrText>
             </w:r>
             <w:r>
               <w:rPr>
@@ -741,11 +741,11 @@
             </w:tabs>
             <w:rPr>
               <w:noProof/>
-              <w:sz w:val="24"/>
-              <w:szCs w:val="24"/>
+              <w:kern w:val="2"/>
+              <w:sz w:val="21"/>
             </w:rPr>
           </w:pPr>
-          <w:hyperlink w:anchor="_Toc491281640" w:history="1">
+          <w:hyperlink w:anchor="_Toc492546222" w:history="1">
             <w:r>
               <w:rPr>
                 <w:rStyle w:val="a3"/>
@@ -757,8 +757,8 @@
             <w:r>
               <w:rPr>
                 <w:noProof/>
-                <w:sz w:val="24"/>
-                <w:szCs w:val="24"/>
+                <w:kern w:val="2"/>
+                <w:sz w:val="21"/>
               </w:rPr>
               <w:tab/>
             </w:r>
@@ -789,7 +789,7 @@
                 <w:noProof/>
                 <w:webHidden/>
               </w:rPr>
-              <w:instrText xml:space="preserve"> PAGEREF _Toc491281640 \h </w:instrText>
+              <w:instrText xml:space="preserve"> PAGEREF _Toc492546222 \h </w:instrText>
             </w:r>
             <w:r>
               <w:rPr>
@@ -829,11 +829,11 @@
             </w:tabs>
             <w:rPr>
               <w:noProof/>
-              <w:sz w:val="24"/>
-              <w:szCs w:val="24"/>
+              <w:kern w:val="2"/>
+              <w:sz w:val="21"/>
             </w:rPr>
           </w:pPr>
-          <w:hyperlink w:anchor="_Toc491281641" w:history="1">
+          <w:hyperlink w:anchor="_Toc492546223" w:history="1">
             <w:r>
               <w:rPr>
                 <w:rStyle w:val="a3"/>
@@ -845,8 +845,8 @@
             <w:r>
               <w:rPr>
                 <w:noProof/>
-                <w:sz w:val="24"/>
-                <w:szCs w:val="24"/>
+                <w:kern w:val="2"/>
+                <w:sz w:val="21"/>
               </w:rPr>
               <w:tab/>
             </w:r>
@@ -877,7 +877,7 @@
                 <w:noProof/>
                 <w:webHidden/>
               </w:rPr>
-              <w:instrText xml:space="preserve"> PAGEREF _Toc491281641 \h </w:instrText>
+              <w:instrText xml:space="preserve"> PAGEREF _Toc492546223 \h </w:instrText>
             </w:r>
             <w:r>
               <w:rPr>
@@ -897,7 +897,7 @@
                 <w:noProof/>
                 <w:webHidden/>
               </w:rPr>
-              <w:t>8</w:t>
+              <w:t>7</w:t>
             </w:r>
             <w:r>
               <w:rPr>
@@ -919,11 +919,11 @@
               <w:b w:val="0"/>
               <w:bCs w:val="0"/>
               <w:noProof/>
-              <w:sz w:val="24"/>
-              <w:szCs w:val="24"/>
+              <w:kern w:val="2"/>
+              <w:sz w:val="21"/>
             </w:rPr>
           </w:pPr>
-          <w:hyperlink w:anchor="_Toc491281642" w:history="1">
+          <w:hyperlink w:anchor="_Toc492546224" w:history="1">
             <w:r>
               <w:rPr>
                 <w:rStyle w:val="a3"/>
@@ -937,8 +937,8 @@
                 <w:b w:val="0"/>
                 <w:bCs w:val="0"/>
                 <w:noProof/>
-                <w:sz w:val="24"/>
-                <w:szCs w:val="24"/>
+                <w:kern w:val="2"/>
+                <w:sz w:val="21"/>
               </w:rPr>
               <w:tab/>
             </w:r>
@@ -969,7 +969,7 @@
                 <w:noProof/>
                 <w:webHidden/>
               </w:rPr>
-              <w:instrText xml:space="preserve"> PAGEREF _Toc491281642 \h </w:instrText>
+              <w:instrText xml:space="preserve"> PAGEREF _Toc492546224 \h </w:instrText>
             </w:r>
             <w:r>
               <w:rPr>
@@ -989,7 +989,7 @@
                 <w:noProof/>
                 <w:webHidden/>
               </w:rPr>
-              <w:t>8</w:t>
+              <w:t>7</w:t>
             </w:r>
             <w:r>
               <w:rPr>
@@ -1009,11 +1009,11 @@
             </w:tabs>
             <w:rPr>
               <w:noProof/>
-              <w:sz w:val="24"/>
-              <w:szCs w:val="24"/>
+              <w:kern w:val="2"/>
+              <w:sz w:val="21"/>
             </w:rPr>
           </w:pPr>
-          <w:hyperlink w:anchor="_Toc491281643" w:history="1">
+          <w:hyperlink w:anchor="_Toc492546225" w:history="1">
             <w:r>
               <w:rPr>
                 <w:rStyle w:val="a3"/>
@@ -1025,8 +1025,8 @@
             <w:r>
               <w:rPr>
                 <w:noProof/>
-                <w:sz w:val="24"/>
-                <w:szCs w:val="24"/>
+                <w:kern w:val="2"/>
+                <w:sz w:val="21"/>
               </w:rPr>
               <w:tab/>
             </w:r>
@@ -1057,7 +1057,7 @@
                 <w:noProof/>
                 <w:webHidden/>
               </w:rPr>
-              <w:instrText xml:space="preserve"> PAGEREF _Toc491281643 \h </w:instrText>
+              <w:instrText xml:space="preserve"> PAGEREF _Toc492546225 \h </w:instrText>
             </w:r>
             <w:r>
               <w:rPr>
@@ -1077,7 +1077,7 @@
                 <w:noProof/>
                 <w:webHidden/>
               </w:rPr>
-              <w:t>8</w:t>
+              <w:t>7</w:t>
             </w:r>
             <w:r>
               <w:rPr>
@@ -1097,11 +1097,11 @@
             </w:tabs>
             <w:rPr>
               <w:noProof/>
-              <w:sz w:val="24"/>
-              <w:szCs w:val="24"/>
+              <w:kern w:val="2"/>
+              <w:sz w:val="21"/>
             </w:rPr>
           </w:pPr>
-          <w:hyperlink w:anchor="_Toc491281644" w:history="1">
+          <w:hyperlink w:anchor="_Toc492546226" w:history="1">
             <w:r>
               <w:rPr>
                 <w:rStyle w:val="a3"/>
@@ -1113,8 +1113,8 @@
             <w:r>
               <w:rPr>
                 <w:noProof/>
-                <w:sz w:val="24"/>
-                <w:szCs w:val="24"/>
+                <w:kern w:val="2"/>
+                <w:sz w:val="21"/>
               </w:rPr>
               <w:tab/>
             </w:r>
@@ -1124,7 +1124,7 @@
                 <w:rFonts w:ascii="Times" w:hAnsi="Times"/>
                 <w:noProof/>
               </w:rPr>
-              <w:t>Feature Selection &amp; Extraction</w:t>
+              <w:t>Feature Selection&amp;Extraction</w:t>
             </w:r>
             <w:r>
               <w:rPr>
@@ -1145,7 +1145,7 @@
                 <w:noProof/>
                 <w:webHidden/>
               </w:rPr>
-              <w:instrText xml:space="preserve"> PAGEREF _Toc491281644 \h </w:instrText>
+              <w:instrText xml:space="preserve"> PAGEREF _Toc492546226 \h </w:instrText>
             </w:r>
             <w:r>
               <w:rPr>
@@ -1165,7 +1165,7 @@
                 <w:noProof/>
                 <w:webHidden/>
               </w:rPr>
-              <w:t>9</w:t>
+              <w:t>8</w:t>
             </w:r>
             <w:r>
               <w:rPr>
@@ -1185,11 +1185,11 @@
             </w:tabs>
             <w:rPr>
               <w:noProof/>
-              <w:sz w:val="24"/>
-              <w:szCs w:val="24"/>
+              <w:kern w:val="2"/>
+              <w:sz w:val="21"/>
             </w:rPr>
           </w:pPr>
-          <w:hyperlink w:anchor="_Toc491281645" w:history="1">
+          <w:hyperlink w:anchor="_Toc492546227" w:history="1">
             <w:r>
               <w:rPr>
                 <w:rStyle w:val="a3"/>
@@ -1201,8 +1201,8 @@
             <w:r>
               <w:rPr>
                 <w:noProof/>
-                <w:sz w:val="24"/>
-                <w:szCs w:val="24"/>
+                <w:kern w:val="2"/>
+                <w:sz w:val="21"/>
               </w:rPr>
               <w:tab/>
             </w:r>
@@ -1212,7 +1212,7 @@
                 <w:rFonts w:ascii="Times" w:hAnsi="Times"/>
                 <w:noProof/>
               </w:rPr>
-              <w:t>Model Selection &amp; Parameter Tuning</w:t>
+              <w:t>Model Selection&amp; Parameter Tuning</w:t>
             </w:r>
             <w:r>
               <w:rPr>
@@ -1233,7 +1233,7 @@
                 <w:noProof/>
                 <w:webHidden/>
               </w:rPr>
-              <w:instrText xml:space="preserve"> PAGEREF _Toc491281645 \h </w:instrText>
+              <w:instrText xml:space="preserve"> PAGEREF _Toc492546227 \h </w:instrText>
             </w:r>
             <w:r>
               <w:rPr>
@@ -1253,7 +1253,7 @@
                 <w:noProof/>
                 <w:webHidden/>
               </w:rPr>
-              <w:t>12</w:t>
+              <w:t>11</w:t>
             </w:r>
             <w:r>
               <w:rPr>
@@ -1273,11 +1273,11 @@
             </w:tabs>
             <w:rPr>
               <w:noProof/>
-              <w:sz w:val="24"/>
-              <w:szCs w:val="24"/>
+              <w:kern w:val="2"/>
+              <w:sz w:val="21"/>
             </w:rPr>
           </w:pPr>
-          <w:hyperlink w:anchor="_Toc491281646" w:history="1">
+          <w:hyperlink w:anchor="_Toc492546228" w:history="1">
             <w:r>
               <w:rPr>
                 <w:rStyle w:val="a3"/>
@@ -1289,8 +1289,8 @@
             <w:r>
               <w:rPr>
                 <w:noProof/>
-                <w:sz w:val="24"/>
-                <w:szCs w:val="24"/>
+                <w:kern w:val="2"/>
+                <w:sz w:val="21"/>
               </w:rPr>
               <w:tab/>
             </w:r>
@@ -1321,7 +1321,7 @@
                 <w:noProof/>
                 <w:webHidden/>
               </w:rPr>
-              <w:instrText xml:space="preserve"> PAGEREF _Toc491281646 \h </w:instrText>
+              <w:instrText xml:space="preserve"> PAGEREF _Toc492546228 \h </w:instrText>
             </w:r>
             <w:r>
               <w:rPr>
@@ -1361,11 +1361,11 @@
             </w:tabs>
             <w:rPr>
               <w:noProof/>
-              <w:sz w:val="24"/>
-              <w:szCs w:val="24"/>
+              <w:kern w:val="2"/>
+              <w:sz w:val="21"/>
             </w:rPr>
           </w:pPr>
-          <w:hyperlink w:anchor="_Toc491281647" w:history="1">
+          <w:hyperlink w:anchor="_Toc492546229" w:history="1">
             <w:r>
               <w:rPr>
                 <w:rStyle w:val="a3"/>
@@ -1377,8 +1377,8 @@
             <w:r>
               <w:rPr>
                 <w:noProof/>
-                <w:sz w:val="24"/>
-                <w:szCs w:val="24"/>
+                <w:kern w:val="2"/>
+                <w:sz w:val="21"/>
               </w:rPr>
               <w:tab/>
             </w:r>
@@ -1409,7 +1409,7 @@
                 <w:noProof/>
                 <w:webHidden/>
               </w:rPr>
-              <w:instrText xml:space="preserve"> PAGEREF _Toc491281647 \h </w:instrText>
+              <w:instrText xml:space="preserve"> PAGEREF _Toc492546229 \h </w:instrText>
             </w:r>
             <w:r>
               <w:rPr>
@@ -1449,11 +1449,11 @@
             </w:tabs>
             <w:rPr>
               <w:noProof/>
-              <w:sz w:val="24"/>
-              <w:szCs w:val="24"/>
+              <w:kern w:val="2"/>
+              <w:sz w:val="21"/>
             </w:rPr>
           </w:pPr>
-          <w:hyperlink w:anchor="_Toc491281648" w:history="1">
+          <w:hyperlink w:anchor="_Toc492546230" w:history="1">
             <w:r>
               <w:rPr>
                 <w:rStyle w:val="a3"/>
@@ -1465,8 +1465,8 @@
             <w:r>
               <w:rPr>
                 <w:noProof/>
-                <w:sz w:val="24"/>
-                <w:szCs w:val="24"/>
+                <w:kern w:val="2"/>
+                <w:sz w:val="21"/>
               </w:rPr>
               <w:tab/>
             </w:r>
@@ -1497,7 +1497,7 @@
                 <w:noProof/>
                 <w:webHidden/>
               </w:rPr>
-              <w:instrText xml:space="preserve"> PAGEREF _Toc491281648 \h </w:instrText>
+              <w:instrText xml:space="preserve"> PAGEREF _Toc492546230 \h </w:instrText>
             </w:r>
             <w:r>
               <w:rPr>
@@ -1517,7 +1517,7 @@
                 <w:noProof/>
                 <w:webHidden/>
               </w:rPr>
-              <w:t>15</w:t>
+              <w:t>16</w:t>
             </w:r>
             <w:r>
               <w:rPr>
@@ -1539,11 +1539,11 @@
               <w:b w:val="0"/>
               <w:bCs w:val="0"/>
               <w:noProof/>
-              <w:sz w:val="24"/>
-              <w:szCs w:val="24"/>
+              <w:kern w:val="2"/>
+              <w:sz w:val="21"/>
             </w:rPr>
           </w:pPr>
-          <w:hyperlink w:anchor="_Toc491281649" w:history="1">
+          <w:hyperlink w:anchor="_Toc492546231" w:history="1">
             <w:r>
               <w:rPr>
                 <w:rStyle w:val="a3"/>
@@ -1557,8 +1557,8 @@
                 <w:b w:val="0"/>
                 <w:bCs w:val="0"/>
                 <w:noProof/>
-                <w:sz w:val="24"/>
-                <w:szCs w:val="24"/>
+                <w:kern w:val="2"/>
+                <w:sz w:val="21"/>
               </w:rPr>
               <w:tab/>
             </w:r>
@@ -1589,7 +1589,7 @@
                 <w:noProof/>
                 <w:webHidden/>
               </w:rPr>
-              <w:instrText xml:space="preserve"> PAGEREF _Toc491281649 \h </w:instrText>
+              <w:instrText xml:space="preserve"> PAGEREF _Toc492546231 \h </w:instrText>
             </w:r>
             <w:r>
               <w:rPr>
@@ -1630,9 +1630,12 @@
               <w:b w:val="0"/>
               <w:bCs w:val="0"/>
               <w:noProof/>
+              <w:kern w:val="2"/>
+              <w:sz w:val="21"/>
+              <w:szCs w:val="22"/>
             </w:rPr>
           </w:pPr>
-          <w:hyperlink w:anchor="_Toc491281650" w:history="1">
+          <w:hyperlink w:anchor="_Toc492546232" w:history="1">
             <w:r>
               <w:rPr>
                 <w:rStyle w:val="a3"/>
@@ -1660,7 +1663,7 @@
                 <w:noProof/>
                 <w:webHidden/>
               </w:rPr>
-              <w:instrText xml:space="preserve"> PAGEREF _Toc491281650 \h </w:instrText>
+              <w:instrText xml:space="preserve"> PAGEREF _Toc492546232 \h </w:instrText>
             </w:r>
             <w:r>
               <w:rPr>
@@ -2869,7 +2872,7 @@
           <w:szCs w:val="22"/>
         </w:rPr>
       </w:pPr>
-      <w:bookmarkStart w:id="0" w:name="_Toc491281632"/>
+      <w:bookmarkStart w:id="0" w:name="_Toc492546214"/>
       <w:r>
         <w:rPr>
           <w:rFonts w:ascii="Times" w:hAnsi="Times"/>
@@ -2926,7 +2929,7 @@
           <w:szCs w:val="22"/>
         </w:rPr>
       </w:pPr>
-      <w:bookmarkStart w:id="1" w:name="_Toc491281633"/>
+      <w:bookmarkStart w:id="1" w:name="_Toc492546215"/>
       <w:r>
         <w:rPr>
           <w:rFonts w:ascii="Times" w:hAnsi="Times"/>
@@ -3245,7 +3248,7 @@
           <w:szCs w:val="22"/>
         </w:rPr>
       </w:pPr>
-      <w:bookmarkStart w:id="2" w:name="_Toc491281634"/>
+      <w:bookmarkStart w:id="2" w:name="_Toc492546216"/>
       <w:r>
         <w:rPr>
           <w:rFonts w:ascii="Times" w:hAnsi="Times"/>
@@ -3329,7 +3332,7 @@
           <w:szCs w:val="22"/>
         </w:rPr>
       </w:pPr>
-      <w:bookmarkStart w:id="3" w:name="_Toc491281635"/>
+      <w:bookmarkStart w:id="3" w:name="_Toc492546217"/>
       <w:r>
         <w:rPr>
           <w:rFonts w:ascii="Times" w:hAnsi="Times"/>
@@ -5035,7 +5038,7 @@
           <w:szCs w:val="22"/>
         </w:rPr>
       </w:pPr>
-      <w:bookmarkStart w:id="4" w:name="_Toc491281636"/>
+      <w:bookmarkStart w:id="4" w:name="_Toc492546218"/>
       <w:r>
         <w:rPr>
           <w:rFonts w:ascii="Times" w:hAnsi="Times"/>
@@ -5067,7 +5070,7 @@
           <w:szCs w:val="22"/>
         </w:rPr>
       </w:pPr>
-      <w:bookmarkStart w:id="5" w:name="_Toc491281637"/>
+      <w:bookmarkStart w:id="5" w:name="_Toc492546219"/>
       <w:r>
         <w:rPr>
           <w:rFonts w:ascii="Times" w:hAnsi="Times"/>
@@ -5431,7 +5434,7 @@
                     <a:blip r:embed="rId8" cstate="print">
                       <a:extLst>
                         <a:ext uri="{28A0092B-C50C-407E-A947-70E740481C1C}">
-                          <a14:useLocalDpi xmlns="" xmlns:wpc="http://schemas.microsoft.com/office/word/2010/wordprocessingCanvas" xmlns:mo="http://schemas.microsoft.com/office/mac/office/2008/main" xmlns:mc="http://schemas.openxmlformats.org/markup-compatibility/2006" xmlns:mv="urn:schemas-microsoft-com:mac:vml" xmlns:o="urn:schemas-microsoft-com:office:office" xmlns:v="urn:schemas-microsoft-com:vml" xmlns:wp14="http://schemas.microsoft.com/office/word/2010/wordprocessingDrawing" xmlns:w10="urn:schemas-microsoft-com:office:word" xmlns:w="http://schemas.openxmlformats.org/wordprocessingml/2006/main" xmlns:w14="http://schemas.microsoft.com/office/word/2010/wordml" xmlns:w15="http://schemas.microsoft.com/office/word/2012/wordml" xmlns:wpg="http://schemas.microsoft.com/office/word/2010/wordprocessingGroup" xmlns:wpi="http://schemas.microsoft.com/office/word/2010/wordprocessingInk" xmlns:wps="http://schemas.microsoft.com/office/word/2010/wordprocessingShape" xmlns:a14="http://schemas.microsoft.com/office/drawing/2010/main" val="0"/>
+                          <a14:useLocalDpi xmlns:a14="http://schemas.microsoft.com/office/drawing/2010/main" xmlns:wps="http://schemas.microsoft.com/office/word/2010/wordprocessingShape" xmlns:wpi="http://schemas.microsoft.com/office/word/2010/wordprocessingInk" xmlns:wpg="http://schemas.microsoft.com/office/word/2010/wordprocessingGroup" xmlns:w15="http://schemas.microsoft.com/office/word/2012/wordml" xmlns:w14="http://schemas.microsoft.com/office/word/2010/wordml" xmlns:w="http://schemas.openxmlformats.org/wordprocessingml/2006/main" xmlns:w10="urn:schemas-microsoft-com:office:word" xmlns:wp14="http://schemas.microsoft.com/office/word/2010/wordprocessingDrawing" xmlns:v="urn:schemas-microsoft-com:vml" xmlns:o="urn:schemas-microsoft-com:office:office" xmlns:mv="urn:schemas-microsoft-com:mac:vml" xmlns:mc="http://schemas.openxmlformats.org/markup-compatibility/2006" xmlns:mo="http://schemas.microsoft.com/office/mac/office/2008/main" xmlns:wpc="http://schemas.microsoft.com/office/word/2010/wordprocessingCanvas" xmlns="" val="0"/>
                         </a:ext>
                       </a:extLst>
                     </a:blip>
@@ -5580,7 +5583,7 @@
                     <a:blip r:embed="rId9" cstate="print">
                       <a:extLst>
                         <a:ext uri="{28A0092B-C50C-407E-A947-70E740481C1C}">
-                          <a14:useLocalDpi xmlns="" xmlns:wpc="http://schemas.microsoft.com/office/word/2010/wordprocessingCanvas" xmlns:mo="http://schemas.microsoft.com/office/mac/office/2008/main" xmlns:mc="http://schemas.openxmlformats.org/markup-compatibility/2006" xmlns:mv="urn:schemas-microsoft-com:mac:vml" xmlns:o="urn:schemas-microsoft-com:office:office" xmlns:v="urn:schemas-microsoft-com:vml" xmlns:wp14="http://schemas.microsoft.com/office/word/2010/wordprocessingDrawing" xmlns:w10="urn:schemas-microsoft-com:office:word" xmlns:w="http://schemas.openxmlformats.org/wordprocessingml/2006/main" xmlns:w14="http://schemas.microsoft.com/office/word/2010/wordml" xmlns:w15="http://schemas.microsoft.com/office/word/2012/wordml" xmlns:wpg="http://schemas.microsoft.com/office/word/2010/wordprocessingGroup" xmlns:wpi="http://schemas.microsoft.com/office/word/2010/wordprocessingInk" xmlns:wps="http://schemas.microsoft.com/office/word/2010/wordprocessingShape" xmlns:a14="http://schemas.microsoft.com/office/drawing/2010/main" val="0"/>
+                          <a14:useLocalDpi xmlns:a14="http://schemas.microsoft.com/office/drawing/2010/main" xmlns:wps="http://schemas.microsoft.com/office/word/2010/wordprocessingShape" xmlns:wpi="http://schemas.microsoft.com/office/word/2010/wordprocessingInk" xmlns:wpg="http://schemas.microsoft.com/office/word/2010/wordprocessingGroup" xmlns:w15="http://schemas.microsoft.com/office/word/2012/wordml" xmlns:w14="http://schemas.microsoft.com/office/word/2010/wordml" xmlns:w="http://schemas.openxmlformats.org/wordprocessingml/2006/main" xmlns:w10="urn:schemas-microsoft-com:office:word" xmlns:wp14="http://schemas.microsoft.com/office/word/2010/wordprocessingDrawing" xmlns:v="urn:schemas-microsoft-com:vml" xmlns:o="urn:schemas-microsoft-com:office:office" xmlns:mv="urn:schemas-microsoft-com:mac:vml" xmlns:mc="http://schemas.openxmlformats.org/markup-compatibility/2006" xmlns:mo="http://schemas.microsoft.com/office/mac/office/2008/main" xmlns:wpc="http://schemas.microsoft.com/office/word/2010/wordprocessingCanvas" xmlns="" val="0"/>
                         </a:ext>
                       </a:extLst>
                     </a:blip>
@@ -5759,7 +5762,7 @@
           <w:szCs w:val="22"/>
         </w:rPr>
       </w:pPr>
-      <w:bookmarkStart w:id="8" w:name="_Toc491281638"/>
+      <w:bookmarkStart w:id="8" w:name="_Toc492546220"/>
       <w:r>
         <w:rPr>
           <w:rFonts w:ascii="Times" w:hAnsi="Times"/>
@@ -6649,7 +6652,7 @@
           <w:szCs w:val="22"/>
         </w:rPr>
       </w:pPr>
-      <w:bookmarkStart w:id="9" w:name="_Toc491281639"/>
+      <w:bookmarkStart w:id="9" w:name="_Toc492546221"/>
       <w:r>
         <w:rPr>
           <w:rFonts w:ascii="Times" w:hAnsi="Times"/>
@@ -7656,7 +7659,7 @@
           <w:szCs w:val="22"/>
         </w:rPr>
       </w:pPr>
-      <w:bookmarkStart w:id="10" w:name="_Toc491281640"/>
+      <w:bookmarkStart w:id="10" w:name="_Toc492546222"/>
       <w:r>
         <w:rPr>
           <w:rFonts w:ascii="Times" w:hAnsi="Times"/>
@@ -8190,7 +8193,7 @@
                     <a:blip r:embed="rId10">
                       <a:extLst>
                         <a:ext uri="{28A0092B-C50C-407E-A947-70E740481C1C}">
-                          <a14:useLocalDpi xmlns="" xmlns:wpc="http://schemas.microsoft.com/office/word/2010/wordprocessingCanvas" xmlns:mo="http://schemas.microsoft.com/office/mac/office/2008/main" xmlns:mc="http://schemas.openxmlformats.org/markup-compatibility/2006" xmlns:mv="urn:schemas-microsoft-com:mac:vml" xmlns:o="urn:schemas-microsoft-com:office:office" xmlns:v="urn:schemas-microsoft-com:vml" xmlns:wp14="http://schemas.microsoft.com/office/word/2010/wordprocessingDrawing" xmlns:w10="urn:schemas-microsoft-com:office:word" xmlns:w="http://schemas.openxmlformats.org/wordprocessingml/2006/main" xmlns:w14="http://schemas.microsoft.com/office/word/2010/wordml" xmlns:w15="http://schemas.microsoft.com/office/word/2012/wordml" xmlns:wpg="http://schemas.microsoft.com/office/word/2010/wordprocessingGroup" xmlns:wpi="http://schemas.microsoft.com/office/word/2010/wordprocessingInk" xmlns:wps="http://schemas.microsoft.com/office/word/2010/wordprocessingShape" xmlns:a14="http://schemas.microsoft.com/office/drawing/2010/main" val="0"/>
+                          <a14:useLocalDpi xmlns:a14="http://schemas.microsoft.com/office/drawing/2010/main" xmlns:wps="http://schemas.microsoft.com/office/word/2010/wordprocessingShape" xmlns:wpi="http://schemas.microsoft.com/office/word/2010/wordprocessingInk" xmlns:wpg="http://schemas.microsoft.com/office/word/2010/wordprocessingGroup" xmlns:w15="http://schemas.microsoft.com/office/word/2012/wordml" xmlns:w14="http://schemas.microsoft.com/office/word/2010/wordml" xmlns:w="http://schemas.openxmlformats.org/wordprocessingml/2006/main" xmlns:w10="urn:schemas-microsoft-com:office:word" xmlns:wp14="http://schemas.microsoft.com/office/word/2010/wordprocessingDrawing" xmlns:v="urn:schemas-microsoft-com:vml" xmlns:o="urn:schemas-microsoft-com:office:office" xmlns:mv="urn:schemas-microsoft-com:mac:vml" xmlns:mc="http://schemas.openxmlformats.org/markup-compatibility/2006" xmlns:mo="http://schemas.microsoft.com/office/mac/office/2008/main" xmlns:wpc="http://schemas.microsoft.com/office/word/2010/wordprocessingCanvas" xmlns="" val="0"/>
                         </a:ext>
                       </a:extLst>
                     </a:blip>
@@ -8510,7 +8513,7 @@
           <w:szCs w:val="22"/>
         </w:rPr>
       </w:pPr>
-      <w:bookmarkStart w:id="12" w:name="_Toc491281641"/>
+      <w:bookmarkStart w:id="12" w:name="_Toc492546223"/>
       <w:r>
         <w:rPr>
           <w:rFonts w:ascii="Times" w:hAnsi="Times"/>
@@ -9218,7 +9221,7 @@
           <w:szCs w:val="22"/>
         </w:rPr>
       </w:pPr>
-      <w:bookmarkStart w:id="13" w:name="_Toc491281642"/>
+      <w:bookmarkStart w:id="13" w:name="_Toc492546224"/>
       <w:r>
         <w:rPr>
           <w:rFonts w:ascii="Times" w:hAnsi="Times"/>
@@ -9243,7 +9246,7 @@
           <w:szCs w:val="22"/>
         </w:rPr>
       </w:pPr>
-      <w:bookmarkStart w:id="14" w:name="_Toc491281643"/>
+      <w:bookmarkStart w:id="14" w:name="_Toc492546225"/>
       <w:r>
         <w:rPr>
           <w:rFonts w:ascii="Times" w:hAnsi="Times"/>
@@ -9743,7 +9746,7 @@
           <w:szCs w:val="22"/>
         </w:rPr>
       </w:pPr>
-      <w:bookmarkStart w:id="17" w:name="_Toc491281644"/>
+      <w:bookmarkStart w:id="17" w:name="_Toc492546226"/>
       <w:r>
         <w:rPr>
           <w:rFonts w:ascii="Times" w:hAnsi="Times"/>
@@ -14168,7 +14171,7 @@
       <w:pPr>
         <w:jc w:val="both"/>
         <w:rPr>
-          <w:rFonts w:ascii="Times" w:hAnsi="Times" w:cs="MinionW08-Regular" w:hint="eastAsia"/>
+          <w:rFonts w:ascii="Times" w:hAnsi="Times" w:cs="MinionW08-Regular"/>
           <w:color w:val="000000" w:themeColor="text1"/>
           <w:sz w:val="22"/>
           <w:szCs w:val="22"/>
@@ -14273,12 +14276,30 @@
       <w:pPr>
         <w:jc w:val="both"/>
         <w:rPr>
+          <w:rFonts w:ascii="Times" w:hAnsi="Times" w:cs="MinionW08-Regular"/>
+          <w:color w:val="000000" w:themeColor="text1"/>
+          <w:sz w:val="22"/>
+          <w:szCs w:val="22"/>
+        </w:rPr>
+      </w:pPr>
+      <w:r>
+        <w:rPr>
           <w:rFonts w:ascii="Times" w:hAnsi="Times" w:cs="MinionW08-Regular" w:hint="eastAsia"/>
           <w:color w:val="000000" w:themeColor="text1"/>
           <w:sz w:val="22"/>
           <w:szCs w:val="22"/>
         </w:rPr>
-      </w:pPr>
+        <w:t xml:space="preserve">As we all Know, the Shanon </w:t>
+      </w:r>
+      <w:r>
+        <w:rPr>
+          <w:rFonts w:ascii="Times" w:hAnsi="Times" w:cs="MinionW08-Regular"/>
+          <w:color w:val="000000" w:themeColor="text1"/>
+          <w:sz w:val="22"/>
+          <w:szCs w:val="22"/>
+        </w:rPr>
+        <w:t>Entropy</w:t>
+      </w:r>
       <w:r>
         <w:rPr>
           <w:rFonts w:ascii="Times" w:hAnsi="Times" w:cs="MinionW08-Regular" w:hint="eastAsia"/>
@@ -14286,16 +14307,23 @@
           <w:sz w:val="22"/>
           <w:szCs w:val="22"/>
         </w:rPr>
-        <w:t xml:space="preserve">As we all Know, the Shanon </w:t>
-      </w:r>
-      <w:r>
-        <w:rPr>
-          <w:rFonts w:ascii="Times" w:hAnsi="Times" w:cs="MinionW08-Regular"/>
-          <w:color w:val="000000" w:themeColor="text1"/>
-          <w:sz w:val="22"/>
-          <w:szCs w:val="22"/>
-        </w:rPr>
-        <w:t>Entropy</w:t>
+        <w:t xml:space="preserve"> is used to </w:t>
+      </w:r>
+      <w:r>
+        <w:rPr>
+          <w:rFonts w:ascii="Times New Roman" w:hAnsi="Times New Roman" w:cs="Times New Roman"/>
+          <w:sz w:val="22"/>
+          <w:szCs w:val="22"/>
+        </w:rPr>
+        <w:t>evaluate</w:t>
+      </w:r>
+      <w:r>
+        <w:rPr>
+          <w:rFonts w:ascii="Times New Roman" w:hAnsi="Times New Roman" w:cs="Times New Roman" w:hint="eastAsia"/>
+          <w:sz w:val="22"/>
+          <w:szCs w:val="22"/>
+        </w:rPr>
+        <w:t xml:space="preserve"> the importance of  a information and</w:t>
       </w:r>
       <w:r>
         <w:rPr>
@@ -14304,31 +14332,6 @@
           <w:sz w:val="22"/>
           <w:szCs w:val="22"/>
         </w:rPr>
-        <w:t xml:space="preserve"> is used to </w:t>
-      </w:r>
-      <w:r>
-        <w:rPr>
-          <w:rFonts w:ascii="Times New Roman" w:hAnsi="Times New Roman" w:cs="Times New Roman"/>
-          <w:sz w:val="22"/>
-          <w:szCs w:val="22"/>
-        </w:rPr>
-        <w:t>evaluate</w:t>
-      </w:r>
-      <w:r>
-        <w:rPr>
-          <w:rFonts w:ascii="Times New Roman" w:hAnsi="Times New Roman" w:cs="Times New Roman" w:hint="eastAsia"/>
-          <w:sz w:val="22"/>
-          <w:szCs w:val="22"/>
-        </w:rPr>
-        <w:t xml:space="preserve"> the importance of  a information and</w:t>
-      </w:r>
-      <w:r>
-        <w:rPr>
-          <w:rFonts w:ascii="Times" w:hAnsi="Times" w:cs="MinionW08-Regular" w:hint="eastAsia"/>
-          <w:color w:val="000000" w:themeColor="text1"/>
-          <w:sz w:val="22"/>
-          <w:szCs w:val="22"/>
-        </w:rPr>
         <w:t xml:space="preserve">  is defined as:</w:t>
       </w:r>
     </w:p>
@@ -14336,7 +14339,7 @@
       <w:pPr>
         <w:jc w:val="center"/>
         <w:rPr>
-          <w:rFonts w:ascii="Times" w:hAnsi="Times" w:cs="MinionW08-Regular" w:hint="eastAsia"/>
+          <w:rFonts w:ascii="Times" w:hAnsi="Times" w:cs="MinionW08-Regular"/>
           <w:color w:val="000000" w:themeColor="text1"/>
           <w:sz w:val="22"/>
           <w:szCs w:val="22"/>
@@ -14727,7 +14730,7 @@
       <w:pPr>
         <w:jc w:val="center"/>
         <w:rPr>
-          <w:rFonts w:ascii="Times" w:hAnsi="Times" w:cs="MinionW08-Regular" w:hint="eastAsia"/>
+          <w:rFonts w:ascii="Times" w:hAnsi="Times" w:cs="MinionW08-Regular"/>
           <w:color w:val="000000" w:themeColor="text1"/>
           <w:sz w:val="22"/>
           <w:szCs w:val="22"/>
@@ -14864,16 +14867,7 @@
                 <w:sz w:val="22"/>
                 <w:szCs w:val="22"/>
               </w:rPr>
-              <m:t>)</m:t>
-            </m:r>
-            <m:r>
-              <w:rPr>
-                <w:rFonts w:ascii="Cambria Math" w:hAnsi="Cambria Math" w:cs="MinionW08-Regular"/>
-                <w:color w:val="000000" w:themeColor="text1"/>
-                <w:sz w:val="22"/>
-                <w:szCs w:val="22"/>
-              </w:rPr>
-              <m:t>)</m:t>
+              <m:t>))</m:t>
             </m:r>
           </m:e>
         </m:nary>
@@ -14891,7 +14885,7 @@
     <w:p>
       <w:pPr>
         <w:rPr>
-          <w:rFonts w:ascii="Times" w:hAnsi="Times" w:cs="MinionW08-Regular" w:hint="eastAsia"/>
+          <w:rFonts w:ascii="Times" w:hAnsi="Times" w:cs="MinionW08-Regular"/>
           <w:color w:val="000000" w:themeColor="text1"/>
           <w:sz w:val="22"/>
           <w:szCs w:val="22"/>
@@ -14949,7 +14943,7 @@
       <w:pPr>
         <w:jc w:val="center"/>
         <w:rPr>
-          <w:rFonts w:ascii="Times" w:hAnsi="Times" w:cs="MinionW08-Regular" w:hint="eastAsia"/>
+          <w:rFonts w:ascii="Times" w:hAnsi="Times" w:cs="MinionW08-Regular"/>
           <w:color w:val="000000" w:themeColor="text1"/>
           <w:sz w:val="22"/>
           <w:szCs w:val="22"/>
@@ -15042,16 +15036,7 @@
                 <w:sz w:val="22"/>
                 <w:szCs w:val="22"/>
               </w:rPr>
-              <m:t>E</m:t>
-            </m:r>
-            <m:r>
-              <w:rPr>
-                <w:rFonts w:ascii="Cambria Math" w:hAnsi="Cambria Math" w:cs="MinionW08-Regular"/>
-                <w:color w:val="000000" w:themeColor="text1"/>
-                <w:sz w:val="22"/>
-                <w:szCs w:val="22"/>
-              </w:rPr>
-              <m:t>(</m:t>
+              <m:t>E(</m:t>
             </m:r>
             <m:sSub>
               <m:sSubPr>
@@ -15163,16 +15148,7 @@
                 <w:sz w:val="22"/>
                 <w:szCs w:val="22"/>
               </w:rPr>
-              <m:t>(</m:t>
-            </m:r>
-            <m:r>
-              <w:rPr>
-                <w:rFonts w:ascii="Cambria Math" w:hAnsi="Cambria Math" w:cs="MinionW08-Regular"/>
-                <w:color w:val="000000" w:themeColor="text1"/>
-                <w:sz w:val="22"/>
-                <w:szCs w:val="22"/>
-              </w:rPr>
-              <m:t>E</m:t>
+              <m:t>(E</m:t>
             </m:r>
             <m:d>
               <m:dPr>
@@ -15240,16 +15216,7 @@
                 <w:sz w:val="22"/>
                 <w:szCs w:val="22"/>
               </w:rPr>
-              <m:t>-</m:t>
-            </m:r>
-            <m:r>
-              <w:rPr>
-                <w:rFonts w:ascii="Cambria Math" w:hAnsi="Cambria Math" w:cs="MinionW08-Regular"/>
-                <w:color w:val="000000" w:themeColor="text1"/>
-                <w:sz w:val="22"/>
-                <w:szCs w:val="22"/>
-              </w:rPr>
-              <m:t>E</m:t>
+              <m:t>-E</m:t>
             </m:r>
             <m:d>
               <m:dPr>
@@ -16603,7 +16570,7 @@
           <w:szCs w:val="22"/>
         </w:rPr>
       </w:pPr>
-      <w:bookmarkStart w:id="29" w:name="_Toc491281645"/>
+      <w:bookmarkStart w:id="29" w:name="_Toc492546227"/>
       <w:r>
         <w:rPr>
           <w:rFonts w:ascii="Times" w:hAnsi="Times"/>
@@ -17052,11 +17019,21 @@
       <w:r>
         <w:rPr>
           <w:rFonts w:ascii="Times" w:hAnsi="Times" w:cs="MinionW08-Regular" w:hint="eastAsia"/>
-          <w:color w:val="000000" w:themeColor="text1"/>
-          <w:sz w:val="22"/>
-          <w:szCs w:val="22"/>
-        </w:rPr>
-        <w:t xml:space="preserve">n </w:t>
+          <w:i/>
+          <w:color w:val="000000" w:themeColor="text1"/>
+          <w:sz w:val="22"/>
+          <w:szCs w:val="22"/>
+        </w:rPr>
+        <w:t>n</w:t>
+      </w:r>
+      <w:r>
+        <w:rPr>
+          <w:rFonts w:ascii="Times" w:hAnsi="Times" w:cs="MinionW08-Regular" w:hint="eastAsia"/>
+          <w:color w:val="000000" w:themeColor="text1"/>
+          <w:sz w:val="22"/>
+          <w:szCs w:val="22"/>
+        </w:rPr>
+        <w:t xml:space="preserve"> </w:t>
       </w:r>
       <w:r>
         <w:rPr>
@@ -17139,7 +17116,26 @@
           <w:sz w:val="22"/>
           <w:szCs w:val="22"/>
         </w:rPr>
-        <w:t xml:space="preserve"> i in the set.</w:t>
+        <w:t xml:space="preserve"> </w:t>
+      </w:r>
+      <w:r>
+        <w:rPr>
+          <w:rFonts w:ascii="Times" w:hAnsi="Times" w:cs="MinionW08-Regular"/>
+          <w:i/>
+          <w:color w:val="000000" w:themeColor="text1"/>
+          <w:sz w:val="22"/>
+          <w:szCs w:val="22"/>
+        </w:rPr>
+        <w:t>i</w:t>
+      </w:r>
+      <w:r>
+        <w:rPr>
+          <w:rFonts w:ascii="Times" w:hAnsi="Times" w:cs="MinionW08-Regular"/>
+          <w:color w:val="000000" w:themeColor="text1"/>
+          <w:sz w:val="22"/>
+          <w:szCs w:val="22"/>
+        </w:rPr>
+        <w:t xml:space="preserve"> in the set.</w:t>
       </w:r>
     </w:p>
     <w:p>
@@ -17496,7 +17492,7 @@
         <w:spacing w:before="88" w:beforeAutospacing="0" w:after="88" w:afterAutospacing="0" w:line="184" w:lineRule="atLeast"/>
         <w:jc w:val="both"/>
         <w:rPr>
-          <w:rFonts w:ascii="Times" w:eastAsiaTheme="minorEastAsia" w:hAnsi="Times" w:cs="MinionW08-Regular" w:hint="eastAsia"/>
+          <w:rFonts w:ascii="Times" w:eastAsiaTheme="minorEastAsia" w:hAnsi="Times" w:cs="MinionW08-Regular"/>
           <w:color w:val="000000" w:themeColor="text1"/>
           <w:sz w:val="22"/>
           <w:szCs w:val="22"/>
@@ -17997,7 +17993,7 @@
         <w:autoSpaceDN w:val="0"/>
         <w:adjustRightInd w:val="0"/>
         <w:rPr>
-          <w:rFonts w:ascii="Times New Roman" w:hAnsi="Times New Roman" w:cs="Times New Roman" w:hint="eastAsia"/>
+          <w:rFonts w:ascii="Times New Roman" w:hAnsi="Times New Roman" w:cs="Times New Roman"/>
           <w:sz w:val="22"/>
           <w:szCs w:val="22"/>
         </w:rPr>
@@ -18062,7 +18058,7 @@
         <w:autoSpaceDN w:val="0"/>
         <w:adjustRightInd w:val="0"/>
         <w:rPr>
-          <w:rFonts w:ascii="Times New Roman" w:hAnsi="Times New Roman" w:cs="Times New Roman" w:hint="eastAsia"/>
+          <w:rFonts w:ascii="Times New Roman" w:hAnsi="Times New Roman" w:cs="Times New Roman"/>
           <w:sz w:val="22"/>
           <w:szCs w:val="22"/>
         </w:rPr>
@@ -18156,7 +18152,7 @@
         <w:adjustRightInd w:val="0"/>
         <w:jc w:val="center"/>
         <w:rPr>
-          <w:rFonts w:ascii="Times New Roman" w:hAnsi="Times New Roman" w:cs="Times New Roman" w:hint="eastAsia"/>
+          <w:rFonts w:ascii="Times New Roman" w:hAnsi="Times New Roman" w:cs="Times New Roman"/>
           <w:sz w:val="22"/>
           <w:szCs w:val="22"/>
         </w:rPr>
@@ -18198,15 +18194,7 @@
                 <w:sz w:val="22"/>
                 <w:szCs w:val="22"/>
               </w:rPr>
-              <m:t>TP+</m:t>
-            </m:r>
-            <m:r>
-              <w:rPr>
-                <w:rFonts w:ascii="Cambria Math" w:hAnsi="Cambria Math" w:cs="Times New Roman"/>
-                <w:sz w:val="22"/>
-                <w:szCs w:val="22"/>
-              </w:rPr>
-              <m:t>FN</m:t>
+              <m:t>TP+FN</m:t>
             </m:r>
           </m:den>
         </m:f>
@@ -18235,7 +18223,7 @@
         <w:autoSpaceDN w:val="0"/>
         <w:adjustRightInd w:val="0"/>
         <w:rPr>
-          <w:rFonts w:ascii="Times New Roman" w:hAnsi="Times New Roman" w:cs="Times New Roman" w:hint="eastAsia"/>
+          <w:rFonts w:ascii="Times New Roman" w:hAnsi="Times New Roman" w:cs="Times New Roman"/>
           <w:sz w:val="22"/>
           <w:szCs w:val="22"/>
         </w:rPr>
@@ -18365,15 +18353,7 @@
             <w:sz w:val="22"/>
             <w:szCs w:val="22"/>
           </w:rPr>
-          <m:t>F</m:t>
-        </m:r>
-        <m:r>
-          <w:rPr>
-            <w:rFonts w:ascii="Cambria Math" w:hAnsi="Cambria Math" w:cs="Times New Roman"/>
-            <w:sz w:val="22"/>
-            <w:szCs w:val="22"/>
-          </w:rPr>
-          <m:t xml:space="preserve">PR= </m:t>
+          <m:t xml:space="preserve">FPR= </m:t>
         </m:r>
         <m:f>
           <m:fPr>
@@ -18432,7 +18412,7 @@
         <w:autoSpaceDN w:val="0"/>
         <w:adjustRightInd w:val="0"/>
         <w:rPr>
-          <w:rFonts w:ascii="Times New Roman" w:hAnsi="Times New Roman" w:cs="Times New Roman" w:hint="eastAsia"/>
+          <w:rFonts w:ascii="Times New Roman" w:hAnsi="Times New Roman" w:cs="Times New Roman"/>
           <w:sz w:val="22"/>
           <w:szCs w:val="22"/>
         </w:rPr>
@@ -18518,7 +18498,7 @@
         <w:adjustRightInd w:val="0"/>
         <w:jc w:val="center"/>
         <w:rPr>
-          <w:rFonts w:ascii="Times New Roman" w:hAnsi="Times New Roman" w:cs="Times New Roman" w:hint="eastAsia"/>
+          <w:rFonts w:ascii="Times New Roman" w:hAnsi="Times New Roman" w:cs="Times New Roman"/>
           <w:i/>
           <w:sz w:val="22"/>
           <w:szCs w:val="22"/>
@@ -18531,15 +18511,7 @@
             <w:sz w:val="22"/>
             <w:szCs w:val="22"/>
           </w:rPr>
-          <m:t>OA</m:t>
-        </m:r>
-        <m:r>
-          <w:rPr>
-            <w:rFonts w:ascii="Cambria Math" w:hAnsi="Cambria Math" w:cs="Times New Roman"/>
-            <w:sz w:val="22"/>
-            <w:szCs w:val="22"/>
-          </w:rPr>
-          <m:t xml:space="preserve">= </m:t>
+          <m:t xml:space="preserve">OA= </m:t>
         </m:r>
         <m:f>
           <m:fPr>
@@ -18559,15 +18531,7 @@
                 <w:sz w:val="22"/>
                 <w:szCs w:val="22"/>
               </w:rPr>
-              <m:t>TP</m:t>
-            </m:r>
-            <m:r>
-              <w:rPr>
-                <w:rFonts w:ascii="Cambria Math" w:hAnsi="Cambria Math" w:cs="Times New Roman"/>
-                <w:sz w:val="22"/>
-                <w:szCs w:val="22"/>
-              </w:rPr>
-              <m:t>+TN</m:t>
+              <m:t>TP+TN</m:t>
             </m:r>
           </m:num>
           <m:den>
@@ -18577,15 +18541,7 @@
                 <w:sz w:val="22"/>
                 <w:szCs w:val="22"/>
               </w:rPr>
-              <m:t>TP+TN+FP+</m:t>
-            </m:r>
-            <m:r>
-              <w:rPr>
-                <w:rFonts w:ascii="Cambria Math" w:hAnsi="Cambria Math" w:cs="Times New Roman"/>
-                <w:sz w:val="22"/>
-                <w:szCs w:val="22"/>
-              </w:rPr>
-              <m:t>FN</m:t>
+              <m:t>TP+TN+FP+FN</m:t>
             </m:r>
           </m:den>
         </m:f>
@@ -19417,7 +19373,7 @@
           <w:szCs w:val="22"/>
         </w:rPr>
       </w:pPr>
-      <w:bookmarkStart w:id="41" w:name="_Toc491281646"/>
+      <w:bookmarkStart w:id="41" w:name="_Toc492546228"/>
       <w:r>
         <w:rPr>
           <w:rFonts w:ascii="Times" w:hAnsi="Times"/>
@@ -20446,7 +20402,7 @@
           <w:szCs w:val="22"/>
         </w:rPr>
       </w:pPr>
-      <w:bookmarkStart w:id="55" w:name="_Toc491281647"/>
+      <w:bookmarkStart w:id="55" w:name="_Toc492546229"/>
       <w:r>
         <w:rPr>
           <w:rFonts w:ascii="Times" w:hAnsi="Times"/>
@@ -20717,7 +20673,7 @@
         </w:numPr>
         <w:jc w:val="both"/>
         <w:rPr>
-          <w:rFonts w:ascii="Times" w:hAnsi="Times" w:cs="MinionW08-Regular" w:hint="eastAsia"/>
+          <w:rFonts w:ascii="Times" w:hAnsi="Times" w:cs="MinionW08-Regular"/>
           <w:color w:val="000000" w:themeColor="text1"/>
           <w:sz w:val="22"/>
           <w:szCs w:val="22"/>
@@ -20847,7 +20803,7 @@
               <w:adjustRightInd w:val="0"/>
               <w:jc w:val="center"/>
               <w:rPr>
-                <w:rFonts w:ascii="Times" w:hAnsi="Times" w:cs="MinionW08-Regular" w:hint="eastAsia"/>
+                <w:rFonts w:ascii="Times" w:hAnsi="Times" w:cs="MinionW08-Regular"/>
                 <w:color w:val="000000" w:themeColor="text1"/>
                 <w:sz w:val="22"/>
                 <w:szCs w:val="22"/>
@@ -20878,7 +20834,7 @@
               <w:adjustRightInd w:val="0"/>
               <w:jc w:val="center"/>
               <w:rPr>
-                <w:rFonts w:ascii="Times" w:hAnsi="Times" w:cs="MinionW08-Regular" w:hint="eastAsia"/>
+                <w:rFonts w:ascii="Times" w:hAnsi="Times" w:cs="MinionW08-Regular"/>
                 <w:color w:val="000000" w:themeColor="text1"/>
                 <w:sz w:val="22"/>
                 <w:szCs w:val="22"/>
@@ -20911,7 +20867,7 @@
               <w:adjustRightInd w:val="0"/>
               <w:jc w:val="center"/>
               <w:rPr>
-                <w:rFonts w:ascii="Times" w:hAnsi="Times" w:cs="MinionW08-Regular" w:hint="eastAsia"/>
+                <w:rFonts w:ascii="Times" w:hAnsi="Times" w:cs="MinionW08-Regular"/>
                 <w:color w:val="000000" w:themeColor="text1"/>
                 <w:sz w:val="22"/>
                 <w:szCs w:val="22"/>
@@ -20932,7 +20888,7 @@
               <w:adjustRightInd w:val="0"/>
               <w:jc w:val="center"/>
               <w:rPr>
-                <w:rFonts w:ascii="Times" w:hAnsi="Times" w:cs="MinionW08-Regular" w:hint="eastAsia"/>
+                <w:rFonts w:ascii="Times" w:hAnsi="Times" w:cs="MinionW08-Regular"/>
                 <w:color w:val="000000" w:themeColor="text1"/>
                 <w:sz w:val="22"/>
                 <w:szCs w:val="22"/>
@@ -20962,7 +20918,7 @@
               <w:adjustRightInd w:val="0"/>
               <w:jc w:val="center"/>
               <w:rPr>
-                <w:rFonts w:ascii="Times" w:hAnsi="Times" w:cs="MinionW08-Regular" w:hint="eastAsia"/>
+                <w:rFonts w:ascii="Times" w:hAnsi="Times" w:cs="MinionW08-Regular"/>
                 <w:color w:val="000000" w:themeColor="text1"/>
                 <w:sz w:val="22"/>
                 <w:szCs w:val="22"/>
@@ -20994,7 +20950,7 @@
               <w:adjustRightInd w:val="0"/>
               <w:jc w:val="center"/>
               <w:rPr>
-                <w:rFonts w:ascii="Times" w:hAnsi="Times" w:cs="MinionW08-Regular" w:hint="eastAsia"/>
+                <w:rFonts w:ascii="Times" w:hAnsi="Times" w:cs="MinionW08-Regular"/>
                 <w:color w:val="000000" w:themeColor="text1"/>
                 <w:sz w:val="22"/>
                 <w:szCs w:val="22"/>
@@ -21024,7 +20980,7 @@
               <w:adjustRightInd w:val="0"/>
               <w:jc w:val="center"/>
               <w:rPr>
-                <w:rFonts w:ascii="Times" w:hAnsi="Times" w:cs="MinionW08-Regular" w:hint="eastAsia"/>
+                <w:rFonts w:ascii="Times" w:hAnsi="Times" w:cs="MinionW08-Regular"/>
                 <w:color w:val="000000" w:themeColor="text1"/>
                 <w:sz w:val="22"/>
                 <w:szCs w:val="22"/>
@@ -21054,7 +21010,7 @@
               <w:adjustRightInd w:val="0"/>
               <w:jc w:val="center"/>
               <w:rPr>
-                <w:rFonts w:ascii="Times" w:hAnsi="Times" w:cs="MinionW08-Regular" w:hint="eastAsia"/>
+                <w:rFonts w:ascii="Times" w:hAnsi="Times" w:cs="MinionW08-Regular"/>
                 <w:color w:val="000000" w:themeColor="text1"/>
                 <w:sz w:val="22"/>
                 <w:szCs w:val="22"/>
@@ -21086,7 +21042,7 @@
               <w:adjustRightInd w:val="0"/>
               <w:jc w:val="center"/>
               <w:rPr>
-                <w:rFonts w:ascii="Times" w:hAnsi="Times" w:cs="MinionW08-Regular" w:hint="eastAsia"/>
+                <w:rFonts w:ascii="Times" w:hAnsi="Times" w:cs="MinionW08-Regular"/>
                 <w:color w:val="000000" w:themeColor="text1"/>
                 <w:sz w:val="22"/>
                 <w:szCs w:val="22"/>
@@ -21125,7 +21081,7 @@
               <w:adjustRightInd w:val="0"/>
               <w:jc w:val="center"/>
               <w:rPr>
-                <w:rFonts w:ascii="Times" w:hAnsi="Times" w:cs="MinionW08-Regular" w:hint="eastAsia"/>
+                <w:rFonts w:ascii="Times" w:hAnsi="Times" w:cs="MinionW08-Regular"/>
                 <w:color w:val="000000" w:themeColor="text1"/>
                 <w:sz w:val="22"/>
                 <w:szCs w:val="22"/>
@@ -21155,7 +21111,7 @@
               <w:adjustRightInd w:val="0"/>
               <w:jc w:val="center"/>
               <w:rPr>
-                <w:rFonts w:ascii="Times" w:hAnsi="Times" w:cs="MinionW08-Regular" w:hint="eastAsia"/>
+                <w:rFonts w:ascii="Times" w:hAnsi="Times" w:cs="MinionW08-Regular"/>
                 <w:color w:val="000000" w:themeColor="text1"/>
                 <w:sz w:val="22"/>
                 <w:szCs w:val="22"/>
@@ -23208,7 +23164,7 @@
           <w:szCs w:val="22"/>
         </w:rPr>
       </w:pPr>
-      <w:bookmarkStart w:id="59" w:name="_Toc491281648"/>
+      <w:bookmarkStart w:id="59" w:name="_Toc492546230"/>
       <w:r>
         <w:rPr>
           <w:rFonts w:ascii="Times" w:hAnsi="Times"/>
@@ -23835,7 +23791,7 @@
           <w:szCs w:val="22"/>
         </w:rPr>
       </w:pPr>
-      <w:bookmarkStart w:id="60" w:name="_Toc491281649"/>
+      <w:bookmarkStart w:id="60" w:name="_Toc492546231"/>
       <w:r>
         <w:rPr>
           <w:rFonts w:ascii="Times" w:hAnsi="Times"/>
@@ -24399,7 +24355,6 @@
         </w:rPr>
       </w:pPr>
     </w:p>
-    <w:bookmarkStart w:id="61" w:name="_Toc491281650" w:displacedByCustomXml="next"/>
     <w:sdt>
       <w:sdtPr>
         <w:rPr>
@@ -24415,6 +24370,7 @@
         </w:docPartObj>
       </w:sdtPr>
       <w:sdtContent>
+        <w:bookmarkStart w:id="61" w:name="_Toc492546232" w:displacedByCustomXml="prev"/>
         <w:p>
           <w:pPr>
             <w:pStyle w:val="1"/>
@@ -29510,398 +29466,6 @@
 </w:styles>
 </file>
 
-<file path=word/glossary/document.xml><?xml version="1.0" encoding="utf-8"?>
-<w:glossaryDocument xmlns:ve="http://schemas.openxmlformats.org/markup-compatibility/2006" xmlns:o="urn:schemas-microsoft-com:office:office" xmlns:r="http://schemas.openxmlformats.org/officeDocument/2006/relationships" xmlns:m="http://schemas.openxmlformats.org/officeDocument/2006/math" xmlns:v="urn:schemas-microsoft-com:vml" xmlns:wp="http://schemas.openxmlformats.org/drawingml/2006/wordprocessingDrawing" xmlns:w10="urn:schemas-microsoft-com:office:word" xmlns:w="http://schemas.openxmlformats.org/wordprocessingml/2006/main" xmlns:wne="http://schemas.microsoft.com/office/word/2006/wordml">
-  <w:docParts/>
-</w:glossaryDocument>
-</file>
-
-<file path=word/glossary/fontTable.xml><?xml version="1.0" encoding="utf-8"?>
-<w:fonts xmlns:r="http://schemas.openxmlformats.org/officeDocument/2006/relationships" xmlns:w="http://schemas.openxmlformats.org/wordprocessingml/2006/main">
-  <w:font w:name="Symbol">
-    <w:panose1 w:val="05050102010706020507"/>
-    <w:charset w:val="02"/>
-    <w:family w:val="roman"/>
-    <w:pitch w:val="variable"/>
-    <w:sig w:usb0="00000000" w:usb1="10000000" w:usb2="00000000" w:usb3="00000000" w:csb0="80000000" w:csb1="00000000"/>
-  </w:font>
-  <w:font w:name="Times New Roman">
-    <w:panose1 w:val="02020603050405020304"/>
-    <w:charset w:val="00"/>
-    <w:family w:val="roman"/>
-    <w:pitch w:val="variable"/>
-    <w:sig w:usb0="E0002AFF" w:usb1="C0007841" w:usb2="00000009" w:usb3="00000000" w:csb0="000001FF" w:csb1="00000000"/>
-  </w:font>
-  <w:font w:name="Courier New">
-    <w:panose1 w:val="02070309020205020404"/>
-    <w:charset w:val="00"/>
-    <w:family w:val="modern"/>
-    <w:pitch w:val="fixed"/>
-    <w:sig w:usb0="E0002AFF" w:usb1="C0007843" w:usb2="00000009" w:usb3="00000000" w:csb0="000001FF" w:csb1="00000000"/>
-  </w:font>
-  <w:font w:name="Wingdings">
-    <w:panose1 w:val="05000000000000000000"/>
-    <w:charset w:val="02"/>
-    <w:family w:val="auto"/>
-    <w:pitch w:val="variable"/>
-    <w:sig w:usb0="00000000" w:usb1="10000000" w:usb2="00000000" w:usb3="00000000" w:csb0="80000000" w:csb1="00000000"/>
-  </w:font>
-  <w:font w:name="Calibri Light">
-    <w:altName w:val="Arial"/>
-    <w:charset w:val="00"/>
-    <w:family w:val="swiss"/>
-    <w:pitch w:val="variable"/>
-    <w:sig w:usb0="00000000" w:usb1="C000247B" w:usb2="00000009" w:usb3="00000000" w:csb0="000001FF" w:csb1="00000000"/>
-  </w:font>
-  <w:font w:name="Calibri">
-    <w:panose1 w:val="020F0502020204030204"/>
-    <w:charset w:val="00"/>
-    <w:family w:val="swiss"/>
-    <w:pitch w:val="variable"/>
-    <w:sig w:usb0="E10002FF" w:usb1="4000ACFF" w:usb2="00000009" w:usb3="00000000" w:csb0="0000019F" w:csb1="00000000"/>
-  </w:font>
-  <w:font w:name="DengXian">
-    <w:altName w:val="Arial Unicode MS"/>
-    <w:charset w:val="86"/>
-    <w:family w:val="auto"/>
-    <w:pitch w:val="variable"/>
-    <w:sig w:usb0="00000000" w:usb1="38CF7CFA" w:usb2="00000016" w:usb3="00000000" w:csb0="0004000F" w:csb1="00000000"/>
-  </w:font>
-  <w:font w:name="DengXian Light">
-    <w:altName w:val="Arial Unicode MS"/>
-    <w:charset w:val="86"/>
-    <w:family w:val="auto"/>
-    <w:pitch w:val="variable"/>
-    <w:sig w:usb0="00000000" w:usb1="38CF7CFA" w:usb2="00000016" w:usb3="00000000" w:csb0="0004000F" w:csb1="00000000"/>
-  </w:font>
-  <w:font w:name="宋体">
-    <w:altName w:val="SimSun"/>
-    <w:panose1 w:val="02010600030101010101"/>
-    <w:charset w:val="86"/>
-    <w:family w:val="auto"/>
-    <w:pitch w:val="variable"/>
-    <w:sig w:usb0="00000003" w:usb1="288F0000" w:usb2="00000016" w:usb3="00000000" w:csb0="00040001" w:csb1="00000000"/>
-  </w:font>
-  <w:font w:name="Times">
-    <w:panose1 w:val="02020603050405020304"/>
-    <w:charset w:val="00"/>
-    <w:family w:val="roman"/>
-    <w:pitch w:val="variable"/>
-    <w:sig w:usb0="E0002AFF" w:usb1="C0007841" w:usb2="00000009" w:usb3="00000000" w:csb0="000001FF" w:csb1="00000000"/>
-  </w:font>
-  <w:font w:name="MinionW08-Regular">
-    <w:altName w:val="Calibri"/>
-    <w:panose1 w:val="00000000000000000000"/>
-    <w:charset w:val="00"/>
-    <w:family w:val="auto"/>
-    <w:notTrueType/>
-    <w:pitch w:val="default"/>
-    <w:sig w:usb0="00000003" w:usb1="00000000" w:usb2="00000000" w:usb3="00000000" w:csb0="00000001" w:csb1="00000000"/>
-  </w:font>
-  <w:font w:name="MinionW08-Italic">
-    <w:altName w:val="Calibri"/>
-    <w:panose1 w:val="00000000000000000000"/>
-    <w:charset w:val="00"/>
-    <w:family w:val="auto"/>
-    <w:notTrueType/>
-    <w:pitch w:val="default"/>
-    <w:sig w:usb0="00000003" w:usb1="00000000" w:usb2="00000000" w:usb3="00000000" w:csb0="00000001" w:csb1="00000000"/>
-  </w:font>
-  <w:font w:name="Helvetica">
-    <w:panose1 w:val="020B0604020202020204"/>
-    <w:charset w:val="00"/>
-    <w:family w:val="swiss"/>
-    <w:notTrueType/>
-    <w:pitch w:val="variable"/>
-    <w:sig w:usb0="00000003" w:usb1="00000000" w:usb2="00000000" w:usb3="00000000" w:csb0="00000001" w:csb1="00000000"/>
-  </w:font>
-  <w:font w:name="Cambria Math">
-    <w:panose1 w:val="02040503050406030204"/>
-    <w:charset w:val="00"/>
-    <w:family w:val="roman"/>
-    <w:pitch w:val="variable"/>
-    <w:sig w:usb0="E00002FF" w:usb1="420024FF" w:usb2="00000000" w:usb3="00000000" w:csb0="0000019F" w:csb1="00000000"/>
-  </w:font>
-  <w:font w:name="Malgun Gothic">
-    <w:panose1 w:val="020B0503020000020004"/>
-    <w:charset w:val="81"/>
-    <w:family w:val="swiss"/>
-    <w:pitch w:val="variable"/>
-    <w:sig w:usb0="900002AF" w:usb1="09D77CFB" w:usb2="00000012" w:usb3="00000000" w:csb0="00080001" w:csb1="00000000"/>
-  </w:font>
-  <w:font w:name="Lato-Regular">
-    <w:altName w:val="Calibri"/>
-    <w:panose1 w:val="00000000000000000000"/>
-    <w:charset w:val="00"/>
-    <w:family w:val="auto"/>
-    <w:notTrueType/>
-    <w:pitch w:val="default"/>
-    <w:sig w:usb0="00000003" w:usb1="00000000" w:usb2="00000000" w:usb3="00000000" w:csb0="00000001" w:csb1="00000000"/>
-  </w:font>
-  <w:font w:name="Cambria">
-    <w:panose1 w:val="02040503050406030204"/>
-    <w:charset w:val="00"/>
-    <w:family w:val="roman"/>
-    <w:pitch w:val="variable"/>
-    <w:sig w:usb0="E00002FF" w:usb1="400004FF" w:usb2="00000000" w:usb3="00000000" w:csb0="0000019F" w:csb1="00000000"/>
-  </w:font>
-</w:fonts>
-</file>
-
-<file path=word/glossary/settings.xml><?xml version="1.0" encoding="utf-8"?>
-<w:settings xmlns:o="urn:schemas-microsoft-com:office:office" xmlns:r="http://schemas.openxmlformats.org/officeDocument/2006/relationships" xmlns:m="http://schemas.openxmlformats.org/officeDocument/2006/math" xmlns:v="urn:schemas-microsoft-com:vml" xmlns:w10="urn:schemas-microsoft-com:office:word" xmlns:w="http://schemas.openxmlformats.org/wordprocessingml/2006/main" xmlns:sl="http://schemas.openxmlformats.org/schemaLibrary/2006/main">
-  <w:view w:val="normal"/>
-  <w:bordersDoNotSurroundHeader/>
-  <w:bordersDoNotSurroundFooter/>
-  <w:defaultTabStop w:val="420"/>
-  <w:drawingGridVerticalSpacing w:val="156"/>
-  <w:displayHorizontalDrawingGridEvery w:val="0"/>
-  <w:displayVerticalDrawingGridEvery w:val="2"/>
-  <w:characterSpacingControl w:val="compressPunctuation"/>
-  <w:compat>
-    <w:spaceForUL/>
-    <w:balanceSingleByteDoubleByteWidth/>
-    <w:doNotLeaveBackslashAlone/>
-    <w:ulTrailSpace/>
-    <w:doNotExpandShiftReturn/>
-    <w:adjustLineHeightInTable/>
-    <w:useFELayout/>
-  </w:compat>
-  <w:rsids>
-    <w:rsidRoot w:val="00EA7013"/>
-    <w:rsid w:val="00523443"/>
-    <w:rsid w:val="00923A27"/>
-    <w:rsid w:val="00EA7013"/>
-  </w:rsids>
-  <m:mathPr>
-    <m:mathFont m:val="Cambria Math"/>
-    <m:brkBin m:val="before"/>
-    <m:brkBinSub m:val="--"/>
-    <m:smallFrac m:val="off"/>
-    <m:dispDef/>
-    <m:lMargin m:val="0"/>
-    <m:rMargin m:val="0"/>
-    <m:defJc m:val="centerGroup"/>
-    <m:wrapIndent m:val="1440"/>
-    <m:intLim m:val="subSup"/>
-    <m:naryLim m:val="undOvr"/>
-  </m:mathPr>
-  <w:themeFontLang w:val="en-US" w:eastAsia="zh-CN"/>
-  <w:clrSchemeMapping w:bg1="light1" w:t1="dark1" w:bg2="light2" w:t2="dark2" w:accent1="accent1" w:accent2="accent2" w:accent3="accent3" w:accent4="accent4" w:accent5="accent5" w:accent6="accent6" w:hyperlink="hyperlink" w:followedHyperlink="followedHyperlink"/>
-  <w:decimalSymbol w:val="."/>
-  <w:listSeparator w:val=","/>
-</w:settings>
-</file>
-
-<file path=word/glossary/styles.xml><?xml version="1.0" encoding="utf-8"?>
-<w:styles xmlns:r="http://schemas.openxmlformats.org/officeDocument/2006/relationships" xmlns:w="http://schemas.openxmlformats.org/wordprocessingml/2006/main">
-  <w:docDefaults>
-    <w:rPrDefault>
-      <w:rPr>
-        <w:rFonts w:asciiTheme="minorHAnsi" w:eastAsiaTheme="minorEastAsia" w:hAnsiTheme="minorHAnsi" w:cstheme="minorBidi"/>
-        <w:kern w:val="2"/>
-        <w:sz w:val="21"/>
-        <w:szCs w:val="22"/>
-        <w:lang w:val="en-US" w:eastAsia="zh-CN" w:bidi="ar-SA"/>
-      </w:rPr>
-    </w:rPrDefault>
-    <w:pPrDefault/>
-  </w:docDefaults>
-  <w:latentStyles w:defLockedState="0" w:defUIPriority="99" w:defSemiHidden="1" w:defUnhideWhenUsed="1" w:defQFormat="0" w:count="267">
-    <w:lsdException w:name="Normal" w:semiHidden="0" w:uiPriority="0" w:unhideWhenUsed="0" w:qFormat="1"/>
-    <w:lsdException w:name="heading 1" w:semiHidden="0" w:uiPriority="9" w:unhideWhenUsed="0" w:qFormat="1"/>
-    <w:lsdException w:name="heading 2" w:uiPriority="9" w:qFormat="1"/>
-    <w:lsdException w:name="heading 3" w:uiPriority="9" w:qFormat="1"/>
-    <w:lsdException w:name="heading 4" w:uiPriority="9" w:qFormat="1"/>
-    <w:lsdException w:name="heading 5" w:uiPriority="9" w:qFormat="1"/>
-    <w:lsdException w:name="heading 6" w:uiPriority="9" w:qFormat="1"/>
-    <w:lsdException w:name="heading 7" w:uiPriority="9" w:qFormat="1"/>
-    <w:lsdException w:name="heading 8" w:uiPriority="9" w:qFormat="1"/>
-    <w:lsdException w:name="heading 9" w:uiPriority="9" w:qFormat="1"/>
-    <w:lsdException w:name="toc 1" w:uiPriority="39"/>
-    <w:lsdException w:name="toc 2" w:uiPriority="39"/>
-    <w:lsdException w:name="toc 3" w:uiPriority="39"/>
-    <w:lsdException w:name="toc 4" w:uiPriority="39"/>
-    <w:lsdException w:name="toc 5" w:uiPriority="39"/>
-    <w:lsdException w:name="toc 6" w:uiPriority="39"/>
-    <w:lsdException w:name="toc 7" w:uiPriority="39"/>
-    <w:lsdException w:name="toc 8" w:uiPriority="39"/>
-    <w:lsdException w:name="toc 9" w:uiPriority="39"/>
-    <w:lsdException w:name="caption" w:uiPriority="35" w:qFormat="1"/>
-    <w:lsdException w:name="Title" w:semiHidden="0" w:uiPriority="10" w:unhideWhenUsed="0" w:qFormat="1"/>
-    <w:lsdException w:name="Default Paragraph Font" w:uiPriority="1"/>
-    <w:lsdException w:name="Subtitle" w:semiHidden="0" w:uiPriority="11" w:unhideWhenUsed="0" w:qFormat="1"/>
-    <w:lsdException w:name="Strong" w:semiHidden="0" w:uiPriority="22" w:unhideWhenUsed="0" w:qFormat="1"/>
-    <w:lsdException w:name="Emphasis" w:semiHidden="0" w:uiPriority="20" w:unhideWhenUsed="0" w:qFormat="1"/>
-    <w:lsdException w:name="Table Grid" w:semiHidden="0" w:uiPriority="59" w:unhideWhenUsed="0"/>
-    <w:lsdException w:name="Placeholder Text" w:unhideWhenUsed="0"/>
-    <w:lsdException w:name="No Spacing" w:semiHidden="0" w:uiPriority="1" w:unhideWhenUsed="0" w:qFormat="1"/>
-    <w:lsdException w:name="Light Shading" w:semiHidden="0" w:uiPriority="60" w:unhideWhenUsed="0"/>
-    <w:lsdException w:name="Light List" w:semiHidden="0" w:uiPriority="61" w:unhideWhenUsed="0"/>
-    <w:lsdException w:name="Light Grid" w:semiHidden="0" w:uiPriority="62" w:unhideWhenUsed="0"/>
-    <w:lsdException w:name="Medium Shading 1" w:semiHidden="0" w:uiPriority="63" w:unhideWhenUsed="0"/>
-    <w:lsdException w:name="Medium Shading 2" w:semiHidden="0" w:uiPriority="64" w:unhideWhenUsed="0"/>
-    <w:lsdException w:name="Medium List 1" w:semiHidden="0" w:uiPriority="65" w:unhideWhenUsed="0"/>
-    <w:lsdException w:name="Medium List 2" w:semiHidden="0" w:uiPriority="66" w:unhideWhenUsed="0"/>
-    <w:lsdException w:name="Medium Grid 1" w:semiHidden="0" w:uiPriority="67" w:unhideWhenUsed="0"/>
-    <w:lsdException w:name="Medium Grid 2" w:semiHidden="0" w:uiPriority="68" w:unhideWhenUsed="0"/>
-    <w:lsdException w:name="Medium Grid 3" w:semiHidden="0" w:uiPriority="69" w:unhideWhenUsed="0"/>
-    <w:lsdException w:name="Dark List" w:semiHidden="0" w:uiPriority="70" w:unhideWhenUsed="0"/>
-    <w:lsdException w:name="Colorful Shading" w:semiHidden="0" w:uiPriority="71" w:unhideWhenUsed="0"/>
-    <w:lsdException w:name="Colorful List" w:semiHidden="0" w:uiPriority="72" w:unhideWhenUsed="0"/>
-    <w:lsdException w:name="Colorful Grid" w:semiHidden="0" w:uiPriority="73" w:unhideWhenUsed="0"/>
-    <w:lsdException w:name="Light Shading Accent 1" w:semiHidden="0" w:uiPriority="60" w:unhideWhenUsed="0"/>
-    <w:lsdException w:name="Light List Accent 1" w:semiHidden="0" w:uiPriority="61" w:unhideWhenUsed="0"/>
-    <w:lsdException w:name="Light Grid Accent 1" w:semiHidden="0" w:uiPriority="62" w:unhideWhenUsed="0"/>
-    <w:lsdException w:name="Medium Shading 1 Accent 1" w:semiHidden="0" w:uiPriority="63" w:unhideWhenUsed="0"/>
-    <w:lsdException w:name="Medium Shading 2 Accent 1" w:semiHidden="0" w:uiPriority="64" w:unhideWhenUsed="0"/>
-    <w:lsdException w:name="Medium List 1 Accent 1" w:semiHidden="0" w:uiPriority="65" w:unhideWhenUsed="0"/>
-    <w:lsdException w:name="Revision" w:unhideWhenUsed="0"/>
-    <w:lsdException w:name="List Paragraph" w:semiHidden="0" w:uiPriority="34" w:unhideWhenUsed="0" w:qFormat="1"/>
-    <w:lsdException w:name="Quote" w:semiHidden="0" w:uiPriority="29" w:unhideWhenUsed="0" w:qFormat="1"/>
-    <w:lsdException w:name="Intense Quote" w:semiHidden="0" w:uiPriority="30" w:unhideWhenUsed="0" w:qFormat="1"/>
-    <w:lsdException w:name="Medium List 2 Accent 1" w:semiHidden="0" w:uiPriority="66" w:unhideWhenUsed="0"/>
-    <w:lsdException w:name="Medium Grid 1 Accent 1" w:semiHidden="0" w:uiPriority="67" w:unhideWhenUsed="0"/>
-    <w:lsdException w:name="Medium Grid 2 Accent 1" w:semiHidden="0" w:uiPriority="68" w:unhideWhenUsed="0"/>
-    <w:lsdException w:name="Medium Grid 3 Accent 1" w:semiHidden="0" w:uiPriority="69" w:unhideWhenUsed="0"/>
-    <w:lsdException w:name="Dark List Accent 1" w:semiHidden="0" w:uiPriority="70" w:unhideWhenUsed="0"/>
-    <w:lsdException w:name="Colorful Shading Accent 1" w:semiHidden="0" w:uiPriority="71" w:unhideWhenUsed="0"/>
-    <w:lsdException w:name="Colorful List Accent 1" w:semiHidden="0" w:uiPriority="72" w:unhideWhenUsed="0"/>
-    <w:lsdException w:name="Colorful Grid Accent 1" w:semiHidden="0" w:uiPriority="73" w:unhideWhenUsed="0"/>
-    <w:lsdException w:name="Light Shading Accent 2" w:semiHidden="0" w:uiPriority="60" w:unhideWhenUsed="0"/>
-    <w:lsdException w:name="Light List Accent 2" w:semiHidden="0" w:uiPriority="61" w:unhideWhenUsed="0"/>
-    <w:lsdException w:name="Light Grid Accent 2" w:semiHidden="0" w:uiPriority="62" w:unhideWhenUsed="0"/>
-    <w:lsdException w:name="Medium Shading 1 Accent 2" w:semiHidden="0" w:uiPriority="63" w:unhideWhenUsed="0"/>
-    <w:lsdException w:name="Medium Shading 2 Accent 2" w:semiHidden="0" w:uiPriority="64" w:unhideWhenUsed="0"/>
-    <w:lsdException w:name="Medium List 1 Accent 2" w:semiHidden="0" w:uiPriority="65" w:unhideWhenUsed="0"/>
-    <w:lsdException w:name="Medium List 2 Accent 2" w:semiHidden="0" w:uiPriority="66" w:unhideWhenUsed="0"/>
-    <w:lsdException w:name="Medium Grid 1 Accent 2" w:semiHidden="0" w:uiPriority="67" w:unhideWhenUsed="0"/>
-    <w:lsdException w:name="Medium Grid 2 Accent 2" w:semiHidden="0" w:uiPriority="68" w:unhideWhenUsed="0"/>
-    <w:lsdException w:name="Medium Grid 3 Accent 2" w:semiHidden="0" w:uiPriority="69" w:unhideWhenUsed="0"/>
-    <w:lsdException w:name="Dark List Accent 2" w:semiHidden="0" w:uiPriority="70" w:unhideWhenUsed="0"/>
-    <w:lsdException w:name="Colorful Shading Accent 2" w:semiHidden="0" w:uiPriority="71" w:unhideWhenUsed="0"/>
-    <w:lsdException w:name="Colorful List Accent 2" w:semiHidden="0" w:uiPriority="72" w:unhideWhenUsed="0"/>
-    <w:lsdException w:name="Colorful Grid Accent 2" w:semiHidden="0" w:uiPriority="73" w:unhideWhenUsed="0"/>
-    <w:lsdException w:name="Light Shading Accent 3" w:semiHidden="0" w:uiPriority="60" w:unhideWhenUsed="0"/>
-    <w:lsdException w:name="Light List Accent 3" w:semiHidden="0" w:uiPriority="61" w:unhideWhenUsed="0"/>
-    <w:lsdException w:name="Light Grid Accent 3" w:semiHidden="0" w:uiPriority="62" w:unhideWhenUsed="0"/>
-    <w:lsdException w:name="Medium Shading 1 Accent 3" w:semiHidden="0" w:uiPriority="63" w:unhideWhenUsed="0"/>
-    <w:lsdException w:name="Medium Shading 2 Accent 3" w:semiHidden="0" w:uiPriority="64" w:unhideWhenUsed="0"/>
-    <w:lsdException w:name="Medium List 1 Accent 3" w:semiHidden="0" w:uiPriority="65" w:unhideWhenUsed="0"/>
-    <w:lsdException w:name="Medium List 2 Accent 3" w:semiHidden="0" w:uiPriority="66" w:unhideWhenUsed="0"/>
-    <w:lsdException w:name="Medium Grid 1 Accent 3" w:semiHidden="0" w:uiPriority="67" w:unhideWhenUsed="0"/>
-    <w:lsdException w:name="Medium Grid 2 Accent 3" w:semiHidden="0" w:uiPriority="68" w:unhideWhenUsed="0"/>
-    <w:lsdException w:name="Medium Grid 3 Accent 3" w:semiHidden="0" w:uiPriority="69" w:unhideWhenUsed="0"/>
-    <w:lsdException w:name="Dark List Accent 3" w:semiHidden="0" w:uiPriority="70" w:unhideWhenUsed="0"/>
-    <w:lsdException w:name="Colorful Shading Accent 3" w:semiHidden="0" w:uiPriority="71" w:unhideWhenUsed="0"/>
-    <w:lsdException w:name="Colorful List Accent 3" w:semiHidden="0" w:uiPriority="72" w:unhideWhenUsed="0"/>
-    <w:lsdException w:name="Colorful Grid Accent 3" w:semiHidden="0" w:uiPriority="73" w:unhideWhenUsed="0"/>
-    <w:lsdException w:name="Light Shading Accent 4" w:semiHidden="0" w:uiPriority="60" w:unhideWhenUsed="0"/>
-    <w:lsdException w:name="Light List Accent 4" w:semiHidden="0" w:uiPriority="61" w:unhideWhenUsed="0"/>
-    <w:lsdException w:name="Light Grid Accent 4" w:semiHidden="0" w:uiPriority="62" w:unhideWhenUsed="0"/>
-    <w:lsdException w:name="Medium Shading 1 Accent 4" w:semiHidden="0" w:uiPriority="63" w:unhideWhenUsed="0"/>
-    <w:lsdException w:name="Medium Shading 2 Accent 4" w:semiHidden="0" w:uiPriority="64" w:unhideWhenUsed="0"/>
-    <w:lsdException w:name="Medium List 1 Accent 4" w:semiHidden="0" w:uiPriority="65" w:unhideWhenUsed="0"/>
-    <w:lsdException w:name="Medium List 2 Accent 4" w:semiHidden="0" w:uiPriority="66" w:unhideWhenUsed="0"/>
-    <w:lsdException w:name="Medium Grid 1 Accent 4" w:semiHidden="0" w:uiPriority="67" w:unhideWhenUsed="0"/>
-    <w:lsdException w:name="Medium Grid 2 Accent 4" w:semiHidden="0" w:uiPriority="68" w:unhideWhenUsed="0"/>
-    <w:lsdException w:name="Medium Grid 3 Accent 4" w:semiHidden="0" w:uiPriority="69" w:unhideWhenUsed="0"/>
-    <w:lsdException w:name="Dark List Accent 4" w:semiHidden="0" w:uiPriority="70" w:unhideWhenUsed="0"/>
-    <w:lsdException w:name="Colorful Shading Accent 4" w:semiHidden="0" w:uiPriority="71" w:unhideWhenUsed="0"/>
-    <w:lsdException w:name="Colorful List Accent 4" w:semiHidden="0" w:uiPriority="72" w:unhideWhenUsed="0"/>
-    <w:lsdException w:name="Colorful Grid Accent 4" w:semiHidden="0" w:uiPriority="73" w:unhideWhenUsed="0"/>
-    <w:lsdException w:name="Light Shading Accent 5" w:semiHidden="0" w:uiPriority="60" w:unhideWhenUsed="0"/>
-    <w:lsdException w:name="Light List Accent 5" w:semiHidden="0" w:uiPriority="61" w:unhideWhenUsed="0"/>
-    <w:lsdException w:name="Light Grid Accent 5" w:semiHidden="0" w:uiPriority="62" w:unhideWhenUsed="0"/>
-    <w:lsdException w:name="Medium Shading 1 Accent 5" w:semiHidden="0" w:uiPriority="63" w:unhideWhenUsed="0"/>
-    <w:lsdException w:name="Medium Shading 2 Accent 5" w:semiHidden="0" w:uiPriority="64" w:unhideWhenUsed="0"/>
-    <w:lsdException w:name="Medium List 1 Accent 5" w:semiHidden="0" w:uiPriority="65" w:unhideWhenUsed="0"/>
-    <w:lsdException w:name="Medium List 2 Accent 5" w:semiHidden="0" w:uiPriority="66" w:unhideWhenUsed="0"/>
-    <w:lsdException w:name="Medium Grid 1 Accent 5" w:semiHidden="0" w:uiPriority="67" w:unhideWhenUsed="0"/>
-    <w:lsdException w:name="Medium Grid 2 Accent 5" w:semiHidden="0" w:uiPriority="68" w:unhideWhenUsed="0"/>
-    <w:lsdException w:name="Medium Grid 3 Accent 5" w:semiHidden="0" w:uiPriority="69" w:unhideWhenUsed="0"/>
-    <w:lsdException w:name="Dark List Accent 5" w:semiHidden="0" w:uiPriority="70" w:unhideWhenUsed="0"/>
-    <w:lsdException w:name="Colorful Shading Accent 5" w:semiHidden="0" w:uiPriority="71" w:unhideWhenUsed="0"/>
-    <w:lsdException w:name="Colorful List Accent 5" w:semiHidden="0" w:uiPriority="72" w:unhideWhenUsed="0"/>
-    <w:lsdException w:name="Colorful Grid Accent 5" w:semiHidden="0" w:uiPriority="73" w:unhideWhenUsed="0"/>
-    <w:lsdException w:name="Light Shading Accent 6" w:semiHidden="0" w:uiPriority="60" w:unhideWhenUsed="0"/>
-    <w:lsdException w:name="Light List Accent 6" w:semiHidden="0" w:uiPriority="61" w:unhideWhenUsed="0"/>
-    <w:lsdException w:name="Light Grid Accent 6" w:semiHidden="0" w:uiPriority="62" w:unhideWhenUsed="0"/>
-    <w:lsdException w:name="Medium Shading 1 Accent 6" w:semiHidden="0" w:uiPriority="63" w:unhideWhenUsed="0"/>
-    <w:lsdException w:name="Medium Shading 2 Accent 6" w:semiHidden="0" w:uiPriority="64" w:unhideWhenUsed="0"/>
-    <w:lsdException w:name="Medium List 1 Accent 6" w:semiHidden="0" w:uiPriority="65" w:unhideWhenUsed="0"/>
-    <w:lsdException w:name="Medium List 2 Accent 6" w:semiHidden="0" w:uiPriority="66" w:unhideWhenUsed="0"/>
-    <w:lsdException w:name="Medium Grid 1 Accent 6" w:semiHidden="0" w:uiPriority="67" w:unhideWhenUsed="0"/>
-    <w:lsdException w:name="Medium Grid 2 Accent 6" w:semiHidden="0" w:uiPriority="68" w:unhideWhenUsed="0"/>
-    <w:lsdException w:name="Medium Grid 3 Accent 6" w:semiHidden="0" w:uiPriority="69" w:unhideWhenUsed="0"/>
-    <w:lsdException w:name="Dark List Accent 6" w:semiHidden="0" w:uiPriority="70" w:unhideWhenUsed="0"/>
-    <w:lsdException w:name="Colorful Shading Accent 6" w:semiHidden="0" w:uiPriority="71" w:unhideWhenUsed="0"/>
-    <w:lsdException w:name="Colorful List Accent 6" w:semiHidden="0" w:uiPriority="72" w:unhideWhenUsed="0"/>
-    <w:lsdException w:name="Colorful Grid Accent 6" w:semiHidden="0" w:uiPriority="73" w:unhideWhenUsed="0"/>
-    <w:lsdException w:name="Subtle Emphasis" w:semiHidden="0" w:uiPriority="19" w:unhideWhenUsed="0" w:qFormat="1"/>
-    <w:lsdException w:name="Intense Emphasis" w:semiHidden="0" w:uiPriority="21" w:unhideWhenUsed="0" w:qFormat="1"/>
-    <w:lsdException w:name="Subtle Reference" w:semiHidden="0" w:uiPriority="31" w:unhideWhenUsed="0" w:qFormat="1"/>
-    <w:lsdException w:name="Intense Reference" w:semiHidden="0" w:uiPriority="32" w:unhideWhenUsed="0" w:qFormat="1"/>
-    <w:lsdException w:name="Book Title" w:semiHidden="0" w:uiPriority="33" w:unhideWhenUsed="0" w:qFormat="1"/>
-    <w:lsdException w:name="Bibliography" w:uiPriority="37"/>
-    <w:lsdException w:name="TOC Heading" w:uiPriority="39" w:qFormat="1"/>
-  </w:latentStyles>
-  <w:style w:type="paragraph" w:default="1" w:styleId="a">
-    <w:name w:val="Normal"/>
-    <w:qFormat/>
-    <w:rsid w:val="00523443"/>
-    <w:pPr>
-      <w:widowControl w:val="0"/>
-      <w:jc w:val="both"/>
-    </w:pPr>
-  </w:style>
-  <w:style w:type="character" w:default="1" w:styleId="a0">
-    <w:name w:val="Default Paragraph Font"/>
-    <w:uiPriority w:val="1"/>
-    <w:semiHidden/>
-    <w:unhideWhenUsed/>
-  </w:style>
-  <w:style w:type="table" w:default="1" w:styleId="a1">
-    <w:name w:val="Normal Table"/>
-    <w:uiPriority w:val="99"/>
-    <w:semiHidden/>
-    <w:unhideWhenUsed/>
-    <w:qFormat/>
-    <w:tblPr>
-      <w:tblInd w:w="0" w:type="dxa"/>
-      <w:tblCellMar>
-        <w:top w:w="0" w:type="dxa"/>
-        <w:left w:w="108" w:type="dxa"/>
-        <w:bottom w:w="0" w:type="dxa"/>
-        <w:right w:w="108" w:type="dxa"/>
-      </w:tblCellMar>
-    </w:tblPr>
-  </w:style>
-  <w:style w:type="numbering" w:default="1" w:styleId="a2">
-    <w:name w:val="No List"/>
-    <w:uiPriority w:val="99"/>
-    <w:semiHidden/>
-    <w:unhideWhenUsed/>
-  </w:style>
-  <w:style w:type="character" w:styleId="a3">
-    <w:name w:val="Placeholder Text"/>
-    <w:basedOn w:val="a0"/>
-    <w:uiPriority w:val="99"/>
-    <w:semiHidden/>
-    <w:rsid w:val="00523443"/>
-    <w:rPr>
-      <w:color w:val="808080"/>
-    </w:rPr>
-  </w:style>
-</w:styles>
-</file>
-
-<file path=word/glossary/webSettings.xml><?xml version="1.0" encoding="utf-8"?>
-<w:webSettings xmlns:r="http://schemas.openxmlformats.org/officeDocument/2006/relationships" xmlns:w="http://schemas.openxmlformats.org/wordprocessingml/2006/main">
-  <w:optimizeForBrowser/>
-</w:webSettings>
-</file>
-
 <file path=word/theme/theme1.xml><?xml version="1.0" encoding="utf-8"?>
 <a:theme xmlns:a="http://schemas.openxmlformats.org/drawingml/2006/main" name="Office Theme">
   <a:themeElements>
@@ -30157,7 +29721,7 @@
   <a:extraClrSchemeLst/>
   <a:extLst>
     <a:ext uri="{05A4C25C-085E-4340-85A3-A5531E510DB2}">
-      <thm15:themeFamily xmlns="" xmlns:thm15="http://schemas.microsoft.com/office/thememl/2012/main" name="Office Theme" id="{62F939B6-93AF-4DB8-9C6B-D6C7DFDC589F}" vid="{4A3C46E8-61CC-4603-A589-7422A47A8E4A}"/>
+      <thm15:themeFamily xmlns:thm15="http://schemas.microsoft.com/office/thememl/2012/main" xmlns="" name="Office Theme" id="{62F939B6-93AF-4DB8-9C6B-D6C7DFDC589F}" vid="{4A3C46E8-61CC-4603-A589-7422A47A8E4A}"/>
     </a:ext>
   </a:extLst>
 </a:theme>
